--- a/spa/docx/60.content.docx
+++ b/spa/docx/60.content.docx
@@ -11,6 +11,15 @@
         <w:pStyle w:val="Heading2"/>
       </w:pPr>
       <w:r>
+        <w:t>Resource: Notas de Estudio (Tyndale)</w:t>
+      </w:r>
+      <w:r/>
+    </w:p>
+    <w:p>
+      <w:pPr>
+        <w:pStyle w:val="Heading2"/>
+      </w:pPr>
+      <w:r>
         <w:t>License Information</w:t>
       </w:r>
       <w:r/>
@@ -21,7 +30,7 @@
         <w:rPr>
           <w:b/>
         </w:rPr>
-        <w:t>Study Notes (Tyndale)</w:t>
+        <w:t>Notas de Estudio (Tyndale)</w:t>
       </w:r>
       <w:r>
         <w:t xml:space="preserve"> (Spanish) is based on</w:t>
@@ -74,7 +83,7 @@
         <w:pStyle w:val="Heading1"/>
       </w:pPr>
       <w:r>
-        <w:t>Study Notes (Tyndale)</w:t>
+        <w:t>Notas de Estudio (Tyndale)</w:t>
       </w:r>
     </w:p>
     <w:p>
@@ -83,6 +92,51 @@
           <w:headerReference w:type="even" r:id="rId8"/>
           <w:headerReference w:type="default" r:id="rId9"/>
           <w:footerReference w:type="default" r:id="rId10"/>
+          <w:footnotePr>
+            <w:numRestart w:val="eachSect"/>
+          </w:footnotePr>
+          <w:type w:val="continuous"/>
+          <w:pgSz w:w="12240" w:h="15840" w:code="1"/>
+          <w:pgMar w:top="1440" w:right="1440" w:bottom="1440" w:left="1440" w:header="504" w:footer="504" w:gutter="0"/>
+          <w:cols w:space="708"/>
+          <w:titlePg/>
+          <w:docGrid w:linePitch="360"/>
+        </w:sectPr>
+      </w:pPr>
+    </w:p>
+    <w:p>
+      <w:r/>
+    </w:p>
+    <w:p>
+      <w:pPr>
+        <w:pStyle w:val="Heading2"/>
+      </w:pPr>
+      <w:r>
+        <w:t>1PE</w:t>
+      </w:r>
+      <w:r/>
+    </w:p>
+    <w:p>
+      <w:r/>
+      <w:r>
+        <w:rPr>
+          <w:i/>
+        </w:rPr>
+        <w:t>1 Pedro 1:1, 1 Pedro 1:2, 1 Pedro 1:3, 1 Pedro 1:3–9, 1 Pedro 1:4, 1 Pedro 1:5, 1 Pedro 1:7, 1 Pedro 1:9, 1 Pedro 1:10–12, 1 Pedro 1:11, 1 Pedro 1:12, 1 Pedro 1:13, 1 Pedro 1:13–21, 1 Pedro 1:15–16, 1 Pedro 1:17, 1 Pedro 1:18, 1 Pedro 1:19, 1 Pedro 1:20, 1 Pedro 1:22, 1 Pedro 1:22–2:3, 1 Pedro 2:2, 1 Pedro 2:3, 1 Pedro 2:4, 1 Pedro 2:4–10, 1 Pedro 2:5, 1 Pedro 2:6–8, 1 Pedro 2:8, 1 Pedro 2:9, 1 Pedro 2:11, 1 Pedro 2:11–12, 1 Pedro 2:12, 1 Pedro 2:13, 1 Pedro 2:13–3:7, 1 Pedro 2:14, 1 Pedro 2:17, 1 Pedro 2:18, 1 Pedro 2:18–20, 1 Pedro 2:21–25, 1 Pedro 2:24, 1 Pedro 3:1, 1 Pedro 3:1–7, 1 Pedro 3:3–4, 1 Pedro 3:6, 1 Pedro 3:7, 1 Pedro 3:8–12, 1 Pedro 3:9, 1 Pedro 3:10–12, 1 Pedro 3:13, 1 Pedro 3:13–17, 1 Pedro 3:14–15, 1 Pedro 3:18, 1 Pedro 3:18–22, 1 Pedro 3:19–20, 1 Pedro 3:20, 1 Pedro 3:21, 1 Pedro 3:22, 1 Pedro 4:1, 1 Pedro 4:1–6, 1 Pedro 4:3, 1 Pedro 4:6, 1 Pedro 4:7, 1 Pedro 4:7–11, 1 Pedro 4:8, 1 Pedro 4:10, 1 Pedro 4:11, 1 Pedro 4:12, 1 Pedro 4:12–19, 1 Pedro 4:13, 1 Pedro 4:14, 1 Pedro 4:16, 1 Pedro 4:17, 1 Pedro 5:1–4, 1 Pedro 5:1–14, 1 Pedro 5:2, 1 Pedro 5:5, 1 Pedro 5:9, 1 Pedro 5:10, 1 Pedro 5:12, 1 Pedro 5:13, 1 Pedro 5:14</w:t>
+      </w:r>
+      <w:r/>
+    </w:p>
+    <w:p>
+      <w:r/>
+      <w:r>
+        <w:t xml:space="preserve"> </w:t>
+      </w:r>
+      <w:r/>
+      <w:r/>
+    </w:p>
+    <w:p>
+      <w:pPr>
+        <w:sectPr>
           <w:footnotePr>
             <w:numRestart w:val="eachSect"/>
           </w:footnotePr>

--- a/spa/docx/60.content.docx
+++ b/spa/docx/60.content.docx
@@ -4,49 +4,89 @@
   <w:body>
     <w:p/>
     <w:p>
-      <w:r/>
+      <w:pPr/>
+      <w:r>
+        <w:rPr>
+          <w:lang w:val="es_ES" w:bidi="es_ES"/>
+        </w:rPr>
+      </w:r>
     </w:p>
     <w:p>
       <w:pPr>
         <w:pStyle w:val="Heading2"/>
       </w:pPr>
       <w:r>
+        <w:rPr>
+          <w:lang w:val="es_ES" w:bidi="es_ES"/>
+        </w:rPr>
         <w:t>Resource: Notas de Estudio (Tyndale)</w:t>
       </w:r>
-      <w:r/>
+      <w:r>
+        <w:rPr>
+          <w:lang w:val="es_ES" w:bidi="es_ES"/>
+        </w:rPr>
+      </w:r>
     </w:p>
     <w:p>
       <w:pPr>
         <w:pStyle w:val="Heading2"/>
       </w:pPr>
       <w:r>
+        <w:rPr>
+          <w:lang w:val="es_ES" w:bidi="es_ES"/>
+        </w:rPr>
         <w:t>License Information</w:t>
       </w:r>
-      <w:r/>
-    </w:p>
-    <w:p>
-      <w:r/>
+      <w:r>
+        <w:rPr>
+          <w:lang w:val="es_ES" w:bidi="es_ES"/>
+        </w:rPr>
+      </w:r>
+    </w:p>
+    <w:p>
+      <w:pPr/>
+      <w:r>
+        <w:rPr>
+          <w:lang w:val="es_ES" w:bidi="es_ES"/>
+        </w:rPr>
+      </w:r>
       <w:r>
         <w:rPr>
           <w:b/>
+          <w:lang w:val="es_ES" w:bidi="es_ES"/>
         </w:rPr>
         <w:t>Notas de Estudio (Tyndale)</w:t>
       </w:r>
       <w:r>
+        <w:rPr>
+          <w:lang w:val="es_ES" w:bidi="es_ES"/>
+        </w:rPr>
         <w:t xml:space="preserve"> (Spanish) is based on</w:t>
       </w:r>
       <w:r>
+        <w:rPr>
+          <w:lang w:val="es_ES" w:bidi="es_ES"/>
+        </w:rPr>
         <w:t xml:space="preserve">: </w:t>
       </w:r>
       <w:r>
+        <w:rPr>
+          <w:lang w:val="es_ES" w:bidi="es_ES"/>
+        </w:rPr>
         <w:t>Tyndale Open Study Notes</w:t>
       </w:r>
       <w:r>
+        <w:rPr>
+          <w:lang w:val="es_ES" w:bidi="es_ES"/>
+        </w:rPr>
         <w:t xml:space="preserve">, </w:t>
       </w:r>
       <w:hyperlink r:id="rId13">
         <w:r>
           <w:rPr>
+            <w:lang w:val="es_ES" w:bidi="es_ES"/>
+          </w:rPr>
+          <w:rPr>
             <w:color w:val="0000EE"/>
             <w:u w:val="single"/>
           </w:rPr>
@@ -54,11 +94,17 @@
         </w:r>
       </w:hyperlink>
       <w:r>
+        <w:rPr>
+          <w:lang w:val="es_ES" w:bidi="es_ES"/>
+        </w:rPr>
         <w:t xml:space="preserve">, 2019, which is licensed under a </w:t>
       </w:r>
       <w:hyperlink r:id="rId14">
         <w:r>
           <w:rPr>
+            <w:lang w:val="es_ES" w:bidi="es_ES"/>
+          </w:rPr>
+          <w:rPr>
             <w:color w:val="0000EE"/>
             <w:u w:val="single"/>
           </w:rPr>
@@ -66,23 +112,49 @@
         </w:r>
       </w:hyperlink>
       <w:r>
+        <w:rPr>
+          <w:lang w:val="es_ES" w:bidi="es_ES"/>
+        </w:rPr>
         <w:t>.</w:t>
       </w:r>
-      <w:r/>
-    </w:p>
-    <w:p>
-      <w:r/>
-      <w:r>
+      <w:r>
+        <w:rPr>
+          <w:lang w:val="es_ES" w:bidi="es_ES"/>
+        </w:rPr>
+      </w:r>
+    </w:p>
+    <w:p>
+      <w:pPr/>
+      <w:r>
+        <w:rPr>
+          <w:lang w:val="es_ES" w:bidi="es_ES"/>
+        </w:rPr>
+      </w:r>
+      <w:r>
+        <w:rPr>
+          <w:lang w:val="es_ES" w:bidi="es_ES"/>
+        </w:rPr>
         <w:t>This PDF version is provided under the same license.</w:t>
       </w:r>
-      <w:r/>
-      <w:r/>
+      <w:r>
+        <w:rPr>
+          <w:lang w:val="es_ES" w:bidi="es_ES"/>
+        </w:rPr>
+      </w:r>
+      <w:r>
+        <w:rPr>
+          <w:lang w:val="es_ES" w:bidi="es_ES"/>
+        </w:rPr>
+      </w:r>
     </w:p>
     <w:p>
       <w:pPr>
         <w:pStyle w:val="Heading1"/>
       </w:pPr>
       <w:r>
+        <w:rPr>
+          <w:lang w:val="es_ES" w:bidi="es_ES"/>
+        </w:rPr>
         <w:t>Notas de Estudio (Tyndale)</w:t>
       </w:r>
     </w:p>
@@ -105,34 +177,72 @@
       </w:pPr>
     </w:p>
     <w:p>
-      <w:r/>
+      <w:pPr/>
+      <w:r>
+        <w:rPr>
+          <w:lang w:val="es_ES" w:bidi="es_ES"/>
+        </w:rPr>
+      </w:r>
     </w:p>
     <w:p>
       <w:pPr>
         <w:pStyle w:val="Heading2"/>
       </w:pPr>
       <w:r>
+        <w:rPr>
+          <w:lang w:val="es_ES" w:bidi="es_ES"/>
+        </w:rPr>
         <w:t>1PE</w:t>
       </w:r>
-      <w:r/>
-    </w:p>
-    <w:p>
-      <w:r/>
+      <w:r>
+        <w:rPr>
+          <w:lang w:val="es_ES" w:bidi="es_ES"/>
+        </w:rPr>
+      </w:r>
+    </w:p>
+    <w:p>
+      <w:pPr/>
+      <w:r>
+        <w:rPr>
+          <w:lang w:val="es_ES" w:bidi="es_ES"/>
+        </w:rPr>
+      </w:r>
       <w:r>
         <w:rPr>
           <w:i/>
+          <w:lang w:val="es_ES" w:bidi="es_ES"/>
         </w:rPr>
         <w:t>1 Pedro 1:1, 1 Pedro 1:2, 1 Pedro 1:3, 1 Pedro 1:3–9, 1 Pedro 1:4, 1 Pedro 1:5, 1 Pedro 1:7, 1 Pedro 1:9, 1 Pedro 1:10–12, 1 Pedro 1:11, 1 Pedro 1:12, 1 Pedro 1:13, 1 Pedro 1:13–21, 1 Pedro 1:15–16, 1 Pedro 1:17, 1 Pedro 1:18, 1 Pedro 1:19, 1 Pedro 1:20, 1 Pedro 1:22, 1 Pedro 1:22–2:3, 1 Pedro 2:2, 1 Pedro 2:3, 1 Pedro 2:4, 1 Pedro 2:4–10, 1 Pedro 2:5, 1 Pedro 2:6–8, 1 Pedro 2:8, 1 Pedro 2:9, 1 Pedro 2:11, 1 Pedro 2:11–12, 1 Pedro 2:12, 1 Pedro 2:13, 1 Pedro 2:13–3:7, 1 Pedro 2:14, 1 Pedro 2:17, 1 Pedro 2:18, 1 Pedro 2:18–20, 1 Pedro 2:21–25, 1 Pedro 2:24, 1 Pedro 3:1, 1 Pedro 3:1–7, 1 Pedro 3:3–4, 1 Pedro 3:6, 1 Pedro 3:7, 1 Pedro 3:8–12, 1 Pedro 3:9, 1 Pedro 3:10–12, 1 Pedro 3:13, 1 Pedro 3:13–17, 1 Pedro 3:14–15, 1 Pedro 3:18, 1 Pedro 3:18–22, 1 Pedro 3:19–20, 1 Pedro 3:20, 1 Pedro 3:21, 1 Pedro 3:22, 1 Pedro 4:1, 1 Pedro 4:1–6, 1 Pedro 4:3, 1 Pedro 4:6, 1 Pedro 4:7, 1 Pedro 4:7–11, 1 Pedro 4:8, 1 Pedro 4:10, 1 Pedro 4:11, 1 Pedro 4:12, 1 Pedro 4:12–19, 1 Pedro 4:13, 1 Pedro 4:14, 1 Pedro 4:16, 1 Pedro 4:17, 1 Pedro 5:1–4, 1 Pedro 5:1–14, 1 Pedro 5:2, 1 Pedro 5:5, 1 Pedro 5:9, 1 Pedro 5:10, 1 Pedro 5:12, 1 Pedro 5:13, 1 Pedro 5:14</w:t>
       </w:r>
-      <w:r/>
-    </w:p>
-    <w:p>
-      <w:r/>
-      <w:r>
+      <w:r>
+        <w:rPr>
+          <w:lang w:val="es_ES" w:bidi="es_ES"/>
+        </w:rPr>
+      </w:r>
+    </w:p>
+    <w:p>
+      <w:pPr/>
+      <w:r>
+        <w:rPr>
+          <w:lang w:val="es_ES" w:bidi="es_ES"/>
+        </w:rPr>
+      </w:r>
+      <w:r>
+        <w:rPr>
+          <w:lang w:val="es_ES" w:bidi="es_ES"/>
+        </w:rPr>
         <w:t xml:space="preserve"> </w:t>
       </w:r>
-      <w:r/>
-      <w:r/>
+      <w:r>
+        <w:rPr>
+          <w:lang w:val="es_ES" w:bidi="es_ES"/>
+        </w:rPr>
+      </w:r>
+      <w:r>
+        <w:rPr>
+          <w:lang w:val="es_ES" w:bidi="es_ES"/>
+        </w:rPr>
+      </w:r>
     </w:p>
     <w:p>
       <w:pPr>
@@ -150,25 +260,48 @@
       </w:pPr>
     </w:p>
     <w:p>
-      <w:r/>
+      <w:pPr/>
+      <w:r>
+        <w:rPr>
+          <w:lang w:val="es_ES" w:bidi="es_ES"/>
+        </w:rPr>
+      </w:r>
     </w:p>
     <w:p>
       <w:pPr>
         <w:pStyle w:val="Heading2"/>
       </w:pPr>
       <w:r>
+        <w:rPr>
+          <w:lang w:val="es_ES" w:bidi="es_ES"/>
+        </w:rPr>
         <w:t>1 Pedro 1:1</w:t>
       </w:r>
-      <w:r/>
-    </w:p>
-    <w:p>
-      <w:r/>
-      <w:r>
+      <w:r>
+        <w:rPr>
+          <w:lang w:val="es_ES" w:bidi="es_ES"/>
+        </w:rPr>
+      </w:r>
+    </w:p>
+    <w:p>
+      <w:pPr/>
+      <w:r>
+        <w:rPr>
+          <w:lang w:val="es_ES" w:bidi="es_ES"/>
+        </w:rPr>
+      </w:r>
+      <w:r>
+        <w:rPr>
+          <w:lang w:val="es_ES" w:bidi="es_ES"/>
+        </w:rPr>
         <w:t>A los elegidos de Dios: Pedro inicia su carta a los cristianos que sufren recordándoles el estatus que disfrutan gracias al acto de Dios a su favor (</w:t>
       </w:r>
       <w:hyperlink r:id="rId15">
         <w:r>
           <w:rPr>
+            <w:lang w:val="es_ES" w:bidi="es_ES"/>
+          </w:rPr>
+          <w:rPr>
             <w:color w:val="0000EE"/>
             <w:u w:val="single"/>
           </w:rPr>
@@ -176,31 +309,65 @@
         </w:r>
       </w:hyperlink>
       <w:r>
+        <w:rPr>
+          <w:lang w:val="es_ES" w:bidi="es_ES"/>
+        </w:rPr>
         <w:t>). • Viviendo como extranjeros (literalmente "exiliados de la dispersión"): un exiliado había sido desarraigado de su tierra natal y llevado a vivir en un país extranjero. Pedro utiliza este concepto metafóricamente para recordar a los cristianos que están viviendo en un mundo dominado por valores y formas de vida anticristianas. • Ponto, Galacia, Capadocia, Asia y Bithinia eran provincias romanas en lo que ahora es Turquía. Podrían estar enumeradas en el orden de la ruta que un mensajero habría seguido mientras llevaba la carta a las diversas iglesias.</w:t>
       </w:r>
-      <w:r/>
-      <w:r/>
-    </w:p>
-    <w:p>
-      <w:r/>
+      <w:r>
+        <w:rPr>
+          <w:lang w:val="es_ES" w:bidi="es_ES"/>
+        </w:rPr>
+      </w:r>
+      <w:r>
+        <w:rPr>
+          <w:lang w:val="es_ES" w:bidi="es_ES"/>
+        </w:rPr>
+      </w:r>
+    </w:p>
+    <w:p>
+      <w:pPr/>
+      <w:r>
+        <w:rPr>
+          <w:lang w:val="es_ES" w:bidi="es_ES"/>
+        </w:rPr>
+      </w:r>
     </w:p>
     <w:p>
       <w:pPr>
         <w:pStyle w:val="Heading2"/>
       </w:pPr>
       <w:r>
+        <w:rPr>
+          <w:lang w:val="es_ES" w:bidi="es_ES"/>
+        </w:rPr>
         <w:t>1 Pedro 1:2</w:t>
       </w:r>
-      <w:r/>
-    </w:p>
-    <w:p>
-      <w:r/>
-      <w:r>
+      <w:r>
+        <w:rPr>
+          <w:lang w:val="es_ES" w:bidi="es_ES"/>
+        </w:rPr>
+      </w:r>
+    </w:p>
+    <w:p>
+      <w:pPr/>
+      <w:r>
+        <w:rPr>
+          <w:lang w:val="es_ES" w:bidi="es_ES"/>
+        </w:rPr>
+      </w:r>
+      <w:r>
+        <w:rPr>
+          <w:lang w:val="es_ES" w:bidi="es_ES"/>
+        </w:rPr>
         <w:t xml:space="preserve">Te conoció y te eligió: cuando Dios conoce a una persona, significa que él elige a esa persona. Él decidió entrar en relación con su pueblo antes de que ellos lo conocieran (cp. </w:t>
       </w:r>
       <w:hyperlink r:id="rId16">
         <w:r>
           <w:rPr>
+            <w:lang w:val="es_ES" w:bidi="es_ES"/>
+          </w:rPr>
+          <w:rPr>
             <w:color w:val="0000EE"/>
             <w:u w:val="single"/>
           </w:rPr>
@@ -208,11 +375,17 @@
         </w:r>
       </w:hyperlink>
       <w:r>
+        <w:rPr>
+          <w:lang w:val="es_ES" w:bidi="es_ES"/>
+        </w:rPr>
         <w:t xml:space="preserve"> </w:t>
       </w:r>
       <w:hyperlink r:id="rId17">
         <w:r>
           <w:rPr>
+            <w:lang w:val="es_ES" w:bidi="es_ES"/>
+          </w:rPr>
+          <w:rPr>
             <w:color w:val="0000EE"/>
             <w:u w:val="single"/>
           </w:rPr>
@@ -220,31 +393,65 @@
         </w:r>
       </w:hyperlink>
       <w:r>
+        <w:rPr>
+          <w:lang w:val="es_ES" w:bidi="es_ES"/>
+        </w:rPr>
         <w:t>).</w:t>
       </w:r>
-      <w:r/>
-      <w:r/>
-    </w:p>
-    <w:p>
-      <w:r/>
+      <w:r>
+        <w:rPr>
+          <w:lang w:val="es_ES" w:bidi="es_ES"/>
+        </w:rPr>
+      </w:r>
+      <w:r>
+        <w:rPr>
+          <w:lang w:val="es_ES" w:bidi="es_ES"/>
+        </w:rPr>
+      </w:r>
+    </w:p>
+    <w:p>
+      <w:pPr/>
+      <w:r>
+        <w:rPr>
+          <w:lang w:val="es_ES" w:bidi="es_ES"/>
+        </w:rPr>
+      </w:r>
     </w:p>
     <w:p>
       <w:pPr>
         <w:pStyle w:val="Heading2"/>
       </w:pPr>
       <w:r>
+        <w:rPr>
+          <w:lang w:val="es_ES" w:bidi="es_ES"/>
+        </w:rPr>
         <w:t>1 Pedro 1:3</w:t>
       </w:r>
-      <w:r/>
-    </w:p>
-    <w:p>
-      <w:r/>
-      <w:r>
+      <w:r>
+        <w:rPr>
+          <w:lang w:val="es_ES" w:bidi="es_ES"/>
+        </w:rPr>
+      </w:r>
+    </w:p>
+    <w:p>
+      <w:pPr/>
+      <w:r>
+        <w:rPr>
+          <w:lang w:val="es_ES" w:bidi="es_ES"/>
+        </w:rPr>
+      </w:r>
+      <w:r>
+        <w:rPr>
+          <w:lang w:val="es_ES" w:bidi="es_ES"/>
+        </w:rPr>
         <w:t xml:space="preserve">Nacido de nuevo: el nuevo nacimiento es una forma de describir la conversión cristiana (cp. </w:t>
       </w:r>
       <w:hyperlink r:id="rId18">
         <w:r>
           <w:rPr>
+            <w:lang w:val="es_ES" w:bidi="es_ES"/>
+          </w:rPr>
+          <w:rPr>
             <w:color w:val="0000EE"/>
             <w:u w:val="single"/>
           </w:rPr>
@@ -252,11 +459,17 @@
         </w:r>
       </w:hyperlink>
       <w:r>
+        <w:rPr>
+          <w:lang w:val="es_ES" w:bidi="es_ES"/>
+        </w:rPr>
         <w:t xml:space="preserve"> </w:t>
       </w:r>
       <w:hyperlink r:id="rId19">
         <w:r>
           <w:rPr>
+            <w:lang w:val="es_ES" w:bidi="es_ES"/>
+          </w:rPr>
+          <w:rPr>
             <w:color w:val="0000EE"/>
             <w:u w:val="single"/>
           </w:rPr>
@@ -264,11 +477,17 @@
         </w:r>
       </w:hyperlink>
       <w:r>
+        <w:rPr>
+          <w:lang w:val="es_ES" w:bidi="es_ES"/>
+        </w:rPr>
         <w:t xml:space="preserve"> </w:t>
       </w:r>
       <w:hyperlink r:id="rId20">
         <w:r>
           <w:rPr>
+            <w:lang w:val="es_ES" w:bidi="es_ES"/>
+          </w:rPr>
+          <w:rPr>
             <w:color w:val="0000EE"/>
             <w:u w:val="single"/>
           </w:rPr>
@@ -276,11 +495,17 @@
         </w:r>
       </w:hyperlink>
       <w:r>
+        <w:rPr>
+          <w:lang w:val="es_ES" w:bidi="es_ES"/>
+        </w:rPr>
         <w:t xml:space="preserve"> </w:t>
       </w:r>
       <w:hyperlink r:id="rId21">
         <w:r>
           <w:rPr>
+            <w:lang w:val="es_ES" w:bidi="es_ES"/>
+          </w:rPr>
+          <w:rPr>
             <w:color w:val="0000EE"/>
             <w:u w:val="single"/>
           </w:rPr>
@@ -288,11 +513,17 @@
         </w:r>
       </w:hyperlink>
       <w:r>
+        <w:rPr>
+          <w:lang w:val="es_ES" w:bidi="es_ES"/>
+        </w:rPr>
         <w:t xml:space="preserve"> </w:t>
       </w:r>
       <w:hyperlink r:id="rId22">
         <w:r>
           <w:rPr>
+            <w:lang w:val="es_ES" w:bidi="es_ES"/>
+          </w:rPr>
+          <w:rPr>
             <w:color w:val="0000EE"/>
             <w:u w:val="single"/>
           </w:rPr>
@@ -300,11 +531,17 @@
         </w:r>
       </w:hyperlink>
       <w:r>
+        <w:rPr>
+          <w:lang w:val="es_ES" w:bidi="es_ES"/>
+        </w:rPr>
         <w:t xml:space="preserve"> </w:t>
       </w:r>
       <w:hyperlink r:id="rId23">
         <w:r>
           <w:rPr>
+            <w:lang w:val="es_ES" w:bidi="es_ES"/>
+          </w:rPr>
+          <w:rPr>
             <w:color w:val="0000EE"/>
             <w:u w:val="single"/>
           </w:rPr>
@@ -312,11 +549,17 @@
         </w:r>
       </w:hyperlink>
       <w:r>
+        <w:rPr>
+          <w:lang w:val="es_ES" w:bidi="es_ES"/>
+        </w:rPr>
         <w:t>,</w:t>
       </w:r>
       <w:hyperlink r:id="rId24">
         <w:r>
           <w:rPr>
+            <w:lang w:val="es_ES" w:bidi="es_ES"/>
+          </w:rPr>
+          <w:rPr>
             <w:color w:val="0000EE"/>
             <w:u w:val="single"/>
           </w:rPr>
@@ -324,11 +567,17 @@
         </w:r>
       </w:hyperlink>
       <w:r>
+        <w:rPr>
+          <w:lang w:val="es_ES" w:bidi="es_ES"/>
+        </w:rPr>
         <w:t>,</w:t>
       </w:r>
       <w:hyperlink r:id="rId25">
         <w:r>
           <w:rPr>
+            <w:lang w:val="es_ES" w:bidi="es_ES"/>
+          </w:rPr>
+          <w:rPr>
             <w:color w:val="0000EE"/>
             <w:u w:val="single"/>
           </w:rPr>
@@ -336,11 +585,17 @@
         </w:r>
       </w:hyperlink>
       <w:r>
+        <w:rPr>
+          <w:lang w:val="es_ES" w:bidi="es_ES"/>
+        </w:rPr>
         <w:t xml:space="preserve">). Esta palabra griega, que aparece nuevamente en </w:t>
       </w:r>
       <w:hyperlink r:id="rId26">
         <w:r>
           <w:rPr>
+            <w:lang w:val="es_ES" w:bidi="es_ES"/>
+          </w:rPr>
+          <w:rPr>
             <w:color w:val="0000EE"/>
             <w:u w:val="single"/>
           </w:rPr>
@@ -348,11 +603,17 @@
         </w:r>
       </w:hyperlink>
       <w:r>
+        <w:rPr>
+          <w:lang w:val="es_ES" w:bidi="es_ES"/>
+        </w:rPr>
         <w:t xml:space="preserve">, enmarca el mensaje de </w:t>
       </w:r>
       <w:hyperlink r:id="rId27">
         <w:r>
           <w:rPr>
+            <w:lang w:val="es_ES" w:bidi="es_ES"/>
+          </w:rPr>
+          <w:rPr>
             <w:color w:val="0000EE"/>
             <w:u w:val="single"/>
           </w:rPr>
@@ -360,51 +621,113 @@
         </w:r>
       </w:hyperlink>
       <w:r>
+        <w:rPr>
+          <w:lang w:val="es_ES" w:bidi="es_ES"/>
+        </w:rPr>
         <w:t>.</w:t>
       </w:r>
-      <w:r/>
-      <w:r/>
-    </w:p>
-    <w:p>
-      <w:r/>
+      <w:r>
+        <w:rPr>
+          <w:lang w:val="es_ES" w:bidi="es_ES"/>
+        </w:rPr>
+      </w:r>
+      <w:r>
+        <w:rPr>
+          <w:lang w:val="es_ES" w:bidi="es_ES"/>
+        </w:rPr>
+      </w:r>
+    </w:p>
+    <w:p>
+      <w:pPr/>
+      <w:r>
+        <w:rPr>
+          <w:lang w:val="es_ES" w:bidi="es_ES"/>
+        </w:rPr>
+      </w:r>
     </w:p>
     <w:p>
       <w:pPr>
         <w:pStyle w:val="Heading2"/>
       </w:pPr>
       <w:r>
+        <w:rPr>
+          <w:lang w:val="es_ES" w:bidi="es_ES"/>
+        </w:rPr>
         <w:t>1 Pedro 1:3–9</w:t>
       </w:r>
-      <w:r/>
-    </w:p>
-    <w:p>
-      <w:r/>
-      <w:r>
+      <w:r>
+        <w:rPr>
+          <w:lang w:val="es_ES" w:bidi="es_ES"/>
+        </w:rPr>
+      </w:r>
+    </w:p>
+    <w:p>
+      <w:pPr/>
+      <w:r>
+        <w:rPr>
+          <w:lang w:val="es_ES" w:bidi="es_ES"/>
+        </w:rPr>
+      </w:r>
+      <w:r>
+        <w:rPr>
+          <w:lang w:val="es_ES" w:bidi="es_ES"/>
+        </w:rPr>
         <w:t>En la mayoría de las cartas del Nuevo Testamento, el saludo es seguido por una sección de acción de gracias o alabanza. Pedro alaba a Dios porque su misericordia brinda nueva vida espiritual, lo que genera una expectativa confiada sobre el futuro a pesar de los sufrimientos presentes.</w:t>
       </w:r>
-      <w:r/>
-      <w:r/>
-    </w:p>
-    <w:p>
-      <w:r/>
+      <w:r>
+        <w:rPr>
+          <w:lang w:val="es_ES" w:bidi="es_ES"/>
+        </w:rPr>
+      </w:r>
+      <w:r>
+        <w:rPr>
+          <w:lang w:val="es_ES" w:bidi="es_ES"/>
+        </w:rPr>
+      </w:r>
+    </w:p>
+    <w:p>
+      <w:pPr/>
+      <w:r>
+        <w:rPr>
+          <w:lang w:val="es_ES" w:bidi="es_ES"/>
+        </w:rPr>
+      </w:r>
     </w:p>
     <w:p>
       <w:pPr>
         <w:pStyle w:val="Heading2"/>
       </w:pPr>
       <w:r>
+        <w:rPr>
+          <w:lang w:val="es_ES" w:bidi="es_ES"/>
+        </w:rPr>
         <w:t>1 Pedro 1:4</w:t>
       </w:r>
-      <w:r/>
-    </w:p>
-    <w:p>
-      <w:r/>
-      <w:r>
+      <w:r>
+        <w:rPr>
+          <w:lang w:val="es_ES" w:bidi="es_ES"/>
+        </w:rPr>
+      </w:r>
+    </w:p>
+    <w:p>
+      <w:pPr/>
+      <w:r>
+        <w:rPr>
+          <w:lang w:val="es_ES" w:bidi="es_ES"/>
+        </w:rPr>
+      </w:r>
+      <w:r>
+        <w:rPr>
+          <w:lang w:val="es_ES" w:bidi="es_ES"/>
+        </w:rPr>
         <w:t xml:space="preserve">El lenguaje de la herencia se refiere frecuentemente a lo que Dios ha prometido a su pueblo. Originalmente aplicado a la tierra de Israel (ver </w:t>
       </w:r>
       <w:hyperlink r:id="rId28">
         <w:r>
           <w:rPr>
+            <w:lang w:val="es_ES" w:bidi="es_ES"/>
+          </w:rPr>
+          <w:rPr>
             <w:color w:val="0000EE"/>
             <w:u w:val="single"/>
           </w:rPr>
@@ -412,20 +735,30 @@
         </w:r>
       </w:hyperlink>
       <w:r>
+        <w:rPr>
+          <w:lang w:val="es_ES" w:bidi="es_ES"/>
+        </w:rPr>
         <w:t>), la "herencia</w:t>
       </w:r>
       <w:r>
         <w:rPr>
           <w:i/>
+          <w:lang w:val="es_ES" w:bidi="es_ES"/>
         </w:rPr>
         <w:t xml:space="preserve">" </w:t>
       </w:r>
       <w:r>
+        <w:rPr>
+          <w:lang w:val="es_ES" w:bidi="es_ES"/>
+        </w:rPr>
         <w:t xml:space="preserve">llegó a significar el pueblo de Dios y la presencia de Dios con ellos (ver </w:t>
       </w:r>
       <w:hyperlink r:id="rId29">
         <w:r>
           <w:rPr>
+            <w:lang w:val="es_ES" w:bidi="es_ES"/>
+          </w:rPr>
+          <w:rPr>
             <w:color w:val="0000EE"/>
             <w:u w:val="single"/>
           </w:rPr>
@@ -433,11 +766,17 @@
         </w:r>
       </w:hyperlink>
       <w:r>
+        <w:rPr>
+          <w:lang w:val="es_ES" w:bidi="es_ES"/>
+        </w:rPr>
         <w:t xml:space="preserve"> </w:t>
       </w:r>
       <w:hyperlink r:id="rId30">
         <w:r>
           <w:rPr>
+            <w:lang w:val="es_ES" w:bidi="es_ES"/>
+          </w:rPr>
+          <w:rPr>
             <w:color w:val="0000EE"/>
             <w:u w:val="single"/>
           </w:rPr>
@@ -445,11 +784,17 @@
         </w:r>
       </w:hyperlink>
       <w:r>
+        <w:rPr>
+          <w:lang w:val="es_ES" w:bidi="es_ES"/>
+        </w:rPr>
         <w:t xml:space="preserve">). En el Nuevo Testamento, la herencia es el beneficio espiritual y la salvación eterna que Dios promete a su pueblo (ver </w:t>
       </w:r>
       <w:hyperlink r:id="rId31">
         <w:r>
           <w:rPr>
+            <w:lang w:val="es_ES" w:bidi="es_ES"/>
+          </w:rPr>
+          <w:rPr>
             <w:color w:val="0000EE"/>
             <w:u w:val="single"/>
           </w:rPr>
@@ -457,11 +802,17 @@
         </w:r>
       </w:hyperlink>
       <w:r>
+        <w:rPr>
+          <w:lang w:val="es_ES" w:bidi="es_ES"/>
+        </w:rPr>
         <w:t xml:space="preserve"> </w:t>
       </w:r>
       <w:hyperlink r:id="rId32">
         <w:r>
           <w:rPr>
+            <w:lang w:val="es_ES" w:bidi="es_ES"/>
+          </w:rPr>
+          <w:rPr>
             <w:color w:val="0000EE"/>
             <w:u w:val="single"/>
           </w:rPr>
@@ -469,40 +820,78 @@
         </w:r>
       </w:hyperlink>
       <w:r>
+        <w:rPr>
+          <w:lang w:val="es_ES" w:bidi="es_ES"/>
+        </w:rPr>
         <w:t>).</w:t>
       </w:r>
-      <w:r/>
-      <w:r/>
-    </w:p>
-    <w:p>
-      <w:r/>
+      <w:r>
+        <w:rPr>
+          <w:lang w:val="es_ES" w:bidi="es_ES"/>
+        </w:rPr>
+      </w:r>
+      <w:r>
+        <w:rPr>
+          <w:lang w:val="es_ES" w:bidi="es_ES"/>
+        </w:rPr>
+      </w:r>
+    </w:p>
+    <w:p>
+      <w:pPr/>
+      <w:r>
+        <w:rPr>
+          <w:lang w:val="es_ES" w:bidi="es_ES"/>
+        </w:rPr>
+      </w:r>
     </w:p>
     <w:p>
       <w:pPr>
         <w:pStyle w:val="Heading2"/>
       </w:pPr>
       <w:r>
+        <w:rPr>
+          <w:lang w:val="es_ES" w:bidi="es_ES"/>
+        </w:rPr>
         <w:t>1 Pedro 1:5</w:t>
       </w:r>
-      <w:r/>
-    </w:p>
-    <w:p>
-      <w:r/>
-      <w:r>
+      <w:r>
+        <w:rPr>
+          <w:lang w:val="es_ES" w:bidi="es_ES"/>
+        </w:rPr>
+      </w:r>
+    </w:p>
+    <w:p>
+      <w:pPr/>
+      <w:r>
+        <w:rPr>
+          <w:lang w:val="es_ES" w:bidi="es_ES"/>
+        </w:rPr>
+      </w:r>
+      <w:r>
+        <w:rPr>
+          <w:lang w:val="es_ES" w:bidi="es_ES"/>
+        </w:rPr>
         <w:t>Hasta que recibas esta salvación: en el Nuevo Testamento, "salvación</w:t>
       </w:r>
       <w:r>
         <w:rPr>
           <w:i/>
+          <w:lang w:val="es_ES" w:bidi="es_ES"/>
         </w:rPr>
         <w:t>"</w:t>
       </w:r>
       <w:r>
+        <w:rPr>
+          <w:lang w:val="es_ES" w:bidi="es_ES"/>
+        </w:rPr>
         <w:t xml:space="preserve"> a menudo se refiere al rescate final del pecado y la muerte en el momento del regreso de Cristo. Esta esperanza motiva a los creyentes a perseverar hasta el final (ver también </w:t>
       </w:r>
       <w:hyperlink r:id="rId33">
         <w:r>
           <w:rPr>
+            <w:lang w:val="es_ES" w:bidi="es_ES"/>
+          </w:rPr>
+          <w:rPr>
             <w:color w:val="0000EE"/>
             <w:u w:val="single"/>
           </w:rPr>
@@ -510,11 +899,17 @@
         </w:r>
       </w:hyperlink>
       <w:r>
+        <w:rPr>
+          <w:lang w:val="es_ES" w:bidi="es_ES"/>
+        </w:rPr>
         <w:t>,</w:t>
       </w:r>
       <w:hyperlink r:id="rId34">
         <w:r>
           <w:rPr>
+            <w:lang w:val="es_ES" w:bidi="es_ES"/>
+          </w:rPr>
+          <w:rPr>
             <w:color w:val="0000EE"/>
             <w:u w:val="single"/>
           </w:rPr>
@@ -522,11 +917,17 @@
         </w:r>
       </w:hyperlink>
       <w:r>
+        <w:rPr>
+          <w:lang w:val="es_ES" w:bidi="es_ES"/>
+        </w:rPr>
         <w:t xml:space="preserve">; </w:t>
       </w:r>
       <w:hyperlink r:id="rId35">
         <w:r>
           <w:rPr>
+            <w:lang w:val="es_ES" w:bidi="es_ES"/>
+          </w:rPr>
+          <w:rPr>
             <w:color w:val="0000EE"/>
             <w:u w:val="single"/>
           </w:rPr>
@@ -534,11 +935,17 @@
         </w:r>
       </w:hyperlink>
       <w:r>
+        <w:rPr>
+          <w:lang w:val="es_ES" w:bidi="es_ES"/>
+        </w:rPr>
         <w:t xml:space="preserve">; </w:t>
       </w:r>
       <w:hyperlink r:id="rId36">
         <w:r>
           <w:rPr>
+            <w:lang w:val="es_ES" w:bidi="es_ES"/>
+          </w:rPr>
+          <w:rPr>
             <w:color w:val="0000EE"/>
             <w:u w:val="single"/>
           </w:rPr>
@@ -546,11 +953,17 @@
         </w:r>
       </w:hyperlink>
       <w:r>
+        <w:rPr>
+          <w:lang w:val="es_ES" w:bidi="es_ES"/>
+        </w:rPr>
         <w:t xml:space="preserve">). • Listo para ser revelado: la futura revelación de la salvación de Dios contrasta con el actual ocultamiento de Dios y sus propósitos (ver también </w:t>
       </w:r>
       <w:hyperlink r:id="rId37">
         <w:r>
           <w:rPr>
+            <w:lang w:val="es_ES" w:bidi="es_ES"/>
+          </w:rPr>
+          <w:rPr>
             <w:color w:val="0000EE"/>
             <w:u w:val="single"/>
           </w:rPr>
@@ -558,11 +971,17 @@
         </w:r>
       </w:hyperlink>
       <w:r>
+        <w:rPr>
+          <w:lang w:val="es_ES" w:bidi="es_ES"/>
+        </w:rPr>
         <w:t>,</w:t>
       </w:r>
       <w:hyperlink r:id="rId38">
         <w:r>
           <w:rPr>
+            <w:lang w:val="es_ES" w:bidi="es_ES"/>
+          </w:rPr>
+          <w:rPr>
             <w:color w:val="0000EE"/>
             <w:u w:val="single"/>
           </w:rPr>
@@ -570,93 +989,177 @@
         </w:r>
       </w:hyperlink>
       <w:r>
+        <w:rPr>
+          <w:lang w:val="es_ES" w:bidi="es_ES"/>
+        </w:rPr>
         <w:t>).</w:t>
       </w:r>
-      <w:r/>
-      <w:r/>
-    </w:p>
-    <w:p>
-      <w:r/>
+      <w:r>
+        <w:rPr>
+          <w:lang w:val="es_ES" w:bidi="es_ES"/>
+        </w:rPr>
+      </w:r>
+      <w:r>
+        <w:rPr>
+          <w:lang w:val="es_ES" w:bidi="es_ES"/>
+        </w:rPr>
+      </w:r>
+    </w:p>
+    <w:p>
+      <w:pPr/>
+      <w:r>
+        <w:rPr>
+          <w:lang w:val="es_ES" w:bidi="es_ES"/>
+        </w:rPr>
+      </w:r>
     </w:p>
     <w:p>
       <w:pPr>
         <w:pStyle w:val="Heading2"/>
       </w:pPr>
       <w:r>
+        <w:rPr>
+          <w:lang w:val="es_ES" w:bidi="es_ES"/>
+        </w:rPr>
         <w:t>1 Pedro 1:7</w:t>
       </w:r>
-      <w:r/>
-    </w:p>
-    <w:p>
-      <w:r/>
-      <w:r>
+      <w:r>
+        <w:rPr>
+          <w:lang w:val="es_ES" w:bidi="es_ES"/>
+        </w:rPr>
+      </w:r>
+    </w:p>
+    <w:p>
+      <w:pPr/>
+      <w:r>
+        <w:rPr>
+          <w:lang w:val="es_ES" w:bidi="es_ES"/>
+        </w:rPr>
+      </w:r>
+      <w:r>
+        <w:rPr>
+          <w:lang w:val="es_ES" w:bidi="es_ES"/>
+        </w:rPr>
         <w:t>Mostrará que su fe es genuina: la fe, al igual que el oro</w:t>
       </w:r>
       <w:r>
         <w:rPr>
           <w:i/>
+          <w:lang w:val="es_ES" w:bidi="es_ES"/>
         </w:rPr>
         <w:t>,</w:t>
       </w:r>
       <w:r>
+        <w:rPr>
+          <w:lang w:val="es_ES" w:bidi="es_ES"/>
+        </w:rPr>
         <w:t xml:space="preserve"> se purifica a medida que se prueba. • La NLT (</w:t>
       </w:r>
       <w:r>
         <w:rPr>
           <w:i/>
+          <w:lang w:val="es_ES" w:bidi="es_ES"/>
         </w:rPr>
         <w:t>New Living Traslation</w:t>
       </w:r>
       <w:r>
+        <w:rPr>
+          <w:lang w:val="es_ES" w:bidi="es_ES"/>
+        </w:rPr>
         <w:t xml:space="preserve">) </w:t>
       </w:r>
       <w:r>
+        <w:rPr>
+          <w:lang w:val="es_ES" w:bidi="es_ES"/>
+        </w:rPr>
         <w:t>son las siglas en inglés de la Nueva Traducción Viviente (NTV), una versión de la Biblia en español. I</w:t>
       </w:r>
       <w:r>
+        <w:rPr>
+          <w:lang w:val="es_ES" w:bidi="es_ES"/>
+        </w:rPr>
         <w:t>nterpreta que la alabanza, la gloria y el honor son otorgados por Dios al cristiano fiel. La frase también podría significar que una vida cristiana fiel trae "alabanza, gloria y honor</w:t>
       </w:r>
       <w:r>
         <w:rPr>
           <w:i/>
+          <w:lang w:val="es_ES" w:bidi="es_ES"/>
         </w:rPr>
         <w:t>"</w:t>
       </w:r>
       <w:r>
+        <w:rPr>
+          <w:lang w:val="es_ES" w:bidi="es_ES"/>
+        </w:rPr>
         <w:t xml:space="preserve"> a Dios.</w:t>
       </w:r>
-      <w:r/>
-      <w:r/>
-    </w:p>
-    <w:p>
-      <w:r/>
+      <w:r>
+        <w:rPr>
+          <w:lang w:val="es_ES" w:bidi="es_ES"/>
+        </w:rPr>
+      </w:r>
+      <w:r>
+        <w:rPr>
+          <w:lang w:val="es_ES" w:bidi="es_ES"/>
+        </w:rPr>
+      </w:r>
+    </w:p>
+    <w:p>
+      <w:pPr/>
+      <w:r>
+        <w:rPr>
+          <w:lang w:val="es_ES" w:bidi="es_ES"/>
+        </w:rPr>
+      </w:r>
     </w:p>
     <w:p>
       <w:pPr>
         <w:pStyle w:val="Heading2"/>
       </w:pPr>
       <w:r>
+        <w:rPr>
+          <w:lang w:val="es_ES" w:bidi="es_ES"/>
+        </w:rPr>
         <w:t>1 Pedro 1:9</w:t>
       </w:r>
-      <w:r/>
-    </w:p>
-    <w:p>
-      <w:r/>
-      <w:r>
+      <w:r>
+        <w:rPr>
+          <w:lang w:val="es_ES" w:bidi="es_ES"/>
+        </w:rPr>
+      </w:r>
+    </w:p>
+    <w:p>
+      <w:pPr/>
+      <w:r>
+        <w:rPr>
+          <w:lang w:val="es_ES" w:bidi="es_ES"/>
+        </w:rPr>
+      </w:r>
+      <w:r>
+        <w:rPr>
+          <w:lang w:val="es_ES" w:bidi="es_ES"/>
+        </w:rPr>
         <w:t>Salvación de sus almas: la palabra griega traducida como "almas</w:t>
       </w:r>
       <w:r>
         <w:rPr>
           <w:i/>
+          <w:lang w:val="es_ES" w:bidi="es_ES"/>
         </w:rPr>
         <w:t>"</w:t>
       </w:r>
       <w:r>
+        <w:rPr>
+          <w:lang w:val="es_ES" w:bidi="es_ES"/>
+        </w:rPr>
         <w:t xml:space="preserve"> a menudo se refiere a la persona en su totalidad y no solo a una parte o aspecto de ella (</w:t>
       </w:r>
       <w:hyperlink r:id="rId39">
         <w:r>
           <w:rPr>
+            <w:lang w:val="es_ES" w:bidi="es_ES"/>
+          </w:rPr>
+          <w:rPr>
             <w:color w:val="0000EE"/>
             <w:u w:val="single"/>
           </w:rPr>
@@ -664,11 +1167,17 @@
         </w:r>
       </w:hyperlink>
       <w:r>
+        <w:rPr>
+          <w:lang w:val="es_ES" w:bidi="es_ES"/>
+        </w:rPr>
         <w:t xml:space="preserve"> </w:t>
       </w:r>
       <w:hyperlink r:id="rId40">
         <w:r>
           <w:rPr>
+            <w:lang w:val="es_ES" w:bidi="es_ES"/>
+          </w:rPr>
+          <w:rPr>
             <w:color w:val="0000EE"/>
             <w:u w:val="single"/>
           </w:rPr>
@@ -676,80 +1185,174 @@
         </w:r>
       </w:hyperlink>
       <w:r>
+        <w:rPr>
+          <w:lang w:val="es_ES" w:bidi="es_ES"/>
+        </w:rPr>
         <w:t>). La salvación afecta a toda nuestra persona, no solo al ser interior.</w:t>
       </w:r>
-      <w:r/>
-      <w:r/>
-    </w:p>
-    <w:p>
-      <w:r/>
+      <w:r>
+        <w:rPr>
+          <w:lang w:val="es_ES" w:bidi="es_ES"/>
+        </w:rPr>
+      </w:r>
+      <w:r>
+        <w:rPr>
+          <w:lang w:val="es_ES" w:bidi="es_ES"/>
+        </w:rPr>
+      </w:r>
+    </w:p>
+    <w:p>
+      <w:pPr/>
+      <w:r>
+        <w:rPr>
+          <w:lang w:val="es_ES" w:bidi="es_ES"/>
+        </w:rPr>
+      </w:r>
     </w:p>
     <w:p>
       <w:pPr>
         <w:pStyle w:val="Heading2"/>
       </w:pPr>
       <w:r>
+        <w:rPr>
+          <w:lang w:val="es_ES" w:bidi="es_ES"/>
+        </w:rPr>
         <w:t>1 Pedro 1:10–12</w:t>
       </w:r>
-      <w:r/>
-    </w:p>
-    <w:p>
-      <w:r/>
-      <w:r>
+      <w:r>
+        <w:rPr>
+          <w:lang w:val="es_ES" w:bidi="es_ES"/>
+        </w:rPr>
+      </w:r>
+    </w:p>
+    <w:p>
+      <w:pPr/>
+      <w:r>
+        <w:rPr>
+          <w:lang w:val="es_ES" w:bidi="es_ES"/>
+        </w:rPr>
+      </w:r>
+      <w:r>
+        <w:rPr>
+          <w:lang w:val="es_ES" w:bidi="es_ES"/>
+        </w:rPr>
         <w:t>Nuestra salvación es grandiosa: los profetas del Antiguo Testamento la predijeron, y los ángeles desean investigarla.</w:t>
       </w:r>
-      <w:r/>
-      <w:r/>
-    </w:p>
-    <w:p>
-      <w:r/>
+      <w:r>
+        <w:rPr>
+          <w:lang w:val="es_ES" w:bidi="es_ES"/>
+        </w:rPr>
+      </w:r>
+      <w:r>
+        <w:rPr>
+          <w:lang w:val="es_ES" w:bidi="es_ES"/>
+        </w:rPr>
+      </w:r>
+    </w:p>
+    <w:p>
+      <w:pPr/>
+      <w:r>
+        <w:rPr>
+          <w:lang w:val="es_ES" w:bidi="es_ES"/>
+        </w:rPr>
+      </w:r>
     </w:p>
     <w:p>
       <w:pPr>
         <w:pStyle w:val="Heading2"/>
       </w:pPr>
       <w:r>
+        <w:rPr>
+          <w:lang w:val="es_ES" w:bidi="es_ES"/>
+        </w:rPr>
         <w:t>1 Pedro 1:11</w:t>
       </w:r>
-      <w:r/>
-    </w:p>
-    <w:p>
-      <w:r/>
-      <w:r>
+      <w:r>
+        <w:rPr>
+          <w:lang w:val="es_ES" w:bidi="es_ES"/>
+        </w:rPr>
+      </w:r>
+    </w:p>
+    <w:p>
+      <w:pPr/>
+      <w:r>
+        <w:rPr>
+          <w:lang w:val="es_ES" w:bidi="es_ES"/>
+        </w:rPr>
+      </w:r>
+      <w:r>
+        <w:rPr>
+          <w:lang w:val="es_ES" w:bidi="es_ES"/>
+        </w:rPr>
         <w:t>Se preguntaban: mucho se reveló sobre el futuro a los profetas del Antiguo Testamento, pero no sabían con precisión cuándo o cómo se realizaría la salvación que predijeron. • El término griego traducido como qué tiempo también podría significar "qué persona</w:t>
       </w:r>
       <w:r>
         <w:rPr>
           <w:i/>
+          <w:lang w:val="es_ES" w:bidi="es_ES"/>
         </w:rPr>
         <w:t>".</w:t>
       </w:r>
       <w:r>
+        <w:rPr>
+          <w:lang w:val="es_ES" w:bidi="es_ES"/>
+        </w:rPr>
         <w:t xml:space="preserve"> Los profetas sabían que un Mesías vendría y que sufriría antes de ser glorificado, pero no sabían quién sería ese Mesías.</w:t>
       </w:r>
-      <w:r/>
-      <w:r/>
-    </w:p>
-    <w:p>
-      <w:r/>
+      <w:r>
+        <w:rPr>
+          <w:lang w:val="es_ES" w:bidi="es_ES"/>
+        </w:rPr>
+      </w:r>
+      <w:r>
+        <w:rPr>
+          <w:lang w:val="es_ES" w:bidi="es_ES"/>
+        </w:rPr>
+      </w:r>
+    </w:p>
+    <w:p>
+      <w:pPr/>
+      <w:r>
+        <w:rPr>
+          <w:lang w:val="es_ES" w:bidi="es_ES"/>
+        </w:rPr>
+      </w:r>
     </w:p>
     <w:p>
       <w:pPr>
         <w:pStyle w:val="Heading2"/>
       </w:pPr>
       <w:r>
+        <w:rPr>
+          <w:lang w:val="es_ES" w:bidi="es_ES"/>
+        </w:rPr>
         <w:t>1 Pedro 1:12</w:t>
       </w:r>
-      <w:r/>
-    </w:p>
-    <w:p>
-      <w:r/>
-      <w:r>
+      <w:r>
+        <w:rPr>
+          <w:lang w:val="es_ES" w:bidi="es_ES"/>
+        </w:rPr>
+      </w:r>
+    </w:p>
+    <w:p>
+      <w:pPr/>
+      <w:r>
+        <w:rPr>
+          <w:lang w:val="es_ES" w:bidi="es_ES"/>
+        </w:rPr>
+      </w:r>
+      <w:r>
+        <w:rPr>
+          <w:lang w:val="es_ES" w:bidi="es_ES"/>
+        </w:rPr>
         <w:t>Observando con ansiedad: la misma palabra griega se utiliza para los discípulos cuando miraron dentro de la tumba vacía de Jesús (</w:t>
       </w:r>
       <w:hyperlink r:id="rId41">
         <w:r>
           <w:rPr>
+            <w:lang w:val="es_ES" w:bidi="es_ES"/>
+          </w:rPr>
+          <w:rPr>
             <w:color w:val="0000EE"/>
             <w:u w:val="single"/>
           </w:rPr>
@@ -757,11 +1360,17 @@
         </w:r>
       </w:hyperlink>
       <w:r>
+        <w:rPr>
+          <w:lang w:val="es_ES" w:bidi="es_ES"/>
+        </w:rPr>
         <w:t xml:space="preserve">; </w:t>
       </w:r>
       <w:hyperlink r:id="rId42">
         <w:r>
           <w:rPr>
+            <w:lang w:val="es_ES" w:bidi="es_ES"/>
+          </w:rPr>
+          <w:rPr>
             <w:color w:val="0000EE"/>
             <w:u w:val="single"/>
           </w:rPr>
@@ -769,11 +1378,17 @@
         </w:r>
       </w:hyperlink>
       <w:r>
+        <w:rPr>
+          <w:lang w:val="es_ES" w:bidi="es_ES"/>
+        </w:rPr>
         <w:t>,</w:t>
       </w:r>
       <w:hyperlink r:id="rId43">
         <w:r>
           <w:rPr>
+            <w:lang w:val="es_ES" w:bidi="es_ES"/>
+          </w:rPr>
+          <w:rPr>
             <w:color w:val="0000EE"/>
             <w:u w:val="single"/>
           </w:rPr>
@@ -781,86 +1396,186 @@
         </w:r>
       </w:hyperlink>
       <w:r>
+        <w:rPr>
+          <w:lang w:val="es_ES" w:bidi="es_ES"/>
+        </w:rPr>
         <w:t>).</w:t>
       </w:r>
-      <w:r/>
-      <w:r/>
-    </w:p>
-    <w:p>
-      <w:r/>
+      <w:r>
+        <w:rPr>
+          <w:lang w:val="es_ES" w:bidi="es_ES"/>
+        </w:rPr>
+      </w:r>
+      <w:r>
+        <w:rPr>
+          <w:lang w:val="es_ES" w:bidi="es_ES"/>
+        </w:rPr>
+      </w:r>
+    </w:p>
+    <w:p>
+      <w:pPr/>
+      <w:r>
+        <w:rPr>
+          <w:lang w:val="es_ES" w:bidi="es_ES"/>
+        </w:rPr>
+      </w:r>
     </w:p>
     <w:p>
       <w:pPr>
         <w:pStyle w:val="Heading2"/>
       </w:pPr>
       <w:r>
+        <w:rPr>
+          <w:lang w:val="es_ES" w:bidi="es_ES"/>
+        </w:rPr>
         <w:t>1 Pedro 1:13</w:t>
       </w:r>
-      <w:r/>
-    </w:p>
-    <w:p>
-      <w:r/>
-      <w:r>
+      <w:r>
+        <w:rPr>
+          <w:lang w:val="es_ES" w:bidi="es_ES"/>
+        </w:rPr>
+      </w:r>
+    </w:p>
+    <w:p>
+      <w:pPr/>
+      <w:r>
+        <w:rPr>
+          <w:lang w:val="es_ES" w:bidi="es_ES"/>
+        </w:rPr>
+      </w:r>
+      <w:r>
+        <w:rPr>
+          <w:lang w:val="es_ES" w:bidi="es_ES"/>
+        </w:rPr>
         <w:t>Preparen sus mentes para la acción (literalmente "ciñan los lomos de su mente</w:t>
       </w:r>
       <w:r>
         <w:rPr>
           <w:i/>
+          <w:lang w:val="es_ES" w:bidi="es_ES"/>
         </w:rPr>
         <w:t>"</w:t>
       </w:r>
       <w:r>
+        <w:rPr>
+          <w:lang w:val="es_ES" w:bidi="es_ES"/>
+        </w:rPr>
         <w:t>): en los días de Pedro, un hombre tenía que recoger el dobladillo de su larga túnica en su cinturón antes de poder trabajar o correr.</w:t>
       </w:r>
-      <w:r/>
-      <w:r/>
-    </w:p>
-    <w:p>
-      <w:r/>
+      <w:r>
+        <w:rPr>
+          <w:lang w:val="es_ES" w:bidi="es_ES"/>
+        </w:rPr>
+      </w:r>
+      <w:r>
+        <w:rPr>
+          <w:lang w:val="es_ES" w:bidi="es_ES"/>
+        </w:rPr>
+      </w:r>
+    </w:p>
+    <w:p>
+      <w:pPr/>
+      <w:r>
+        <w:rPr>
+          <w:lang w:val="es_ES" w:bidi="es_ES"/>
+        </w:rPr>
+      </w:r>
     </w:p>
     <w:p>
       <w:pPr>
         <w:pStyle w:val="Heading2"/>
       </w:pPr>
       <w:r>
+        <w:rPr>
+          <w:lang w:val="es_ES" w:bidi="es_ES"/>
+        </w:rPr>
         <w:t>1 Pedro 1:13–21</w:t>
       </w:r>
-      <w:r/>
-    </w:p>
-    <w:p>
-      <w:r/>
-      <w:r>
+      <w:r>
+        <w:rPr>
+          <w:lang w:val="es_ES" w:bidi="es_ES"/>
+        </w:rPr>
+      </w:r>
+    </w:p>
+    <w:p>
+      <w:pPr/>
+      <w:r>
+        <w:rPr>
+          <w:lang w:val="es_ES" w:bidi="es_ES"/>
+        </w:rPr>
+      </w:r>
+      <w:r>
+        <w:rPr>
+          <w:lang w:val="es_ES" w:bidi="es_ES"/>
+        </w:rPr>
         <w:t>El nuevo nacimiento y la esperanza de salvación exigen que los cristianos vivan como el pueblo de Dios, apartándose de los valores del mundo y emulando la santidad de Dios, quien los redimió.</w:t>
       </w:r>
-      <w:r/>
-      <w:r/>
-    </w:p>
-    <w:p>
-      <w:r/>
+      <w:r>
+        <w:rPr>
+          <w:lang w:val="es_ES" w:bidi="es_ES"/>
+        </w:rPr>
+      </w:r>
+      <w:r>
+        <w:rPr>
+          <w:lang w:val="es_ES" w:bidi="es_ES"/>
+        </w:rPr>
+      </w:r>
+    </w:p>
+    <w:p>
+      <w:pPr/>
+      <w:r>
+        <w:rPr>
+          <w:lang w:val="es_ES" w:bidi="es_ES"/>
+        </w:rPr>
+      </w:r>
     </w:p>
     <w:p>
       <w:pPr>
         <w:pStyle w:val="Heading2"/>
       </w:pPr>
       <w:r>
+        <w:rPr>
+          <w:lang w:val="es_ES" w:bidi="es_ES"/>
+        </w:rPr>
         <w:t>1 Pedro 1:15–16</w:t>
       </w:r>
-      <w:r/>
-    </w:p>
-    <w:p>
-      <w:r/>
-      <w:r>
+      <w:r>
+        <w:rPr>
+          <w:lang w:val="es_ES" w:bidi="es_ES"/>
+        </w:rPr>
+      </w:r>
+    </w:p>
+    <w:p>
+      <w:pPr/>
+      <w:r>
+        <w:rPr>
+          <w:lang w:val="es_ES" w:bidi="es_ES"/>
+        </w:rPr>
+      </w:r>
+      <w:r>
+        <w:rPr>
+          <w:lang w:val="es_ES" w:bidi="es_ES"/>
+        </w:rPr>
         <w:t>“</w:t>
       </w:r>
       <w:r>
+        <w:rPr>
+          <w:lang w:val="es_ES" w:bidi="es_ES"/>
+        </w:rPr>
         <w:t>Sed santos, porque yo soy santo</w:t>
       </w:r>
       <w:r>
+        <w:rPr>
+          <w:lang w:val="es_ES" w:bidi="es_ES"/>
+        </w:rPr>
         <w:t xml:space="preserve">”: este es un refrán común en las Escrituras, que indica que el pueblo de Dios debe ser santo como Dios es santo (ver </w:t>
       </w:r>
       <w:hyperlink r:id="rId44">
         <w:r>
           <w:rPr>
+            <w:lang w:val="es_ES" w:bidi="es_ES"/>
+          </w:rPr>
+          <w:rPr>
             <w:color w:val="0000EE"/>
             <w:u w:val="single"/>
           </w:rPr>
@@ -868,11 +1583,17 @@
         </w:r>
       </w:hyperlink>
       <w:r>
+        <w:rPr>
+          <w:lang w:val="es_ES" w:bidi="es_ES"/>
+        </w:rPr>
         <w:t xml:space="preserve"> </w:t>
       </w:r>
       <w:hyperlink r:id="rId45">
         <w:r>
           <w:rPr>
+            <w:lang w:val="es_ES" w:bidi="es_ES"/>
+          </w:rPr>
+          <w:rPr>
             <w:color w:val="0000EE"/>
             <w:u w:val="single"/>
           </w:rPr>
@@ -880,11 +1601,17 @@
         </w:r>
       </w:hyperlink>
       <w:r>
+        <w:rPr>
+          <w:lang w:val="es_ES" w:bidi="es_ES"/>
+        </w:rPr>
         <w:t xml:space="preserve"> </w:t>
       </w:r>
       <w:hyperlink r:id="rId46">
         <w:r>
           <w:rPr>
+            <w:lang w:val="es_ES" w:bidi="es_ES"/>
+          </w:rPr>
+          <w:rPr>
             <w:color w:val="0000EE"/>
             <w:u w:val="single"/>
           </w:rPr>
@@ -892,11 +1619,17 @@
         </w:r>
       </w:hyperlink>
       <w:r>
+        <w:rPr>
+          <w:lang w:val="es_ES" w:bidi="es_ES"/>
+        </w:rPr>
         <w:t xml:space="preserve">; ver también </w:t>
       </w:r>
       <w:hyperlink r:id="rId47">
         <w:r>
           <w:rPr>
+            <w:lang w:val="es_ES" w:bidi="es_ES"/>
+          </w:rPr>
+          <w:rPr>
             <w:color w:val="0000EE"/>
             <w:u w:val="single"/>
           </w:rPr>
@@ -904,11 +1637,17 @@
         </w:r>
       </w:hyperlink>
       <w:r>
+        <w:rPr>
+          <w:lang w:val="es_ES" w:bidi="es_ES"/>
+        </w:rPr>
         <w:t xml:space="preserve"> </w:t>
       </w:r>
       <w:hyperlink r:id="rId48">
         <w:r>
           <w:rPr>
+            <w:lang w:val="es_ES" w:bidi="es_ES"/>
+          </w:rPr>
+          <w:rPr>
             <w:color w:val="0000EE"/>
             <w:u w:val="single"/>
           </w:rPr>
@@ -916,11 +1655,17 @@
         </w:r>
       </w:hyperlink>
       <w:r>
+        <w:rPr>
+          <w:lang w:val="es_ES" w:bidi="es_ES"/>
+        </w:rPr>
         <w:t xml:space="preserve"> </w:t>
       </w:r>
       <w:hyperlink r:id="rId49">
         <w:r>
           <w:rPr>
+            <w:lang w:val="es_ES" w:bidi="es_ES"/>
+          </w:rPr>
+          <w:rPr>
             <w:color w:val="0000EE"/>
             <w:u w:val="single"/>
           </w:rPr>
@@ -928,11 +1673,17 @@
         </w:r>
       </w:hyperlink>
       <w:r>
+        <w:rPr>
+          <w:lang w:val="es_ES" w:bidi="es_ES"/>
+        </w:rPr>
         <w:t xml:space="preserve"> </w:t>
       </w:r>
       <w:hyperlink r:id="rId50">
         <w:r>
           <w:rPr>
+            <w:lang w:val="es_ES" w:bidi="es_ES"/>
+          </w:rPr>
+          <w:rPr>
             <w:color w:val="0000EE"/>
             <w:u w:val="single"/>
           </w:rPr>
@@ -940,31 +1691,65 @@
         </w:r>
       </w:hyperlink>
       <w:r>
+        <w:rPr>
+          <w:lang w:val="es_ES" w:bidi="es_ES"/>
+        </w:rPr>
         <w:t>).</w:t>
       </w:r>
-      <w:r/>
-      <w:r/>
-    </w:p>
-    <w:p>
-      <w:r/>
+      <w:r>
+        <w:rPr>
+          <w:lang w:val="es_ES" w:bidi="es_ES"/>
+        </w:rPr>
+      </w:r>
+      <w:r>
+        <w:rPr>
+          <w:lang w:val="es_ES" w:bidi="es_ES"/>
+        </w:rPr>
+      </w:r>
+    </w:p>
+    <w:p>
+      <w:pPr/>
+      <w:r>
+        <w:rPr>
+          <w:lang w:val="es_ES" w:bidi="es_ES"/>
+        </w:rPr>
+      </w:r>
     </w:p>
     <w:p>
       <w:pPr>
         <w:pStyle w:val="Heading2"/>
       </w:pPr>
       <w:r>
+        <w:rPr>
+          <w:lang w:val="es_ES" w:bidi="es_ES"/>
+        </w:rPr>
         <w:t>1 Pedro 1:17</w:t>
       </w:r>
-      <w:r/>
-    </w:p>
-    <w:p>
-      <w:r/>
-      <w:r>
+      <w:r>
+        <w:rPr>
+          <w:lang w:val="es_ES" w:bidi="es_ES"/>
+        </w:rPr>
+      </w:r>
+    </w:p>
+    <w:p>
+      <w:pPr/>
+      <w:r>
+        <w:rPr>
+          <w:lang w:val="es_ES" w:bidi="es_ES"/>
+        </w:rPr>
+      </w:r>
+      <w:r>
+        <w:rPr>
+          <w:lang w:val="es_ES" w:bidi="es_ES"/>
+        </w:rPr>
         <w:t>La ciudadanía de los cristianos está en el cielo (</w:t>
       </w:r>
       <w:hyperlink r:id="rId51">
         <w:r>
           <w:rPr>
+            <w:lang w:val="es_ES" w:bidi="es_ES"/>
+          </w:rPr>
+          <w:rPr>
             <w:color w:val="0000EE"/>
             <w:u w:val="single"/>
           </w:rPr>
@@ -972,11 +1757,17 @@
         </w:r>
       </w:hyperlink>
       <w:r>
+        <w:rPr>
+          <w:lang w:val="es_ES" w:bidi="es_ES"/>
+        </w:rPr>
         <w:t xml:space="preserve">; ver </w:t>
       </w:r>
       <w:hyperlink r:id="rId52">
         <w:r>
           <w:rPr>
+            <w:lang w:val="es_ES" w:bidi="es_ES"/>
+          </w:rPr>
+          <w:rPr>
             <w:color w:val="0000EE"/>
             <w:u w:val="single"/>
           </w:rPr>
@@ -984,31 +1775,65 @@
         </w:r>
       </w:hyperlink>
       <w:r>
+        <w:rPr>
+          <w:lang w:val="es_ES" w:bidi="es_ES"/>
+        </w:rPr>
         <w:t>); viven en este mundo como “residentes temporales” que se sienten incómodos con sus valores y anhelan su verdadero hogar.</w:t>
       </w:r>
-      <w:r/>
-      <w:r/>
-    </w:p>
-    <w:p>
-      <w:r/>
+      <w:r>
+        <w:rPr>
+          <w:lang w:val="es_ES" w:bidi="es_ES"/>
+        </w:rPr>
+      </w:r>
+      <w:r>
+        <w:rPr>
+          <w:lang w:val="es_ES" w:bidi="es_ES"/>
+        </w:rPr>
+      </w:r>
+    </w:p>
+    <w:p>
+      <w:pPr/>
+      <w:r>
+        <w:rPr>
+          <w:lang w:val="es_ES" w:bidi="es_ES"/>
+        </w:rPr>
+      </w:r>
     </w:p>
     <w:p>
       <w:pPr>
         <w:pStyle w:val="Heading2"/>
       </w:pPr>
       <w:r>
+        <w:rPr>
+          <w:lang w:val="es_ES" w:bidi="es_ES"/>
+        </w:rPr>
         <w:t>1 Pedro 1:18</w:t>
       </w:r>
-      <w:r/>
-    </w:p>
-    <w:p>
-      <w:r/>
-      <w:r>
+      <w:r>
+        <w:rPr>
+          <w:lang w:val="es_ES" w:bidi="es_ES"/>
+        </w:rPr>
+      </w:r>
+    </w:p>
+    <w:p>
+      <w:pPr/>
+      <w:r>
+        <w:rPr>
+          <w:lang w:val="es_ES" w:bidi="es_ES"/>
+        </w:rPr>
+      </w:r>
+      <w:r>
+        <w:rPr>
+          <w:lang w:val="es_ES" w:bidi="es_ES"/>
+        </w:rPr>
         <w:t>Se paga un rescate para liberar a un cautivo. A veces, los esclavos podían pagar un rescate para ser liberados de su amo. La muerte de Cristo es el precio que Dios pagó para liberar a las personas de la esclavitud del pecado (</w:t>
       </w:r>
       <w:hyperlink r:id="rId53">
         <w:r>
           <w:rPr>
+            <w:lang w:val="es_ES" w:bidi="es_ES"/>
+          </w:rPr>
+          <w:rPr>
             <w:color w:val="0000EE"/>
             <w:u w:val="single"/>
           </w:rPr>
@@ -1016,40 +1841,78 @@
         </w:r>
       </w:hyperlink>
       <w:r>
+        <w:rPr>
+          <w:lang w:val="es_ES" w:bidi="es_ES"/>
+        </w:rPr>
         <w:t>).</w:t>
       </w:r>
-      <w:r/>
-      <w:r/>
-    </w:p>
-    <w:p>
-      <w:r/>
+      <w:r>
+        <w:rPr>
+          <w:lang w:val="es_ES" w:bidi="es_ES"/>
+        </w:rPr>
+      </w:r>
+      <w:r>
+        <w:rPr>
+          <w:lang w:val="es_ES" w:bidi="es_ES"/>
+        </w:rPr>
+      </w:r>
+    </w:p>
+    <w:p>
+      <w:pPr/>
+      <w:r>
+        <w:rPr>
+          <w:lang w:val="es_ES" w:bidi="es_ES"/>
+        </w:rPr>
+      </w:r>
     </w:p>
     <w:p>
       <w:pPr>
         <w:pStyle w:val="Heading2"/>
       </w:pPr>
       <w:r>
+        <w:rPr>
+          <w:lang w:val="es_ES" w:bidi="es_ES"/>
+        </w:rPr>
         <w:t>1 Pedro 1:19</w:t>
       </w:r>
-      <w:r/>
-    </w:p>
-    <w:p>
-      <w:r/>
-      <w:r>
+      <w:r>
+        <w:rPr>
+          <w:lang w:val="es_ES" w:bidi="es_ES"/>
+        </w:rPr>
+      </w:r>
+    </w:p>
+    <w:p>
+      <w:pPr/>
+      <w:r>
+        <w:rPr>
+          <w:lang w:val="es_ES" w:bidi="es_ES"/>
+        </w:rPr>
+      </w:r>
+      <w:r>
+        <w:rPr>
+          <w:lang w:val="es_ES" w:bidi="es_ES"/>
+        </w:rPr>
         <w:t>El cordero sin pecado y sin mancha de Dios: el "cordero</w:t>
       </w:r>
       <w:r>
         <w:rPr>
           <w:i/>
+          <w:lang w:val="es_ES" w:bidi="es_ES"/>
         </w:rPr>
         <w:t>"</w:t>
       </w:r>
       <w:r>
+        <w:rPr>
+          <w:lang w:val="es_ES" w:bidi="es_ES"/>
+        </w:rPr>
         <w:t xml:space="preserve"> de la Pascua debía ser sin defecto (</w:t>
       </w:r>
       <w:hyperlink r:id="rId54">
         <w:r>
           <w:rPr>
+            <w:lang w:val="es_ES" w:bidi="es_ES"/>
+          </w:rPr>
+          <w:rPr>
             <w:color w:val="0000EE"/>
             <w:u w:val="single"/>
           </w:rPr>
@@ -1057,11 +1920,17 @@
         </w:r>
       </w:hyperlink>
       <w:r>
+        <w:rPr>
+          <w:lang w:val="es_ES" w:bidi="es_ES"/>
+        </w:rPr>
         <w:t xml:space="preserve">); Cristo, quien cumple el significado de la Pascua, fue sin defecto ni pecado (cp. </w:t>
       </w:r>
       <w:hyperlink r:id="rId55">
         <w:r>
           <w:rPr>
+            <w:lang w:val="es_ES" w:bidi="es_ES"/>
+          </w:rPr>
+          <w:rPr>
             <w:color w:val="0000EE"/>
             <w:u w:val="single"/>
           </w:rPr>
@@ -1069,11 +1938,17 @@
         </w:r>
       </w:hyperlink>
       <w:r>
+        <w:rPr>
+          <w:lang w:val="es_ES" w:bidi="es_ES"/>
+        </w:rPr>
         <w:t xml:space="preserve"> </w:t>
       </w:r>
       <w:hyperlink r:id="rId56">
         <w:r>
           <w:rPr>
+            <w:lang w:val="es_ES" w:bidi="es_ES"/>
+          </w:rPr>
+          <w:rPr>
             <w:color w:val="0000EE"/>
             <w:u w:val="single"/>
           </w:rPr>
@@ -1081,86 +1956,186 @@
         </w:r>
       </w:hyperlink>
       <w:r>
+        <w:rPr>
+          <w:lang w:val="es_ES" w:bidi="es_ES"/>
+        </w:rPr>
         <w:t>).</w:t>
       </w:r>
-      <w:r/>
-      <w:r/>
-    </w:p>
-    <w:p>
-      <w:r/>
+      <w:r>
+        <w:rPr>
+          <w:lang w:val="es_ES" w:bidi="es_ES"/>
+        </w:rPr>
+      </w:r>
+      <w:r>
+        <w:rPr>
+          <w:lang w:val="es_ES" w:bidi="es_ES"/>
+        </w:rPr>
+      </w:r>
+    </w:p>
+    <w:p>
+      <w:pPr/>
+      <w:r>
+        <w:rPr>
+          <w:lang w:val="es_ES" w:bidi="es_ES"/>
+        </w:rPr>
+      </w:r>
     </w:p>
     <w:p>
       <w:pPr>
         <w:pStyle w:val="Heading2"/>
       </w:pPr>
       <w:r>
+        <w:rPr>
+          <w:lang w:val="es_ES" w:bidi="es_ES"/>
+        </w:rPr>
         <w:t>1 Pedro 1:20</w:t>
       </w:r>
-      <w:r/>
-    </w:p>
-    <w:p>
-      <w:r/>
-      <w:r>
+      <w:r>
+        <w:rPr>
+          <w:lang w:val="es_ES" w:bidi="es_ES"/>
+        </w:rPr>
+      </w:r>
+    </w:p>
+    <w:p>
+      <w:pPr/>
+      <w:r>
+        <w:rPr>
+          <w:lang w:val="es_ES" w:bidi="es_ES"/>
+        </w:rPr>
+      </w:r>
+      <w:r>
+        <w:rPr>
+          <w:lang w:val="es_ES" w:bidi="es_ES"/>
+        </w:rPr>
         <w:t>Con la llegada de Cristo, las promesas de redención del Antiguo Testamento se están cumpliendo y los últimos días han comenzado.</w:t>
       </w:r>
-      <w:r/>
-      <w:r/>
-    </w:p>
-    <w:p>
-      <w:r/>
+      <w:r>
+        <w:rPr>
+          <w:lang w:val="es_ES" w:bidi="es_ES"/>
+        </w:rPr>
+      </w:r>
+      <w:r>
+        <w:rPr>
+          <w:lang w:val="es_ES" w:bidi="es_ES"/>
+        </w:rPr>
+      </w:r>
+    </w:p>
+    <w:p>
+      <w:pPr/>
+      <w:r>
+        <w:rPr>
+          <w:lang w:val="es_ES" w:bidi="es_ES"/>
+        </w:rPr>
+      </w:r>
     </w:p>
     <w:p>
       <w:pPr>
         <w:pStyle w:val="Heading2"/>
       </w:pPr>
       <w:r>
+        <w:rPr>
+          <w:lang w:val="es_ES" w:bidi="es_ES"/>
+        </w:rPr>
         <w:t>1 Pedro 1:22</w:t>
       </w:r>
-      <w:r/>
-    </w:p>
-    <w:p>
-      <w:r/>
-      <w:r>
+      <w:r>
+        <w:rPr>
+          <w:lang w:val="es_ES" w:bidi="es_ES"/>
+        </w:rPr>
+      </w:r>
+    </w:p>
+    <w:p>
+      <w:pPr/>
+      <w:r>
+        <w:rPr>
+          <w:lang w:val="es_ES" w:bidi="es_ES"/>
+        </w:rPr>
+      </w:r>
+      <w:r>
+        <w:rPr>
+          <w:lang w:val="es_ES" w:bidi="es_ES"/>
+        </w:rPr>
         <w:t>Deben mostrar amor sincero entre sí como hermanos y hermanas: literalmente, "deben tener amor fraternal</w:t>
       </w:r>
       <w:r>
         <w:rPr>
           <w:i/>
+          <w:lang w:val="es_ES" w:bidi="es_ES"/>
         </w:rPr>
         <w:t>".</w:t>
       </w:r>
       <w:r>
+        <w:rPr>
+          <w:lang w:val="es_ES" w:bidi="es_ES"/>
+        </w:rPr>
         <w:t xml:space="preserve"> Ver </w:t>
       </w:r>
       <w:r>
+        <w:rPr>
+          <w:lang w:val="es_ES" w:bidi="es_ES"/>
+        </w:rPr>
         <w:t>nota de estudio sobre 5:9</w:t>
       </w:r>
       <w:r>
+        <w:rPr>
+          <w:lang w:val="es_ES" w:bidi="es_ES"/>
+        </w:rPr>
         <w:t>.</w:t>
       </w:r>
-      <w:r/>
-      <w:r/>
-    </w:p>
-    <w:p>
-      <w:r/>
+      <w:r>
+        <w:rPr>
+          <w:lang w:val="es_ES" w:bidi="es_ES"/>
+        </w:rPr>
+      </w:r>
+      <w:r>
+        <w:rPr>
+          <w:lang w:val="es_ES" w:bidi="es_ES"/>
+        </w:rPr>
+      </w:r>
+    </w:p>
+    <w:p>
+      <w:pPr/>
+      <w:r>
+        <w:rPr>
+          <w:lang w:val="es_ES" w:bidi="es_ES"/>
+        </w:rPr>
+      </w:r>
     </w:p>
     <w:p>
       <w:pPr>
         <w:pStyle w:val="Heading2"/>
       </w:pPr>
       <w:r>
+        <w:rPr>
+          <w:lang w:val="es_ES" w:bidi="es_ES"/>
+        </w:rPr>
         <w:t>1 Pedro 1:22–2:3</w:t>
       </w:r>
-      <w:r/>
-    </w:p>
-    <w:p>
-      <w:r/>
-      <w:r>
+      <w:r>
+        <w:rPr>
+          <w:lang w:val="es_ES" w:bidi="es_ES"/>
+        </w:rPr>
+      </w:r>
+    </w:p>
+    <w:p>
+      <w:pPr/>
+      <w:r>
+        <w:rPr>
+          <w:lang w:val="es_ES" w:bidi="es_ES"/>
+        </w:rPr>
+      </w:r>
+      <w:r>
+        <w:rPr>
+          <w:lang w:val="es_ES" w:bidi="es_ES"/>
+        </w:rPr>
         <w:t>Después de su llamado a la santidad (</w:t>
       </w:r>
       <w:hyperlink r:id="rId57">
         <w:r>
           <w:rPr>
+            <w:lang w:val="es_ES" w:bidi="es_ES"/>
+          </w:rPr>
+          <w:rPr>
             <w:color w:val="0000EE"/>
             <w:u w:val="single"/>
           </w:rPr>
@@ -1168,31 +2143,65 @@
         </w:r>
       </w:hyperlink>
       <w:r>
+        <w:rPr>
+          <w:lang w:val="es_ES" w:bidi="es_ES"/>
+        </w:rPr>
         <w:t>), Pedro especifica cómo los creyentes deben vivir de manera amorosa con otros cristianos.</w:t>
       </w:r>
-      <w:r/>
-      <w:r/>
-    </w:p>
-    <w:p>
-      <w:r/>
+      <w:r>
+        <w:rPr>
+          <w:lang w:val="es_ES" w:bidi="es_ES"/>
+        </w:rPr>
+      </w:r>
+      <w:r>
+        <w:rPr>
+          <w:lang w:val="es_ES" w:bidi="es_ES"/>
+        </w:rPr>
+      </w:r>
+    </w:p>
+    <w:p>
+      <w:pPr/>
+      <w:r>
+        <w:rPr>
+          <w:lang w:val="es_ES" w:bidi="es_ES"/>
+        </w:rPr>
+      </w:r>
     </w:p>
     <w:p>
       <w:pPr>
         <w:pStyle w:val="Heading2"/>
       </w:pPr>
       <w:r>
+        <w:rPr>
+          <w:lang w:val="es_ES" w:bidi="es_ES"/>
+        </w:rPr>
         <w:t>1 Pedro 2:2</w:t>
       </w:r>
-      <w:r/>
-    </w:p>
-    <w:p>
-      <w:r/>
-      <w:r>
+      <w:r>
+        <w:rPr>
+          <w:lang w:val="es_ES" w:bidi="es_ES"/>
+        </w:rPr>
+      </w:r>
+    </w:p>
+    <w:p>
+      <w:pPr/>
+      <w:r>
+        <w:rPr>
+          <w:lang w:val="es_ES" w:bidi="es_ES"/>
+        </w:rPr>
+      </w:r>
+      <w:r>
+        <w:rPr>
+          <w:lang w:val="es_ES" w:bidi="es_ES"/>
+        </w:rPr>
         <w:t>Los creyentes, que han sido "nacidos de nuevo" (</w:t>
       </w:r>
       <w:hyperlink r:id="rId26">
         <w:r>
           <w:rPr>
+            <w:lang w:val="es_ES" w:bidi="es_ES"/>
+          </w:rPr>
+          <w:rPr>
             <w:color w:val="0000EE"/>
             <w:u w:val="single"/>
           </w:rPr>
@@ -1200,20 +2209,30 @@
         </w:r>
       </w:hyperlink>
       <w:r>
+        <w:rPr>
+          <w:lang w:val="es_ES" w:bidi="es_ES"/>
+        </w:rPr>
         <w:t>), deben ser como bebés recién nacidos, deseando de manera natural y regular la leche espiritual pura. En otras partes del Nuevo Testamento, "leche</w:t>
       </w:r>
       <w:r>
         <w:rPr>
           <w:i/>
+          <w:lang w:val="es_ES" w:bidi="es_ES"/>
         </w:rPr>
         <w:t>"</w:t>
       </w:r>
       <w:r>
+        <w:rPr>
+          <w:lang w:val="es_ES" w:bidi="es_ES"/>
+        </w:rPr>
         <w:t xml:space="preserve"> (en contraste con el alimento sólido) representa la enseñanza cristiana básica (</w:t>
       </w:r>
       <w:hyperlink r:id="rId58">
         <w:r>
           <w:rPr>
+            <w:lang w:val="es_ES" w:bidi="es_ES"/>
+          </w:rPr>
+          <w:rPr>
             <w:color w:val="0000EE"/>
             <w:u w:val="single"/>
           </w:rPr>
@@ -1221,11 +2240,17 @@
         </w:r>
       </w:hyperlink>
       <w:r>
+        <w:rPr>
+          <w:lang w:val="es_ES" w:bidi="es_ES"/>
+        </w:rPr>
         <w:t xml:space="preserve"> </w:t>
       </w:r>
       <w:hyperlink r:id="rId59">
         <w:r>
           <w:rPr>
+            <w:lang w:val="es_ES" w:bidi="es_ES"/>
+          </w:rPr>
+          <w:rPr>
             <w:color w:val="0000EE"/>
             <w:u w:val="single"/>
           </w:rPr>
@@ -1233,31 +2258,65 @@
         </w:r>
       </w:hyperlink>
       <w:r>
+        <w:rPr>
+          <w:lang w:val="es_ES" w:bidi="es_ES"/>
+        </w:rPr>
         <w:t>). Sin embargo, esto no implica que los lectores de Pedro sean nuevos creyentes; aquí, probablemente se refiere a la palabra de Dios en general.</w:t>
       </w:r>
-      <w:r/>
-      <w:r/>
-    </w:p>
-    <w:p>
-      <w:r/>
+      <w:r>
+        <w:rPr>
+          <w:lang w:val="es_ES" w:bidi="es_ES"/>
+        </w:rPr>
+      </w:r>
+      <w:r>
+        <w:rPr>
+          <w:lang w:val="es_ES" w:bidi="es_ES"/>
+        </w:rPr>
+      </w:r>
+    </w:p>
+    <w:p>
+      <w:pPr/>
+      <w:r>
+        <w:rPr>
+          <w:lang w:val="es_ES" w:bidi="es_ES"/>
+        </w:rPr>
+      </w:r>
     </w:p>
     <w:p>
       <w:pPr>
         <w:pStyle w:val="Heading2"/>
       </w:pPr>
       <w:r>
+        <w:rPr>
+          <w:lang w:val="es_ES" w:bidi="es_ES"/>
+        </w:rPr>
         <w:t>1 Pedro 2:3</w:t>
       </w:r>
-      <w:r/>
-    </w:p>
-    <w:p>
-      <w:r/>
-      <w:r>
+      <w:r>
+        <w:rPr>
+          <w:lang w:val="es_ES" w:bidi="es_ES"/>
+        </w:rPr>
+      </w:r>
+    </w:p>
+    <w:p>
+      <w:pPr/>
+      <w:r>
+        <w:rPr>
+          <w:lang w:val="es_ES" w:bidi="es_ES"/>
+        </w:rPr>
+      </w:r>
+      <w:r>
+        <w:rPr>
+          <w:lang w:val="es_ES" w:bidi="es_ES"/>
+        </w:rPr>
         <w:t xml:space="preserve">Ahora que han experimentado la bondad del Señor: estas palabras están tomadas del </w:t>
       </w:r>
       <w:hyperlink r:id="rId60">
         <w:r>
           <w:rPr>
+            <w:lang w:val="es_ES" w:bidi="es_ES"/>
+          </w:rPr>
+          <w:rPr>
             <w:color w:val="0000EE"/>
             <w:u w:val="single"/>
           </w:rPr>
@@ -1265,11 +2324,17 @@
         </w:r>
       </w:hyperlink>
       <w:r>
+        <w:rPr>
+          <w:lang w:val="es_ES" w:bidi="es_ES"/>
+        </w:rPr>
         <w:t xml:space="preserve">. Pedro cita este salmo nuevamente en </w:t>
       </w:r>
       <w:hyperlink r:id="rId61">
         <w:r>
           <w:rPr>
+            <w:lang w:val="es_ES" w:bidi="es_ES"/>
+          </w:rPr>
+          <w:rPr>
             <w:color w:val="0000EE"/>
             <w:u w:val="single"/>
           </w:rPr>
@@ -1277,31 +2342,65 @@
         </w:r>
       </w:hyperlink>
       <w:r>
+        <w:rPr>
+          <w:lang w:val="es_ES" w:bidi="es_ES"/>
+        </w:rPr>
         <w:t>.</w:t>
       </w:r>
-      <w:r/>
-      <w:r/>
-    </w:p>
-    <w:p>
-      <w:r/>
+      <w:r>
+        <w:rPr>
+          <w:lang w:val="es_ES" w:bidi="es_ES"/>
+        </w:rPr>
+      </w:r>
+      <w:r>
+        <w:rPr>
+          <w:lang w:val="es_ES" w:bidi="es_ES"/>
+        </w:rPr>
+      </w:r>
+    </w:p>
+    <w:p>
+      <w:pPr/>
+      <w:r>
+        <w:rPr>
+          <w:lang w:val="es_ES" w:bidi="es_ES"/>
+        </w:rPr>
+      </w:r>
     </w:p>
     <w:p>
       <w:pPr>
         <w:pStyle w:val="Heading2"/>
       </w:pPr>
       <w:r>
+        <w:rPr>
+          <w:lang w:val="es_ES" w:bidi="es_ES"/>
+        </w:rPr>
         <w:t>1 Pedro 2:4</w:t>
       </w:r>
-      <w:r/>
-    </w:p>
-    <w:p>
-      <w:r/>
-      <w:r>
+      <w:r>
+        <w:rPr>
+          <w:lang w:val="es_ES" w:bidi="es_ES"/>
+        </w:rPr>
+      </w:r>
+    </w:p>
+    <w:p>
+      <w:pPr/>
+      <w:r>
+        <w:rPr>
+          <w:lang w:val="es_ES" w:bidi="es_ES"/>
+        </w:rPr>
+      </w:r>
+      <w:r>
+        <w:rPr>
+          <w:lang w:val="es_ES" w:bidi="es_ES"/>
+        </w:rPr>
         <w:t xml:space="preserve">Rechazado por la gente, pero elegido por Dios para un gran honor: esta es una alusión al </w:t>
       </w:r>
       <w:hyperlink r:id="rId62">
         <w:r>
           <w:rPr>
+            <w:lang w:val="es_ES" w:bidi="es_ES"/>
+          </w:rPr>
+          <w:rPr>
             <w:color w:val="0000EE"/>
             <w:u w:val="single"/>
           </w:rPr>
@@ -1309,11 +2408,17 @@
         </w:r>
       </w:hyperlink>
       <w:r>
+        <w:rPr>
+          <w:lang w:val="es_ES" w:bidi="es_ES"/>
+        </w:rPr>
         <w:t xml:space="preserve">, que se cita en </w:t>
       </w:r>
       <w:hyperlink r:id="rId63">
         <w:r>
           <w:rPr>
+            <w:lang w:val="es_ES" w:bidi="es_ES"/>
+          </w:rPr>
+          <w:rPr>
             <w:color w:val="0000EE"/>
             <w:u w:val="single"/>
           </w:rPr>
@@ -1321,51 +2426,113 @@
         </w:r>
       </w:hyperlink>
       <w:r>
+        <w:rPr>
+          <w:lang w:val="es_ES" w:bidi="es_ES"/>
+        </w:rPr>
         <w:t>.</w:t>
       </w:r>
-      <w:r/>
-      <w:r/>
-    </w:p>
-    <w:p>
-      <w:r/>
+      <w:r>
+        <w:rPr>
+          <w:lang w:val="es_ES" w:bidi="es_ES"/>
+        </w:rPr>
+      </w:r>
+      <w:r>
+        <w:rPr>
+          <w:lang w:val="es_ES" w:bidi="es_ES"/>
+        </w:rPr>
+      </w:r>
+    </w:p>
+    <w:p>
+      <w:pPr/>
+      <w:r>
+        <w:rPr>
+          <w:lang w:val="es_ES" w:bidi="es_ES"/>
+        </w:rPr>
+      </w:r>
     </w:p>
     <w:p>
       <w:pPr>
         <w:pStyle w:val="Heading2"/>
       </w:pPr>
       <w:r>
+        <w:rPr>
+          <w:lang w:val="es_ES" w:bidi="es_ES"/>
+        </w:rPr>
         <w:t>1 Pedro 2:4–10</w:t>
       </w:r>
-      <w:r/>
-    </w:p>
-    <w:p>
-      <w:r/>
-      <w:r>
+      <w:r>
+        <w:rPr>
+          <w:lang w:val="es_ES" w:bidi="es_ES"/>
+        </w:rPr>
+      </w:r>
+    </w:p>
+    <w:p>
+      <w:pPr/>
+      <w:r>
+        <w:rPr>
+          <w:lang w:val="es_ES" w:bidi="es_ES"/>
+        </w:rPr>
+      </w:r>
+      <w:r>
+        <w:rPr>
+          <w:lang w:val="es_ES" w:bidi="es_ES"/>
+        </w:rPr>
         <w:t>A lo largo de la carta, Pedro anima a los creyentes que sufren recordándoles su elevado estatus espiritual. En este párrafo, presenta a la comunidad cristiana como el nuevo templo construido sobre el fundamento de Cristo y como herederos de las bendiciones otorgadas al pueblo del pacto de Dios.</w:t>
       </w:r>
-      <w:r/>
-      <w:r/>
-    </w:p>
-    <w:p>
-      <w:r/>
+      <w:r>
+        <w:rPr>
+          <w:lang w:val="es_ES" w:bidi="es_ES"/>
+        </w:rPr>
+      </w:r>
+      <w:r>
+        <w:rPr>
+          <w:lang w:val="es_ES" w:bidi="es_ES"/>
+        </w:rPr>
+      </w:r>
+    </w:p>
+    <w:p>
+      <w:pPr/>
+      <w:r>
+        <w:rPr>
+          <w:lang w:val="es_ES" w:bidi="es_ES"/>
+        </w:rPr>
+      </w:r>
     </w:p>
     <w:p>
       <w:pPr>
         <w:pStyle w:val="Heading2"/>
       </w:pPr>
       <w:r>
+        <w:rPr>
+          <w:lang w:val="es_ES" w:bidi="es_ES"/>
+        </w:rPr>
         <w:t>1 Pedro 2:5</w:t>
       </w:r>
-      <w:r/>
-    </w:p>
-    <w:p>
-      <w:r/>
-      <w:r>
+      <w:r>
+        <w:rPr>
+          <w:lang w:val="es_ES" w:bidi="es_ES"/>
+        </w:rPr>
+      </w:r>
+    </w:p>
+    <w:p>
+      <w:pPr/>
+      <w:r>
+        <w:rPr>
+          <w:lang w:val="es_ES" w:bidi="es_ES"/>
+        </w:rPr>
+      </w:r>
+      <w:r>
+        <w:rPr>
+          <w:lang w:val="es_ES" w:bidi="es_ES"/>
+        </w:rPr>
         <w:t>El pueblo de Dios constituye el templo espiritual donde Dios habita (</w:t>
       </w:r>
       <w:hyperlink r:id="rId64">
         <w:r>
           <w:rPr>
+            <w:lang w:val="es_ES" w:bidi="es_ES"/>
+          </w:rPr>
+          <w:rPr>
             <w:color w:val="0000EE"/>
             <w:u w:val="single"/>
           </w:rPr>
@@ -1373,11 +2540,17 @@
         </w:r>
       </w:hyperlink>
       <w:r>
+        <w:rPr>
+          <w:lang w:val="es_ES" w:bidi="es_ES"/>
+        </w:rPr>
         <w:t>). Jesús comparó su cuerpo con un “templo” (</w:t>
       </w:r>
       <w:hyperlink r:id="rId65">
         <w:r>
           <w:rPr>
+            <w:lang w:val="es_ES" w:bidi="es_ES"/>
+          </w:rPr>
+          <w:rPr>
             <w:color w:val="0000EE"/>
             <w:u w:val="single"/>
           </w:rPr>
@@ -1385,11 +2558,17 @@
         </w:r>
       </w:hyperlink>
       <w:r>
+        <w:rPr>
+          <w:lang w:val="es_ES" w:bidi="es_ES"/>
+        </w:rPr>
         <w:t>), y la iglesia es llamada el “cuerpo de Cristo” (</w:t>
       </w:r>
       <w:hyperlink r:id="rId66">
         <w:r>
           <w:rPr>
+            <w:lang w:val="es_ES" w:bidi="es_ES"/>
+          </w:rPr>
+          <w:rPr>
             <w:color w:val="0000EE"/>
             <w:u w:val="single"/>
           </w:rPr>
@@ -1397,11 +2576,17 @@
         </w:r>
       </w:hyperlink>
       <w:r>
+        <w:rPr>
+          <w:lang w:val="es_ES" w:bidi="es_ES"/>
+        </w:rPr>
         <w:t xml:space="preserve">). Dios ya no se manifiesta en un lugar particular, sino en las personas que le pertenecen y alaban su bondad (ver </w:t>
       </w:r>
       <w:hyperlink r:id="rId67">
         <w:r>
           <w:rPr>
+            <w:lang w:val="es_ES" w:bidi="es_ES"/>
+          </w:rPr>
+          <w:rPr>
             <w:color w:val="0000EE"/>
             <w:u w:val="single"/>
           </w:rPr>
@@ -1409,11 +2594,17 @@
         </w:r>
       </w:hyperlink>
       <w:r>
+        <w:rPr>
+          <w:lang w:val="es_ES" w:bidi="es_ES"/>
+        </w:rPr>
         <w:t xml:space="preserve">). • Como sacerdotes santos de Dios en el nuevo pacto, los cristianos no ofrecen sacrificios de animales, sino sacrificios espirituales como alabar a Dios, orar y hacer el bien (ver </w:t>
       </w:r>
       <w:hyperlink r:id="rId68">
         <w:r>
           <w:rPr>
+            <w:lang w:val="es_ES" w:bidi="es_ES"/>
+          </w:rPr>
+          <w:rPr>
             <w:color w:val="0000EE"/>
             <w:u w:val="single"/>
           </w:rPr>
@@ -1421,11 +2612,17 @@
         </w:r>
       </w:hyperlink>
       <w:r>
+        <w:rPr>
+          <w:lang w:val="es_ES" w:bidi="es_ES"/>
+        </w:rPr>
         <w:t xml:space="preserve"> </w:t>
       </w:r>
       <w:hyperlink r:id="rId69">
         <w:r>
           <w:rPr>
+            <w:lang w:val="es_ES" w:bidi="es_ES"/>
+          </w:rPr>
+          <w:rPr>
             <w:color w:val="0000EE"/>
             <w:u w:val="single"/>
           </w:rPr>
@@ -1433,31 +2630,65 @@
         </w:r>
       </w:hyperlink>
       <w:r>
+        <w:rPr>
+          <w:lang w:val="es_ES" w:bidi="es_ES"/>
+        </w:rPr>
         <w:t>).</w:t>
       </w:r>
-      <w:r/>
-      <w:r/>
-    </w:p>
-    <w:p>
-      <w:r/>
+      <w:r>
+        <w:rPr>
+          <w:lang w:val="es_ES" w:bidi="es_ES"/>
+        </w:rPr>
+      </w:r>
+      <w:r>
+        <w:rPr>
+          <w:lang w:val="es_ES" w:bidi="es_ES"/>
+        </w:rPr>
+      </w:r>
+    </w:p>
+    <w:p>
+      <w:pPr/>
+      <w:r>
+        <w:rPr>
+          <w:lang w:val="es_ES" w:bidi="es_ES"/>
+        </w:rPr>
+      </w:r>
     </w:p>
     <w:p>
       <w:pPr>
         <w:pStyle w:val="Heading2"/>
       </w:pPr>
       <w:r>
+        <w:rPr>
+          <w:lang w:val="es_ES" w:bidi="es_ES"/>
+        </w:rPr>
         <w:t>1 Pedro 2:6–8</w:t>
       </w:r>
-      <w:r/>
-    </w:p>
-    <w:p>
-      <w:r/>
-      <w:r>
+      <w:r>
+        <w:rPr>
+          <w:lang w:val="es_ES" w:bidi="es_ES"/>
+        </w:rPr>
+      </w:r>
+    </w:p>
+    <w:p>
+      <w:pPr/>
+      <w:r>
+        <w:rPr>
+          <w:lang w:val="es_ES" w:bidi="es_ES"/>
+        </w:rPr>
+      </w:r>
+      <w:r>
+        <w:rPr>
+          <w:lang w:val="es_ES" w:bidi="es_ES"/>
+        </w:rPr>
         <w:t>Las tres citas del Antiguo Testamento en estos versículos identifican a Cristo como un tipo de piedra: la piedra angular sobre la cual se edifica el nuevo templo (</w:t>
       </w:r>
       <w:hyperlink r:id="rId70">
         <w:r>
           <w:rPr>
+            <w:lang w:val="es_ES" w:bidi="es_ES"/>
+          </w:rPr>
+          <w:rPr>
             <w:color w:val="0000EE"/>
             <w:u w:val="single"/>
           </w:rPr>
@@ -1465,11 +2696,17 @@
         </w:r>
       </w:hyperlink>
       <w:r>
+        <w:rPr>
+          <w:lang w:val="es_ES" w:bidi="es_ES"/>
+        </w:rPr>
         <w:t>); la piedra angular que Dios ha elevado para ser la clave de su plan redentor, a pesar del rechazo de las personas (</w:t>
       </w:r>
       <w:hyperlink r:id="rId63">
         <w:r>
           <w:rPr>
+            <w:lang w:val="es_ES" w:bidi="es_ES"/>
+          </w:rPr>
+          <w:rPr>
             <w:color w:val="0000EE"/>
             <w:u w:val="single"/>
           </w:rPr>
@@ -1477,11 +2714,17 @@
         </w:r>
       </w:hyperlink>
       <w:r>
+        <w:rPr>
+          <w:lang w:val="es_ES" w:bidi="es_ES"/>
+        </w:rPr>
         <w:t>); y la piedra que hace tropezar a las personas (</w:t>
       </w:r>
       <w:hyperlink r:id="rId71">
         <w:r>
           <w:rPr>
+            <w:lang w:val="es_ES" w:bidi="es_ES"/>
+          </w:rPr>
+          <w:rPr>
             <w:color w:val="0000EE"/>
             <w:u w:val="single"/>
           </w:rPr>
@@ -1489,11 +2732,17 @@
         </w:r>
       </w:hyperlink>
       <w:r>
+        <w:rPr>
+          <w:lang w:val="es_ES" w:bidi="es_ES"/>
+        </w:rPr>
         <w:t xml:space="preserve">). Jesús cita </w:t>
       </w:r>
       <w:hyperlink r:id="rId62">
         <w:r>
           <w:rPr>
+            <w:lang w:val="es_ES" w:bidi="es_ES"/>
+          </w:rPr>
+          <w:rPr>
             <w:color w:val="0000EE"/>
             <w:u w:val="single"/>
           </w:rPr>
@@ -1501,11 +2750,17 @@
         </w:r>
       </w:hyperlink>
       <w:r>
+        <w:rPr>
+          <w:lang w:val="es_ES" w:bidi="es_ES"/>
+        </w:rPr>
         <w:t xml:space="preserve"> (</w:t>
       </w:r>
       <w:hyperlink r:id="rId72">
         <w:r>
           <w:rPr>
+            <w:lang w:val="es_ES" w:bidi="es_ES"/>
+          </w:rPr>
+          <w:rPr>
             <w:color w:val="0000EE"/>
             <w:u w:val="single"/>
           </w:rPr>
@@ -1513,11 +2768,17 @@
         </w:r>
       </w:hyperlink>
       <w:r>
+        <w:rPr>
+          <w:lang w:val="es_ES" w:bidi="es_ES"/>
+        </w:rPr>
         <w:t xml:space="preserve">), y Pablo cita tanto </w:t>
       </w:r>
       <w:hyperlink r:id="rId73">
         <w:r>
           <w:rPr>
+            <w:lang w:val="es_ES" w:bidi="es_ES"/>
+          </w:rPr>
+          <w:rPr>
             <w:color w:val="0000EE"/>
             <w:u w:val="single"/>
           </w:rPr>
@@ -1525,11 +2786,17 @@
         </w:r>
       </w:hyperlink>
       <w:r>
+        <w:rPr>
+          <w:lang w:val="es_ES" w:bidi="es_ES"/>
+        </w:rPr>
         <w:t xml:space="preserve"> como </w:t>
       </w:r>
       <w:hyperlink r:id="rId74">
         <w:r>
           <w:rPr>
+            <w:lang w:val="es_ES" w:bidi="es_ES"/>
+          </w:rPr>
+          <w:rPr>
             <w:color w:val="0000EE"/>
             <w:u w:val="single"/>
           </w:rPr>
@@ -1537,11 +2804,17 @@
         </w:r>
       </w:hyperlink>
       <w:r>
+        <w:rPr>
+          <w:lang w:val="es_ES" w:bidi="es_ES"/>
+        </w:rPr>
         <w:t xml:space="preserve"> (</w:t>
       </w:r>
       <w:hyperlink r:id="rId75">
         <w:r>
           <w:rPr>
+            <w:lang w:val="es_ES" w:bidi="es_ES"/>
+          </w:rPr>
+          <w:rPr>
             <w:color w:val="0000EE"/>
             <w:u w:val="single"/>
           </w:rPr>
@@ -1549,51 +2822,113 @@
         </w:r>
       </w:hyperlink>
       <w:r>
+        <w:rPr>
+          <w:lang w:val="es_ES" w:bidi="es_ES"/>
+        </w:rPr>
         <w:t>). Probablemente, estas tres citas se reunieron muy temprano como un testimonio combinado del Antiguo Testamento sobre la naturaleza y el significado de Jesús, el Mesías.</w:t>
       </w:r>
-      <w:r/>
-      <w:r/>
-    </w:p>
-    <w:p>
-      <w:r/>
+      <w:r>
+        <w:rPr>
+          <w:lang w:val="es_ES" w:bidi="es_ES"/>
+        </w:rPr>
+      </w:r>
+      <w:r>
+        <w:rPr>
+          <w:lang w:val="es_ES" w:bidi="es_ES"/>
+        </w:rPr>
+      </w:r>
+    </w:p>
+    <w:p>
+      <w:pPr/>
+      <w:r>
+        <w:rPr>
+          <w:lang w:val="es_ES" w:bidi="es_ES"/>
+        </w:rPr>
+      </w:r>
     </w:p>
     <w:p>
       <w:pPr>
         <w:pStyle w:val="Heading2"/>
       </w:pPr>
       <w:r>
+        <w:rPr>
+          <w:lang w:val="es_ES" w:bidi="es_ES"/>
+        </w:rPr>
         <w:t>1 Pedro 2:8</w:t>
       </w:r>
-      <w:r/>
-    </w:p>
-    <w:p>
-      <w:r/>
-      <w:r>
+      <w:r>
+        <w:rPr>
+          <w:lang w:val="es_ES" w:bidi="es_ES"/>
+        </w:rPr>
+      </w:r>
+    </w:p>
+    <w:p>
+      <w:pPr/>
+      <w:r>
+        <w:rPr>
+          <w:lang w:val="es_ES" w:bidi="es_ES"/>
+        </w:rPr>
+      </w:r>
+      <w:r>
+        <w:rPr>
+          <w:lang w:val="es_ES" w:bidi="es_ES"/>
+        </w:rPr>
         <w:t>Se enfrentan al destino que se les había planeado (literalmente "para el cual fueron designados"): no está claro si estas personas fueron designadas por Dios para la incredulidad o si, debido a su incredulidad, Dios las designó para sufrir condenación.</w:t>
       </w:r>
-      <w:r/>
-      <w:r/>
-    </w:p>
-    <w:p>
-      <w:r/>
+      <w:r>
+        <w:rPr>
+          <w:lang w:val="es_ES" w:bidi="es_ES"/>
+        </w:rPr>
+      </w:r>
+      <w:r>
+        <w:rPr>
+          <w:lang w:val="es_ES" w:bidi="es_ES"/>
+        </w:rPr>
+      </w:r>
+    </w:p>
+    <w:p>
+      <w:pPr/>
+      <w:r>
+        <w:rPr>
+          <w:lang w:val="es_ES" w:bidi="es_ES"/>
+        </w:rPr>
+      </w:r>
     </w:p>
     <w:p>
       <w:pPr>
         <w:pStyle w:val="Heading2"/>
       </w:pPr>
       <w:r>
+        <w:rPr>
+          <w:lang w:val="es_ES" w:bidi="es_ES"/>
+        </w:rPr>
         <w:t>1 Pedro 2:9</w:t>
       </w:r>
-      <w:r/>
-    </w:p>
-    <w:p>
-      <w:r/>
-      <w:r>
+      <w:r>
+        <w:rPr>
+          <w:lang w:val="es_ES" w:bidi="es_ES"/>
+        </w:rPr>
+      </w:r>
+    </w:p>
+    <w:p>
+      <w:pPr/>
+      <w:r>
+        <w:rPr>
+          <w:lang w:val="es_ES" w:bidi="es_ES"/>
+        </w:rPr>
+      </w:r>
+      <w:r>
+        <w:rPr>
+          <w:lang w:val="es_ES" w:bidi="es_ES"/>
+        </w:rPr>
         <w:t xml:space="preserve">Pedro utiliza descripciones de los israelitas en el Antiguo Testamento (ver, por ejemplo, </w:t>
       </w:r>
       <w:hyperlink r:id="rId76">
         <w:r>
           <w:rPr>
+            <w:lang w:val="es_ES" w:bidi="es_ES"/>
+          </w:rPr>
+          <w:rPr>
             <w:color w:val="0000EE"/>
             <w:u w:val="single"/>
           </w:rPr>
@@ -1601,31 +2936,65 @@
         </w:r>
       </w:hyperlink>
       <w:r>
+        <w:rPr>
+          <w:lang w:val="es_ES" w:bidi="es_ES"/>
+        </w:rPr>
         <w:t>) para dirigirse a su audiencia, principalmente gentil, indicando que ellos, al igual que todos los cristianos, son verdaderamente el pueblo de Dios en la era del nuevo pacto.</w:t>
       </w:r>
-      <w:r/>
-      <w:r/>
-    </w:p>
-    <w:p>
-      <w:r/>
+      <w:r>
+        <w:rPr>
+          <w:lang w:val="es_ES" w:bidi="es_ES"/>
+        </w:rPr>
+      </w:r>
+      <w:r>
+        <w:rPr>
+          <w:lang w:val="es_ES" w:bidi="es_ES"/>
+        </w:rPr>
+      </w:r>
+    </w:p>
+    <w:p>
+      <w:pPr/>
+      <w:r>
+        <w:rPr>
+          <w:lang w:val="es_ES" w:bidi="es_ES"/>
+        </w:rPr>
+      </w:r>
     </w:p>
     <w:p>
       <w:pPr>
         <w:pStyle w:val="Heading2"/>
       </w:pPr>
       <w:r>
+        <w:rPr>
+          <w:lang w:val="es_ES" w:bidi="es_ES"/>
+        </w:rPr>
         <w:t>1 Pedro 2:11</w:t>
       </w:r>
-      <w:r/>
-    </w:p>
-    <w:p>
-      <w:r/>
-      <w:r>
+      <w:r>
+        <w:rPr>
+          <w:lang w:val="es_ES" w:bidi="es_ES"/>
+        </w:rPr>
+      </w:r>
+    </w:p>
+    <w:p>
+      <w:pPr/>
+      <w:r>
+        <w:rPr>
+          <w:lang w:val="es_ES" w:bidi="es_ES"/>
+        </w:rPr>
+      </w:r>
+      <w:r>
+        <w:rPr>
+          <w:lang w:val="es_ES" w:bidi="es_ES"/>
+        </w:rPr>
         <w:t xml:space="preserve">“Residentes temporales y extranjeros”: los creyentes no pertenecen a este mundo, sino al Reino de los Cielos (ver </w:t>
       </w:r>
       <w:hyperlink r:id="rId51">
         <w:r>
           <w:rPr>
+            <w:lang w:val="es_ES" w:bidi="es_ES"/>
+          </w:rPr>
+          <w:rPr>
             <w:color w:val="0000EE"/>
             <w:u w:val="single"/>
           </w:rPr>
@@ -1633,11 +3002,17 @@
         </w:r>
       </w:hyperlink>
       <w:r>
+        <w:rPr>
+          <w:lang w:val="es_ES" w:bidi="es_ES"/>
+        </w:rPr>
         <w:t>,</w:t>
       </w:r>
       <w:hyperlink r:id="rId51">
         <w:r>
           <w:rPr>
+            <w:lang w:val="es_ES" w:bidi="es_ES"/>
+          </w:rPr>
+          <w:rPr>
             <w:color w:val="0000EE"/>
             <w:u w:val="single"/>
           </w:rPr>
@@ -1645,60 +3020,126 @@
         </w:r>
       </w:hyperlink>
       <w:r>
+        <w:rPr>
+          <w:lang w:val="es_ES" w:bidi="es_ES"/>
+        </w:rPr>
         <w:t>).</w:t>
       </w:r>
-      <w:r/>
-      <w:r/>
-    </w:p>
-    <w:p>
-      <w:r/>
+      <w:r>
+        <w:rPr>
+          <w:lang w:val="es_ES" w:bidi="es_ES"/>
+        </w:rPr>
+      </w:r>
+      <w:r>
+        <w:rPr>
+          <w:lang w:val="es_ES" w:bidi="es_ES"/>
+        </w:rPr>
+      </w:r>
+    </w:p>
+    <w:p>
+      <w:pPr/>
+      <w:r>
+        <w:rPr>
+          <w:lang w:val="es_ES" w:bidi="es_ES"/>
+        </w:rPr>
+      </w:r>
     </w:p>
     <w:p>
       <w:pPr>
         <w:pStyle w:val="Heading2"/>
       </w:pPr>
       <w:r>
+        <w:rPr>
+          <w:lang w:val="es_ES" w:bidi="es_ES"/>
+        </w:rPr>
         <w:t>1 Pedro 2:11–12</w:t>
       </w:r>
-      <w:r/>
-    </w:p>
-    <w:p>
-      <w:r/>
-      <w:r>
+      <w:r>
+        <w:rPr>
+          <w:lang w:val="es_ES" w:bidi="es_ES"/>
+        </w:rPr>
+      </w:r>
+    </w:p>
+    <w:p>
+      <w:pPr/>
+      <w:r>
+        <w:rPr>
+          <w:lang w:val="es_ES" w:bidi="es_ES"/>
+        </w:rPr>
+      </w:r>
+      <w:r>
+        <w:rPr>
+          <w:lang w:val="es_ES" w:bidi="es_ES"/>
+        </w:rPr>
         <w:t>Estos versículos son de transición. Pueden considerarse como el final de la primera sección de la carta o como la declaración de apertura de la segunda sección. Plantean el tema central de la carta: los cristianos que viven en territorio hostil deben vivir según los principios de las buenas nuevas para poder ganar a otras personas para el Señor.</w:t>
       </w:r>
-      <w:r/>
-      <w:r/>
-    </w:p>
-    <w:p>
-      <w:r/>
+      <w:r>
+        <w:rPr>
+          <w:lang w:val="es_ES" w:bidi="es_ES"/>
+        </w:rPr>
+      </w:r>
+      <w:r>
+        <w:rPr>
+          <w:lang w:val="es_ES" w:bidi="es_ES"/>
+        </w:rPr>
+      </w:r>
+    </w:p>
+    <w:p>
+      <w:pPr/>
+      <w:r>
+        <w:rPr>
+          <w:lang w:val="es_ES" w:bidi="es_ES"/>
+        </w:rPr>
+      </w:r>
     </w:p>
     <w:p>
       <w:pPr>
         <w:pStyle w:val="Heading2"/>
       </w:pPr>
       <w:r>
+        <w:rPr>
+          <w:lang w:val="es_ES" w:bidi="es_ES"/>
+        </w:rPr>
         <w:t>1 Pedro 2:12</w:t>
       </w:r>
-      <w:r/>
-    </w:p>
-    <w:p>
-      <w:r/>
-      <w:r>
+      <w:r>
+        <w:rPr>
+          <w:lang w:val="es_ES" w:bidi="es_ES"/>
+        </w:rPr>
+      </w:r>
+    </w:p>
+    <w:p>
+      <w:pPr/>
+      <w:r>
+        <w:rPr>
+          <w:lang w:val="es_ES" w:bidi="es_ES"/>
+        </w:rPr>
+      </w:r>
+      <w:r>
+        <w:rPr>
+          <w:lang w:val="es_ES" w:bidi="es_ES"/>
+        </w:rPr>
         <w:t>Cuando él juzgue al mundo (o "en el día de la visitación"): la frase "día de la visitación</w:t>
       </w:r>
       <w:r>
         <w:rPr>
           <w:i/>
+          <w:lang w:val="es_ES" w:bidi="es_ES"/>
         </w:rPr>
         <w:t>"</w:t>
       </w:r>
       <w:r>
+        <w:rPr>
+          <w:lang w:val="es_ES" w:bidi="es_ES"/>
+        </w:rPr>
         <w:t xml:space="preserve"> se utiliza en la Septuaginta para describir el momento en que Dios visitará a sus enemigos para juzgarlos (</w:t>
       </w:r>
       <w:hyperlink r:id="rId77">
         <w:r>
           <w:rPr>
+            <w:lang w:val="es_ES" w:bidi="es_ES"/>
+          </w:rPr>
+          <w:rPr>
             <w:color w:val="0000EE"/>
             <w:u w:val="single"/>
           </w:rPr>
@@ -1706,11 +3147,17 @@
         </w:r>
       </w:hyperlink>
       <w:r>
+        <w:rPr>
+          <w:lang w:val="es_ES" w:bidi="es_ES"/>
+        </w:rPr>
         <w:t xml:space="preserve"> </w:t>
       </w:r>
       <w:hyperlink r:id="rId78">
         <w:r>
           <w:rPr>
+            <w:lang w:val="es_ES" w:bidi="es_ES"/>
+          </w:rPr>
+          <w:rPr>
             <w:color w:val="0000EE"/>
             <w:u w:val="single"/>
           </w:rPr>
@@ -1718,51 +3165,113 @@
         </w:r>
       </w:hyperlink>
       <w:r>
+        <w:rPr>
+          <w:lang w:val="es_ES" w:bidi="es_ES"/>
+        </w:rPr>
         <w:t>).</w:t>
       </w:r>
-      <w:r/>
-      <w:r/>
-    </w:p>
-    <w:p>
-      <w:r/>
+      <w:r>
+        <w:rPr>
+          <w:lang w:val="es_ES" w:bidi="es_ES"/>
+        </w:rPr>
+      </w:r>
+      <w:r>
+        <w:rPr>
+          <w:lang w:val="es_ES" w:bidi="es_ES"/>
+        </w:rPr>
+      </w:r>
+    </w:p>
+    <w:p>
+      <w:pPr/>
+      <w:r>
+        <w:rPr>
+          <w:lang w:val="es_ES" w:bidi="es_ES"/>
+        </w:rPr>
+      </w:r>
     </w:p>
     <w:p>
       <w:pPr>
         <w:pStyle w:val="Heading2"/>
       </w:pPr>
       <w:r>
+        <w:rPr>
+          <w:lang w:val="es_ES" w:bidi="es_ES"/>
+        </w:rPr>
         <w:t>1 Pedro 2:13</w:t>
       </w:r>
-      <w:r/>
-    </w:p>
-    <w:p>
-      <w:r/>
-      <w:r>
+      <w:r>
+        <w:rPr>
+          <w:lang w:val="es_ES" w:bidi="es_ES"/>
+        </w:rPr>
+      </w:r>
+    </w:p>
+    <w:p>
+      <w:pPr/>
+      <w:r>
+        <w:rPr>
+          <w:lang w:val="es_ES" w:bidi="es_ES"/>
+        </w:rPr>
+      </w:r>
+      <w:r>
+        <w:rPr>
+          <w:lang w:val="es_ES" w:bidi="es_ES"/>
+        </w:rPr>
         <w:t>En la época de Pedro, el emperador Romano era el rey. Los cristianos estaban sufriendo a manos del estado y pronto sufrirían más intensamente bajo el mandato de Nerón.</w:t>
       </w:r>
-      <w:r/>
-      <w:r/>
-    </w:p>
-    <w:p>
-      <w:r/>
+      <w:r>
+        <w:rPr>
+          <w:lang w:val="es_ES" w:bidi="es_ES"/>
+        </w:rPr>
+      </w:r>
+      <w:r>
+        <w:rPr>
+          <w:lang w:val="es_ES" w:bidi="es_ES"/>
+        </w:rPr>
+      </w:r>
+    </w:p>
+    <w:p>
+      <w:pPr/>
+      <w:r>
+        <w:rPr>
+          <w:lang w:val="es_ES" w:bidi="es_ES"/>
+        </w:rPr>
+      </w:r>
     </w:p>
     <w:p>
       <w:pPr>
         <w:pStyle w:val="Heading2"/>
       </w:pPr>
       <w:r>
+        <w:rPr>
+          <w:lang w:val="es_ES" w:bidi="es_ES"/>
+        </w:rPr>
         <w:t>1 Pedro 2:13–3:7</w:t>
       </w:r>
-      <w:r/>
-    </w:p>
-    <w:p>
-      <w:r/>
-      <w:r>
+      <w:r>
+        <w:rPr>
+          <w:lang w:val="es_ES" w:bidi="es_ES"/>
+        </w:rPr>
+      </w:r>
+    </w:p>
+    <w:p>
+      <w:pPr/>
+      <w:r>
+        <w:rPr>
+          <w:lang w:val="es_ES" w:bidi="es_ES"/>
+        </w:rPr>
+      </w:r>
+      <w:r>
+        <w:rPr>
+          <w:lang w:val="es_ES" w:bidi="es_ES"/>
+        </w:rPr>
         <w:t>Esta sección se centra en la frase clave "someterse a toda autoridad humana", que Pedro aplica a varias relaciones: los cristianos deben aceptar la autoridad de quienes están en el gobierno (</w:t>
       </w:r>
       <w:hyperlink r:id="rId79">
         <w:r>
           <w:rPr>
+            <w:lang w:val="es_ES" w:bidi="es_ES"/>
+          </w:rPr>
+          <w:rPr>
             <w:color w:val="0000EE"/>
             <w:u w:val="single"/>
           </w:rPr>
@@ -1770,11 +3279,17 @@
         </w:r>
       </w:hyperlink>
       <w:r>
+        <w:rPr>
+          <w:lang w:val="es_ES" w:bidi="es_ES"/>
+        </w:rPr>
         <w:t>), los esclavos cristianos deben aceptar la autoridad de sus amos (</w:t>
       </w:r>
       <w:hyperlink r:id="rId80">
         <w:r>
           <w:rPr>
+            <w:lang w:val="es_ES" w:bidi="es_ES"/>
+          </w:rPr>
+          <w:rPr>
             <w:color w:val="0000EE"/>
             <w:u w:val="single"/>
           </w:rPr>
@@ -1782,11 +3297,17 @@
         </w:r>
       </w:hyperlink>
       <w:r>
+        <w:rPr>
+          <w:lang w:val="es_ES" w:bidi="es_ES"/>
+        </w:rPr>
         <w:t>), y las esposas cristianas deben aceptar la autoridad de sus maridos (</w:t>
       </w:r>
       <w:hyperlink r:id="rId81">
         <w:r>
           <w:rPr>
+            <w:lang w:val="es_ES" w:bidi="es_ES"/>
+          </w:rPr>
+          <w:rPr>
             <w:color w:val="0000EE"/>
             <w:u w:val="single"/>
           </w:rPr>
@@ -1794,11 +3315,17 @@
         </w:r>
       </w:hyperlink>
       <w:r>
+        <w:rPr>
+          <w:lang w:val="es_ES" w:bidi="es_ES"/>
+        </w:rPr>
         <w:t xml:space="preserve">). Pedro parece estar siguiendo un uso cristiano temprano del código tradicional del hogar, en el cual se proporcionaban una serie de instrucciones para diferentes miembros del hogar (cf. </w:t>
       </w:r>
       <w:hyperlink r:id="rId82">
         <w:r>
           <w:rPr>
+            <w:lang w:val="es_ES" w:bidi="es_ES"/>
+          </w:rPr>
+          <w:rPr>
             <w:color w:val="0000EE"/>
             <w:u w:val="single"/>
           </w:rPr>
@@ -1806,11 +3333,17 @@
         </w:r>
       </w:hyperlink>
       <w:r>
+        <w:rPr>
+          <w:lang w:val="es_ES" w:bidi="es_ES"/>
+        </w:rPr>
         <w:t xml:space="preserve"> </w:t>
       </w:r>
       <w:hyperlink r:id="rId83">
         <w:r>
           <w:rPr>
+            <w:lang w:val="es_ES" w:bidi="es_ES"/>
+          </w:rPr>
+          <w:rPr>
             <w:color w:val="0000EE"/>
             <w:u w:val="single"/>
           </w:rPr>
@@ -1818,11 +3351,17 @@
         </w:r>
       </w:hyperlink>
       <w:r>
+        <w:rPr>
+          <w:lang w:val="es_ES" w:bidi="es_ES"/>
+        </w:rPr>
         <w:t xml:space="preserve"> </w:t>
       </w:r>
       <w:hyperlink r:id="rId84">
         <w:r>
           <w:rPr>
+            <w:lang w:val="es_ES" w:bidi="es_ES"/>
+          </w:rPr>
+          <w:rPr>
             <w:color w:val="0000EE"/>
             <w:u w:val="single"/>
           </w:rPr>
@@ -1830,11 +3369,17 @@
         </w:r>
       </w:hyperlink>
       <w:r>
+        <w:rPr>
+          <w:lang w:val="es_ES" w:bidi="es_ES"/>
+        </w:rPr>
         <w:t xml:space="preserve"> </w:t>
       </w:r>
       <w:hyperlink r:id="rId85">
         <w:r>
           <w:rPr>
+            <w:lang w:val="es_ES" w:bidi="es_ES"/>
+          </w:rPr>
+          <w:rPr>
             <w:color w:val="0000EE"/>
             <w:u w:val="single"/>
           </w:rPr>
@@ -1842,31 +3387,65 @@
         </w:r>
       </w:hyperlink>
       <w:r>
+        <w:rPr>
+          <w:lang w:val="es_ES" w:bidi="es_ES"/>
+        </w:rPr>
         <w:t>).</w:t>
       </w:r>
-      <w:r/>
-      <w:r/>
-    </w:p>
-    <w:p>
-      <w:r/>
+      <w:r>
+        <w:rPr>
+          <w:lang w:val="es_ES" w:bidi="es_ES"/>
+        </w:rPr>
+      </w:r>
+      <w:r>
+        <w:rPr>
+          <w:lang w:val="es_ES" w:bidi="es_ES"/>
+        </w:rPr>
+      </w:r>
+    </w:p>
+    <w:p>
+      <w:pPr/>
+      <w:r>
+        <w:rPr>
+          <w:lang w:val="es_ES" w:bidi="es_ES"/>
+        </w:rPr>
+      </w:r>
     </w:p>
     <w:p>
       <w:pPr>
         <w:pStyle w:val="Heading2"/>
       </w:pPr>
       <w:r>
+        <w:rPr>
+          <w:lang w:val="es_ES" w:bidi="es_ES"/>
+        </w:rPr>
         <w:t>1 Pedro 2:14</w:t>
       </w:r>
-      <w:r/>
-    </w:p>
-    <w:p>
-      <w:r/>
-      <w:r>
+      <w:r>
+        <w:rPr>
+          <w:lang w:val="es_ES" w:bidi="es_ES"/>
+        </w:rPr>
+      </w:r>
+    </w:p>
+    <w:p>
+      <w:pPr/>
+      <w:r>
+        <w:rPr>
+          <w:lang w:val="es_ES" w:bidi="es_ES"/>
+        </w:rPr>
+      </w:r>
+      <w:r>
+        <w:rPr>
+          <w:lang w:val="es_ES" w:bidi="es_ES"/>
+        </w:rPr>
         <w:t xml:space="preserve">Para castigar a los que obran mal y honrar a los que obran bien: cp. </w:t>
       </w:r>
       <w:hyperlink r:id="rId86">
         <w:r>
           <w:rPr>
+            <w:lang w:val="es_ES" w:bidi="es_ES"/>
+          </w:rPr>
+          <w:rPr>
             <w:color w:val="0000EE"/>
             <w:u w:val="single"/>
           </w:rPr>
@@ -1874,46 +3453,90 @@
         </w:r>
       </w:hyperlink>
       <w:r>
+        <w:rPr>
+          <w:lang w:val="es_ES" w:bidi="es_ES"/>
+        </w:rPr>
         <w:t>.</w:t>
       </w:r>
-      <w:r/>
-      <w:r/>
-    </w:p>
-    <w:p>
-      <w:r/>
+      <w:r>
+        <w:rPr>
+          <w:lang w:val="es_ES" w:bidi="es_ES"/>
+        </w:rPr>
+      </w:r>
+      <w:r>
+        <w:rPr>
+          <w:lang w:val="es_ES" w:bidi="es_ES"/>
+        </w:rPr>
+      </w:r>
+    </w:p>
+    <w:p>
+      <w:pPr/>
+      <w:r>
+        <w:rPr>
+          <w:lang w:val="es_ES" w:bidi="es_ES"/>
+        </w:rPr>
+      </w:r>
     </w:p>
     <w:p>
       <w:pPr>
         <w:pStyle w:val="Heading2"/>
       </w:pPr>
       <w:r>
+        <w:rPr>
+          <w:lang w:val="es_ES" w:bidi="es_ES"/>
+        </w:rPr>
         <w:t>1 Pedro 2:17</w:t>
       </w:r>
-      <w:r/>
-    </w:p>
-    <w:p>
-      <w:r/>
-      <w:r>
+      <w:r>
+        <w:rPr>
+          <w:lang w:val="es_ES" w:bidi="es_ES"/>
+        </w:rPr>
+      </w:r>
+    </w:p>
+    <w:p>
+      <w:pPr/>
+      <w:r>
+        <w:rPr>
+          <w:lang w:val="es_ES" w:bidi="es_ES"/>
+        </w:rPr>
+      </w:r>
+      <w:r>
+        <w:rPr>
+          <w:lang w:val="es_ES" w:bidi="es_ES"/>
+        </w:rPr>
         <w:t>La familia de creyentes: literalmente "la hermandad</w:t>
       </w:r>
       <w:r>
         <w:rPr>
           <w:i/>
+          <w:lang w:val="es_ES" w:bidi="es_ES"/>
         </w:rPr>
         <w:t>";</w:t>
       </w:r>
       <w:r>
+        <w:rPr>
+          <w:lang w:val="es_ES" w:bidi="es_ES"/>
+        </w:rPr>
         <w:t xml:space="preserve"> ver </w:t>
       </w:r>
       <w:r>
+        <w:rPr>
+          <w:lang w:val="es_ES" w:bidi="es_ES"/>
+        </w:rPr>
         <w:t>nota de estudio sobre 5:9</w:t>
       </w:r>
       <w:r>
+        <w:rPr>
+          <w:lang w:val="es_ES" w:bidi="es_ES"/>
+        </w:rPr>
         <w:t xml:space="preserve">. • Teme a Dios y respeta al rey: Pedro podría estar reflexionando sobre la declaración equilibrada de Jesús acerca del deber del cristiano tanto hacia Dios como hacia el gobierno (ver </w:t>
       </w:r>
       <w:hyperlink r:id="rId87">
         <w:r>
           <w:rPr>
+            <w:lang w:val="es_ES" w:bidi="es_ES"/>
+          </w:rPr>
+          <w:rPr>
             <w:color w:val="0000EE"/>
             <w:u w:val="single"/>
           </w:rPr>
@@ -1921,40 +3544,78 @@
         </w:r>
       </w:hyperlink>
       <w:r>
+        <w:rPr>
+          <w:lang w:val="es_ES" w:bidi="es_ES"/>
+        </w:rPr>
         <w:t>).</w:t>
       </w:r>
-      <w:r/>
-      <w:r/>
-    </w:p>
-    <w:p>
-      <w:r/>
+      <w:r>
+        <w:rPr>
+          <w:lang w:val="es_ES" w:bidi="es_ES"/>
+        </w:rPr>
+      </w:r>
+      <w:r>
+        <w:rPr>
+          <w:lang w:val="es_ES" w:bidi="es_ES"/>
+        </w:rPr>
+      </w:r>
+    </w:p>
+    <w:p>
+      <w:pPr/>
+      <w:r>
+        <w:rPr>
+          <w:lang w:val="es_ES" w:bidi="es_ES"/>
+        </w:rPr>
+      </w:r>
     </w:p>
     <w:p>
       <w:pPr>
         <w:pStyle w:val="Heading2"/>
       </w:pPr>
       <w:r>
+        <w:rPr>
+          <w:lang w:val="es_ES" w:bidi="es_ES"/>
+        </w:rPr>
         <w:t>1 Pedro 2:18</w:t>
       </w:r>
-      <w:r/>
-    </w:p>
-    <w:p>
-      <w:r/>
-      <w:r>
+      <w:r>
+        <w:rPr>
+          <w:lang w:val="es_ES" w:bidi="es_ES"/>
+        </w:rPr>
+      </w:r>
+    </w:p>
+    <w:p>
+      <w:pPr/>
+      <w:r>
+        <w:rPr>
+          <w:lang w:val="es_ES" w:bidi="es_ES"/>
+        </w:rPr>
+      </w:r>
+      <w:r>
+        <w:rPr>
+          <w:lang w:val="es_ES" w:bidi="es_ES"/>
+        </w:rPr>
         <w:t>Muchos esclavos en el Imperio Romano ocupaban posiciones responsables y tenían un ingreso decente, pero la mayoría eran tratados con dureza y todos carecían de estatus legal y derechos. • Con todo respeto (literalmente "con todo temor</w:t>
       </w:r>
       <w:r>
         <w:rPr>
           <w:i/>
+          <w:lang w:val="es_ES" w:bidi="es_ES"/>
         </w:rPr>
         <w:t>"</w:t>
       </w:r>
       <w:r>
+        <w:rPr>
+          <w:lang w:val="es_ES" w:bidi="es_ES"/>
+        </w:rPr>
         <w:t xml:space="preserve">): Pedro podría estar llamando a los esclavos a temer a Dios (ver </w:t>
       </w:r>
       <w:hyperlink r:id="rId88">
         <w:r>
           <w:rPr>
+            <w:lang w:val="es_ES" w:bidi="es_ES"/>
+          </w:rPr>
+          <w:rPr>
             <w:color w:val="0000EE"/>
             <w:u w:val="single"/>
           </w:rPr>
@@ -1962,11 +3623,17 @@
         </w:r>
       </w:hyperlink>
       <w:r>
+        <w:rPr>
+          <w:lang w:val="es_ES" w:bidi="es_ES"/>
+        </w:rPr>
         <w:t xml:space="preserve">; cp. </w:t>
       </w:r>
       <w:hyperlink r:id="rId89">
         <w:r>
           <w:rPr>
+            <w:lang w:val="es_ES" w:bidi="es_ES"/>
+          </w:rPr>
+          <w:rPr>
             <w:color w:val="0000EE"/>
             <w:u w:val="single"/>
           </w:rPr>
@@ -1974,11 +3641,17 @@
         </w:r>
       </w:hyperlink>
       <w:r>
+        <w:rPr>
+          <w:lang w:val="es_ES" w:bidi="es_ES"/>
+        </w:rPr>
         <w:t>) o al castigo del amo, pero a menudo habla de esta manera sobre la actitud respetuosa que los cristianos deben tener hacia los demás (</w:t>
       </w:r>
       <w:hyperlink r:id="rId90">
         <w:r>
           <w:rPr>
+            <w:lang w:val="es_ES" w:bidi="es_ES"/>
+          </w:rPr>
+          <w:rPr>
             <w:color w:val="0000EE"/>
             <w:u w:val="single"/>
           </w:rPr>
@@ -1986,51 +3659,113 @@
         </w:r>
       </w:hyperlink>
       <w:r>
+        <w:rPr>
+          <w:lang w:val="es_ES" w:bidi="es_ES"/>
+        </w:rPr>
         <w:t>).</w:t>
       </w:r>
-      <w:r/>
-      <w:r/>
-    </w:p>
-    <w:p>
-      <w:r/>
+      <w:r>
+        <w:rPr>
+          <w:lang w:val="es_ES" w:bidi="es_ES"/>
+        </w:rPr>
+      </w:r>
+      <w:r>
+        <w:rPr>
+          <w:lang w:val="es_ES" w:bidi="es_ES"/>
+        </w:rPr>
+      </w:r>
+    </w:p>
+    <w:p>
+      <w:pPr/>
+      <w:r>
+        <w:rPr>
+          <w:lang w:val="es_ES" w:bidi="es_ES"/>
+        </w:rPr>
+      </w:r>
     </w:p>
     <w:p>
       <w:pPr>
         <w:pStyle w:val="Heading2"/>
       </w:pPr>
       <w:r>
+        <w:rPr>
+          <w:lang w:val="es_ES" w:bidi="es_ES"/>
+        </w:rPr>
         <w:t>1 Pedro 2:18–20</w:t>
       </w:r>
-      <w:r/>
-    </w:p>
-    <w:p>
-      <w:r/>
-      <w:r>
+      <w:r>
+        <w:rPr>
+          <w:lang w:val="es_ES" w:bidi="es_ES"/>
+        </w:rPr>
+      </w:r>
+    </w:p>
+    <w:p>
+      <w:pPr/>
+      <w:r>
+        <w:rPr>
+          <w:lang w:val="es_ES" w:bidi="es_ES"/>
+        </w:rPr>
+      </w:r>
+      <w:r>
+        <w:rPr>
+          <w:lang w:val="es_ES" w:bidi="es_ES"/>
+        </w:rPr>
         <w:t>El esclavo estaba legalmente obligado y no podía cambiar de amo, mientras que el empleado moderno tiene el derecho de dejar de trabajar para un empleador cruel. Por supuesto, algunos empleados pueden no ser capaces de cambiar su situación, en cuyo caso el consejo de Pedro a los esclavos es muy relevante para los empleados de hoy.</w:t>
       </w:r>
-      <w:r/>
-      <w:r/>
-    </w:p>
-    <w:p>
-      <w:r/>
+      <w:r>
+        <w:rPr>
+          <w:lang w:val="es_ES" w:bidi="es_ES"/>
+        </w:rPr>
+      </w:r>
+      <w:r>
+        <w:rPr>
+          <w:lang w:val="es_ES" w:bidi="es_ES"/>
+        </w:rPr>
+      </w:r>
+    </w:p>
+    <w:p>
+      <w:pPr/>
+      <w:r>
+        <w:rPr>
+          <w:lang w:val="es_ES" w:bidi="es_ES"/>
+        </w:rPr>
+      </w:r>
     </w:p>
     <w:p>
       <w:pPr>
         <w:pStyle w:val="Heading2"/>
       </w:pPr>
       <w:r>
+        <w:rPr>
+          <w:lang w:val="es_ES" w:bidi="es_ES"/>
+        </w:rPr>
         <w:t>1 Pedro 2:21–25</w:t>
       </w:r>
-      <w:r/>
-    </w:p>
-    <w:p>
-      <w:r/>
-      <w:r>
+      <w:r>
+        <w:rPr>
+          <w:lang w:val="es_ES" w:bidi="es_ES"/>
+        </w:rPr>
+      </w:r>
+    </w:p>
+    <w:p>
+      <w:pPr/>
+      <w:r>
+        <w:rPr>
+          <w:lang w:val="es_ES" w:bidi="es_ES"/>
+        </w:rPr>
+      </w:r>
+      <w:r>
+        <w:rPr>
+          <w:lang w:val="es_ES" w:bidi="es_ES"/>
+        </w:rPr>
         <w:t>Aunque no hay un cambio explícito de dirección aquí, el carácter general de estos versículos los hace aplicables a todos los creyentes. Estos versículos podrían incorporar un himno cristiano o una confesión acerca de Cristo (</w:t>
       </w:r>
       <w:hyperlink r:id="rId91">
         <w:r>
           <w:rPr>
+            <w:lang w:val="es_ES" w:bidi="es_ES"/>
+          </w:rPr>
+          <w:rPr>
             <w:color w:val="0000EE"/>
             <w:u w:val="single"/>
           </w:rPr>
@@ -2038,11 +3773,17 @@
         </w:r>
       </w:hyperlink>
       <w:r>
+        <w:rPr>
+          <w:lang w:val="es_ES" w:bidi="es_ES"/>
+        </w:rPr>
         <w:t xml:space="preserve">). Se centran en los sufrimientos redentores de Cristo, utilizando un lenguaje tomado en gran parte de </w:t>
       </w:r>
       <w:hyperlink r:id="rId92">
         <w:r>
           <w:rPr>
+            <w:lang w:val="es_ES" w:bidi="es_ES"/>
+          </w:rPr>
+          <w:rPr>
             <w:color w:val="0000EE"/>
             <w:u w:val="single"/>
           </w:rPr>
@@ -2050,34 +3791,71 @@
         </w:r>
       </w:hyperlink>
       <w:r>
+        <w:rPr>
+          <w:lang w:val="es_ES" w:bidi="es_ES"/>
+        </w:rPr>
         <w:t>.</w:t>
       </w:r>
-      <w:r/>
-      <w:r/>
-    </w:p>
-    <w:p>
-      <w:r/>
+      <w:r>
+        <w:rPr>
+          <w:lang w:val="es_ES" w:bidi="es_ES"/>
+        </w:rPr>
+      </w:r>
+      <w:r>
+        <w:rPr>
+          <w:lang w:val="es_ES" w:bidi="es_ES"/>
+        </w:rPr>
+      </w:r>
+    </w:p>
+    <w:p>
+      <w:pPr/>
+      <w:r>
+        <w:rPr>
+          <w:lang w:val="es_ES" w:bidi="es_ES"/>
+        </w:rPr>
+      </w:r>
     </w:p>
     <w:p>
       <w:pPr>
         <w:pStyle w:val="Heading2"/>
       </w:pPr>
       <w:r>
+        <w:rPr>
+          <w:lang w:val="es_ES" w:bidi="es_ES"/>
+        </w:rPr>
         <w:t>1 Pedro 2:24</w:t>
       </w:r>
-      <w:r/>
-    </w:p>
-    <w:p>
-      <w:r/>
-      <w:r>
+      <w:r>
+        <w:rPr>
+          <w:lang w:val="es_ES" w:bidi="es_ES"/>
+        </w:rPr>
+      </w:r>
+    </w:p>
+    <w:p>
+      <w:pPr/>
+      <w:r>
+        <w:rPr>
+          <w:lang w:val="es_ES" w:bidi="es_ES"/>
+        </w:rPr>
+      </w:r>
+      <w:r>
+        <w:rPr>
+          <w:lang w:val="es_ES" w:bidi="es_ES"/>
+        </w:rPr>
         <w:t>"El cual mismo llevó nuestros pecados":</w:t>
       </w:r>
       <w:r>
+        <w:rPr>
+          <w:lang w:val="es_ES" w:bidi="es_ES"/>
+        </w:rPr>
         <w:t xml:space="preserve"> esta frase hace referencia a </w:t>
       </w:r>
       <w:hyperlink r:id="rId93">
         <w:r>
           <w:rPr>
+            <w:lang w:val="es_ES" w:bidi="es_ES"/>
+          </w:rPr>
+          <w:rPr>
             <w:color w:val="0000EE"/>
             <w:u w:val="single"/>
           </w:rPr>
@@ -2085,11 +3863,17 @@
         </w:r>
       </w:hyperlink>
       <w:r>
+        <w:rPr>
+          <w:lang w:val="es_ES" w:bidi="es_ES"/>
+        </w:rPr>
         <w:t>,</w:t>
       </w:r>
       <w:hyperlink r:id="rId94">
         <w:r>
           <w:rPr>
+            <w:lang w:val="es_ES" w:bidi="es_ES"/>
+          </w:rPr>
+          <w:rPr>
             <w:color w:val="0000EE"/>
             <w:u w:val="single"/>
           </w:rPr>
@@ -2097,17 +3881,29 @@
         </w:r>
       </w:hyperlink>
       <w:r>
+        <w:rPr>
+          <w:lang w:val="es_ES" w:bidi="es_ES"/>
+        </w:rPr>
         <w:t>. "</w:t>
       </w:r>
       <w:r>
+        <w:rPr>
+          <w:lang w:val="es_ES" w:bidi="es_ES"/>
+        </w:rPr>
         <w:t>Por la herida del cual habéis sido sanados"</w:t>
       </w:r>
       <w:r>
+        <w:rPr>
+          <w:lang w:val="es_ES" w:bidi="es_ES"/>
+        </w:rPr>
         <w:t xml:space="preserve">: el sufrimiento físico de Cristo nos ha liberado de la esclavitud del pecado (cp. </w:t>
       </w:r>
       <w:hyperlink r:id="rId95">
         <w:r>
           <w:rPr>
+            <w:lang w:val="es_ES" w:bidi="es_ES"/>
+          </w:rPr>
+          <w:rPr>
             <w:color w:val="0000EE"/>
             <w:u w:val="single"/>
           </w:rPr>
@@ -2115,11 +3911,17 @@
         </w:r>
       </w:hyperlink>
       <w:r>
+        <w:rPr>
+          <w:lang w:val="es_ES" w:bidi="es_ES"/>
+        </w:rPr>
         <w:t xml:space="preserve">). Mateo utiliza un lenguaje similar al de </w:t>
       </w:r>
       <w:hyperlink r:id="rId93">
         <w:r>
           <w:rPr>
+            <w:lang w:val="es_ES" w:bidi="es_ES"/>
+          </w:rPr>
+          <w:rPr>
             <w:color w:val="0000EE"/>
             <w:u w:val="single"/>
           </w:rPr>
@@ -2127,11 +3929,17 @@
         </w:r>
       </w:hyperlink>
       <w:r>
+        <w:rPr>
+          <w:lang w:val="es_ES" w:bidi="es_ES"/>
+        </w:rPr>
         <w:t xml:space="preserve"> para referirse a las curaciones físicas realizadas por Jesús (</w:t>
       </w:r>
       <w:hyperlink r:id="rId96">
         <w:r>
           <w:rPr>
+            <w:lang w:val="es_ES" w:bidi="es_ES"/>
+          </w:rPr>
+          <w:rPr>
             <w:color w:val="0000EE"/>
             <w:u w:val="single"/>
           </w:rPr>
@@ -2139,40 +3947,78 @@
         </w:r>
       </w:hyperlink>
       <w:r>
+        <w:rPr>
+          <w:lang w:val="es_ES" w:bidi="es_ES"/>
+        </w:rPr>
         <w:t>).</w:t>
       </w:r>
-      <w:r/>
-      <w:r/>
-    </w:p>
-    <w:p>
-      <w:r/>
+      <w:r>
+        <w:rPr>
+          <w:lang w:val="es_ES" w:bidi="es_ES"/>
+        </w:rPr>
+      </w:r>
+      <w:r>
+        <w:rPr>
+          <w:lang w:val="es_ES" w:bidi="es_ES"/>
+        </w:rPr>
+      </w:r>
+    </w:p>
+    <w:p>
+      <w:pPr/>
+      <w:r>
+        <w:rPr>
+          <w:lang w:val="es_ES" w:bidi="es_ES"/>
+        </w:rPr>
+      </w:r>
     </w:p>
     <w:p>
       <w:pPr>
         <w:pStyle w:val="Heading2"/>
       </w:pPr>
       <w:r>
+        <w:rPr>
+          <w:lang w:val="es_ES" w:bidi="es_ES"/>
+        </w:rPr>
         <w:t>1 Pedro 3:1</w:t>
       </w:r>
-      <w:r/>
-    </w:p>
-    <w:p>
-      <w:r/>
-      <w:r>
+      <w:r>
+        <w:rPr>
+          <w:lang w:val="es_ES" w:bidi="es_ES"/>
+        </w:rPr>
+      </w:r>
+    </w:p>
+    <w:p>
+      <w:pPr/>
+      <w:r>
+        <w:rPr>
+          <w:lang w:val="es_ES" w:bidi="es_ES"/>
+        </w:rPr>
+      </w:r>
+      <w:r>
+        <w:rPr>
+          <w:lang w:val="es_ES" w:bidi="es_ES"/>
+        </w:rPr>
         <w:t>Aceptar la autoridad de (literalmente "someterse a</w:t>
       </w:r>
       <w:r>
         <w:rPr>
           <w:i/>
+          <w:lang w:val="es_ES" w:bidi="es_ES"/>
         </w:rPr>
         <w:t>"</w:t>
       </w:r>
       <w:r>
+        <w:rPr>
+          <w:lang w:val="es_ES" w:bidi="es_ES"/>
+        </w:rPr>
         <w:t xml:space="preserve">): se instruye a las esposas a reconocer que Dios ha designado al marido como líder de la relación (ver </w:t>
       </w:r>
       <w:hyperlink r:id="rId97">
         <w:r>
           <w:rPr>
+            <w:lang w:val="es_ES" w:bidi="es_ES"/>
+          </w:rPr>
+          <w:rPr>
             <w:color w:val="0000EE"/>
             <w:u w:val="single"/>
           </w:rPr>
@@ -2180,11 +4026,17 @@
         </w:r>
       </w:hyperlink>
       <w:r>
+        <w:rPr>
+          <w:lang w:val="es_ES" w:bidi="es_ES"/>
+        </w:rPr>
         <w:t xml:space="preserve"> </w:t>
       </w:r>
       <w:hyperlink r:id="rId98">
         <w:r>
           <w:rPr>
+            <w:lang w:val="es_ES" w:bidi="es_ES"/>
+          </w:rPr>
+          <w:rPr>
             <w:color w:val="0000EE"/>
             <w:u w:val="single"/>
           </w:rPr>
@@ -2192,11 +4044,17 @@
         </w:r>
       </w:hyperlink>
       <w:r>
+        <w:rPr>
+          <w:lang w:val="es_ES" w:bidi="es_ES"/>
+        </w:rPr>
         <w:t xml:space="preserve">). En el mundo antiguo, la sumisión se manifestaba como obediencia (ver </w:t>
       </w:r>
       <w:hyperlink r:id="rId99">
         <w:r>
           <w:rPr>
+            <w:lang w:val="es_ES" w:bidi="es_ES"/>
+          </w:rPr>
+          <w:rPr>
             <w:color w:val="0000EE"/>
             <w:u w:val="single"/>
           </w:rPr>
@@ -2204,11 +4062,17 @@
         </w:r>
       </w:hyperlink>
       <w:r>
+        <w:rPr>
+          <w:lang w:val="es_ES" w:bidi="es_ES"/>
+        </w:rPr>
         <w:t>). Dios también desea que el marido sea un líder amoroso y respetuoso (</w:t>
       </w:r>
       <w:hyperlink r:id="rId100">
         <w:r>
           <w:rPr>
+            <w:lang w:val="es_ES" w:bidi="es_ES"/>
+          </w:rPr>
+          <w:rPr>
             <w:color w:val="0000EE"/>
             <w:u w:val="single"/>
           </w:rPr>
@@ -2216,11 +4080,17 @@
         </w:r>
       </w:hyperlink>
       <w:r>
+        <w:rPr>
+          <w:lang w:val="es_ES" w:bidi="es_ES"/>
+        </w:rPr>
         <w:t xml:space="preserve">; ver </w:t>
       </w:r>
       <w:hyperlink r:id="rId101">
         <w:r>
           <w:rPr>
+            <w:lang w:val="es_ES" w:bidi="es_ES"/>
+          </w:rPr>
+          <w:rPr>
             <w:color w:val="0000EE"/>
             <w:u w:val="single"/>
           </w:rPr>
@@ -2228,37 +4098,77 @@
         </w:r>
       </w:hyperlink>
       <w:r>
+        <w:rPr>
+          <w:lang w:val="es_ES" w:bidi="es_ES"/>
+        </w:rPr>
         <w:t>). Sin embargo, Pedro se enfoca especialmente en las esposas con maridos no creyentes que podrían ser hostiles hacia la fe de sus esposas. "</w:t>
       </w:r>
       <w:r>
+        <w:rPr>
+          <w:lang w:val="es_ES" w:bidi="es_ES"/>
+        </w:rPr>
         <w:t>Los que no creen á la palabra, sean ganados sin palabra"</w:t>
       </w:r>
       <w:r>
+        <w:rPr>
+          <w:lang w:val="es_ES" w:bidi="es_ES"/>
+        </w:rPr>
         <w:t>: Pedro insta a las esposas cristianas a evangelizar a sus maridos a través de su comportamiento sumiso y apropiado.</w:t>
       </w:r>
-      <w:r/>
-      <w:r/>
-    </w:p>
-    <w:p>
-      <w:r/>
+      <w:r>
+        <w:rPr>
+          <w:lang w:val="es_ES" w:bidi="es_ES"/>
+        </w:rPr>
+      </w:r>
+      <w:r>
+        <w:rPr>
+          <w:lang w:val="es_ES" w:bidi="es_ES"/>
+        </w:rPr>
+      </w:r>
+    </w:p>
+    <w:p>
+      <w:pPr/>
+      <w:r>
+        <w:rPr>
+          <w:lang w:val="es_ES" w:bidi="es_ES"/>
+        </w:rPr>
+      </w:r>
     </w:p>
     <w:p>
       <w:pPr>
         <w:pStyle w:val="Heading2"/>
       </w:pPr>
       <w:r>
+        <w:rPr>
+          <w:lang w:val="es_ES" w:bidi="es_ES"/>
+        </w:rPr>
         <w:t>1 Pedro 3:1–7</w:t>
       </w:r>
-      <w:r/>
-    </w:p>
-    <w:p>
-      <w:r/>
-      <w:r>
+      <w:r>
+        <w:rPr>
+          <w:lang w:val="es_ES" w:bidi="es_ES"/>
+        </w:rPr>
+      </w:r>
+    </w:p>
+    <w:p>
+      <w:pPr/>
+      <w:r>
+        <w:rPr>
+          <w:lang w:val="es_ES" w:bidi="es_ES"/>
+        </w:rPr>
+      </w:r>
+      <w:r>
+        <w:rPr>
+          <w:lang w:val="es_ES" w:bidi="es_ES"/>
+        </w:rPr>
         <w:t>La última de las tres exhortaciones de Pedro sobre aceptar la autoridad (</w:t>
       </w:r>
       <w:hyperlink r:id="rId102">
         <w:r>
           <w:rPr>
+            <w:lang w:val="es_ES" w:bidi="es_ES"/>
+          </w:rPr>
+          <w:rPr>
             <w:color w:val="0000EE"/>
             <w:u w:val="single"/>
           </w:rPr>
@@ -2266,11 +4176,17 @@
         </w:r>
       </w:hyperlink>
       <w:r>
+        <w:rPr>
+          <w:lang w:val="es_ES" w:bidi="es_ES"/>
+        </w:rPr>
         <w:t xml:space="preserve">) se refiere a esposas y esposos (cf. </w:t>
       </w:r>
       <w:hyperlink r:id="rId103">
         <w:r>
           <w:rPr>
+            <w:lang w:val="es_ES" w:bidi="es_ES"/>
+          </w:rPr>
+          <w:rPr>
             <w:color w:val="0000EE"/>
             <w:u w:val="single"/>
           </w:rPr>
@@ -2278,11 +4194,17 @@
         </w:r>
       </w:hyperlink>
       <w:r>
+        <w:rPr>
+          <w:lang w:val="es_ES" w:bidi="es_ES"/>
+        </w:rPr>
         <w:t xml:space="preserve"> </w:t>
       </w:r>
       <w:hyperlink r:id="rId104">
         <w:r>
           <w:rPr>
+            <w:lang w:val="es_ES" w:bidi="es_ES"/>
+          </w:rPr>
+          <w:rPr>
             <w:color w:val="0000EE"/>
             <w:u w:val="single"/>
           </w:rPr>
@@ -2290,34 +4212,71 @@
         </w:r>
       </w:hyperlink>
       <w:r>
+        <w:rPr>
+          <w:lang w:val="es_ES" w:bidi="es_ES"/>
+        </w:rPr>
         <w:t>).</w:t>
       </w:r>
-      <w:r/>
-      <w:r/>
-    </w:p>
-    <w:p>
-      <w:r/>
+      <w:r>
+        <w:rPr>
+          <w:lang w:val="es_ES" w:bidi="es_ES"/>
+        </w:rPr>
+      </w:r>
+      <w:r>
+        <w:rPr>
+          <w:lang w:val="es_ES" w:bidi="es_ES"/>
+        </w:rPr>
+      </w:r>
+    </w:p>
+    <w:p>
+      <w:pPr/>
+      <w:r>
+        <w:rPr>
+          <w:lang w:val="es_ES" w:bidi="es_ES"/>
+        </w:rPr>
+      </w:r>
     </w:p>
     <w:p>
       <w:pPr>
         <w:pStyle w:val="Heading2"/>
       </w:pPr>
       <w:r>
+        <w:rPr>
+          <w:lang w:val="es_ES" w:bidi="es_ES"/>
+        </w:rPr>
         <w:t>1 Pedro 3:3–4</w:t>
       </w:r>
-      <w:r/>
-    </w:p>
-    <w:p>
-      <w:r/>
-      <w:r>
+      <w:r>
+        <w:rPr>
+          <w:lang w:val="es_ES" w:bidi="es_ES"/>
+        </w:rPr>
+      </w:r>
+    </w:p>
+    <w:p>
+      <w:pPr/>
+      <w:r>
+        <w:rPr>
+          <w:lang w:val="es_ES" w:bidi="es_ES"/>
+        </w:rPr>
+      </w:r>
+      <w:r>
+        <w:rPr>
+          <w:lang w:val="es_ES" w:bidi="es_ES"/>
+        </w:rPr>
         <w:t>Encrespamiento del cabello, y atavío de oro, ni en compostura de ropas</w:t>
       </w:r>
       <w:r>
+        <w:rPr>
+          <w:lang w:val="es_ES" w:bidi="es_ES"/>
+        </w:rPr>
         <w:t xml:space="preserve">: a veces se ha interpretado que Pedro condena cualquier forma de ornamentación femenina, pero este no es su propósito. En cambio, insiste en que las mujeres cristianas no deben ser reconocidas por la belleza de la ropa y las joyas, sino por la belleza interior de un espíritu apacible y tranquilo. Ver también </w:t>
       </w:r>
       <w:hyperlink r:id="rId105">
         <w:r>
           <w:rPr>
+            <w:lang w:val="es_ES" w:bidi="es_ES"/>
+          </w:rPr>
+          <w:rPr>
             <w:color w:val="0000EE"/>
             <w:u w:val="single"/>
           </w:rPr>
@@ -2325,34 +4284,71 @@
         </w:r>
       </w:hyperlink>
       <w:r>
+        <w:rPr>
+          <w:lang w:val="es_ES" w:bidi="es_ES"/>
+        </w:rPr>
         <w:t>.</w:t>
       </w:r>
-      <w:r/>
-      <w:r/>
-    </w:p>
-    <w:p>
-      <w:r/>
+      <w:r>
+        <w:rPr>
+          <w:lang w:val="es_ES" w:bidi="es_ES"/>
+        </w:rPr>
+      </w:r>
+      <w:r>
+        <w:rPr>
+          <w:lang w:val="es_ES" w:bidi="es_ES"/>
+        </w:rPr>
+      </w:r>
+    </w:p>
+    <w:p>
+      <w:pPr/>
+      <w:r>
+        <w:rPr>
+          <w:lang w:val="es_ES" w:bidi="es_ES"/>
+        </w:rPr>
+      </w:r>
     </w:p>
     <w:p>
       <w:pPr>
         <w:pStyle w:val="Heading2"/>
       </w:pPr>
       <w:r>
+        <w:rPr>
+          <w:lang w:val="es_ES" w:bidi="es_ES"/>
+        </w:rPr>
         <w:t>1 Pedro 3:6</w:t>
       </w:r>
-      <w:r/>
-    </w:p>
-    <w:p>
-      <w:r/>
-      <w:r>
+      <w:r>
+        <w:rPr>
+          <w:lang w:val="es_ES" w:bidi="es_ES"/>
+        </w:rPr>
+      </w:r>
+    </w:p>
+    <w:p>
+      <w:pPr/>
+      <w:r>
+        <w:rPr>
+          <w:lang w:val="es_ES" w:bidi="es_ES"/>
+        </w:rPr>
+      </w:r>
+      <w:r>
+        <w:rPr>
+          <w:lang w:val="es_ES" w:bidi="es_ES"/>
+        </w:rPr>
         <w:t>Llamándole señor</w:t>
       </w:r>
       <w:r>
+        <w:rPr>
+          <w:lang w:val="es_ES" w:bidi="es_ES"/>
+        </w:rPr>
         <w:t xml:space="preserve">: ver </w:t>
       </w:r>
       <w:hyperlink r:id="rId106">
         <w:r>
           <w:rPr>
+            <w:lang w:val="es_ES" w:bidi="es_ES"/>
+          </w:rPr>
+          <w:rPr>
             <w:color w:val="0000EE"/>
             <w:u w:val="single"/>
           </w:rPr>
@@ -2360,37 +4356,77 @@
         </w:r>
       </w:hyperlink>
       <w:r>
+        <w:rPr>
+          <w:lang w:val="es_ES" w:bidi="es_ES"/>
+        </w:rPr>
         <w:t>. Pedro ve esta forma de dirigirse como indicativa de la actitud general de Sara hacia Abraham. •</w:t>
       </w:r>
       <w:r>
+        <w:rPr>
+          <w:lang w:val="es_ES" w:bidi="es_ES"/>
+        </w:rPr>
         <w:t xml:space="preserve"> Y no sois espantadas de ningún pavor</w:t>
       </w:r>
       <w:r>
+        <w:rPr>
+          <w:lang w:val="es_ES" w:bidi="es_ES"/>
+        </w:rPr>
         <w:t>: las esposas cristianas casadas con no creyentes a menudo se encontraban presionadas, tanto sutil como abiertamente, a abandonar los principios y valores cristianos. Pedro las insta a seguir haciendo lo correcto.</w:t>
       </w:r>
-      <w:r/>
-      <w:r/>
-    </w:p>
-    <w:p>
-      <w:r/>
+      <w:r>
+        <w:rPr>
+          <w:lang w:val="es_ES" w:bidi="es_ES"/>
+        </w:rPr>
+      </w:r>
+      <w:r>
+        <w:rPr>
+          <w:lang w:val="es_ES" w:bidi="es_ES"/>
+        </w:rPr>
+      </w:r>
+    </w:p>
+    <w:p>
+      <w:pPr/>
+      <w:r>
+        <w:rPr>
+          <w:lang w:val="es_ES" w:bidi="es_ES"/>
+        </w:rPr>
+      </w:r>
     </w:p>
     <w:p>
       <w:pPr>
         <w:pStyle w:val="Heading2"/>
       </w:pPr>
       <w:r>
+        <w:rPr>
+          <w:lang w:val="es_ES" w:bidi="es_ES"/>
+        </w:rPr>
         <w:t>1 Pedro 3:7</w:t>
       </w:r>
-      <w:r/>
-    </w:p>
-    <w:p>
-      <w:r/>
-      <w:r>
+      <w:r>
+        <w:rPr>
+          <w:lang w:val="es_ES" w:bidi="es_ES"/>
+        </w:rPr>
+      </w:r>
+    </w:p>
+    <w:p>
+      <w:pPr/>
+      <w:r>
+        <w:rPr>
+          <w:lang w:val="es_ES" w:bidi="es_ES"/>
+        </w:rPr>
+      </w:r>
+      <w:r>
+        <w:rPr>
+          <w:lang w:val="es_ES" w:bidi="es_ES"/>
+        </w:rPr>
         <w:t>De la misma manera: al igual que los esclavos y esposas (</w:t>
       </w:r>
       <w:hyperlink r:id="rId107">
         <w:r>
           <w:rPr>
+            <w:lang w:val="es_ES" w:bidi="es_ES"/>
+          </w:rPr>
+          <w:rPr>
             <w:color w:val="0000EE"/>
             <w:u w:val="single"/>
           </w:rPr>
@@ -2398,23 +4434,41 @@
         </w:r>
       </w:hyperlink>
       <w:r>
+        <w:rPr>
+          <w:lang w:val="es_ES" w:bidi="es_ES"/>
+        </w:rPr>
         <w:t xml:space="preserve">), los maridos también tienen una responsabilidad particular dentro del hogar. • </w:t>
       </w:r>
       <w:r>
+        <w:rPr>
+          <w:lang w:val="es_ES" w:bidi="es_ES"/>
+        </w:rPr>
         <w:t>La mujer como á vaso más frágil</w:t>
       </w:r>
       <w:r>
+        <w:rPr>
+          <w:lang w:val="es_ES" w:bidi="es_ES"/>
+        </w:rPr>
         <w:t xml:space="preserve">: Pedro probablemente se refería a la fuerza física de la mujer y quizás a su estatus social. Dado que las mujeres son típicamente físicamente más débiles que los hombres y a menudo tenían menos capacidad para afirmarse en esa sociedad, el marido tenía el deber de proteger y cuidar a su esposa. • </w:t>
       </w:r>
       <w:r>
+        <w:rPr>
+          <w:lang w:val="es_ES" w:bidi="es_ES"/>
+        </w:rPr>
         <w:t>Y como á herederas juntamente de la gracia de la vida:</w:t>
       </w:r>
       <w:r>
+        <w:rPr>
+          <w:lang w:val="es_ES" w:bidi="es_ES"/>
+        </w:rPr>
         <w:t xml:space="preserve"> la jefatura del marido se equilibra e informa por el estatus igual que hombres y mujeres tienen ante Dios (ver también </w:t>
       </w:r>
       <w:hyperlink r:id="rId108">
         <w:r>
           <w:rPr>
+            <w:lang w:val="es_ES" w:bidi="es_ES"/>
+          </w:rPr>
+          <w:rPr>
             <w:color w:val="0000EE"/>
             <w:u w:val="single"/>
           </w:rPr>
@@ -2422,11 +4476,17 @@
         </w:r>
       </w:hyperlink>
       <w:r>
+        <w:rPr>
+          <w:lang w:val="es_ES" w:bidi="es_ES"/>
+        </w:rPr>
         <w:t xml:space="preserve">). • Las oraciones de un marido se ven obstaculizadas si no otorga un honor excepcional a su esposa (cp. </w:t>
       </w:r>
       <w:hyperlink r:id="rId109">
         <w:r>
           <w:rPr>
+            <w:lang w:val="es_ES" w:bidi="es_ES"/>
+          </w:rPr>
+          <w:rPr>
             <w:color w:val="0000EE"/>
             <w:u w:val="single"/>
           </w:rPr>
@@ -2434,31 +4494,65 @@
         </w:r>
       </w:hyperlink>
       <w:r>
+        <w:rPr>
+          <w:lang w:val="es_ES" w:bidi="es_ES"/>
+        </w:rPr>
         <w:t>).</w:t>
       </w:r>
-      <w:r/>
-      <w:r/>
-    </w:p>
-    <w:p>
-      <w:r/>
+      <w:r>
+        <w:rPr>
+          <w:lang w:val="es_ES" w:bidi="es_ES"/>
+        </w:rPr>
+      </w:r>
+      <w:r>
+        <w:rPr>
+          <w:lang w:val="es_ES" w:bidi="es_ES"/>
+        </w:rPr>
+      </w:r>
+    </w:p>
+    <w:p>
+      <w:pPr/>
+      <w:r>
+        <w:rPr>
+          <w:lang w:val="es_ES" w:bidi="es_ES"/>
+        </w:rPr>
+      </w:r>
     </w:p>
     <w:p>
       <w:pPr>
         <w:pStyle w:val="Heading2"/>
       </w:pPr>
       <w:r>
+        <w:rPr>
+          <w:lang w:val="es_ES" w:bidi="es_ES"/>
+        </w:rPr>
         <w:t>1 Pedro 3:8–12</w:t>
       </w:r>
-      <w:r/>
-    </w:p>
-    <w:p>
-      <w:r/>
-      <w:r>
+      <w:r>
+        <w:rPr>
+          <w:lang w:val="es_ES" w:bidi="es_ES"/>
+        </w:rPr>
+      </w:r>
+    </w:p>
+    <w:p>
+      <w:pPr/>
+      <w:r>
+        <w:rPr>
+          <w:lang w:val="es_ES" w:bidi="es_ES"/>
+        </w:rPr>
+      </w:r>
+      <w:r>
+        <w:rPr>
+          <w:lang w:val="es_ES" w:bidi="es_ES"/>
+        </w:rPr>
         <w:t>"Y finalmente": este es el último de una serie de exhortaciones a diferentes grupos (</w:t>
       </w:r>
       <w:hyperlink r:id="rId110">
         <w:r>
           <w:rPr>
+            <w:lang w:val="es_ES" w:bidi="es_ES"/>
+          </w:rPr>
+          <w:rPr>
             <w:color w:val="0000EE"/>
             <w:u w:val="single"/>
           </w:rPr>
@@ -2466,11 +4560,17 @@
         </w:r>
       </w:hyperlink>
       <w:r>
+        <w:rPr>
+          <w:lang w:val="es_ES" w:bidi="es_ES"/>
+        </w:rPr>
         <w:t>). Aquí, todos los creyentes deben responder a otros, tanto a creyentes (</w:t>
       </w:r>
       <w:hyperlink r:id="rId111">
         <w:r>
           <w:rPr>
+            <w:lang w:val="es_ES" w:bidi="es_ES"/>
+          </w:rPr>
+          <w:rPr>
             <w:color w:val="0000EE"/>
             <w:u w:val="single"/>
           </w:rPr>
@@ -2478,11 +4578,17 @@
         </w:r>
       </w:hyperlink>
       <w:r>
+        <w:rPr>
+          <w:lang w:val="es_ES" w:bidi="es_ES"/>
+        </w:rPr>
         <w:t>) como a incrédulos (</w:t>
       </w:r>
       <w:hyperlink r:id="rId112">
         <w:r>
           <w:rPr>
+            <w:lang w:val="es_ES" w:bidi="es_ES"/>
+          </w:rPr>
+          <w:rPr>
             <w:color w:val="0000EE"/>
             <w:u w:val="single"/>
           </w:rPr>
@@ -2490,54 +4596,119 @@
         </w:r>
       </w:hyperlink>
       <w:r>
+        <w:rPr>
+          <w:lang w:val="es_ES" w:bidi="es_ES"/>
+        </w:rPr>
         <w:t>), con amor.</w:t>
       </w:r>
-      <w:r/>
-      <w:r/>
-    </w:p>
-    <w:p>
-      <w:r/>
+      <w:r>
+        <w:rPr>
+          <w:lang w:val="es_ES" w:bidi="es_ES"/>
+        </w:rPr>
+      </w:r>
+      <w:r>
+        <w:rPr>
+          <w:lang w:val="es_ES" w:bidi="es_ES"/>
+        </w:rPr>
+      </w:r>
+    </w:p>
+    <w:p>
+      <w:pPr/>
+      <w:r>
+        <w:rPr>
+          <w:lang w:val="es_ES" w:bidi="es_ES"/>
+        </w:rPr>
+      </w:r>
     </w:p>
     <w:p>
       <w:pPr>
         <w:pStyle w:val="Heading2"/>
       </w:pPr>
       <w:r>
+        <w:rPr>
+          <w:lang w:val="es_ES" w:bidi="es_ES"/>
+        </w:rPr>
         <w:t>1 Pedro 3:9</w:t>
       </w:r>
-      <w:r/>
-    </w:p>
-    <w:p>
-      <w:r/>
-      <w:r>
+      <w:r>
+        <w:rPr>
+          <w:lang w:val="es_ES" w:bidi="es_ES"/>
+        </w:rPr>
+      </w:r>
+    </w:p>
+    <w:p>
+      <w:pPr/>
+      <w:r>
+        <w:rPr>
+          <w:lang w:val="es_ES" w:bidi="es_ES"/>
+        </w:rPr>
+      </w:r>
+      <w:r>
+        <w:rPr>
+          <w:lang w:val="es_ES" w:bidi="es_ES"/>
+        </w:rPr>
         <w:t>Vosotros sois llamados para que poseáis bendición en herencia</w:t>
       </w:r>
       <w:r>
+        <w:rPr>
+          <w:lang w:val="es_ES" w:bidi="es_ES"/>
+        </w:rPr>
         <w:t>: al bendecir a otros, recibimos una bendición de Dios.</w:t>
       </w:r>
-      <w:r/>
-      <w:r/>
-    </w:p>
-    <w:p>
-      <w:r/>
+      <w:r>
+        <w:rPr>
+          <w:lang w:val="es_ES" w:bidi="es_ES"/>
+        </w:rPr>
+      </w:r>
+      <w:r>
+        <w:rPr>
+          <w:lang w:val="es_ES" w:bidi="es_ES"/>
+        </w:rPr>
+      </w:r>
+    </w:p>
+    <w:p>
+      <w:pPr/>
+      <w:r>
+        <w:rPr>
+          <w:lang w:val="es_ES" w:bidi="es_ES"/>
+        </w:rPr>
+      </w:r>
     </w:p>
     <w:p>
       <w:pPr>
         <w:pStyle w:val="Heading2"/>
       </w:pPr>
       <w:r>
+        <w:rPr>
+          <w:lang w:val="es_ES" w:bidi="es_ES"/>
+        </w:rPr>
         <w:t>1 Pedro 3:10–12</w:t>
       </w:r>
-      <w:r/>
-    </w:p>
-    <w:p>
-      <w:r/>
-      <w:r>
+      <w:r>
+        <w:rPr>
+          <w:lang w:val="es_ES" w:bidi="es_ES"/>
+        </w:rPr>
+      </w:r>
+    </w:p>
+    <w:p>
+      <w:pPr/>
+      <w:r>
+        <w:rPr>
+          <w:lang w:val="es_ES" w:bidi="es_ES"/>
+        </w:rPr>
+      </w:r>
+      <w:r>
+        <w:rPr>
+          <w:lang w:val="es_ES" w:bidi="es_ES"/>
+        </w:rPr>
         <w:t xml:space="preserve">Pedro destaca la relación entre conducta y bendición citando </w:t>
       </w:r>
       <w:hyperlink r:id="rId113">
         <w:r>
           <w:rPr>
+            <w:lang w:val="es_ES" w:bidi="es_ES"/>
+          </w:rPr>
+          <w:rPr>
             <w:color w:val="0000EE"/>
             <w:u w:val="single"/>
           </w:rPr>
@@ -2545,11 +4716,17 @@
         </w:r>
       </w:hyperlink>
       <w:r>
+        <w:rPr>
+          <w:lang w:val="es_ES" w:bidi="es_ES"/>
+        </w:rPr>
         <w:t xml:space="preserve">. Este salmo es prominente en la enseñanza cristiana temprana (ver también </w:t>
       </w:r>
       <w:hyperlink r:id="rId114">
         <w:r>
           <w:rPr>
+            <w:lang w:val="es_ES" w:bidi="es_ES"/>
+          </w:rPr>
+          <w:rPr>
             <w:color w:val="0000EE"/>
             <w:u w:val="single"/>
           </w:rPr>
@@ -2557,11 +4734,17 @@
         </w:r>
       </w:hyperlink>
       <w:r>
+        <w:rPr>
+          <w:lang w:val="es_ES" w:bidi="es_ES"/>
+        </w:rPr>
         <w:t xml:space="preserve"> </w:t>
       </w:r>
       <w:hyperlink r:id="rId115">
         <w:r>
           <w:rPr>
+            <w:lang w:val="es_ES" w:bidi="es_ES"/>
+          </w:rPr>
+          <w:rPr>
             <w:color w:val="0000EE"/>
             <w:u w:val="single"/>
           </w:rPr>
@@ -2569,31 +4752,65 @@
         </w:r>
       </w:hyperlink>
       <w:r>
+        <w:rPr>
+          <w:lang w:val="es_ES" w:bidi="es_ES"/>
+        </w:rPr>
         <w:t>). El texto se centra en controlar los pecados de palabra, resistir el mal y hacer el bien. También resalta la promesa de bendición por la obediencia.</w:t>
       </w:r>
-      <w:r/>
-      <w:r/>
-    </w:p>
-    <w:p>
-      <w:r/>
+      <w:r>
+        <w:rPr>
+          <w:lang w:val="es_ES" w:bidi="es_ES"/>
+        </w:rPr>
+      </w:r>
+      <w:r>
+        <w:rPr>
+          <w:lang w:val="es_ES" w:bidi="es_ES"/>
+        </w:rPr>
+      </w:r>
+    </w:p>
+    <w:p>
+      <w:pPr/>
+      <w:r>
+        <w:rPr>
+          <w:lang w:val="es_ES" w:bidi="es_ES"/>
+        </w:rPr>
+      </w:r>
     </w:p>
     <w:p>
       <w:pPr>
         <w:pStyle w:val="Heading2"/>
       </w:pPr>
       <w:r>
+        <w:rPr>
+          <w:lang w:val="es_ES" w:bidi="es_ES"/>
+        </w:rPr>
         <w:t>1 Pedro 3:13</w:t>
       </w:r>
-      <w:r/>
-    </w:p>
-    <w:p>
-      <w:r/>
-      <w:r>
+      <w:r>
+        <w:rPr>
+          <w:lang w:val="es_ES" w:bidi="es_ES"/>
+        </w:rPr>
+      </w:r>
+    </w:p>
+    <w:p>
+      <w:pPr/>
+      <w:r>
+        <w:rPr>
+          <w:lang w:val="es_ES" w:bidi="es_ES"/>
+        </w:rPr>
+      </w:r>
+      <w:r>
+        <w:rPr>
+          <w:lang w:val="es_ES" w:bidi="es_ES"/>
+        </w:rPr>
         <w:t>En términos generales, nadie querrá dañar a alguien que está haciendo el bien, pero a veces los cristianos sufren incluso cuando hacen el bien (</w:t>
       </w:r>
       <w:hyperlink r:id="rId116">
         <w:r>
           <w:rPr>
+            <w:lang w:val="es_ES" w:bidi="es_ES"/>
+          </w:rPr>
+          <w:rPr>
             <w:color w:val="0000EE"/>
             <w:u w:val="single"/>
           </w:rPr>
@@ -2601,11 +4818,17 @@
         </w:r>
       </w:hyperlink>
       <w:r>
+        <w:rPr>
+          <w:lang w:val="es_ES" w:bidi="es_ES"/>
+        </w:rPr>
         <w:t xml:space="preserve">; ver </w:t>
       </w:r>
       <w:hyperlink r:id="rId117">
         <w:r>
           <w:rPr>
+            <w:lang w:val="es_ES" w:bidi="es_ES"/>
+          </w:rPr>
+          <w:rPr>
             <w:color w:val="0000EE"/>
             <w:u w:val="single"/>
           </w:rPr>
@@ -2613,11 +4836,17 @@
         </w:r>
       </w:hyperlink>
       <w:r>
+        <w:rPr>
+          <w:lang w:val="es_ES" w:bidi="es_ES"/>
+        </w:rPr>
         <w:t xml:space="preserve"> </w:t>
       </w:r>
       <w:hyperlink r:id="rId118">
         <w:r>
           <w:rPr>
+            <w:lang w:val="es_ES" w:bidi="es_ES"/>
+          </w:rPr>
+          <w:rPr>
             <w:color w:val="0000EE"/>
             <w:u w:val="single"/>
           </w:rPr>
@@ -2625,31 +4854,65 @@
         </w:r>
       </w:hyperlink>
       <w:r>
+        <w:rPr>
+          <w:lang w:val="es_ES" w:bidi="es_ES"/>
+        </w:rPr>
         <w:t>).</w:t>
       </w:r>
-      <w:r/>
-      <w:r/>
-    </w:p>
-    <w:p>
-      <w:r/>
+      <w:r>
+        <w:rPr>
+          <w:lang w:val="es_ES" w:bidi="es_ES"/>
+        </w:rPr>
+      </w:r>
+      <w:r>
+        <w:rPr>
+          <w:lang w:val="es_ES" w:bidi="es_ES"/>
+        </w:rPr>
+      </w:r>
+    </w:p>
+    <w:p>
+      <w:pPr/>
+      <w:r>
+        <w:rPr>
+          <w:lang w:val="es_ES" w:bidi="es_ES"/>
+        </w:rPr>
+      </w:r>
     </w:p>
     <w:p>
       <w:pPr>
         <w:pStyle w:val="Heading2"/>
       </w:pPr>
       <w:r>
+        <w:rPr>
+          <w:lang w:val="es_ES" w:bidi="es_ES"/>
+        </w:rPr>
         <w:t>1 Pedro 3:13–17</w:t>
       </w:r>
-      <w:r/>
-    </w:p>
-    <w:p>
-      <w:r/>
-      <w:r>
+      <w:r>
+        <w:rPr>
+          <w:lang w:val="es_ES" w:bidi="es_ES"/>
+        </w:rPr>
+      </w:r>
+    </w:p>
+    <w:p>
+      <w:pPr/>
+      <w:r>
+        <w:rPr>
+          <w:lang w:val="es_ES" w:bidi="es_ES"/>
+        </w:rPr>
+      </w:r>
+      <w:r>
+        <w:rPr>
+          <w:lang w:val="es_ES" w:bidi="es_ES"/>
+        </w:rPr>
         <w:t>Este breve párrafo destaca la respuesta cristiana al sufrimiento, seguir el ejemplo de Cristo (</w:t>
       </w:r>
       <w:hyperlink r:id="rId119">
         <w:r>
           <w:rPr>
+            <w:lang w:val="es_ES" w:bidi="es_ES"/>
+          </w:rPr>
+          <w:rPr>
             <w:color w:val="0000EE"/>
             <w:u w:val="single"/>
           </w:rPr>
@@ -2657,34 +4920,71 @@
         </w:r>
       </w:hyperlink>
       <w:r>
+        <w:rPr>
+          <w:lang w:val="es_ES" w:bidi="es_ES"/>
+        </w:rPr>
         <w:t>).</w:t>
       </w:r>
-      <w:r/>
-      <w:r/>
-    </w:p>
-    <w:p>
-      <w:r/>
+      <w:r>
+        <w:rPr>
+          <w:lang w:val="es_ES" w:bidi="es_ES"/>
+        </w:rPr>
+      </w:r>
+      <w:r>
+        <w:rPr>
+          <w:lang w:val="es_ES" w:bidi="es_ES"/>
+        </w:rPr>
+      </w:r>
+    </w:p>
+    <w:p>
+      <w:pPr/>
+      <w:r>
+        <w:rPr>
+          <w:lang w:val="es_ES" w:bidi="es_ES"/>
+        </w:rPr>
+      </w:r>
     </w:p>
     <w:p>
       <w:pPr>
         <w:pStyle w:val="Heading2"/>
       </w:pPr>
       <w:r>
+        <w:rPr>
+          <w:lang w:val="es_ES" w:bidi="es_ES"/>
+        </w:rPr>
         <w:t>1 Pedro 3:14–15</w:t>
       </w:r>
-      <w:r/>
-    </w:p>
-    <w:p>
-      <w:r/>
-      <w:r>
+      <w:r>
+        <w:rPr>
+          <w:lang w:val="es_ES" w:bidi="es_ES"/>
+        </w:rPr>
+      </w:r>
+    </w:p>
+    <w:p>
+      <w:pPr/>
+      <w:r>
+        <w:rPr>
+          <w:lang w:val="es_ES" w:bidi="es_ES"/>
+        </w:rPr>
+      </w:r>
+      <w:r>
+        <w:rPr>
+          <w:lang w:val="es_ES" w:bidi="es_ES"/>
+        </w:rPr>
         <w:t>ni seáis turbados</w:t>
       </w:r>
       <w:r>
+        <w:rPr>
+          <w:lang w:val="es_ES" w:bidi="es_ES"/>
+        </w:rPr>
         <w:t xml:space="preserve">: ver </w:t>
       </w:r>
       <w:hyperlink r:id="rId120">
         <w:r>
           <w:rPr>
+            <w:lang w:val="es_ES" w:bidi="es_ES"/>
+          </w:rPr>
+          <w:rPr>
             <w:color w:val="0000EE"/>
             <w:u w:val="single"/>
           </w:rPr>
@@ -2692,34 +4992,71 @@
         </w:r>
       </w:hyperlink>
       <w:r>
+        <w:rPr>
+          <w:lang w:val="es_ES" w:bidi="es_ES"/>
+        </w:rPr>
         <w:t>, donde Dios exhorta al profeta a no temer nada excepto al Señor. • Adorar a Cristo como Señor: al temer a Cristo, estarán libres del miedo a sus perseguidores humanos.</w:t>
       </w:r>
-      <w:r/>
-      <w:r/>
-    </w:p>
-    <w:p>
-      <w:r/>
+      <w:r>
+        <w:rPr>
+          <w:lang w:val="es_ES" w:bidi="es_ES"/>
+        </w:rPr>
+      </w:r>
+      <w:r>
+        <w:rPr>
+          <w:lang w:val="es_ES" w:bidi="es_ES"/>
+        </w:rPr>
+      </w:r>
+    </w:p>
+    <w:p>
+      <w:pPr/>
+      <w:r>
+        <w:rPr>
+          <w:lang w:val="es_ES" w:bidi="es_ES"/>
+        </w:rPr>
+      </w:r>
     </w:p>
     <w:p>
       <w:pPr>
         <w:pStyle w:val="Heading2"/>
       </w:pPr>
       <w:r>
+        <w:rPr>
+          <w:lang w:val="es_ES" w:bidi="es_ES"/>
+        </w:rPr>
         <w:t>1 Pedro 3:18</w:t>
       </w:r>
-      <w:r/>
-    </w:p>
-    <w:p>
-      <w:r/>
-      <w:r>
+      <w:r>
+        <w:rPr>
+          <w:lang w:val="es_ES" w:bidi="es_ES"/>
+        </w:rPr>
+      </w:r>
+    </w:p>
+    <w:p>
+      <w:pPr/>
+      <w:r>
+        <w:rPr>
+          <w:lang w:val="es_ES" w:bidi="es_ES"/>
+        </w:rPr>
+      </w:r>
+      <w:r>
+        <w:rPr>
+          <w:lang w:val="es_ES" w:bidi="es_ES"/>
+        </w:rPr>
         <w:t>Siendo á la verdad muerto en la carne, pero vivificado en espíritu</w:t>
       </w:r>
       <w:r>
+        <w:rPr>
+          <w:lang w:val="es_ES" w:bidi="es_ES"/>
+        </w:rPr>
         <w:t xml:space="preserve">: carne y espíritu a menudo se contrastan (por ejemplo, </w:t>
       </w:r>
       <w:hyperlink r:id="rId121">
         <w:r>
           <w:rPr>
+            <w:lang w:val="es_ES" w:bidi="es_ES"/>
+          </w:rPr>
+          <w:rPr>
             <w:color w:val="0000EE"/>
             <w:u w:val="single"/>
           </w:rPr>
@@ -2727,11 +5064,17 @@
         </w:r>
       </w:hyperlink>
       <w:r>
+        <w:rPr>
+          <w:lang w:val="es_ES" w:bidi="es_ES"/>
+        </w:rPr>
         <w:t xml:space="preserve"> </w:t>
       </w:r>
       <w:hyperlink r:id="rId122">
         <w:r>
           <w:rPr>
+            <w:lang w:val="es_ES" w:bidi="es_ES"/>
+          </w:rPr>
+          <w:rPr>
             <w:color w:val="0000EE"/>
             <w:u w:val="single"/>
           </w:rPr>
@@ -2739,31 +5082,65 @@
         </w:r>
       </w:hyperlink>
       <w:r>
+        <w:rPr>
+          <w:lang w:val="es_ES" w:bidi="es_ES"/>
+        </w:rPr>
         <w:t>). Aquí, "carne" representa la vida humana ordinaria; el "Espíritu" representa el nuevo reino inaugurado a través de la muerte y resurrección de Cristo. Cristo murió en el antiguo reino y volvió a la vida en el nuevo reino.</w:t>
       </w:r>
-      <w:r/>
-      <w:r/>
-    </w:p>
-    <w:p>
-      <w:r/>
+      <w:r>
+        <w:rPr>
+          <w:lang w:val="es_ES" w:bidi="es_ES"/>
+        </w:rPr>
+      </w:r>
+      <w:r>
+        <w:rPr>
+          <w:lang w:val="es_ES" w:bidi="es_ES"/>
+        </w:rPr>
+      </w:r>
+    </w:p>
+    <w:p>
+      <w:pPr/>
+      <w:r>
+        <w:rPr>
+          <w:lang w:val="es_ES" w:bidi="es_ES"/>
+        </w:rPr>
+      </w:r>
     </w:p>
     <w:p>
       <w:pPr>
         <w:pStyle w:val="Heading2"/>
       </w:pPr>
       <w:r>
+        <w:rPr>
+          <w:lang w:val="es_ES" w:bidi="es_ES"/>
+        </w:rPr>
         <w:t>1 Pedro 3:18–22</w:t>
       </w:r>
-      <w:r/>
-    </w:p>
-    <w:p>
-      <w:r/>
-      <w:r>
+      <w:r>
+        <w:rPr>
+          <w:lang w:val="es_ES" w:bidi="es_ES"/>
+        </w:rPr>
+      </w:r>
+    </w:p>
+    <w:p>
+      <w:pPr/>
+      <w:r>
+        <w:rPr>
+          <w:lang w:val="es_ES" w:bidi="es_ES"/>
+        </w:rPr>
+      </w:r>
+      <w:r>
+        <w:rPr>
+          <w:lang w:val="es_ES" w:bidi="es_ES"/>
+        </w:rPr>
         <w:t xml:space="preserve">Al igual que en </w:t>
       </w:r>
       <w:hyperlink r:id="rId123">
         <w:r>
           <w:rPr>
+            <w:lang w:val="es_ES" w:bidi="es_ES"/>
+          </w:rPr>
+          <w:rPr>
             <w:color w:val="0000EE"/>
             <w:u w:val="single"/>
           </w:rPr>
@@ -2771,11 +5148,17 @@
         </w:r>
       </w:hyperlink>
       <w:r>
+        <w:rPr>
+          <w:lang w:val="es_ES" w:bidi="es_ES"/>
+        </w:rPr>
         <w:t>, Pedro nuevamente se refiere a Cristo, quien siendo justo sufrió, como un ejemplo para los creyentes que enfrentan persecución (</w:t>
       </w:r>
       <w:hyperlink r:id="rId124">
         <w:r>
           <w:rPr>
+            <w:lang w:val="es_ES" w:bidi="es_ES"/>
+          </w:rPr>
+          <w:rPr>
             <w:color w:val="0000EE"/>
             <w:u w:val="single"/>
           </w:rPr>
@@ -2783,49 +5166,96 @@
         </w:r>
       </w:hyperlink>
       <w:r>
+        <w:rPr>
+          <w:lang w:val="es_ES" w:bidi="es_ES"/>
+        </w:rPr>
         <w:t>). La obra única de Cristo a nuestro favor recuerda a los cristianos que sufren que tienen una base segura para la esperanza y la confianza.</w:t>
       </w:r>
-      <w:r/>
-      <w:r/>
-    </w:p>
-    <w:p>
-      <w:r/>
+      <w:r>
+        <w:rPr>
+          <w:lang w:val="es_ES" w:bidi="es_ES"/>
+        </w:rPr>
+      </w:r>
+      <w:r>
+        <w:rPr>
+          <w:lang w:val="es_ES" w:bidi="es_ES"/>
+        </w:rPr>
+      </w:r>
+    </w:p>
+    <w:p>
+      <w:pPr/>
+      <w:r>
+        <w:rPr>
+          <w:lang w:val="es_ES" w:bidi="es_ES"/>
+        </w:rPr>
+      </w:r>
     </w:p>
     <w:p>
       <w:pPr>
         <w:pStyle w:val="Heading2"/>
       </w:pPr>
       <w:r>
+        <w:rPr>
+          <w:lang w:val="es_ES" w:bidi="es_ES"/>
+        </w:rPr>
         <w:t>1 Pedro 3:19–20</w:t>
       </w:r>
-      <w:r/>
-    </w:p>
-    <w:p>
-      <w:r/>
-      <w:r>
+      <w:r>
+        <w:rPr>
+          <w:lang w:val="es_ES" w:bidi="es_ES"/>
+        </w:rPr>
+      </w:r>
+    </w:p>
+    <w:p>
+      <w:pPr/>
+      <w:r>
+        <w:rPr>
+          <w:lang w:val="es_ES" w:bidi="es_ES"/>
+        </w:rPr>
+      </w:r>
+      <w:r>
+        <w:rPr>
+          <w:lang w:val="es_ES" w:bidi="es_ES"/>
+        </w:rPr>
         <w:t xml:space="preserve">Este complejo pasaje ha sido interpretado de tres maneras principales: (1) Una interpretación sugiere que se refiere a los espíritus de personas fallecidas y que Cristo, después de su resurrección, les predicó la Buena Nueva a estos </w:t>
       </w:r>
       <w:r>
+        <w:rPr>
+          <w:lang w:val="es_ES" w:bidi="es_ES"/>
+        </w:rPr>
         <w:t>espíritus</w:t>
       </w:r>
       <w:r>
         <w:rPr>
           <w:i/>
+          <w:lang w:val="es_ES" w:bidi="es_ES"/>
         </w:rPr>
         <w:t>.</w:t>
       </w:r>
       <w:r>
+        <w:rPr>
+          <w:lang w:val="es_ES" w:bidi="es_ES"/>
+        </w:rPr>
         <w:t xml:space="preserve"> Sin embargo, la idea de que las personas puedan escuchar la Buena Nueva y responder después de su muerte no se encuentra en otro lugar del Nuevo Testamento, y este significado de </w:t>
       </w:r>
       <w:r>
+        <w:rPr>
+          <w:lang w:val="es_ES" w:bidi="es_ES"/>
+        </w:rPr>
         <w:t xml:space="preserve">espíritus </w:t>
       </w:r>
       <w:r>
+        <w:rPr>
+          <w:lang w:val="es_ES" w:bidi="es_ES"/>
+        </w:rPr>
         <w:t xml:space="preserve">no es el más probable. (2) Una segunda interpretación considera </w:t>
       </w:r>
       <w:hyperlink r:id="rId125">
         <w:r>
           <w:rPr>
+            <w:lang w:val="es_ES" w:bidi="es_ES"/>
+          </w:rPr>
+          <w:rPr>
             <w:color w:val="0000EE"/>
             <w:u w:val="single"/>
           </w:rPr>
@@ -2833,11 +5263,17 @@
         </w:r>
       </w:hyperlink>
       <w:r>
+        <w:rPr>
+          <w:lang w:val="es_ES" w:bidi="es_ES"/>
+        </w:rPr>
         <w:t xml:space="preserve"> como una descripción de la predicación de Cristo a través de Noé a personas que ahora son espíritus en prisión. Esta interpretación se ajusta a </w:t>
       </w:r>
       <w:hyperlink r:id="rId126">
         <w:r>
           <w:rPr>
+            <w:lang w:val="es_ES" w:bidi="es_ES"/>
+          </w:rPr>
+          <w:rPr>
             <w:color w:val="0000EE"/>
             <w:u w:val="single"/>
           </w:rPr>
@@ -2845,11 +5281,17 @@
         </w:r>
       </w:hyperlink>
       <w:r>
+        <w:rPr>
+          <w:lang w:val="es_ES" w:bidi="es_ES"/>
+        </w:rPr>
         <w:t xml:space="preserve"> pero no encaja bien en la discusión sobre la muerte y resurrección de Cristo (</w:t>
       </w:r>
       <w:hyperlink r:id="rId119">
         <w:r>
           <w:rPr>
+            <w:lang w:val="es_ES" w:bidi="es_ES"/>
+          </w:rPr>
+          <w:rPr>
             <w:color w:val="0000EE"/>
             <w:u w:val="single"/>
           </w:rPr>
@@ -2857,17 +5299,29 @@
         </w:r>
       </w:hyperlink>
       <w:r>
+        <w:rPr>
+          <w:lang w:val="es_ES" w:bidi="es_ES"/>
+        </w:rPr>
         <w:t>). (3) En la tercera interpretación, "</w:t>
       </w:r>
       <w:r>
+        <w:rPr>
+          <w:lang w:val="es_ES" w:bidi="es_ES"/>
+        </w:rPr>
         <w:t>espíritus encarcelados"</w:t>
       </w:r>
       <w:r>
+        <w:rPr>
+          <w:lang w:val="es_ES" w:bidi="es_ES"/>
+        </w:rPr>
         <w:t xml:space="preserve"> son seres espirituales malignos. La tradición judía, basada en </w:t>
       </w:r>
       <w:hyperlink r:id="rId127">
         <w:r>
           <w:rPr>
+            <w:lang w:val="es_ES" w:bidi="es_ES"/>
+          </w:rPr>
+          <w:rPr>
             <w:color w:val="0000EE"/>
             <w:u w:val="single"/>
           </w:rPr>
@@ -2875,11 +5329,17 @@
         </w:r>
       </w:hyperlink>
       <w:r>
+        <w:rPr>
+          <w:lang w:val="es_ES" w:bidi="es_ES"/>
+        </w:rPr>
         <w:t xml:space="preserve">, sostenía que muchos ángeles cayeron en la época de Noé (ver también </w:t>
       </w:r>
       <w:hyperlink r:id="rId128">
         <w:r>
           <w:rPr>
+            <w:lang w:val="es_ES" w:bidi="es_ES"/>
+          </w:rPr>
+          <w:rPr>
             <w:color w:val="0000EE"/>
             <w:u w:val="single"/>
           </w:rPr>
@@ -2887,20 +5347,30 @@
         </w:r>
       </w:hyperlink>
       <w:r>
+        <w:rPr>
+          <w:lang w:val="es_ES" w:bidi="es_ES"/>
+        </w:rPr>
         <w:t xml:space="preserve">; </w:t>
       </w:r>
       <w:r>
         <w:rPr>
           <w:i/>
+          <w:lang w:val="es_ES" w:bidi="es_ES"/>
         </w:rPr>
         <w:t>1 Enoc</w:t>
       </w:r>
       <w:r>
+        <w:rPr>
+          <w:lang w:val="es_ES" w:bidi="es_ES"/>
+        </w:rPr>
         <w:t xml:space="preserve"> 6–10). El punto de Pedro sería entonces que Cristo proclamó su victoria sobre los poderes espirituales malignos después de su resurrección (cp. </w:t>
       </w:r>
       <w:hyperlink r:id="rId129">
         <w:r>
           <w:rPr>
+            <w:lang w:val="es_ES" w:bidi="es_ES"/>
+          </w:rPr>
+          <w:rPr>
             <w:color w:val="0000EE"/>
             <w:u w:val="single"/>
           </w:rPr>
@@ -2908,34 +5378,71 @@
         </w:r>
       </w:hyperlink>
       <w:r>
+        <w:rPr>
+          <w:lang w:val="es_ES" w:bidi="es_ES"/>
+        </w:rPr>
         <w:t>).</w:t>
       </w:r>
-      <w:r/>
-      <w:r/>
-    </w:p>
-    <w:p>
-      <w:r/>
+      <w:r>
+        <w:rPr>
+          <w:lang w:val="es_ES" w:bidi="es_ES"/>
+        </w:rPr>
+      </w:r>
+      <w:r>
+        <w:rPr>
+          <w:lang w:val="es_ES" w:bidi="es_ES"/>
+        </w:rPr>
+      </w:r>
+    </w:p>
+    <w:p>
+      <w:pPr/>
+      <w:r>
+        <w:rPr>
+          <w:lang w:val="es_ES" w:bidi="es_ES"/>
+        </w:rPr>
+      </w:r>
     </w:p>
     <w:p>
       <w:pPr>
         <w:pStyle w:val="Heading2"/>
       </w:pPr>
       <w:r>
+        <w:rPr>
+          <w:lang w:val="es_ES" w:bidi="es_ES"/>
+        </w:rPr>
         <w:t>1 Pedro 3:20</w:t>
       </w:r>
-      <w:r/>
-    </w:p>
-    <w:p>
-      <w:r/>
-      <w:r>
+      <w:r>
+        <w:rPr>
+          <w:lang w:val="es_ES" w:bidi="es_ES"/>
+        </w:rPr>
+      </w:r>
+    </w:p>
+    <w:p>
+      <w:pPr/>
+      <w:r>
+        <w:rPr>
+          <w:lang w:val="es_ES" w:bidi="es_ES"/>
+        </w:rPr>
+      </w:r>
+      <w:r>
+        <w:rPr>
+          <w:lang w:val="es_ES" w:bidi="es_ES"/>
+        </w:rPr>
         <w:t>Ocho personas fueron salvas por agua</w:t>
       </w:r>
       <w:r>
+        <w:rPr>
+          <w:lang w:val="es_ES" w:bidi="es_ES"/>
+        </w:rPr>
         <w:t>: es decir, Noé, su esposa, sus tres hijos y las esposas de estos (</w:t>
       </w:r>
       <w:hyperlink r:id="rId130">
         <w:r>
           <w:rPr>
+            <w:lang w:val="es_ES" w:bidi="es_ES"/>
+          </w:rPr>
+          <w:rPr>
             <w:color w:val="0000EE"/>
             <w:u w:val="single"/>
           </w:rPr>
@@ -2943,11 +5450,17 @@
         </w:r>
       </w:hyperlink>
       <w:r>
+        <w:rPr>
+          <w:lang w:val="es_ES" w:bidi="es_ES"/>
+        </w:rPr>
         <w:t xml:space="preserve"> </w:t>
       </w:r>
       <w:hyperlink r:id="rId131">
         <w:r>
           <w:rPr>
+            <w:lang w:val="es_ES" w:bidi="es_ES"/>
+          </w:rPr>
+          <w:rPr>
             <w:color w:val="0000EE"/>
             <w:u w:val="single"/>
           </w:rPr>
@@ -2955,66 +5468,138 @@
         </w:r>
       </w:hyperlink>
       <w:r>
+        <w:rPr>
+          <w:lang w:val="es_ES" w:bidi="es_ES"/>
+        </w:rPr>
         <w:t>).</w:t>
       </w:r>
-      <w:r/>
-      <w:r/>
-    </w:p>
-    <w:p>
-      <w:r/>
+      <w:r>
+        <w:rPr>
+          <w:lang w:val="es_ES" w:bidi="es_ES"/>
+        </w:rPr>
+      </w:r>
+      <w:r>
+        <w:rPr>
+          <w:lang w:val="es_ES" w:bidi="es_ES"/>
+        </w:rPr>
+      </w:r>
+    </w:p>
+    <w:p>
+      <w:pPr/>
+      <w:r>
+        <w:rPr>
+          <w:lang w:val="es_ES" w:bidi="es_ES"/>
+        </w:rPr>
+      </w:r>
     </w:p>
     <w:p>
       <w:pPr>
         <w:pStyle w:val="Heading2"/>
       </w:pPr>
       <w:r>
+        <w:rPr>
+          <w:lang w:val="es_ES" w:bidi="es_ES"/>
+        </w:rPr>
         <w:t>1 Pedro 3:21</w:t>
       </w:r>
-      <w:r/>
-    </w:p>
-    <w:p>
-      <w:r/>
-      <w:r>
+      <w:r>
+        <w:rPr>
+          <w:lang w:val="es_ES" w:bidi="es_ES"/>
+        </w:rPr>
+      </w:r>
+    </w:p>
+    <w:p>
+      <w:pPr/>
+      <w:r>
+        <w:rPr>
+          <w:lang w:val="es_ES" w:bidi="es_ES"/>
+        </w:rPr>
+      </w:r>
+      <w:r>
+        <w:rPr>
+          <w:lang w:val="es_ES" w:bidi="es_ES"/>
+        </w:rPr>
         <w:t>Figura de la cual el bautismo</w:t>
       </w:r>
       <w:r>
+        <w:rPr>
+          <w:lang w:val="es_ES" w:bidi="es_ES"/>
+        </w:rPr>
         <w:t>: Pedro podría significar que, así como el agua sostuvo el barco en el que Noé y su familia fueron salvados, el "bautismo" salva a los creyentes. O podría significar que, así como Noé y su familia atravesaron el "agua" hacia la seguridad, los cristianos pasan a través de las aguas del "bautismo" hacia la salvación. Finalmente, podría significar que, así como el "agua" juzgó el pecado en los días de Noé, el agua del "bautismo" limpia los pecados de los cristianos. • Pedro no sugiere que el bautismo en agua salva a una persona independientemente del estado de su corazón. Añade que el bautismo salva solo como una respuesta a Dios desde una conciencia limpia</w:t>
       </w:r>
       <w:r>
         <w:rPr>
           <w:i/>
+          <w:lang w:val="es_ES" w:bidi="es_ES"/>
         </w:rPr>
         <w:t>,</w:t>
       </w:r>
       <w:r>
+        <w:rPr>
+          <w:lang w:val="es_ES" w:bidi="es_ES"/>
+        </w:rPr>
         <w:t xml:space="preserve"> dejando claro que solo las personas que tienen fe en Dios se beneficiarán del bautismo.</w:t>
       </w:r>
-      <w:r/>
-      <w:r/>
-    </w:p>
-    <w:p>
-      <w:r/>
+      <w:r>
+        <w:rPr>
+          <w:lang w:val="es_ES" w:bidi="es_ES"/>
+        </w:rPr>
+      </w:r>
+      <w:r>
+        <w:rPr>
+          <w:lang w:val="es_ES" w:bidi="es_ES"/>
+        </w:rPr>
+      </w:r>
+    </w:p>
+    <w:p>
+      <w:pPr/>
+      <w:r>
+        <w:rPr>
+          <w:lang w:val="es_ES" w:bidi="es_ES"/>
+        </w:rPr>
+      </w:r>
     </w:p>
     <w:p>
       <w:pPr>
         <w:pStyle w:val="Heading2"/>
       </w:pPr>
       <w:r>
+        <w:rPr>
+          <w:lang w:val="es_ES" w:bidi="es_ES"/>
+        </w:rPr>
         <w:t>1 Pedro 3:22</w:t>
       </w:r>
-      <w:r/>
-    </w:p>
-    <w:p>
-      <w:r/>
-      <w:r>
+      <w:r>
+        <w:rPr>
+          <w:lang w:val="es_ES" w:bidi="es_ES"/>
+        </w:rPr>
+      </w:r>
+    </w:p>
+    <w:p>
+      <w:pPr/>
+      <w:r>
+        <w:rPr>
+          <w:lang w:val="es_ES" w:bidi="es_ES"/>
+        </w:rPr>
+      </w:r>
+      <w:r>
+        <w:rPr>
+          <w:lang w:val="es_ES" w:bidi="es_ES"/>
+        </w:rPr>
         <w:t>Estando á él sujetos los ángeles, y las potestades, y virtudes:</w:t>
       </w:r>
       <w:r>
+        <w:rPr>
+          <w:lang w:val="es_ES" w:bidi="es_ES"/>
+        </w:rPr>
         <w:t xml:space="preserve"> en el mundo antiguo, se creía ampliamente que los seres espirituales influían directamente en el curso de los asuntos en la tierra. Los cristianos necesitaban recordar que Cristo ya ha obtenido la victoria sobre estos poderes espirituales. Esto significa que no necesitamos temer ni siquiera al ámbito espiritual (cp. </w:t>
       </w:r>
       <w:hyperlink r:id="rId116">
         <w:r>
           <w:rPr>
+            <w:lang w:val="es_ES" w:bidi="es_ES"/>
+          </w:rPr>
+          <w:rPr>
             <w:color w:val="0000EE"/>
             <w:u w:val="single"/>
           </w:rPr>
@@ -3022,34 +5607,71 @@
         </w:r>
       </w:hyperlink>
       <w:r>
+        <w:rPr>
+          <w:lang w:val="es_ES" w:bidi="es_ES"/>
+        </w:rPr>
         <w:t>).</w:t>
       </w:r>
-      <w:r/>
-      <w:r/>
-    </w:p>
-    <w:p>
-      <w:r/>
+      <w:r>
+        <w:rPr>
+          <w:lang w:val="es_ES" w:bidi="es_ES"/>
+        </w:rPr>
+      </w:r>
+      <w:r>
+        <w:rPr>
+          <w:lang w:val="es_ES" w:bidi="es_ES"/>
+        </w:rPr>
+      </w:r>
+    </w:p>
+    <w:p>
+      <w:pPr/>
+      <w:r>
+        <w:rPr>
+          <w:lang w:val="es_ES" w:bidi="es_ES"/>
+        </w:rPr>
+      </w:r>
     </w:p>
     <w:p>
       <w:pPr>
         <w:pStyle w:val="Heading2"/>
       </w:pPr>
       <w:r>
+        <w:rPr>
+          <w:lang w:val="es_ES" w:bidi="es_ES"/>
+        </w:rPr>
         <w:t>1 Pedro 4:1</w:t>
       </w:r>
-      <w:r/>
-    </w:p>
-    <w:p>
-      <w:r/>
-      <w:r>
+      <w:r>
+        <w:rPr>
+          <w:lang w:val="es_ES" w:bidi="es_ES"/>
+        </w:rPr>
+      </w:r>
+    </w:p>
+    <w:p>
+      <w:pPr/>
+      <w:r>
+        <w:rPr>
+          <w:lang w:val="es_ES" w:bidi="es_ES"/>
+        </w:rPr>
+      </w:r>
+      <w:r>
+        <w:rPr>
+          <w:lang w:val="es_ES" w:bidi="es_ES"/>
+        </w:rPr>
         <w:t>Cristo ha padecido por nosotros en la carne:</w:t>
       </w:r>
       <w:r>
+        <w:rPr>
+          <w:lang w:val="es_ES" w:bidi="es_ES"/>
+        </w:rPr>
         <w:t xml:space="preserve"> Pedro introdujo esta idea en </w:t>
       </w:r>
       <w:hyperlink r:id="rId119">
         <w:r>
           <w:rPr>
+            <w:lang w:val="es_ES" w:bidi="es_ES"/>
+          </w:rPr>
+          <w:rPr>
             <w:color w:val="0000EE"/>
             <w:u w:val="single"/>
           </w:rPr>
@@ -3057,11 +5679,17 @@
         </w:r>
       </w:hyperlink>
       <w:r>
+        <w:rPr>
+          <w:lang w:val="es_ES" w:bidi="es_ES"/>
+        </w:rPr>
         <w:t xml:space="preserve">; ahora indica su significado en la experiencia cristiana. En nuestros propios sufrimientos físicos, debemos imitar la actitud de Cristo (ver </w:t>
       </w:r>
       <w:hyperlink r:id="rId132">
         <w:r>
           <w:rPr>
+            <w:lang w:val="es_ES" w:bidi="es_ES"/>
+          </w:rPr>
+          <w:rPr>
             <w:color w:val="0000EE"/>
             <w:u w:val="single"/>
           </w:rPr>
@@ -3069,11 +5697,17 @@
         </w:r>
       </w:hyperlink>
       <w:r>
+        <w:rPr>
+          <w:lang w:val="es_ES" w:bidi="es_ES"/>
+        </w:rPr>
         <w:t xml:space="preserve">). Nuestro sufrimiento con Cristo muestra que nos hemos identificado con él (ver </w:t>
       </w:r>
       <w:hyperlink r:id="rId133">
         <w:r>
           <w:rPr>
+            <w:lang w:val="es_ES" w:bidi="es_ES"/>
+          </w:rPr>
+          <w:rPr>
             <w:color w:val="0000EE"/>
             <w:u w:val="single"/>
           </w:rPr>
@@ -3081,11 +5715,17 @@
         </w:r>
       </w:hyperlink>
       <w:r>
+        <w:rPr>
+          <w:lang w:val="es_ES" w:bidi="es_ES"/>
+        </w:rPr>
         <w:t>). Aquellos que se identifican con Cristo experimentan la victoria sobre el poder del pecado que él ganó en la cruz (</w:t>
       </w:r>
       <w:hyperlink r:id="rId134">
         <w:r>
           <w:rPr>
+            <w:lang w:val="es_ES" w:bidi="es_ES"/>
+          </w:rPr>
+          <w:rPr>
             <w:color w:val="0000EE"/>
             <w:u w:val="single"/>
           </w:rPr>
@@ -3093,94 +5733,215 @@
         </w:r>
       </w:hyperlink>
       <w:r>
+        <w:rPr>
+          <w:lang w:val="es_ES" w:bidi="es_ES"/>
+        </w:rPr>
         <w:t>).</w:t>
       </w:r>
-      <w:r/>
-      <w:r/>
-    </w:p>
-    <w:p>
-      <w:r/>
+      <w:r>
+        <w:rPr>
+          <w:lang w:val="es_ES" w:bidi="es_ES"/>
+        </w:rPr>
+      </w:r>
+      <w:r>
+        <w:rPr>
+          <w:lang w:val="es_ES" w:bidi="es_ES"/>
+        </w:rPr>
+      </w:r>
+    </w:p>
+    <w:p>
+      <w:pPr/>
+      <w:r>
+        <w:rPr>
+          <w:lang w:val="es_ES" w:bidi="es_ES"/>
+        </w:rPr>
+      </w:r>
     </w:p>
     <w:p>
       <w:pPr>
         <w:pStyle w:val="Heading2"/>
       </w:pPr>
       <w:r>
+        <w:rPr>
+          <w:lang w:val="es_ES" w:bidi="es_ES"/>
+        </w:rPr>
         <w:t>1 Pedro 4:1–6</w:t>
       </w:r>
-      <w:r/>
-    </w:p>
-    <w:p>
-      <w:r/>
-      <w:r>
+      <w:r>
+        <w:rPr>
+          <w:lang w:val="es_ES" w:bidi="es_ES"/>
+        </w:rPr>
+      </w:r>
+    </w:p>
+    <w:p>
+      <w:pPr/>
+      <w:r>
+        <w:rPr>
+          <w:lang w:val="es_ES" w:bidi="es_ES"/>
+        </w:rPr>
+      </w:r>
+      <w:r>
+        <w:rPr>
+          <w:lang w:val="es_ES" w:bidi="es_ES"/>
+        </w:rPr>
         <w:t>Pedro insta a los cristianos a apartarse de manera decisiva de la antigua vida pecaminosa de la cual Cristo, a través de su sufrimiento, nos liberó.</w:t>
       </w:r>
-      <w:r/>
-      <w:r/>
-    </w:p>
-    <w:p>
-      <w:r/>
+      <w:r>
+        <w:rPr>
+          <w:lang w:val="es_ES" w:bidi="es_ES"/>
+        </w:rPr>
+      </w:r>
+      <w:r>
+        <w:rPr>
+          <w:lang w:val="es_ES" w:bidi="es_ES"/>
+        </w:rPr>
+      </w:r>
+    </w:p>
+    <w:p>
+      <w:pPr/>
+      <w:r>
+        <w:rPr>
+          <w:lang w:val="es_ES" w:bidi="es_ES"/>
+        </w:rPr>
+      </w:r>
     </w:p>
     <w:p>
       <w:pPr>
         <w:pStyle w:val="Heading2"/>
       </w:pPr>
       <w:r>
+        <w:rPr>
+          <w:lang w:val="es_ES" w:bidi="es_ES"/>
+        </w:rPr>
         <w:t>1 Pedro 4:3</w:t>
       </w:r>
-      <w:r/>
-    </w:p>
-    <w:p>
-      <w:r/>
-      <w:r>
+      <w:r>
+        <w:rPr>
+          <w:lang w:val="es_ES" w:bidi="es_ES"/>
+        </w:rPr>
+      </w:r>
+    </w:p>
+    <w:p>
+      <w:pPr/>
+      <w:r>
+        <w:rPr>
+          <w:lang w:val="es_ES" w:bidi="es_ES"/>
+        </w:rPr>
+      </w:r>
+      <w:r>
+        <w:rPr>
+          <w:lang w:val="es_ES" w:bidi="es_ES"/>
+        </w:rPr>
         <w:t>Gente sin Dios (literalmente "los gentiles"): Pedro utiliza este término de su herencia judía para describir a aquellos que no conocen a Dios.</w:t>
       </w:r>
-      <w:r/>
-      <w:r/>
-    </w:p>
-    <w:p>
-      <w:r/>
+      <w:r>
+        <w:rPr>
+          <w:lang w:val="es_ES" w:bidi="es_ES"/>
+        </w:rPr>
+      </w:r>
+      <w:r>
+        <w:rPr>
+          <w:lang w:val="es_ES" w:bidi="es_ES"/>
+        </w:rPr>
+      </w:r>
+    </w:p>
+    <w:p>
+      <w:pPr/>
+      <w:r>
+        <w:rPr>
+          <w:lang w:val="es_ES" w:bidi="es_ES"/>
+        </w:rPr>
+      </w:r>
     </w:p>
     <w:p>
       <w:pPr>
         <w:pStyle w:val="Heading2"/>
       </w:pPr>
       <w:r>
+        <w:rPr>
+          <w:lang w:val="es_ES" w:bidi="es_ES"/>
+        </w:rPr>
         <w:t>1 Pedro 4:6</w:t>
       </w:r>
-      <w:r/>
-    </w:p>
-    <w:p>
-      <w:r/>
-      <w:r>
+      <w:r>
+        <w:rPr>
+          <w:lang w:val="es_ES" w:bidi="es_ES"/>
+        </w:rPr>
+      </w:r>
+    </w:p>
+    <w:p>
+      <w:pPr/>
+      <w:r>
+        <w:rPr>
+          <w:lang w:val="es_ES" w:bidi="es_ES"/>
+        </w:rPr>
+      </w:r>
+      <w:r>
+        <w:rPr>
+          <w:lang w:val="es_ES" w:bidi="es_ES"/>
+        </w:rPr>
         <w:t>Pedro se refiere a personas que ya han fallecido y que fueron expuestas a las Buenas Nuevas mientras vivían; no contempla una oportunidad de arrepentimiento después de la muerte. Si respondieron con fe al mensaje durante su vida, pueden estar seguros de que, aunque estaban destinados a morir como todos, vivirán para siempre con Dios en el Espíritu.</w:t>
       </w:r>
-      <w:r/>
-      <w:r/>
-    </w:p>
-    <w:p>
-      <w:r/>
+      <w:r>
+        <w:rPr>
+          <w:lang w:val="es_ES" w:bidi="es_ES"/>
+        </w:rPr>
+      </w:r>
+      <w:r>
+        <w:rPr>
+          <w:lang w:val="es_ES" w:bidi="es_ES"/>
+        </w:rPr>
+      </w:r>
+    </w:p>
+    <w:p>
+      <w:pPr/>
+      <w:r>
+        <w:rPr>
+          <w:lang w:val="es_ES" w:bidi="es_ES"/>
+        </w:rPr>
+      </w:r>
     </w:p>
     <w:p>
       <w:pPr>
         <w:pStyle w:val="Heading2"/>
       </w:pPr>
       <w:r>
+        <w:rPr>
+          <w:lang w:val="es_ES" w:bidi="es_ES"/>
+        </w:rPr>
         <w:t>1 Pedro 4:7</w:t>
       </w:r>
-      <w:r/>
-    </w:p>
-    <w:p>
-      <w:r/>
-      <w:r>
+      <w:r>
+        <w:rPr>
+          <w:lang w:val="es_ES" w:bidi="es_ES"/>
+        </w:rPr>
+      </w:r>
+    </w:p>
+    <w:p>
+      <w:pPr/>
+      <w:r>
+        <w:rPr>
+          <w:lang w:val="es_ES" w:bidi="es_ES"/>
+        </w:rPr>
+      </w:r>
+      <w:r>
+        <w:rPr>
+          <w:lang w:val="es_ES" w:bidi="es_ES"/>
+        </w:rPr>
         <w:t>El fin de todas las cosas se acerca</w:t>
       </w:r>
       <w:r>
+        <w:rPr>
+          <w:lang w:val="es_ES" w:bidi="es_ES"/>
+        </w:rPr>
         <w:t xml:space="preserve">: con la venida de Cristo, los “últimos días” predichos por los profetas del Antiguo Testamento habían comenzado (ver </w:t>
       </w:r>
       <w:hyperlink r:id="rId135">
         <w:r>
           <w:rPr>
+            <w:lang w:val="es_ES" w:bidi="es_ES"/>
+          </w:rPr>
+          <w:rPr>
             <w:color w:val="0000EE"/>
             <w:u w:val="single"/>
           </w:rPr>
@@ -3188,11 +5949,17 @@
         </w:r>
       </w:hyperlink>
       <w:r>
+        <w:rPr>
+          <w:lang w:val="es_ES" w:bidi="es_ES"/>
+        </w:rPr>
         <w:t xml:space="preserve">). El próximo evento en la historia de la salvación es la segunda venida de Cristo, que traerá el "fin" del mundo tal como lo conocemos. El "fin" podría llegar en cualquier momento; por lo tanto, los cristianos deben estar siempre preparados para ello (ver también </w:t>
       </w:r>
       <w:hyperlink r:id="rId136">
         <w:r>
           <w:rPr>
+            <w:lang w:val="es_ES" w:bidi="es_ES"/>
+          </w:rPr>
+          <w:rPr>
             <w:color w:val="0000EE"/>
             <w:u w:val="single"/>
           </w:rPr>
@@ -3200,11 +5967,17 @@
         </w:r>
       </w:hyperlink>
       <w:r>
+        <w:rPr>
+          <w:lang w:val="es_ES" w:bidi="es_ES"/>
+        </w:rPr>
         <w:t xml:space="preserve"> </w:t>
       </w:r>
       <w:hyperlink r:id="rId137">
         <w:r>
           <w:rPr>
+            <w:lang w:val="es_ES" w:bidi="es_ES"/>
+          </w:rPr>
+          <w:rPr>
             <w:color w:val="0000EE"/>
             <w:u w:val="single"/>
           </w:rPr>
@@ -3212,11 +5985,17 @@
         </w:r>
       </w:hyperlink>
       <w:r>
+        <w:rPr>
+          <w:lang w:val="es_ES" w:bidi="es_ES"/>
+        </w:rPr>
         <w:t xml:space="preserve"> </w:t>
       </w:r>
       <w:hyperlink r:id="rId138">
         <w:r>
           <w:rPr>
+            <w:lang w:val="es_ES" w:bidi="es_ES"/>
+          </w:rPr>
+          <w:rPr>
             <w:color w:val="0000EE"/>
             <w:u w:val="single"/>
           </w:rPr>
@@ -3224,11 +6003,17 @@
         </w:r>
       </w:hyperlink>
       <w:r>
+        <w:rPr>
+          <w:lang w:val="es_ES" w:bidi="es_ES"/>
+        </w:rPr>
         <w:t xml:space="preserve"> </w:t>
       </w:r>
       <w:hyperlink r:id="rId139">
         <w:r>
           <w:rPr>
+            <w:lang w:val="es_ES" w:bidi="es_ES"/>
+          </w:rPr>
+          <w:rPr>
             <w:color w:val="0000EE"/>
             <w:u w:val="single"/>
           </w:rPr>
@@ -3236,31 +6021,65 @@
         </w:r>
       </w:hyperlink>
       <w:r>
+        <w:rPr>
+          <w:lang w:val="es_ES" w:bidi="es_ES"/>
+        </w:rPr>
         <w:t>).</w:t>
       </w:r>
-      <w:r/>
-      <w:r/>
-    </w:p>
-    <w:p>
-      <w:r/>
+      <w:r>
+        <w:rPr>
+          <w:lang w:val="es_ES" w:bidi="es_ES"/>
+        </w:rPr>
+      </w:r>
+      <w:r>
+        <w:rPr>
+          <w:lang w:val="es_ES" w:bidi="es_ES"/>
+        </w:rPr>
+      </w:r>
+    </w:p>
+    <w:p>
+      <w:pPr/>
+      <w:r>
+        <w:rPr>
+          <w:lang w:val="es_ES" w:bidi="es_ES"/>
+        </w:rPr>
+      </w:r>
     </w:p>
     <w:p>
       <w:pPr>
         <w:pStyle w:val="Heading2"/>
       </w:pPr>
       <w:r>
+        <w:rPr>
+          <w:lang w:val="es_ES" w:bidi="es_ES"/>
+        </w:rPr>
         <w:t>1 Pedro 4:7–11</w:t>
       </w:r>
-      <w:r/>
-    </w:p>
-    <w:p>
-      <w:r/>
-      <w:r>
+      <w:r>
+        <w:rPr>
+          <w:lang w:val="es_ES" w:bidi="es_ES"/>
+        </w:rPr>
+      </w:r>
+    </w:p>
+    <w:p>
+      <w:pPr/>
+      <w:r>
+        <w:rPr>
+          <w:lang w:val="es_ES" w:bidi="es_ES"/>
+        </w:rPr>
+      </w:r>
+      <w:r>
+        <w:rPr>
+          <w:lang w:val="es_ES" w:bidi="es_ES"/>
+        </w:rPr>
         <w:t>Con este párrafo de diversas exhortaciones, Pedro concluye la tercera sección principal de la carta (</w:t>
       </w:r>
       <w:hyperlink r:id="rId140">
         <w:r>
           <w:rPr>
+            <w:lang w:val="es_ES" w:bidi="es_ES"/>
+          </w:rPr>
+          <w:rPr>
             <w:color w:val="0000EE"/>
             <w:u w:val="single"/>
           </w:rPr>
@@ -3268,31 +6087,65 @@
         </w:r>
       </w:hyperlink>
       <w:r>
+        <w:rPr>
+          <w:lang w:val="es_ES" w:bidi="es_ES"/>
+        </w:rPr>
         <w:t>).</w:t>
       </w:r>
-      <w:r/>
-      <w:r/>
-    </w:p>
-    <w:p>
-      <w:r/>
+      <w:r>
+        <w:rPr>
+          <w:lang w:val="es_ES" w:bidi="es_ES"/>
+        </w:rPr>
+      </w:r>
+      <w:r>
+        <w:rPr>
+          <w:lang w:val="es_ES" w:bidi="es_ES"/>
+        </w:rPr>
+      </w:r>
+    </w:p>
+    <w:p>
+      <w:pPr/>
+      <w:r>
+        <w:rPr>
+          <w:lang w:val="es_ES" w:bidi="es_ES"/>
+        </w:rPr>
+      </w:r>
     </w:p>
     <w:p>
       <w:pPr>
         <w:pStyle w:val="Heading2"/>
       </w:pPr>
       <w:r>
+        <w:rPr>
+          <w:lang w:val="es_ES" w:bidi="es_ES"/>
+        </w:rPr>
         <w:t>1 Pedro 4:8</w:t>
       </w:r>
-      <w:r/>
-    </w:p>
-    <w:p>
-      <w:r/>
-      <w:r>
+      <w:r>
+        <w:rPr>
+          <w:lang w:val="es_ES" w:bidi="es_ES"/>
+        </w:rPr>
+      </w:r>
+    </w:p>
+    <w:p>
+      <w:pPr/>
+      <w:r>
+        <w:rPr>
+          <w:lang w:val="es_ES" w:bidi="es_ES"/>
+        </w:rPr>
+      </w:r>
+      <w:r>
+        <w:rPr>
+          <w:lang w:val="es_ES" w:bidi="es_ES"/>
+        </w:rPr>
         <w:t xml:space="preserve">Por su naturaleza, el amor pasa por alto los pecados que otros cometen contra nosotros (ver </w:t>
       </w:r>
       <w:hyperlink r:id="rId141">
         <w:r>
           <w:rPr>
+            <w:lang w:val="es_ES" w:bidi="es_ES"/>
+          </w:rPr>
+          <w:rPr>
             <w:color w:val="0000EE"/>
             <w:u w:val="single"/>
           </w:rPr>
@@ -3300,11 +6153,17 @@
         </w:r>
       </w:hyperlink>
       <w:r>
+        <w:rPr>
+          <w:lang w:val="es_ES" w:bidi="es_ES"/>
+        </w:rPr>
         <w:t xml:space="preserve"> </w:t>
       </w:r>
       <w:hyperlink r:id="rId142">
         <w:r>
           <w:rPr>
+            <w:lang w:val="es_ES" w:bidi="es_ES"/>
+          </w:rPr>
+          <w:rPr>
             <w:color w:val="0000EE"/>
             <w:u w:val="single"/>
           </w:rPr>
@@ -3312,11 +6171,17 @@
         </w:r>
       </w:hyperlink>
       <w:r>
+        <w:rPr>
+          <w:lang w:val="es_ES" w:bidi="es_ES"/>
+        </w:rPr>
         <w:t xml:space="preserve"> </w:t>
       </w:r>
       <w:hyperlink r:id="rId143">
         <w:r>
           <w:rPr>
+            <w:lang w:val="es_ES" w:bidi="es_ES"/>
+          </w:rPr>
+          <w:rPr>
             <w:color w:val="0000EE"/>
             <w:u w:val="single"/>
           </w:rPr>
@@ -3324,11 +6189,17 @@
         </w:r>
       </w:hyperlink>
       <w:r>
+        <w:rPr>
+          <w:lang w:val="es_ES" w:bidi="es_ES"/>
+        </w:rPr>
         <w:t xml:space="preserve">). Pedro también podría referirse a que nuestra actitud amorosa, al reflejar nuestra relación con Cristo, cubre nuestros propios pecados y hace que sean perdonados (ver </w:t>
       </w:r>
       <w:hyperlink r:id="rId144">
         <w:r>
           <w:rPr>
+            <w:lang w:val="es_ES" w:bidi="es_ES"/>
+          </w:rPr>
+          <w:rPr>
             <w:color w:val="0000EE"/>
             <w:u w:val="single"/>
           </w:rPr>
@@ -3336,22 +6207,45 @@
         </w:r>
       </w:hyperlink>
       <w:r>
+        <w:rPr>
+          <w:lang w:val="es_ES" w:bidi="es_ES"/>
+        </w:rPr>
         <w:t>).</w:t>
       </w:r>
-      <w:r/>
-      <w:r/>
-    </w:p>
-    <w:p>
-      <w:r/>
+      <w:r>
+        <w:rPr>
+          <w:lang w:val="es_ES" w:bidi="es_ES"/>
+        </w:rPr>
+      </w:r>
+      <w:r>
+        <w:rPr>
+          <w:lang w:val="es_ES" w:bidi="es_ES"/>
+        </w:rPr>
+      </w:r>
+    </w:p>
+    <w:p>
+      <w:pPr/>
+      <w:r>
+        <w:rPr>
+          <w:lang w:val="es_ES" w:bidi="es_ES"/>
+        </w:rPr>
+      </w:r>
     </w:p>
     <w:p>
       <w:pPr>
         <w:pStyle w:val="Heading2"/>
       </w:pPr>
       <w:r>
+        <w:rPr>
+          <w:lang w:val="es_ES" w:bidi="es_ES"/>
+        </w:rPr>
         <w:t>1 Pedro 4:10</w:t>
       </w:r>
-      <w:r/>
+      <w:r>
+        <w:rPr>
+          <w:lang w:val="es_ES" w:bidi="es_ES"/>
+        </w:rPr>
+      </w:r>
     </w:p>
     <w:p>
       <w:pPr>
@@ -3359,16 +6253,29 @@
         <w:spacing w:line="240" w:lineRule="auto"/>
         <w:ind w:left="720"/>
       </w:pPr>
-      <w:r/>
-      <w:r>
+      <w:r>
+        <w:rPr>
+          <w:lang w:val="es_ES" w:bidi="es_ES"/>
+        </w:rPr>
+      </w:r>
+      <w:r>
+        <w:rPr>
+          <w:lang w:val="es_ES" w:bidi="es_ES"/>
+        </w:rPr>
         <w:t>Diferentes gracias de Dios</w:t>
       </w:r>
       <w:r>
+        <w:rPr>
+          <w:lang w:val="es_ES" w:bidi="es_ES"/>
+        </w:rPr>
         <w:t xml:space="preserve">: esto se refiere a la diversidad de dones espirituales que Dios ha otorgado a los seguidores de Jesús. Ver </w:t>
       </w:r>
       <w:hyperlink r:id="rId145">
         <w:r>
           <w:rPr>
+            <w:lang w:val="es_ES" w:bidi="es_ES"/>
+          </w:rPr>
+          <w:rPr>
             <w:color w:val="0000EE"/>
             <w:u w:val="single"/>
           </w:rPr>
@@ -3376,11 +6283,17 @@
         </w:r>
       </w:hyperlink>
       <w:r>
+        <w:rPr>
+          <w:lang w:val="es_ES" w:bidi="es_ES"/>
+        </w:rPr>
         <w:t xml:space="preserve"> </w:t>
       </w:r>
       <w:hyperlink r:id="rId146">
         <w:r>
           <w:rPr>
+            <w:lang w:val="es_ES" w:bidi="es_ES"/>
+          </w:rPr>
+          <w:rPr>
             <w:color w:val="0000EE"/>
             <w:u w:val="single"/>
           </w:rPr>
@@ -3388,11 +6301,17 @@
         </w:r>
       </w:hyperlink>
       <w:r>
+        <w:rPr>
+          <w:lang w:val="es_ES" w:bidi="es_ES"/>
+        </w:rPr>
         <w:t xml:space="preserve"> </w:t>
       </w:r>
       <w:hyperlink r:id="rId147">
         <w:r>
           <w:rPr>
+            <w:lang w:val="es_ES" w:bidi="es_ES"/>
+          </w:rPr>
+          <w:rPr>
             <w:color w:val="0000EE"/>
             <w:u w:val="single"/>
           </w:rPr>
@@ -3400,6 +6319,9 @@
         </w:r>
       </w:hyperlink>
       <w:r>
+        <w:rPr>
+          <w:lang w:val="es_ES" w:bidi="es_ES"/>
+        </w:rPr>
         <w:t>.</w:t>
       </w:r>
     </w:p>
@@ -3409,39 +6331,83 @@
         <w:spacing w:line="240" w:lineRule="auto"/>
         <w:ind w:left="720"/>
       </w:pPr>
-      <w:r/>
-      <w:r>
+      <w:r>
+        <w:rPr>
+          <w:lang w:val="es_ES" w:bidi="es_ES"/>
+        </w:rPr>
+      </w:r>
+      <w:r>
+        <w:rPr>
+          <w:lang w:val="es_ES" w:bidi="es_ES"/>
+        </w:rPr>
         <w:t>Cada uno según el don que ha recibido, adminístrelo á los otros</w:t>
       </w:r>
       <w:r>
+        <w:rPr>
+          <w:lang w:val="es_ES" w:bidi="es_ES"/>
+        </w:rPr>
         <w:t>: los cristianos son como administradores. Dios, su Maestro, les ha confiado dones para que los usen y le den gloria a él.</w:t>
       </w:r>
-      <w:r/>
-      <w:r/>
-    </w:p>
-    <w:p>
-      <w:r/>
+      <w:r>
+        <w:rPr>
+          <w:lang w:val="es_ES" w:bidi="es_ES"/>
+        </w:rPr>
+      </w:r>
+      <w:r>
+        <w:rPr>
+          <w:lang w:val="es_ES" w:bidi="es_ES"/>
+        </w:rPr>
+      </w:r>
+    </w:p>
+    <w:p>
+      <w:pPr/>
+      <w:r>
+        <w:rPr>
+          <w:lang w:val="es_ES" w:bidi="es_ES"/>
+        </w:rPr>
+      </w:r>
     </w:p>
     <w:p>
       <w:pPr>
         <w:pStyle w:val="Heading2"/>
       </w:pPr>
       <w:r>
+        <w:rPr>
+          <w:lang w:val="es_ES" w:bidi="es_ES"/>
+        </w:rPr>
         <w:t>1 Pedro 4:11</w:t>
       </w:r>
-      <w:r/>
-    </w:p>
-    <w:p>
-      <w:r/>
-      <w:r>
+      <w:r>
+        <w:rPr>
+          <w:lang w:val="es_ES" w:bidi="es_ES"/>
+        </w:rPr>
+      </w:r>
+    </w:p>
+    <w:p>
+      <w:pPr/>
+      <w:r>
+        <w:rPr>
+          <w:lang w:val="es_ES" w:bidi="es_ES"/>
+        </w:rPr>
+      </w:r>
+      <w:r>
+        <w:rPr>
+          <w:lang w:val="es_ES" w:bidi="es_ES"/>
+        </w:rPr>
         <w:t>Al cual es gloria é imperio para siempre jamás. Amén</w:t>
       </w:r>
       <w:r>
+        <w:rPr>
+          <w:lang w:val="es_ES" w:bidi="es_ES"/>
+        </w:rPr>
         <w:t>: esta doxología ha llevado a algunos a sugerir que una carta original de Pedro terminó aquí y que se añadió otra. Las doxologías en el Nuevo Testamento aparecen al final de las cartas (</w:t>
       </w:r>
       <w:hyperlink r:id="rId148">
         <w:r>
           <w:rPr>
+            <w:lang w:val="es_ES" w:bidi="es_ES"/>
+          </w:rPr>
+          <w:rPr>
             <w:color w:val="0000EE"/>
             <w:u w:val="single"/>
           </w:rPr>
@@ -3449,11 +6415,17 @@
         </w:r>
       </w:hyperlink>
       <w:r>
+        <w:rPr>
+          <w:lang w:val="es_ES" w:bidi="es_ES"/>
+        </w:rPr>
         <w:t xml:space="preserve"> </w:t>
       </w:r>
       <w:hyperlink r:id="rId149">
         <w:r>
           <w:rPr>
+            <w:lang w:val="es_ES" w:bidi="es_ES"/>
+          </w:rPr>
+          <w:rPr>
             <w:color w:val="0000EE"/>
             <w:u w:val="single"/>
           </w:rPr>
@@ -3461,11 +6433,17 @@
         </w:r>
       </w:hyperlink>
       <w:r>
+        <w:rPr>
+          <w:lang w:val="es_ES" w:bidi="es_ES"/>
+        </w:rPr>
         <w:t xml:space="preserve"> </w:t>
       </w:r>
       <w:hyperlink r:id="rId150">
         <w:r>
           <w:rPr>
+            <w:lang w:val="es_ES" w:bidi="es_ES"/>
+          </w:rPr>
+          <w:rPr>
             <w:color w:val="0000EE"/>
             <w:u w:val="single"/>
           </w:rPr>
@@ -3473,11 +6451,17 @@
         </w:r>
       </w:hyperlink>
       <w:r>
+        <w:rPr>
+          <w:lang w:val="es_ES" w:bidi="es_ES"/>
+        </w:rPr>
         <w:t xml:space="preserve"> </w:t>
       </w:r>
       <w:hyperlink r:id="rId151">
         <w:r>
           <w:rPr>
+            <w:lang w:val="es_ES" w:bidi="es_ES"/>
+          </w:rPr>
+          <w:rPr>
             <w:color w:val="0000EE"/>
             <w:u w:val="single"/>
           </w:rPr>
@@ -3485,11 +6469,17 @@
         </w:r>
       </w:hyperlink>
       <w:r>
+        <w:rPr>
+          <w:lang w:val="es_ES" w:bidi="es_ES"/>
+        </w:rPr>
         <w:t xml:space="preserve"> </w:t>
       </w:r>
       <w:hyperlink r:id="rId152">
         <w:r>
           <w:rPr>
+            <w:lang w:val="es_ES" w:bidi="es_ES"/>
+          </w:rPr>
+          <w:rPr>
             <w:color w:val="0000EE"/>
             <w:u w:val="single"/>
           </w:rPr>
@@ -3497,11 +6487,17 @@
         </w:r>
       </w:hyperlink>
       <w:r>
+        <w:rPr>
+          <w:lang w:val="es_ES" w:bidi="es_ES"/>
+        </w:rPr>
         <w:t>), pero también al final de secciones dentro de las cartas (</w:t>
       </w:r>
       <w:hyperlink r:id="rId153">
         <w:r>
           <w:rPr>
+            <w:lang w:val="es_ES" w:bidi="es_ES"/>
+          </w:rPr>
+          <w:rPr>
             <w:color w:val="0000EE"/>
             <w:u w:val="single"/>
           </w:rPr>
@@ -3509,11 +6505,17 @@
         </w:r>
       </w:hyperlink>
       <w:r>
+        <w:rPr>
+          <w:lang w:val="es_ES" w:bidi="es_ES"/>
+        </w:rPr>
         <w:t xml:space="preserve"> </w:t>
       </w:r>
       <w:hyperlink r:id="rId154">
         <w:r>
           <w:rPr>
+            <w:lang w:val="es_ES" w:bidi="es_ES"/>
+          </w:rPr>
+          <w:rPr>
             <w:color w:val="0000EE"/>
             <w:u w:val="single"/>
           </w:rPr>
@@ -3521,11 +6523,17 @@
         </w:r>
       </w:hyperlink>
       <w:r>
+        <w:rPr>
+          <w:lang w:val="es_ES" w:bidi="es_ES"/>
+        </w:rPr>
         <w:t xml:space="preserve"> </w:t>
       </w:r>
       <w:hyperlink r:id="rId155">
         <w:r>
           <w:rPr>
+            <w:lang w:val="es_ES" w:bidi="es_ES"/>
+          </w:rPr>
+          <w:rPr>
             <w:color w:val="0000EE"/>
             <w:u w:val="single"/>
           </w:rPr>
@@ -3533,11 +6541,17 @@
         </w:r>
       </w:hyperlink>
       <w:r>
+        <w:rPr>
+          <w:lang w:val="es_ES" w:bidi="es_ES"/>
+        </w:rPr>
         <w:t xml:space="preserve"> </w:t>
       </w:r>
       <w:hyperlink r:id="rId156">
         <w:r>
           <w:rPr>
+            <w:lang w:val="es_ES" w:bidi="es_ES"/>
+          </w:rPr>
+          <w:rPr>
             <w:color w:val="0000EE"/>
             <w:u w:val="single"/>
           </w:rPr>
@@ -3545,34 +6559,71 @@
         </w:r>
       </w:hyperlink>
       <w:r>
+        <w:rPr>
+          <w:lang w:val="es_ES" w:bidi="es_ES"/>
+        </w:rPr>
         <w:t>). Dado que no hay evidencia textual de la existencia de dos cartas separadas, es mejor asumir que esta doxología marca el final de una sección importante de la carta.</w:t>
       </w:r>
-      <w:r/>
-      <w:r/>
-    </w:p>
-    <w:p>
-      <w:r/>
+      <w:r>
+        <w:rPr>
+          <w:lang w:val="es_ES" w:bidi="es_ES"/>
+        </w:rPr>
+      </w:r>
+      <w:r>
+        <w:rPr>
+          <w:lang w:val="es_ES" w:bidi="es_ES"/>
+        </w:rPr>
+      </w:r>
+    </w:p>
+    <w:p>
+      <w:pPr/>
+      <w:r>
+        <w:rPr>
+          <w:lang w:val="es_ES" w:bidi="es_ES"/>
+        </w:rPr>
+      </w:r>
     </w:p>
     <w:p>
       <w:pPr>
         <w:pStyle w:val="Heading2"/>
       </w:pPr>
       <w:r>
+        <w:rPr>
+          <w:lang w:val="es_ES" w:bidi="es_ES"/>
+        </w:rPr>
         <w:t>1 Pedro 4:12</w:t>
       </w:r>
-      <w:r/>
-    </w:p>
-    <w:p>
-      <w:r/>
-      <w:r>
+      <w:r>
+        <w:rPr>
+          <w:lang w:val="es_ES" w:bidi="es_ES"/>
+        </w:rPr>
+      </w:r>
+    </w:p>
+    <w:p>
+      <w:pPr/>
+      <w:r>
+        <w:rPr>
+          <w:lang w:val="es_ES" w:bidi="es_ES"/>
+        </w:rPr>
+      </w:r>
+      <w:r>
+        <w:rPr>
+          <w:lang w:val="es_ES" w:bidi="es_ES"/>
+        </w:rPr>
         <w:t>No os maravilléis:</w:t>
       </w:r>
       <w:r>
+        <w:rPr>
+          <w:lang w:val="es_ES" w:bidi="es_ES"/>
+        </w:rPr>
         <w:t xml:space="preserve"> los cristianos, especialmente aquellos que buscan llevar vidas piadosas, pueden esperar enfrentar la hostilidad de un mundo pecaminoso (ver </w:t>
       </w:r>
       <w:hyperlink r:id="rId157">
         <w:r>
           <w:rPr>
+            <w:lang w:val="es_ES" w:bidi="es_ES"/>
+          </w:rPr>
+          <w:rPr>
             <w:color w:val="0000EE"/>
             <w:u w:val="single"/>
           </w:rPr>
@@ -3580,11 +6631,17 @@
         </w:r>
       </w:hyperlink>
       <w:r>
+        <w:rPr>
+          <w:lang w:val="es_ES" w:bidi="es_ES"/>
+        </w:rPr>
         <w:t xml:space="preserve"> </w:t>
       </w:r>
       <w:hyperlink r:id="rId158">
         <w:r>
           <w:rPr>
+            <w:lang w:val="es_ES" w:bidi="es_ES"/>
+          </w:rPr>
+          <w:rPr>
             <w:color w:val="0000EE"/>
             <w:u w:val="single"/>
           </w:rPr>
@@ -3592,11 +6649,17 @@
         </w:r>
       </w:hyperlink>
       <w:r>
+        <w:rPr>
+          <w:lang w:val="es_ES" w:bidi="es_ES"/>
+        </w:rPr>
         <w:t xml:space="preserve"> </w:t>
       </w:r>
       <w:hyperlink r:id="rId133">
         <w:r>
           <w:rPr>
+            <w:lang w:val="es_ES" w:bidi="es_ES"/>
+          </w:rPr>
+          <w:rPr>
             <w:color w:val="0000EE"/>
             <w:u w:val="single"/>
           </w:rPr>
@@ -3604,11 +6667,17 @@
         </w:r>
       </w:hyperlink>
       <w:r>
+        <w:rPr>
+          <w:lang w:val="es_ES" w:bidi="es_ES"/>
+        </w:rPr>
         <w:t xml:space="preserve"> </w:t>
       </w:r>
       <w:hyperlink r:id="rId159">
         <w:r>
           <w:rPr>
+            <w:lang w:val="es_ES" w:bidi="es_ES"/>
+          </w:rPr>
+          <w:rPr>
             <w:color w:val="0000EE"/>
             <w:u w:val="single"/>
           </w:rPr>
@@ -3616,51 +6685,113 @@
         </w:r>
       </w:hyperlink>
       <w:r>
+        <w:rPr>
+          <w:lang w:val="es_ES" w:bidi="es_ES"/>
+        </w:rPr>
         <w:t>).</w:t>
       </w:r>
-      <w:r/>
-      <w:r/>
-    </w:p>
-    <w:p>
-      <w:r/>
+      <w:r>
+        <w:rPr>
+          <w:lang w:val="es_ES" w:bidi="es_ES"/>
+        </w:rPr>
+      </w:r>
+      <w:r>
+        <w:rPr>
+          <w:lang w:val="es_ES" w:bidi="es_ES"/>
+        </w:rPr>
+      </w:r>
+    </w:p>
+    <w:p>
+      <w:pPr/>
+      <w:r>
+        <w:rPr>
+          <w:lang w:val="es_ES" w:bidi="es_ES"/>
+        </w:rPr>
+      </w:r>
     </w:p>
     <w:p>
       <w:pPr>
         <w:pStyle w:val="Heading2"/>
       </w:pPr>
       <w:r>
+        <w:rPr>
+          <w:lang w:val="es_ES" w:bidi="es_ES"/>
+        </w:rPr>
         <w:t>1 Pedro 4:12–19</w:t>
       </w:r>
-      <w:r/>
-    </w:p>
-    <w:p>
-      <w:r/>
-      <w:r>
+      <w:r>
+        <w:rPr>
+          <w:lang w:val="es_ES" w:bidi="es_ES"/>
+        </w:rPr>
+      </w:r>
+    </w:p>
+    <w:p>
+      <w:pPr/>
+      <w:r>
+        <w:rPr>
+          <w:lang w:val="es_ES" w:bidi="es_ES"/>
+        </w:rPr>
+      </w:r>
+      <w:r>
+        <w:rPr>
+          <w:lang w:val="es_ES" w:bidi="es_ES"/>
+        </w:rPr>
         <w:t>Pedro instruye a los cristianos por última vez sobre cómo enfrentar las pruebas que inevitablemente vendrán.</w:t>
       </w:r>
-      <w:r/>
-      <w:r/>
-    </w:p>
-    <w:p>
-      <w:r/>
+      <w:r>
+        <w:rPr>
+          <w:lang w:val="es_ES" w:bidi="es_ES"/>
+        </w:rPr>
+      </w:r>
+      <w:r>
+        <w:rPr>
+          <w:lang w:val="es_ES" w:bidi="es_ES"/>
+        </w:rPr>
+      </w:r>
+    </w:p>
+    <w:p>
+      <w:pPr/>
+      <w:r>
+        <w:rPr>
+          <w:lang w:val="es_ES" w:bidi="es_ES"/>
+        </w:rPr>
+      </w:r>
     </w:p>
     <w:p>
       <w:pPr>
         <w:pStyle w:val="Heading2"/>
       </w:pPr>
       <w:r>
+        <w:rPr>
+          <w:lang w:val="es_ES" w:bidi="es_ES"/>
+        </w:rPr>
         <w:t>1 Pedro 4:13</w:t>
       </w:r>
-      <w:r/>
-    </w:p>
-    <w:p>
-      <w:r/>
-      <w:r>
+      <w:r>
+        <w:rPr>
+          <w:lang w:val="es_ES" w:bidi="es_ES"/>
+        </w:rPr>
+      </w:r>
+    </w:p>
+    <w:p>
+      <w:pPr/>
+      <w:r>
+        <w:rPr>
+          <w:lang w:val="es_ES" w:bidi="es_ES"/>
+        </w:rPr>
+      </w:r>
+      <w:r>
+        <w:rPr>
+          <w:lang w:val="es_ES" w:bidi="es_ES"/>
+        </w:rPr>
         <w:t xml:space="preserve">Los cristianos están llamados a sufrir con Cristo para luego ser glorificados con él (ver también </w:t>
       </w:r>
       <w:hyperlink r:id="rId133">
         <w:r>
           <w:rPr>
+            <w:lang w:val="es_ES" w:bidi="es_ES"/>
+          </w:rPr>
+          <w:rPr>
             <w:color w:val="0000EE"/>
             <w:u w:val="single"/>
           </w:rPr>
@@ -3668,34 +6799,71 @@
         </w:r>
       </w:hyperlink>
       <w:r>
+        <w:rPr>
+          <w:lang w:val="es_ES" w:bidi="es_ES"/>
+        </w:rPr>
         <w:t>).</w:t>
       </w:r>
-      <w:r/>
-      <w:r/>
-    </w:p>
-    <w:p>
-      <w:r/>
+      <w:r>
+        <w:rPr>
+          <w:lang w:val="es_ES" w:bidi="es_ES"/>
+        </w:rPr>
+      </w:r>
+      <w:r>
+        <w:rPr>
+          <w:lang w:val="es_ES" w:bidi="es_ES"/>
+        </w:rPr>
+      </w:r>
+    </w:p>
+    <w:p>
+      <w:pPr/>
+      <w:r>
+        <w:rPr>
+          <w:lang w:val="es_ES" w:bidi="es_ES"/>
+        </w:rPr>
+      </w:r>
     </w:p>
     <w:p>
       <w:pPr>
         <w:pStyle w:val="Heading2"/>
       </w:pPr>
       <w:r>
+        <w:rPr>
+          <w:lang w:val="es_ES" w:bidi="es_ES"/>
+        </w:rPr>
         <w:t>1 Pedro 4:14</w:t>
       </w:r>
-      <w:r/>
-    </w:p>
-    <w:p>
-      <w:r/>
-      <w:r>
+      <w:r>
+        <w:rPr>
+          <w:lang w:val="es_ES" w:bidi="es_ES"/>
+        </w:rPr>
+      </w:r>
+    </w:p>
+    <w:p>
+      <w:pPr/>
+      <w:r>
+        <w:rPr>
+          <w:lang w:val="es_ES" w:bidi="es_ES"/>
+        </w:rPr>
+      </w:r>
+      <w:r>
+        <w:rPr>
+          <w:lang w:val="es_ES" w:bidi="es_ES"/>
+        </w:rPr>
         <w:t>Si sois vituperados en el nombre de Cristo, sois bienaventurado</w:t>
       </w:r>
       <w:r>
+        <w:rPr>
+          <w:lang w:val="es_ES" w:bidi="es_ES"/>
+        </w:rPr>
         <w:t xml:space="preserve">: este versículo refleja la enseñanza de Jesús en </w:t>
       </w:r>
       <w:hyperlink r:id="rId160">
         <w:r>
           <w:rPr>
+            <w:lang w:val="es_ES" w:bidi="es_ES"/>
+          </w:rPr>
+          <w:rPr>
             <w:color w:val="0000EE"/>
             <w:u w:val="single"/>
           </w:rPr>
@@ -3703,31 +6871,65 @@
         </w:r>
       </w:hyperlink>
       <w:r>
+        <w:rPr>
+          <w:lang w:val="es_ES" w:bidi="es_ES"/>
+        </w:rPr>
         <w:t>.</w:t>
       </w:r>
-      <w:r/>
-      <w:r/>
-    </w:p>
-    <w:p>
-      <w:r/>
+      <w:r>
+        <w:rPr>
+          <w:lang w:val="es_ES" w:bidi="es_ES"/>
+        </w:rPr>
+      </w:r>
+      <w:r>
+        <w:rPr>
+          <w:lang w:val="es_ES" w:bidi="es_ES"/>
+        </w:rPr>
+      </w:r>
+    </w:p>
+    <w:p>
+      <w:pPr/>
+      <w:r>
+        <w:rPr>
+          <w:lang w:val="es_ES" w:bidi="es_ES"/>
+        </w:rPr>
+      </w:r>
     </w:p>
     <w:p>
       <w:pPr>
         <w:pStyle w:val="Heading2"/>
       </w:pPr>
       <w:r>
+        <w:rPr>
+          <w:lang w:val="es_ES" w:bidi="es_ES"/>
+        </w:rPr>
         <w:t>1 Pedro 4:16</w:t>
       </w:r>
-      <w:r/>
-    </w:p>
-    <w:p>
-      <w:r/>
-      <w:r>
+      <w:r>
+        <w:rPr>
+          <w:lang w:val="es_ES" w:bidi="es_ES"/>
+        </w:rPr>
+      </w:r>
+    </w:p>
+    <w:p>
+      <w:pPr/>
+      <w:r>
+        <w:rPr>
+          <w:lang w:val="es_ES" w:bidi="es_ES"/>
+        </w:rPr>
+      </w:r>
+      <w:r>
+        <w:rPr>
+          <w:lang w:val="es_ES" w:bidi="es_ES"/>
+        </w:rPr>
         <w:t xml:space="preserve">Aunque la evidencia es muy fragmentaria, es probable que la etiqueta "cristiano" (cf. </w:t>
       </w:r>
       <w:hyperlink r:id="rId161">
         <w:r>
           <w:rPr>
+            <w:lang w:val="es_ES" w:bidi="es_ES"/>
+          </w:rPr>
+          <w:rPr>
             <w:color w:val="0000EE"/>
             <w:u w:val="single"/>
           </w:rPr>
@@ -3735,31 +6937,65 @@
         </w:r>
       </w:hyperlink>
       <w:r>
+        <w:rPr>
+          <w:lang w:val="es_ES" w:bidi="es_ES"/>
+        </w:rPr>
         <w:t>) fuera originalmente una manera conveniente de resumir las supuestas prácticas supersticiosas y el carácter inmoral atribuido a los seguidores de Jesús.</w:t>
       </w:r>
-      <w:r/>
-      <w:r/>
-    </w:p>
-    <w:p>
-      <w:r/>
+      <w:r>
+        <w:rPr>
+          <w:lang w:val="es_ES" w:bidi="es_ES"/>
+        </w:rPr>
+      </w:r>
+      <w:r>
+        <w:rPr>
+          <w:lang w:val="es_ES" w:bidi="es_ES"/>
+        </w:rPr>
+      </w:r>
+    </w:p>
+    <w:p>
+      <w:pPr/>
+      <w:r>
+        <w:rPr>
+          <w:lang w:val="es_ES" w:bidi="es_ES"/>
+        </w:rPr>
+      </w:r>
     </w:p>
     <w:p>
       <w:pPr>
         <w:pStyle w:val="Heading2"/>
       </w:pPr>
       <w:r>
+        <w:rPr>
+          <w:lang w:val="es_ES" w:bidi="es_ES"/>
+        </w:rPr>
         <w:t>1 Pedro 4:17</w:t>
       </w:r>
-      <w:r/>
-    </w:p>
-    <w:p>
-      <w:r/>
-      <w:r>
+      <w:r>
+        <w:rPr>
+          <w:lang w:val="es_ES" w:bidi="es_ES"/>
+        </w:rPr>
+      </w:r>
+    </w:p>
+    <w:p>
+      <w:pPr/>
+      <w:r>
+        <w:rPr>
+          <w:lang w:val="es_ES" w:bidi="es_ES"/>
+        </w:rPr>
+      </w:r>
+      <w:r>
+        <w:rPr>
+          <w:lang w:val="es_ES" w:bidi="es_ES"/>
+        </w:rPr>
         <w:t>El juicio de Dios a menudo se representa como 'comenzando con la casa de Dios', es decir, con su propio pueblo, como un medio para purificarlos (</w:t>
       </w:r>
       <w:hyperlink r:id="rId162">
         <w:r>
           <w:rPr>
+            <w:lang w:val="es_ES" w:bidi="es_ES"/>
+          </w:rPr>
+          <w:rPr>
             <w:color w:val="0000EE"/>
             <w:u w:val="single"/>
           </w:rPr>
@@ -3767,11 +7003,17 @@
         </w:r>
       </w:hyperlink>
       <w:r>
+        <w:rPr>
+          <w:lang w:val="es_ES" w:bidi="es_ES"/>
+        </w:rPr>
         <w:t xml:space="preserve"> </w:t>
       </w:r>
       <w:hyperlink r:id="rId163">
         <w:r>
           <w:rPr>
+            <w:lang w:val="es_ES" w:bidi="es_ES"/>
+          </w:rPr>
+          <w:rPr>
             <w:color w:val="0000EE"/>
             <w:u w:val="single"/>
           </w:rPr>
@@ -3779,11 +7021,17 @@
         </w:r>
       </w:hyperlink>
       <w:r>
+        <w:rPr>
+          <w:lang w:val="es_ES" w:bidi="es_ES"/>
+        </w:rPr>
         <w:t xml:space="preserve"> </w:t>
       </w:r>
       <w:hyperlink r:id="rId164">
         <w:r>
           <w:rPr>
+            <w:lang w:val="es_ES" w:bidi="es_ES"/>
+          </w:rPr>
+          <w:rPr>
             <w:color w:val="0000EE"/>
             <w:u w:val="single"/>
           </w:rPr>
@@ -3791,31 +7039,65 @@
         </w:r>
       </w:hyperlink>
       <w:r>
+        <w:rPr>
+          <w:lang w:val="es_ES" w:bidi="es_ES"/>
+        </w:rPr>
         <w:t>).</w:t>
       </w:r>
-      <w:r/>
-      <w:r/>
-    </w:p>
-    <w:p>
-      <w:r/>
+      <w:r>
+        <w:rPr>
+          <w:lang w:val="es_ES" w:bidi="es_ES"/>
+        </w:rPr>
+      </w:r>
+      <w:r>
+        <w:rPr>
+          <w:lang w:val="es_ES" w:bidi="es_ES"/>
+        </w:rPr>
+      </w:r>
+    </w:p>
+    <w:p>
+      <w:pPr/>
+      <w:r>
+        <w:rPr>
+          <w:lang w:val="es_ES" w:bidi="es_ES"/>
+        </w:rPr>
+      </w:r>
     </w:p>
     <w:p>
       <w:pPr>
         <w:pStyle w:val="Heading2"/>
       </w:pPr>
       <w:r>
+        <w:rPr>
+          <w:lang w:val="es_ES" w:bidi="es_ES"/>
+        </w:rPr>
         <w:t>1 Pedro 5:1–4</w:t>
       </w:r>
-      <w:r/>
-    </w:p>
-    <w:p>
-      <w:r/>
-      <w:r>
+      <w:r>
+        <w:rPr>
+          <w:lang w:val="es_ES" w:bidi="es_ES"/>
+        </w:rPr>
+      </w:r>
+    </w:p>
+    <w:p>
+      <w:pPr/>
+      <w:r>
+        <w:rPr>
+          <w:lang w:val="es_ES" w:bidi="es_ES"/>
+        </w:rPr>
+      </w:r>
+      <w:r>
+        <w:rPr>
+          <w:lang w:val="es_ES" w:bidi="es_ES"/>
+        </w:rPr>
         <w:t xml:space="preserve">Los ancianos eran los líderes espirituales de las primeras iglesias (ver también </w:t>
       </w:r>
       <w:hyperlink r:id="rId165">
         <w:r>
           <w:rPr>
+            <w:lang w:val="es_ES" w:bidi="es_ES"/>
+          </w:rPr>
+          <w:rPr>
             <w:color w:val="0000EE"/>
             <w:u w:val="single"/>
           </w:rPr>
@@ -3823,11 +7105,17 @@
         </w:r>
       </w:hyperlink>
       <w:r>
+        <w:rPr>
+          <w:lang w:val="es_ES" w:bidi="es_ES"/>
+        </w:rPr>
         <w:t xml:space="preserve"> </w:t>
       </w:r>
       <w:hyperlink r:id="rId166">
         <w:r>
           <w:rPr>
+            <w:lang w:val="es_ES" w:bidi="es_ES"/>
+          </w:rPr>
+          <w:rPr>
             <w:color w:val="0000EE"/>
             <w:u w:val="single"/>
           </w:rPr>
@@ -3835,11 +7123,17 @@
         </w:r>
       </w:hyperlink>
       <w:r>
+        <w:rPr>
+          <w:lang w:val="es_ES" w:bidi="es_ES"/>
+        </w:rPr>
         <w:t xml:space="preserve"> </w:t>
       </w:r>
       <w:hyperlink r:id="rId167">
         <w:r>
           <w:rPr>
+            <w:lang w:val="es_ES" w:bidi="es_ES"/>
+          </w:rPr>
+          <w:rPr>
             <w:color w:val="0000EE"/>
             <w:u w:val="single"/>
           </w:rPr>
@@ -3847,11 +7141,17 @@
         </w:r>
       </w:hyperlink>
       <w:r>
+        <w:rPr>
+          <w:lang w:val="es_ES" w:bidi="es_ES"/>
+        </w:rPr>
         <w:t xml:space="preserve"> </w:t>
       </w:r>
       <w:hyperlink r:id="rId168">
         <w:r>
           <w:rPr>
+            <w:lang w:val="es_ES" w:bidi="es_ES"/>
+          </w:rPr>
+          <w:rPr>
             <w:color w:val="0000EE"/>
             <w:u w:val="single"/>
           </w:rPr>
@@ -3859,11 +7159,17 @@
         </w:r>
       </w:hyperlink>
       <w:r>
+        <w:rPr>
+          <w:lang w:val="es_ES" w:bidi="es_ES"/>
+        </w:rPr>
         <w:t xml:space="preserve"> </w:t>
       </w:r>
       <w:hyperlink r:id="rId169">
         <w:r>
           <w:rPr>
+            <w:lang w:val="es_ES" w:bidi="es_ES"/>
+          </w:rPr>
+          <w:rPr>
             <w:color w:val="0000EE"/>
             <w:u w:val="single"/>
           </w:rPr>
@@ -3871,40 +7177,78 @@
         </w:r>
       </w:hyperlink>
       <w:r>
+        <w:rPr>
+          <w:lang w:val="es_ES" w:bidi="es_ES"/>
+        </w:rPr>
         <w:t>). Al llamarse a sí mismo un compañero anciano</w:t>
       </w:r>
       <w:r>
         <w:rPr>
           <w:i/>
+          <w:lang w:val="es_ES" w:bidi="es_ES"/>
         </w:rPr>
         <w:t>,</w:t>
       </w:r>
       <w:r>
+        <w:rPr>
+          <w:lang w:val="es_ES" w:bidi="es_ES"/>
+        </w:rPr>
         <w:t xml:space="preserve"> Pedro se identifica con ellos en sus responsabilidades y con el encargo que les da.</w:t>
       </w:r>
-      <w:r/>
-      <w:r/>
-    </w:p>
-    <w:p>
-      <w:r/>
+      <w:r>
+        <w:rPr>
+          <w:lang w:val="es_ES" w:bidi="es_ES"/>
+        </w:rPr>
+      </w:r>
+      <w:r>
+        <w:rPr>
+          <w:lang w:val="es_ES" w:bidi="es_ES"/>
+        </w:rPr>
+      </w:r>
+    </w:p>
+    <w:p>
+      <w:pPr/>
+      <w:r>
+        <w:rPr>
+          <w:lang w:val="es_ES" w:bidi="es_ES"/>
+        </w:rPr>
+      </w:r>
     </w:p>
     <w:p>
       <w:pPr>
         <w:pStyle w:val="Heading2"/>
       </w:pPr>
       <w:r>
+        <w:rPr>
+          <w:lang w:val="es_ES" w:bidi="es_ES"/>
+        </w:rPr>
         <w:t>1 Pedro 5:1–14</w:t>
       </w:r>
-      <w:r/>
-    </w:p>
-    <w:p>
-      <w:r/>
-      <w:r>
+      <w:r>
+        <w:rPr>
+          <w:lang w:val="es_ES" w:bidi="es_ES"/>
+        </w:rPr>
+      </w:r>
+    </w:p>
+    <w:p>
+      <w:pPr/>
+      <w:r>
+        <w:rPr>
+          <w:lang w:val="es_ES" w:bidi="es_ES"/>
+        </w:rPr>
+      </w:r>
+      <w:r>
+        <w:rPr>
+          <w:lang w:val="es_ES" w:bidi="es_ES"/>
+        </w:rPr>
         <w:t>Pedro concluye la carta con exhortaciones finales dirigidas a los ancianos (</w:t>
       </w:r>
       <w:hyperlink r:id="rId170">
         <w:r>
           <w:rPr>
+            <w:lang w:val="es_ES" w:bidi="es_ES"/>
+          </w:rPr>
+          <w:rPr>
             <w:color w:val="0000EE"/>
             <w:u w:val="single"/>
           </w:rPr>
@@ -3912,11 +7256,17 @@
         </w:r>
       </w:hyperlink>
       <w:r>
+        <w:rPr>
+          <w:lang w:val="es_ES" w:bidi="es_ES"/>
+        </w:rPr>
         <w:t>), a los jóvenes (</w:t>
       </w:r>
       <w:hyperlink r:id="rId171">
         <w:r>
           <w:rPr>
+            <w:lang w:val="es_ES" w:bidi="es_ES"/>
+          </w:rPr>
+          <w:rPr>
             <w:color w:val="0000EE"/>
             <w:u w:val="single"/>
           </w:rPr>
@@ -3924,11 +7274,17 @@
         </w:r>
       </w:hyperlink>
       <w:r>
+        <w:rPr>
+          <w:lang w:val="es_ES" w:bidi="es_ES"/>
+        </w:rPr>
         <w:t>) y a toda la iglesia (</w:t>
       </w:r>
       <w:hyperlink r:id="rId172">
         <w:r>
           <w:rPr>
+            <w:lang w:val="es_ES" w:bidi="es_ES"/>
+          </w:rPr>
+          <w:rPr>
             <w:color w:val="0000EE"/>
             <w:u w:val="single"/>
           </w:rPr>
@@ -3936,11 +7292,17 @@
         </w:r>
       </w:hyperlink>
       <w:r>
+        <w:rPr>
+          <w:lang w:val="es_ES" w:bidi="es_ES"/>
+        </w:rPr>
         <w:t>). Estas exhortaciones son seguidas por saludos finales y un cierre (</w:t>
       </w:r>
       <w:hyperlink r:id="rId173">
         <w:r>
           <w:rPr>
+            <w:lang w:val="es_ES" w:bidi="es_ES"/>
+          </w:rPr>
+          <w:rPr>
             <w:color w:val="0000EE"/>
             <w:u w:val="single"/>
           </w:rPr>
@@ -3948,66 +7310,138 @@
         </w:r>
       </w:hyperlink>
       <w:r>
+        <w:rPr>
+          <w:lang w:val="es_ES" w:bidi="es_ES"/>
+        </w:rPr>
         <w:t>).</w:t>
       </w:r>
-      <w:r/>
-      <w:r/>
-    </w:p>
-    <w:p>
-      <w:r/>
+      <w:r>
+        <w:rPr>
+          <w:lang w:val="es_ES" w:bidi="es_ES"/>
+        </w:rPr>
+      </w:r>
+      <w:r>
+        <w:rPr>
+          <w:lang w:val="es_ES" w:bidi="es_ES"/>
+        </w:rPr>
+      </w:r>
+    </w:p>
+    <w:p>
+      <w:pPr/>
+      <w:r>
+        <w:rPr>
+          <w:lang w:val="es_ES" w:bidi="es_ES"/>
+        </w:rPr>
+      </w:r>
     </w:p>
     <w:p>
       <w:pPr>
         <w:pStyle w:val="Heading2"/>
       </w:pPr>
       <w:r>
+        <w:rPr>
+          <w:lang w:val="es_ES" w:bidi="es_ES"/>
+        </w:rPr>
         <w:t>1 Pedro 5:2</w:t>
       </w:r>
-      <w:r/>
-    </w:p>
-    <w:p>
-      <w:r/>
-      <w:r>
+      <w:r>
+        <w:rPr>
+          <w:lang w:val="es_ES" w:bidi="es_ES"/>
+        </w:rPr>
+      </w:r>
+    </w:p>
+    <w:p>
+      <w:pPr/>
+      <w:r>
+        <w:rPr>
+          <w:lang w:val="es_ES" w:bidi="es_ES"/>
+        </w:rPr>
+      </w:r>
+      <w:r>
+        <w:rPr>
+          <w:lang w:val="es_ES" w:bidi="es_ES"/>
+        </w:rPr>
         <w:t>Apacentad la grey</w:t>
       </w:r>
       <w:r>
+        <w:rPr>
+          <w:lang w:val="es_ES" w:bidi="es_ES"/>
+        </w:rPr>
         <w:t>: nuestra palabra "pastor</w:t>
       </w:r>
       <w:r>
         <w:rPr>
           <w:i/>
+          <w:lang w:val="es_ES" w:bidi="es_ES"/>
         </w:rPr>
         <w:t>"</w:t>
       </w:r>
       <w:r>
+        <w:rPr>
+          <w:lang w:val="es_ES" w:bidi="es_ES"/>
+        </w:rPr>
         <w:t xml:space="preserve"> proviene de la imagen del Nuevo Testamento de un pastor que cuida de su rebaño.</w:t>
       </w:r>
-      <w:r/>
-      <w:r/>
-    </w:p>
-    <w:p>
-      <w:r/>
+      <w:r>
+        <w:rPr>
+          <w:lang w:val="es_ES" w:bidi="es_ES"/>
+        </w:rPr>
+      </w:r>
+      <w:r>
+        <w:rPr>
+          <w:lang w:val="es_ES" w:bidi="es_ES"/>
+        </w:rPr>
+      </w:r>
+    </w:p>
+    <w:p>
+      <w:pPr/>
+      <w:r>
+        <w:rPr>
+          <w:lang w:val="es_ES" w:bidi="es_ES"/>
+        </w:rPr>
+      </w:r>
     </w:p>
     <w:p>
       <w:pPr>
         <w:pStyle w:val="Heading2"/>
       </w:pPr>
       <w:r>
+        <w:rPr>
+          <w:lang w:val="es_ES" w:bidi="es_ES"/>
+        </w:rPr>
         <w:t>1 Pedro 5:5</w:t>
       </w:r>
-      <w:r/>
-    </w:p>
-    <w:p>
-      <w:r/>
-      <w:r>
+      <w:r>
+        <w:rPr>
+          <w:lang w:val="es_ES" w:bidi="es_ES"/>
+        </w:rPr>
+      </w:r>
+    </w:p>
+    <w:p>
+      <w:pPr/>
+      <w:r>
+        <w:rPr>
+          <w:lang w:val="es_ES" w:bidi="es_ES"/>
+        </w:rPr>
+      </w:r>
+      <w:r>
+        <w:rPr>
+          <w:lang w:val="es_ES" w:bidi="es_ES"/>
+        </w:rPr>
         <w:t>Igualmente, mancebos</w:t>
       </w:r>
       <w:r>
+        <w:rPr>
+          <w:lang w:val="es_ES" w:bidi="es_ES"/>
+        </w:rPr>
         <w:t xml:space="preserve">: esta frase, en contraste con los ancianos, podría referirse a una clase particular de ministros, quizás ancianos en formación o aquellos que asistían a los ancianos de diversas maneras. Sin embargo, probablemente simplemente se refiere a los individuos más jóvenes en la iglesia (ver, por ejemplo, </w:t>
       </w:r>
       <w:hyperlink r:id="rId174">
         <w:r>
           <w:rPr>
+            <w:lang w:val="es_ES" w:bidi="es_ES"/>
+          </w:rPr>
+          <w:rPr>
             <w:color w:val="0000EE"/>
             <w:u w:val="single"/>
           </w:rPr>
@@ -4015,60 +7449,126 @@
         </w:r>
       </w:hyperlink>
       <w:r>
+        <w:rPr>
+          <w:lang w:val="es_ES" w:bidi="es_ES"/>
+        </w:rPr>
         <w:t>).</w:t>
       </w:r>
-      <w:r/>
-      <w:r/>
-    </w:p>
-    <w:p>
-      <w:r/>
+      <w:r>
+        <w:rPr>
+          <w:lang w:val="es_ES" w:bidi="es_ES"/>
+        </w:rPr>
+      </w:r>
+      <w:r>
+        <w:rPr>
+          <w:lang w:val="es_ES" w:bidi="es_ES"/>
+        </w:rPr>
+      </w:r>
+    </w:p>
+    <w:p>
+      <w:pPr/>
+      <w:r>
+        <w:rPr>
+          <w:lang w:val="es_ES" w:bidi="es_ES"/>
+        </w:rPr>
+      </w:r>
     </w:p>
     <w:p>
       <w:pPr>
         <w:pStyle w:val="Heading2"/>
       </w:pPr>
       <w:r>
+        <w:rPr>
+          <w:lang w:val="es_ES" w:bidi="es_ES"/>
+        </w:rPr>
         <w:t>1 Pedro 5:9</w:t>
       </w:r>
-      <w:r/>
-    </w:p>
-    <w:p>
-      <w:r/>
-      <w:r>
+      <w:r>
+        <w:rPr>
+          <w:lang w:val="es_ES" w:bidi="es_ES"/>
+        </w:rPr>
+      </w:r>
+    </w:p>
+    <w:p>
+      <w:pPr/>
+      <w:r>
+        <w:rPr>
+          <w:lang w:val="es_ES" w:bidi="es_ES"/>
+        </w:rPr>
+      </w:r>
+      <w:r>
+        <w:rPr>
+          <w:lang w:val="es_ES" w:bidi="es_ES"/>
+        </w:rPr>
         <w:t xml:space="preserve">Familia de creyentes: griego </w:t>
       </w:r>
       <w:r>
         <w:rPr>
           <w:i/>
+          <w:lang w:val="es_ES" w:bidi="es_ES"/>
         </w:rPr>
         <w:t>adelphoi</w:t>
       </w:r>
       <w:r>
+        <w:rPr>
+          <w:lang w:val="es_ES" w:bidi="es_ES"/>
+        </w:rPr>
         <w:t>, un término que se refiere a personas, tanto hombres como mujeres, que son miembros de la misma familia. • En el mundo: la persecución no se limitó a las iglesias de Asia Menor. De diversas formas y con distinta intensidad, los cristianos fueron perseguidos casi en todas partes donde se predicaba la Buena Nueva sobre Jesucristo. Pedro recuerda esto a sus lectores para consolarlos y animarlos a emular a aquellos que habían soportado con éxito la prueba del sufrimiento.</w:t>
       </w:r>
-      <w:r/>
-      <w:r/>
-    </w:p>
-    <w:p>
-      <w:r/>
+      <w:r>
+        <w:rPr>
+          <w:lang w:val="es_ES" w:bidi="es_ES"/>
+        </w:rPr>
+      </w:r>
+      <w:r>
+        <w:rPr>
+          <w:lang w:val="es_ES" w:bidi="es_ES"/>
+        </w:rPr>
+      </w:r>
+    </w:p>
+    <w:p>
+      <w:pPr/>
+      <w:r>
+        <w:rPr>
+          <w:lang w:val="es_ES" w:bidi="es_ES"/>
+        </w:rPr>
+      </w:r>
     </w:p>
     <w:p>
       <w:pPr>
         <w:pStyle w:val="Heading2"/>
       </w:pPr>
       <w:r>
+        <w:rPr>
+          <w:lang w:val="es_ES" w:bidi="es_ES"/>
+        </w:rPr>
         <w:t>1 Pedro 5:10</w:t>
       </w:r>
-      <w:r/>
-    </w:p>
-    <w:p>
-      <w:r/>
-      <w:r>
+      <w:r>
+        <w:rPr>
+          <w:lang w:val="es_ES" w:bidi="es_ES"/>
+        </w:rPr>
+      </w:r>
+    </w:p>
+    <w:p>
+      <w:pPr/>
+      <w:r>
+        <w:rPr>
+          <w:lang w:val="es_ES" w:bidi="es_ES"/>
+        </w:rPr>
+      </w:r>
+      <w:r>
+        <w:rPr>
+          <w:lang w:val="es_ES" w:bidi="es_ES"/>
+        </w:rPr>
         <w:t xml:space="preserve">Un poco de tiempo: los sufrimientos en esta tierra, aunque a veces parecen interminables, son en realidad solo momentáneos en comparación con la gloriosa eternidad que los creyentes pasarán con Dios (cf. </w:t>
       </w:r>
       <w:hyperlink r:id="rId117">
         <w:r>
           <w:rPr>
+            <w:lang w:val="es_ES" w:bidi="es_ES"/>
+          </w:rPr>
+          <w:rPr>
             <w:color w:val="0000EE"/>
             <w:u w:val="single"/>
           </w:rPr>
@@ -4076,11 +7576,17 @@
         </w:r>
       </w:hyperlink>
       <w:r>
+        <w:rPr>
+          <w:lang w:val="es_ES" w:bidi="es_ES"/>
+        </w:rPr>
         <w:t xml:space="preserve"> </w:t>
       </w:r>
       <w:hyperlink r:id="rId175">
         <w:r>
           <w:rPr>
+            <w:lang w:val="es_ES" w:bidi="es_ES"/>
+          </w:rPr>
+          <w:rPr>
             <w:color w:val="0000EE"/>
             <w:u w:val="single"/>
           </w:rPr>
@@ -4088,11 +7594,17 @@
         </w:r>
       </w:hyperlink>
       <w:r>
+        <w:rPr>
+          <w:lang w:val="es_ES" w:bidi="es_ES"/>
+        </w:rPr>
         <w:t xml:space="preserve"> </w:t>
       </w:r>
       <w:hyperlink r:id="rId176">
         <w:r>
           <w:rPr>
+            <w:lang w:val="es_ES" w:bidi="es_ES"/>
+          </w:rPr>
+          <w:rPr>
             <w:color w:val="0000EE"/>
             <w:u w:val="single"/>
           </w:rPr>
@@ -4100,40 +7612,78 @@
         </w:r>
       </w:hyperlink>
       <w:r>
+        <w:rPr>
+          <w:lang w:val="es_ES" w:bidi="es_ES"/>
+        </w:rPr>
         <w:t>).</w:t>
       </w:r>
-      <w:r/>
-      <w:r/>
-    </w:p>
-    <w:p>
-      <w:r/>
+      <w:r>
+        <w:rPr>
+          <w:lang w:val="es_ES" w:bidi="es_ES"/>
+        </w:rPr>
+      </w:r>
+      <w:r>
+        <w:rPr>
+          <w:lang w:val="es_ES" w:bidi="es_ES"/>
+        </w:rPr>
+      </w:r>
+    </w:p>
+    <w:p>
+      <w:pPr/>
+      <w:r>
+        <w:rPr>
+          <w:lang w:val="es_ES" w:bidi="es_ES"/>
+        </w:rPr>
+      </w:r>
     </w:p>
     <w:p>
       <w:pPr>
         <w:pStyle w:val="Heading2"/>
       </w:pPr>
       <w:r>
+        <w:rPr>
+          <w:lang w:val="es_ES" w:bidi="es_ES"/>
+        </w:rPr>
         <w:t>1 Pedro 5:12</w:t>
       </w:r>
-      <w:r/>
-    </w:p>
-    <w:p>
-      <w:r/>
-      <w:r>
+      <w:r>
+        <w:rPr>
+          <w:lang w:val="es_ES" w:bidi="es_ES"/>
+        </w:rPr>
+      </w:r>
+    </w:p>
+    <w:p>
+      <w:pPr/>
+      <w:r>
+        <w:rPr>
+          <w:lang w:val="es_ES" w:bidi="es_ES"/>
+        </w:rPr>
+      </w:r>
+      <w:r>
+        <w:rPr>
+          <w:lang w:val="es_ES" w:bidi="es_ES"/>
+        </w:rPr>
         <w:t xml:space="preserve">Con la ayuda de: esta frase identifica a Silas como el "amanuense", la persona que escribió las palabras según las indicaciones de Pedro. • Silas (griego </w:t>
       </w:r>
       <w:r>
         <w:rPr>
           <w:i/>
+          <w:lang w:val="es_ES" w:bidi="es_ES"/>
         </w:rPr>
         <w:t>Silvano</w:t>
       </w:r>
       <w:r>
+        <w:rPr>
+          <w:lang w:val="es_ES" w:bidi="es_ES"/>
+        </w:rPr>
         <w:t>): Silas es la forma abreviada de Silvano; ambos nombres se refieren al mismo individuo. Silas fue el colega constante de Pablo después del tiempo del concilio en Jerusalem (</w:t>
       </w:r>
       <w:hyperlink r:id="rId177">
         <w:r>
           <w:rPr>
+            <w:lang w:val="es_ES" w:bidi="es_ES"/>
+          </w:rPr>
+          <w:rPr>
             <w:color w:val="0000EE"/>
             <w:u w:val="single"/>
           </w:rPr>
@@ -4141,11 +7691,17 @@
         </w:r>
       </w:hyperlink>
       <w:r>
+        <w:rPr>
+          <w:lang w:val="es_ES" w:bidi="es_ES"/>
+        </w:rPr>
         <w:t xml:space="preserve"> </w:t>
       </w:r>
       <w:hyperlink r:id="rId178">
         <w:r>
           <w:rPr>
+            <w:lang w:val="es_ES" w:bidi="es_ES"/>
+          </w:rPr>
+          <w:rPr>
             <w:color w:val="0000EE"/>
             <w:u w:val="single"/>
           </w:rPr>
@@ -4153,11 +7709,17 @@
         </w:r>
       </w:hyperlink>
       <w:r>
+        <w:rPr>
+          <w:lang w:val="es_ES" w:bidi="es_ES"/>
+        </w:rPr>
         <w:t xml:space="preserve"> </w:t>
       </w:r>
       <w:hyperlink r:id="rId179">
         <w:r>
           <w:rPr>
+            <w:lang w:val="es_ES" w:bidi="es_ES"/>
+          </w:rPr>
+          <w:rPr>
             <w:color w:val="0000EE"/>
             <w:u w:val="single"/>
           </w:rPr>
@@ -4165,11 +7727,17 @@
         </w:r>
       </w:hyperlink>
       <w:r>
+        <w:rPr>
+          <w:lang w:val="es_ES" w:bidi="es_ES"/>
+        </w:rPr>
         <w:t xml:space="preserve"> </w:t>
       </w:r>
       <w:hyperlink r:id="rId180">
         <w:r>
           <w:rPr>
+            <w:lang w:val="es_ES" w:bidi="es_ES"/>
+          </w:rPr>
+          <w:rPr>
             <w:color w:val="0000EE"/>
             <w:u w:val="single"/>
           </w:rPr>
@@ -4177,11 +7745,17 @@
         </w:r>
       </w:hyperlink>
       <w:r>
+        <w:rPr>
+          <w:lang w:val="es_ES" w:bidi="es_ES"/>
+        </w:rPr>
         <w:t xml:space="preserve"> </w:t>
       </w:r>
       <w:hyperlink r:id="rId181">
         <w:r>
           <w:rPr>
+            <w:lang w:val="es_ES" w:bidi="es_ES"/>
+          </w:rPr>
+          <w:rPr>
             <w:color w:val="0000EE"/>
             <w:u w:val="single"/>
           </w:rPr>
@@ -4191,6 +7765,9 @@
       <w:hyperlink r:id="rId182">
         <w:r>
           <w:rPr>
+            <w:lang w:val="es_ES" w:bidi="es_ES"/>
+          </w:rPr>
+          <w:rPr>
             <w:color w:val="0000EE"/>
             <w:u w:val="single"/>
           </w:rPr>
@@ -4198,11 +7775,17 @@
         </w:r>
       </w:hyperlink>
       <w:r>
+        <w:rPr>
+          <w:lang w:val="es_ES" w:bidi="es_ES"/>
+        </w:rPr>
         <w:t xml:space="preserve"> </w:t>
       </w:r>
       <w:hyperlink r:id="rId183">
         <w:r>
           <w:rPr>
+            <w:lang w:val="es_ES" w:bidi="es_ES"/>
+          </w:rPr>
+          <w:rPr>
             <w:color w:val="0000EE"/>
             <w:u w:val="single"/>
           </w:rPr>
@@ -4210,11 +7793,17 @@
         </w:r>
       </w:hyperlink>
       <w:r>
+        <w:rPr>
+          <w:lang w:val="es_ES" w:bidi="es_ES"/>
+        </w:rPr>
         <w:t xml:space="preserve"> </w:t>
       </w:r>
       <w:hyperlink r:id="rId184">
         <w:r>
           <w:rPr>
+            <w:lang w:val="es_ES" w:bidi="es_ES"/>
+          </w:rPr>
+          <w:rPr>
             <w:color w:val="0000EE"/>
             <w:u w:val="single"/>
           </w:rPr>
@@ -4222,11 +7811,17 @@
         </w:r>
       </w:hyperlink>
       <w:r>
+        <w:rPr>
+          <w:lang w:val="es_ES" w:bidi="es_ES"/>
+        </w:rPr>
         <w:t>). No estamos seguros de cómo Silas terminó con Pedro en Roma, pero puede que haya viajado con Pablo o lo haya seguido (</w:t>
       </w:r>
       <w:hyperlink r:id="rId185">
         <w:r>
           <w:rPr>
+            <w:lang w:val="es_ES" w:bidi="es_ES"/>
+          </w:rPr>
+          <w:rPr>
             <w:color w:val="0000EE"/>
             <w:u w:val="single"/>
           </w:rPr>
@@ -4234,65 +7829,142 @@
         </w:r>
       </w:hyperlink>
       <w:r>
+        <w:rPr>
+          <w:lang w:val="es_ES" w:bidi="es_ES"/>
+        </w:rPr>
         <w:t>).</w:t>
       </w:r>
-      <w:r/>
-      <w:r/>
-    </w:p>
-    <w:p>
-      <w:r/>
+      <w:r>
+        <w:rPr>
+          <w:lang w:val="es_ES" w:bidi="es_ES"/>
+        </w:rPr>
+      </w:r>
+      <w:r>
+        <w:rPr>
+          <w:lang w:val="es_ES" w:bidi="es_ES"/>
+        </w:rPr>
+      </w:r>
+    </w:p>
+    <w:p>
+      <w:pPr/>
+      <w:r>
+        <w:rPr>
+          <w:lang w:val="es_ES" w:bidi="es_ES"/>
+        </w:rPr>
+      </w:r>
     </w:p>
     <w:p>
       <w:pPr>
         <w:pStyle w:val="Heading2"/>
       </w:pPr>
       <w:r>
+        <w:rPr>
+          <w:lang w:val="es_ES" w:bidi="es_ES"/>
+        </w:rPr>
         <w:t>1 Pedro 5:13</w:t>
       </w:r>
-      <w:r/>
-    </w:p>
-    <w:p>
-      <w:r/>
-      <w:r>
+      <w:r>
+        <w:rPr>
+          <w:lang w:val="es_ES" w:bidi="es_ES"/>
+        </w:rPr>
+      </w:r>
+    </w:p>
+    <w:p>
+      <w:pPr/>
+      <w:r>
+        <w:rPr>
+          <w:lang w:val="es_ES" w:bidi="es_ES"/>
+        </w:rPr>
+      </w:r>
+      <w:r>
+        <w:rPr>
+          <w:lang w:val="es_ES" w:bidi="es_ES"/>
+        </w:rPr>
         <w:t>Babilonia probablemente simbolizaba a Roma. Al igual que Roma, Babilonia era una gran ciudad, la capital de un imperio. Babilonia dominó gran parte del antiguo Oriente Medio en los años 500 a.C. Como gran ciudad y capital del imperio que quemó Jerusalem y llevó a muchos israelitas cautivos de regreso a la ciudad, Babilonia era vista como el centro de poder de un mundo hostil al pueblo de Dios. Por esta razón, el libro de Apocalipsis utiliza "Babilonia" como una metáfora o palabra clave para Roma. Pedro probablemente también usó este título de la misma manera. • Marcos</w:t>
       </w:r>
       <w:r>
         <w:rPr>
           <w:i/>
+          <w:lang w:val="es_ES" w:bidi="es_ES"/>
         </w:rPr>
         <w:t>,</w:t>
       </w:r>
       <w:r>
+        <w:rPr>
+          <w:lang w:val="es_ES" w:bidi="es_ES"/>
+        </w:rPr>
         <w:t xml:space="preserve"> también llamado Juan Marcos, fue otro colaborador del apóstol Pablo. Marcos escribió el Evangelio de Marcos, que generalmente se considera basado en las enseñanzas de Pedro.</w:t>
       </w:r>
-      <w:r/>
-      <w:r/>
-    </w:p>
-    <w:p>
-      <w:r/>
+      <w:r>
+        <w:rPr>
+          <w:lang w:val="es_ES" w:bidi="es_ES"/>
+        </w:rPr>
+      </w:r>
+      <w:r>
+        <w:rPr>
+          <w:lang w:val="es_ES" w:bidi="es_ES"/>
+        </w:rPr>
+      </w:r>
+    </w:p>
+    <w:p>
+      <w:pPr/>
+      <w:r>
+        <w:rPr>
+          <w:lang w:val="es_ES" w:bidi="es_ES"/>
+        </w:rPr>
+      </w:r>
     </w:p>
     <w:p>
       <w:pPr>
         <w:pStyle w:val="Heading2"/>
       </w:pPr>
       <w:r>
+        <w:rPr>
+          <w:lang w:val="es_ES" w:bidi="es_ES"/>
+        </w:rPr>
         <w:t>1 Pedro 5:14</w:t>
       </w:r>
-      <w:r/>
-    </w:p>
-    <w:p>
-      <w:r/>
-      <w:r>
+      <w:r>
+        <w:rPr>
+          <w:lang w:val="es_ES" w:bidi="es_ES"/>
+        </w:rPr>
+      </w:r>
+    </w:p>
+    <w:p>
+      <w:pPr/>
+      <w:r>
+        <w:rPr>
+          <w:lang w:val="es_ES" w:bidi="es_ES"/>
+        </w:rPr>
+      </w:r>
+      <w:r>
+        <w:rPr>
+          <w:lang w:val="es_ES" w:bidi="es_ES"/>
+        </w:rPr>
         <w:t xml:space="preserve">Un beso de amor: ver </w:t>
       </w:r>
       <w:r>
+        <w:rPr>
+          <w:lang w:val="es_ES" w:bidi="es_ES"/>
+        </w:rPr>
         <w:t>nota de estudio sobre Ro 16:16</w:t>
       </w:r>
       <w:r>
+        <w:rPr>
+          <w:lang w:val="es_ES" w:bidi="es_ES"/>
+        </w:rPr>
         <w:t>.</w:t>
       </w:r>
-      <w:r/>
-      <w:r/>
+      <w:r>
+        <w:rPr>
+          <w:lang w:val="es_ES" w:bidi="es_ES"/>
+        </w:rPr>
+      </w:r>
+      <w:r>
+        <w:rPr>
+          <w:lang w:val="es_ES" w:bidi="es_ES"/>
+        </w:rPr>
+      </w:r>
     </w:p>
     <w:sectPr>
       <w:footnotePr>
@@ -6194,7 +9866,7 @@
     <w:rPrDefault>
       <w:rPr>
         <w:rFonts w:ascii="Times New Roman" w:eastAsia="Times New Roman" w:hAnsi="Times New Roman" w:cs="Times New Roman"/>
-        <w:lang w:val="en-US" w:eastAsia="en-US" w:bidi="ar-SA"/>
+        <w:lang w:val="es_ES" w:eastAsia="en-US" w:bidi="ar-SA"/>
       </w:rPr>
     </w:rPrDefault>
     <w:pPrDefault/>

--- a/spa/docx/60.content.docx
+++ b/spa/docx/60.content.docx
@@ -163,13 +163,6 @@
         <w:rPr>
           <w:lang w:val="es_ES" w:bidi="es_ES"/>
         </w:rPr>
-      </w:r>
-      <w:r>
-        <w:rPr>
-          <w:i/>
-          <w:lang w:val="es_ES" w:bidi="es_ES"/>
-        </w:rPr>
-        <w:t>1 Pedro 1:1, 1 Pedro 1:2, 1 Pedro 1:3, 1 Pedro 1:3–9, 1 Pedro 1:4, 1 Pedro 1:5, 1 Pedro 1:7, 1 Pedro 1:9, 1 Pedro 1:10–12, 1 Pedro 1:11, 1 Pedro 1:12, 1 Pedro 1:13, 1 Pedro 1:13–21, 1 Pedro 1:15–16, 1 Pedro 1:17, 1 Pedro 1:18, 1 Pedro 1:19, 1 Pedro 1:20, 1 Pedro 1:22, 1 Pedro 1:22–2:3, 1 Pedro 2:2, 1 Pedro 2:3, 1 Pedro 2:4, 1 Pedro 2:4–10, 1 Pedro 2:5, 1 Pedro 2:6–8, 1 Pedro 2:8, 1 Pedro 2:9, 1 Pedro 2:11, 1 Pedro 2:11–12, 1 Pedro 2:12, 1 Pedro 2:13, 1 Pedro 2:13–3:7, 1 Pedro 2:14, 1 Pedro 2:17, 1 Pedro 2:18, 1 Pedro 2:18–20, 1 Pedro 2:21–25, 1 Pedro 2:24, 1 Pedro 3:1, 1 Pedro 3:1–7, 1 Pedro 3:3–4, 1 Pedro 3:6, 1 Pedro 3:7, 1 Pedro 3:8–12, 1 Pedro 3:9, 1 Pedro 3:10–12, 1 Pedro 3:13, 1 Pedro 3:13–17, 1 Pedro 3:14–15, 1 Pedro 3:18, 1 Pedro 3:18–22, 1 Pedro 3:19–20, 1 Pedro 3:20, 1 Pedro 3:21, 1 Pedro 3:22, 1 Pedro 4:1, 1 Pedro 4:1–6, 1 Pedro 4:3, 1 Pedro 4:6, 1 Pedro 4:7, 1 Pedro 4:7–11, 1 Pedro 4:8, 1 Pedro 4:10, 1 Pedro 4:11, 1 Pedro 4:12, 1 Pedro 4:12–19, 1 Pedro 4:13, 1 Pedro 4:14, 1 Pedro 4:16, 1 Pedro 4:17, 1 Pedro 5:1–4, 1 Pedro 5:1–14, 1 Pedro 5:2, 1 Pedro 5:5, 1 Pedro 5:9, 1 Pedro 5:10, 1 Pedro 5:12, 1 Pedro 5:13, 1 Pedro 5:14</w:t>
       </w:r>
       <w:r>
         <w:rPr>

--- a/spa/docx/60.content.docx
+++ b/spa/docx/60.content.docx
@@ -150,19 +150,6 @@
           <w:lang w:val="es_ES" w:bidi="es_ES"/>
         </w:rPr>
         <w:t>1PE</w:t>
-      </w:r>
-      <w:r>
-        <w:rPr>
-          <w:lang w:val="es_ES" w:bidi="es_ES"/>
-        </w:rPr>
-      </w:r>
-    </w:p>
-    <w:p>
-      <w:pPr/>
-      <w:r>
-        <w:rPr>
-          <w:lang w:val="es_ES" w:bidi="es_ES"/>
-        </w:rPr>
       </w:r>
       <w:r>
         <w:rPr>

--- a/spa/docx/60.content.docx
+++ b/spa/docx/60.content.docx
@@ -19,7 +19,7 @@
         <w:rPr>
           <w:lang w:val="es_ES" w:bidi="es_ES"/>
         </w:rPr>
-        <w:t>Resource: Notas de Estudio (Tyndale)</w:t>
+        <w:t>Resource: Tyndale Open Study Notes</w:t>
       </w:r>
       <w:r>
         <w:rPr>
@@ -112,7 +112,7 @@
         <w:rPr>
           <w:lang w:val="es_ES" w:bidi="es_ES"/>
         </w:rPr>
-        <w:t>Notas de Estudio (Tyndale)</w:t>
+        <w:t>Tyndale Open Study Notes</w:t>
       </w:r>
     </w:p>
     <w:p>

--- a/spa/docx/60.content.docx
+++ b/spa/docx/60.content.docx
@@ -19,7 +19,7 @@
         <w:rPr>
           <w:lang w:val="es_ES" w:bidi="es_ES"/>
         </w:rPr>
-        <w:t>Resource: Tyndale Open Study Notes</w:t>
+        <w:t>Resource: Aquifer Open Study Notes</w:t>
       </w:r>
       <w:r>
         <w:rPr>
@@ -112,7 +112,7 @@
         <w:rPr>
           <w:lang w:val="es_ES" w:bidi="es_ES"/>
         </w:rPr>
-        <w:t>Tyndale Open Study Notes</w:t>
+        <w:t>Aquifer Open Study Notes</w:t>
       </w:r>
     </w:p>
     <w:p>

--- a/spa/docx/60.content.docx
+++ b/spa/docx/60.content.docx
@@ -233,18 +233,12 @@
         </w:rPr>
         <w:t>A los elegidos de Dios: Pedro inicia su carta a los cristianos que sufren recordándoles el estatus que disfrutan gracias al acto de Dios a su favor (</w:t>
       </w:r>
-      <w:hyperlink r:id="rId13">
-        <w:r>
-          <w:rPr>
-            <w:lang w:val="es_ES" w:bidi="es_ES"/>
-          </w:rPr>
-          <w:rPr>
-            <w:color w:val="0000EE"/>
-            <w:u w:val="single"/>
-          </w:rPr>
-          <w:t>1:2</w:t>
-        </w:r>
-      </w:hyperlink>
+      <w:r>
+        <w:rPr>
+          <w:lang w:val="es_ES" w:bidi="es_ES"/>
+        </w:rPr>
+        <w:t>1:2</w:t>
+      </w:r>
       <w:r>
         <w:rPr>
           <w:lang w:val="es_ES" w:bidi="es_ES"/>
@@ -299,36 +293,24 @@
         </w:rPr>
         <w:t xml:space="preserve">Te conoció y te eligió: cuando Dios conoce a una persona, significa que él elige a esa persona. Él decidió entrar en relación con su pueblo antes de que ellos lo conocieran (cp. </w:t>
       </w:r>
-      <w:hyperlink r:id="rId14">
-        <w:r>
-          <w:rPr>
-            <w:lang w:val="es_ES" w:bidi="es_ES"/>
-          </w:rPr>
-          <w:rPr>
-            <w:color w:val="0000EE"/>
-            <w:u w:val="single"/>
-          </w:rPr>
-          <w:t>Ro 8:29,</w:t>
-        </w:r>
-      </w:hyperlink>
+      <w:r>
+        <w:rPr>
+          <w:lang w:val="es_ES" w:bidi="es_ES"/>
+        </w:rPr>
+        <w:t>Ro 8:29,</w:t>
+      </w:r>
       <w:r>
         <w:rPr>
           <w:lang w:val="es_ES" w:bidi="es_ES"/>
         </w:rPr>
         <w:t xml:space="preserve"> </w:t>
       </w:r>
-      <w:hyperlink r:id="rId15">
-        <w:r>
-          <w:rPr>
-            <w:lang w:val="es_ES" w:bidi="es_ES"/>
-          </w:rPr>
-          <w:rPr>
-            <w:color w:val="0000EE"/>
-            <w:u w:val="single"/>
-          </w:rPr>
-          <w:t>11:2</w:t>
-        </w:r>
-      </w:hyperlink>
+      <w:r>
+        <w:rPr>
+          <w:lang w:val="es_ES" w:bidi="es_ES"/>
+        </w:rPr>
+        <w:t>11:2</w:t>
+      </w:r>
       <w:r>
         <w:rPr>
           <w:lang w:val="es_ES" w:bidi="es_ES"/>
@@ -383,180 +365,120 @@
         </w:rPr>
         <w:t xml:space="preserve">Nacido de nuevo: el nuevo nacimiento es una forma de describir la conversión cristiana (cp. </w:t>
       </w:r>
-      <w:hyperlink r:id="rId16">
-        <w:r>
-          <w:rPr>
-            <w:lang w:val="es_ES" w:bidi="es_ES"/>
-          </w:rPr>
-          <w:rPr>
-            <w:color w:val="0000EE"/>
-            <w:u w:val="single"/>
-          </w:rPr>
-          <w:t>Juan 3:1–13;</w:t>
-        </w:r>
-      </w:hyperlink>
+      <w:r>
+        <w:rPr>
+          <w:lang w:val="es_ES" w:bidi="es_ES"/>
+        </w:rPr>
+        <w:t>Juan 3:1–13;</w:t>
+      </w:r>
       <w:r>
         <w:rPr>
           <w:lang w:val="es_ES" w:bidi="es_ES"/>
         </w:rPr>
         <w:t xml:space="preserve"> </w:t>
       </w:r>
-      <w:hyperlink r:id="rId17">
-        <w:r>
-          <w:rPr>
-            <w:lang w:val="es_ES" w:bidi="es_ES"/>
-          </w:rPr>
-          <w:rPr>
-            <w:color w:val="0000EE"/>
-            <w:u w:val="single"/>
-          </w:rPr>
-          <w:t>St 1:18;</w:t>
-        </w:r>
-      </w:hyperlink>
+      <w:r>
+        <w:rPr>
+          <w:lang w:val="es_ES" w:bidi="es_ES"/>
+        </w:rPr>
+        <w:t>St 1:18;</w:t>
+      </w:r>
       <w:r>
         <w:rPr>
           <w:lang w:val="es_ES" w:bidi="es_ES"/>
         </w:rPr>
         <w:t xml:space="preserve"> </w:t>
       </w:r>
-      <w:hyperlink r:id="rId18">
-        <w:r>
-          <w:rPr>
-            <w:lang w:val="es_ES" w:bidi="es_ES"/>
-          </w:rPr>
-          <w:rPr>
-            <w:color w:val="0000EE"/>
-            <w:u w:val="single"/>
-          </w:rPr>
-          <w:t>1 Jn 2:29;</w:t>
-        </w:r>
-      </w:hyperlink>
+      <w:r>
+        <w:rPr>
+          <w:lang w:val="es_ES" w:bidi="es_ES"/>
+        </w:rPr>
+        <w:t>1 Jn 2:29;</w:t>
+      </w:r>
       <w:r>
         <w:rPr>
           <w:lang w:val="es_ES" w:bidi="es_ES"/>
         </w:rPr>
         <w:t xml:space="preserve"> </w:t>
       </w:r>
-      <w:hyperlink r:id="rId19">
-        <w:r>
-          <w:rPr>
-            <w:lang w:val="es_ES" w:bidi="es_ES"/>
-          </w:rPr>
-          <w:rPr>
-            <w:color w:val="0000EE"/>
-            <w:u w:val="single"/>
-          </w:rPr>
-          <w:t>3:9;</w:t>
-        </w:r>
-      </w:hyperlink>
+      <w:r>
+        <w:rPr>
+          <w:lang w:val="es_ES" w:bidi="es_ES"/>
+        </w:rPr>
+        <w:t>3:9;</w:t>
+      </w:r>
       <w:r>
         <w:rPr>
           <w:lang w:val="es_ES" w:bidi="es_ES"/>
         </w:rPr>
         <w:t xml:space="preserve"> </w:t>
       </w:r>
-      <w:hyperlink r:id="rId20">
-        <w:r>
-          <w:rPr>
-            <w:lang w:val="es_ES" w:bidi="es_ES"/>
-          </w:rPr>
-          <w:rPr>
-            <w:color w:val="0000EE"/>
-            <w:u w:val="single"/>
-          </w:rPr>
-          <w:t>4:7;</w:t>
-        </w:r>
-      </w:hyperlink>
+      <w:r>
+        <w:rPr>
+          <w:lang w:val="es_ES" w:bidi="es_ES"/>
+        </w:rPr>
+        <w:t>4:7;</w:t>
+      </w:r>
       <w:r>
         <w:rPr>
           <w:lang w:val="es_ES" w:bidi="es_ES"/>
         </w:rPr>
         <w:t xml:space="preserve"> </w:t>
       </w:r>
-      <w:hyperlink r:id="rId21">
-        <w:r>
-          <w:rPr>
-            <w:lang w:val="es_ES" w:bidi="es_ES"/>
-          </w:rPr>
-          <w:rPr>
-            <w:color w:val="0000EE"/>
-            <w:u w:val="single"/>
-          </w:rPr>
-          <w:t>5:1</w:t>
-        </w:r>
-      </w:hyperlink>
+      <w:r>
+        <w:rPr>
+          <w:lang w:val="es_ES" w:bidi="es_ES"/>
+        </w:rPr>
+        <w:t>5:1</w:t>
+      </w:r>
       <w:r>
         <w:rPr>
           <w:lang w:val="es_ES" w:bidi="es_ES"/>
         </w:rPr>
         <w:t>,</w:t>
       </w:r>
-      <w:hyperlink r:id="rId22">
-        <w:r>
-          <w:rPr>
-            <w:lang w:val="es_ES" w:bidi="es_ES"/>
-          </w:rPr>
-          <w:rPr>
-            <w:color w:val="0000EE"/>
-            <w:u w:val="single"/>
-          </w:rPr>
-          <w:t>4</w:t>
-        </w:r>
-      </w:hyperlink>
+      <w:r>
+        <w:rPr>
+          <w:lang w:val="es_ES" w:bidi="es_ES"/>
+        </w:rPr>
+        <w:t>4</w:t>
+      </w:r>
       <w:r>
         <w:rPr>
           <w:lang w:val="es_ES" w:bidi="es_ES"/>
         </w:rPr>
         <w:t>,</w:t>
       </w:r>
-      <w:hyperlink r:id="rId23">
-        <w:r>
-          <w:rPr>
-            <w:lang w:val="es_ES" w:bidi="es_ES"/>
-          </w:rPr>
-          <w:rPr>
-            <w:color w:val="0000EE"/>
-            <w:u w:val="single"/>
-          </w:rPr>
-          <w:t>18</w:t>
-        </w:r>
-      </w:hyperlink>
+      <w:r>
+        <w:rPr>
+          <w:lang w:val="es_ES" w:bidi="es_ES"/>
+        </w:rPr>
+        <w:t>18</w:t>
+      </w:r>
       <w:r>
         <w:rPr>
           <w:lang w:val="es_ES" w:bidi="es_ES"/>
         </w:rPr>
         <w:t xml:space="preserve">). Esta palabra griega, que aparece nuevamente en </w:t>
       </w:r>
-      <w:hyperlink r:id="rId24">
-        <w:r>
-          <w:rPr>
-            <w:lang w:val="es_ES" w:bidi="es_ES"/>
-          </w:rPr>
-          <w:rPr>
-            <w:color w:val="0000EE"/>
-            <w:u w:val="single"/>
-          </w:rPr>
-          <w:t>1 Pe 1:23</w:t>
-        </w:r>
-      </w:hyperlink>
+      <w:r>
+        <w:rPr>
+          <w:lang w:val="es_ES" w:bidi="es_ES"/>
+        </w:rPr>
+        <w:t>1 Pe 1:23</w:t>
+      </w:r>
       <w:r>
         <w:rPr>
           <w:lang w:val="es_ES" w:bidi="es_ES"/>
         </w:rPr>
         <w:t xml:space="preserve">, enmarca el mensaje de </w:t>
       </w:r>
-      <w:hyperlink r:id="rId25">
-        <w:r>
-          <w:rPr>
-            <w:lang w:val="es_ES" w:bidi="es_ES"/>
-          </w:rPr>
-          <w:rPr>
-            <w:color w:val="0000EE"/>
-            <w:u w:val="single"/>
-          </w:rPr>
-          <w:t>1:1–25</w:t>
-        </w:r>
-      </w:hyperlink>
+      <w:r>
+        <w:rPr>
+          <w:lang w:val="es_ES" w:bidi="es_ES"/>
+        </w:rPr>
+        <w:t>1:1–25</w:t>
+      </w:r>
       <w:r>
         <w:rPr>
           <w:lang w:val="es_ES" w:bidi="es_ES"/>
@@ -659,18 +581,12 @@
         </w:rPr>
         <w:t xml:space="preserve">El lenguaje de la herencia se refiere frecuentemente a lo que Dios ha prometido a su pueblo. Originalmente aplicado a la tierra de Israel (ver </w:t>
       </w:r>
-      <w:hyperlink r:id="rId26">
-        <w:r>
-          <w:rPr>
-            <w:lang w:val="es_ES" w:bidi="es_ES"/>
-          </w:rPr>
-          <w:rPr>
-            <w:color w:val="0000EE"/>
-            <w:u w:val="single"/>
-          </w:rPr>
-          <w:t>Dt 3:28</w:t>
-        </w:r>
-      </w:hyperlink>
+      <w:r>
+        <w:rPr>
+          <w:lang w:val="es_ES" w:bidi="es_ES"/>
+        </w:rPr>
+        <w:t>Dt 3:28</w:t>
+      </w:r>
       <w:r>
         <w:rPr>
           <w:lang w:val="es_ES" w:bidi="es_ES"/>
@@ -690,72 +606,48 @@
         </w:rPr>
         <w:t xml:space="preserve">llegó a significar el pueblo de Dios y la presencia de Dios con ellos (ver </w:t>
       </w:r>
-      <w:hyperlink r:id="rId27">
-        <w:r>
-          <w:rPr>
-            <w:lang w:val="es_ES" w:bidi="es_ES"/>
-          </w:rPr>
-          <w:rPr>
-            <w:color w:val="0000EE"/>
-            <w:u w:val="single"/>
-          </w:rPr>
-          <w:t>Sal 33:12,</w:t>
-        </w:r>
-      </w:hyperlink>
+      <w:r>
+        <w:rPr>
+          <w:lang w:val="es_ES" w:bidi="es_ES"/>
+        </w:rPr>
+        <w:t>Sal 33:12,</w:t>
+      </w:r>
       <w:r>
         <w:rPr>
           <w:lang w:val="es_ES" w:bidi="es_ES"/>
         </w:rPr>
         <w:t xml:space="preserve"> </w:t>
       </w:r>
-      <w:hyperlink r:id="rId28">
-        <w:r>
-          <w:rPr>
-            <w:lang w:val="es_ES" w:bidi="es_ES"/>
-          </w:rPr>
-          <w:rPr>
-            <w:color w:val="0000EE"/>
-            <w:u w:val="single"/>
-          </w:rPr>
-          <w:t>Ez 44:28</w:t>
-        </w:r>
-      </w:hyperlink>
+      <w:r>
+        <w:rPr>
+          <w:lang w:val="es_ES" w:bidi="es_ES"/>
+        </w:rPr>
+        <w:t>Ez 44:28</w:t>
+      </w:r>
       <w:r>
         <w:rPr>
           <w:lang w:val="es_ES" w:bidi="es_ES"/>
         </w:rPr>
         <w:t xml:space="preserve">). En el Nuevo Testamento, la herencia es el beneficio espiritual y la salvación eterna que Dios promete a su pueblo (ver </w:t>
       </w:r>
-      <w:hyperlink r:id="rId29">
-        <w:r>
-          <w:rPr>
-            <w:lang w:val="es_ES" w:bidi="es_ES"/>
-          </w:rPr>
-          <w:rPr>
-            <w:color w:val="0000EE"/>
-            <w:u w:val="single"/>
-          </w:rPr>
-          <w:t>Ef 1:11,</w:t>
-        </w:r>
-      </w:hyperlink>
+      <w:r>
+        <w:rPr>
+          <w:lang w:val="es_ES" w:bidi="es_ES"/>
+        </w:rPr>
+        <w:t>Ef 1:11,</w:t>
+      </w:r>
       <w:r>
         <w:rPr>
           <w:lang w:val="es_ES" w:bidi="es_ES"/>
         </w:rPr>
         <w:t xml:space="preserve"> </w:t>
       </w:r>
-      <w:hyperlink r:id="rId30">
-        <w:r>
-          <w:rPr>
-            <w:lang w:val="es_ES" w:bidi="es_ES"/>
-          </w:rPr>
-          <w:rPr>
-            <w:color w:val="0000EE"/>
-            <w:u w:val="single"/>
-          </w:rPr>
-          <w:t>Hb 9:15</w:t>
-        </w:r>
-      </w:hyperlink>
+      <w:r>
+        <w:rPr>
+          <w:lang w:val="es_ES" w:bidi="es_ES"/>
+        </w:rPr>
+        <w:t>Hb 9:15</w:t>
+      </w:r>
       <w:r>
         <w:rPr>
           <w:lang w:val="es_ES" w:bidi="es_ES"/>
@@ -823,108 +715,72 @@
         </w:rPr>
         <w:t xml:space="preserve"> a menudo se refiere al rescate final del pecado y la muerte en el momento del regreso de Cristo. Esta esperanza motiva a los creyentes a perseverar hasta el final (ver también </w:t>
       </w:r>
-      <w:hyperlink r:id="rId31">
-        <w:r>
-          <w:rPr>
-            <w:lang w:val="es_ES" w:bidi="es_ES"/>
-          </w:rPr>
-          <w:rPr>
-            <w:color w:val="0000EE"/>
-            <w:u w:val="single"/>
-          </w:rPr>
-          <w:t>1:9</w:t>
-        </w:r>
-      </w:hyperlink>
+      <w:r>
+        <w:rPr>
+          <w:lang w:val="es_ES" w:bidi="es_ES"/>
+        </w:rPr>
+        <w:t>1:9</w:t>
+      </w:r>
       <w:r>
         <w:rPr>
           <w:lang w:val="es_ES" w:bidi="es_ES"/>
         </w:rPr>
         <w:t>,</w:t>
       </w:r>
-      <w:hyperlink r:id="rId32">
-        <w:r>
-          <w:rPr>
-            <w:lang w:val="es_ES" w:bidi="es_ES"/>
-          </w:rPr>
-          <w:rPr>
-            <w:color w:val="0000EE"/>
-            <w:u w:val="single"/>
-          </w:rPr>
-          <w:t>10</w:t>
-        </w:r>
-      </w:hyperlink>
+      <w:r>
+        <w:rPr>
+          <w:lang w:val="es_ES" w:bidi="es_ES"/>
+        </w:rPr>
+        <w:t>10</w:t>
+      </w:r>
       <w:r>
         <w:rPr>
           <w:lang w:val="es_ES" w:bidi="es_ES"/>
         </w:rPr>
         <w:t xml:space="preserve">; </w:t>
       </w:r>
-      <w:hyperlink r:id="rId33">
-        <w:r>
-          <w:rPr>
-            <w:lang w:val="es_ES" w:bidi="es_ES"/>
-          </w:rPr>
-          <w:rPr>
-            <w:color w:val="0000EE"/>
-            <w:u w:val="single"/>
-          </w:rPr>
-          <w:t>2:2</w:t>
-        </w:r>
-      </w:hyperlink>
+      <w:r>
+        <w:rPr>
+          <w:lang w:val="es_ES" w:bidi="es_ES"/>
+        </w:rPr>
+        <w:t>2:2</w:t>
+      </w:r>
       <w:r>
         <w:rPr>
           <w:lang w:val="es_ES" w:bidi="es_ES"/>
         </w:rPr>
         <w:t xml:space="preserve">; </w:t>
       </w:r>
-      <w:hyperlink r:id="rId34">
-        <w:r>
-          <w:rPr>
-            <w:lang w:val="es_ES" w:bidi="es_ES"/>
-          </w:rPr>
-          <w:rPr>
-            <w:color w:val="0000EE"/>
-            <w:u w:val="single"/>
-          </w:rPr>
-          <w:t>4:18</w:t>
-        </w:r>
-      </w:hyperlink>
+      <w:r>
+        <w:rPr>
+          <w:lang w:val="es_ES" w:bidi="es_ES"/>
+        </w:rPr>
+        <w:t>4:18</w:t>
+      </w:r>
       <w:r>
         <w:rPr>
           <w:lang w:val="es_ES" w:bidi="es_ES"/>
         </w:rPr>
         <w:t xml:space="preserve">). • Listo para ser revelado: la futura revelación de la salvación de Dios contrasta con el actual ocultamiento de Dios y sus propósitos (ver también </w:t>
       </w:r>
-      <w:hyperlink r:id="rId35">
-        <w:r>
-          <w:rPr>
-            <w:lang w:val="es_ES" w:bidi="es_ES"/>
-          </w:rPr>
-          <w:rPr>
-            <w:color w:val="0000EE"/>
-            <w:u w:val="single"/>
-          </w:rPr>
-          <w:t>1:7</w:t>
-        </w:r>
-      </w:hyperlink>
+      <w:r>
+        <w:rPr>
+          <w:lang w:val="es_ES" w:bidi="es_ES"/>
+        </w:rPr>
+        <w:t>1:7</w:t>
+      </w:r>
       <w:r>
         <w:rPr>
           <w:lang w:val="es_ES" w:bidi="es_ES"/>
         </w:rPr>
         <w:t>,</w:t>
       </w:r>
-      <w:hyperlink r:id="rId36">
-        <w:r>
-          <w:rPr>
-            <w:lang w:val="es_ES" w:bidi="es_ES"/>
-          </w:rPr>
-          <w:rPr>
-            <w:color w:val="0000EE"/>
-            <w:u w:val="single"/>
-          </w:rPr>
-          <w:t>13</w:t>
-        </w:r>
-      </w:hyperlink>
+      <w:r>
+        <w:rPr>
+          <w:lang w:val="es_ES" w:bidi="es_ES"/>
+        </w:rPr>
+        <w:t>13</w:t>
+      </w:r>
       <w:r>
         <w:rPr>
           <w:lang w:val="es_ES" w:bidi="es_ES"/>
@@ -1091,36 +947,24 @@
         </w:rPr>
         <w:t xml:space="preserve"> a menudo se refiere a la persona en su totalidad y no solo a una parte o aspecto de ella (</w:t>
       </w:r>
-      <w:hyperlink r:id="rId37">
-        <w:r>
-          <w:rPr>
-            <w:lang w:val="es_ES" w:bidi="es_ES"/>
-          </w:rPr>
-          <w:rPr>
-            <w:color w:val="0000EE"/>
-            <w:u w:val="single"/>
-          </w:rPr>
-          <w:t>Mt 20:28,</w:t>
-        </w:r>
-      </w:hyperlink>
+      <w:r>
+        <w:rPr>
+          <w:lang w:val="es_ES" w:bidi="es_ES"/>
+        </w:rPr>
+        <w:t>Mt 20:28,</w:t>
+      </w:r>
       <w:r>
         <w:rPr>
           <w:lang w:val="es_ES" w:bidi="es_ES"/>
         </w:rPr>
         <w:t xml:space="preserve"> </w:t>
       </w:r>
-      <w:hyperlink r:id="rId38">
-        <w:r>
-          <w:rPr>
-            <w:lang w:val="es_ES" w:bidi="es_ES"/>
-          </w:rPr>
-          <w:rPr>
-            <w:color w:val="0000EE"/>
-            <w:u w:val="single"/>
-          </w:rPr>
-          <w:t>Marcos 8:35</w:t>
-        </w:r>
-      </w:hyperlink>
+      <w:r>
+        <w:rPr>
+          <w:lang w:val="es_ES" w:bidi="es_ES"/>
+        </w:rPr>
+        <w:t>Marcos 8:35</w:t>
+      </w:r>
       <w:r>
         <w:rPr>
           <w:lang w:val="es_ES" w:bidi="es_ES"/>
@@ -1284,54 +1128,36 @@
         </w:rPr>
         <w:t>Observando con ansiedad: la misma palabra griega se utiliza para los discípulos cuando miraron dentro de la tumba vacía de Jesús (</w:t>
       </w:r>
-      <w:hyperlink r:id="rId39">
-        <w:r>
-          <w:rPr>
-            <w:lang w:val="es_ES" w:bidi="es_ES"/>
-          </w:rPr>
-          <w:rPr>
-            <w:color w:val="0000EE"/>
-            <w:u w:val="single"/>
-          </w:rPr>
-          <w:t>Lucas 24:12</w:t>
-        </w:r>
-      </w:hyperlink>
+      <w:r>
+        <w:rPr>
+          <w:lang w:val="es_ES" w:bidi="es_ES"/>
+        </w:rPr>
+        <w:t>Lucas 24:12</w:t>
+      </w:r>
       <w:r>
         <w:rPr>
           <w:lang w:val="es_ES" w:bidi="es_ES"/>
         </w:rPr>
         <w:t xml:space="preserve">; </w:t>
       </w:r>
-      <w:hyperlink r:id="rId40">
-        <w:r>
-          <w:rPr>
-            <w:lang w:val="es_ES" w:bidi="es_ES"/>
-          </w:rPr>
-          <w:rPr>
-            <w:color w:val="0000EE"/>
-            <w:u w:val="single"/>
-          </w:rPr>
-          <w:t>Juan 20:5</w:t>
-        </w:r>
-      </w:hyperlink>
+      <w:r>
+        <w:rPr>
+          <w:lang w:val="es_ES" w:bidi="es_ES"/>
+        </w:rPr>
+        <w:t>Juan 20:5</w:t>
+      </w:r>
       <w:r>
         <w:rPr>
           <w:lang w:val="es_ES" w:bidi="es_ES"/>
         </w:rPr>
         <w:t>,</w:t>
       </w:r>
-      <w:hyperlink r:id="rId41">
-        <w:r>
-          <w:rPr>
-            <w:lang w:val="es_ES" w:bidi="es_ES"/>
-          </w:rPr>
-          <w:rPr>
-            <w:color w:val="0000EE"/>
-            <w:u w:val="single"/>
-          </w:rPr>
-          <w:t>11</w:t>
-        </w:r>
-      </w:hyperlink>
+      <w:r>
+        <w:rPr>
+          <w:lang w:val="es_ES" w:bidi="es_ES"/>
+        </w:rPr>
+        <w:t>11</w:t>
+      </w:r>
       <w:r>
         <w:rPr>
           <w:lang w:val="es_ES" w:bidi="es_ES"/>
@@ -1507,126 +1333,84 @@
         </w:rPr>
         <w:t xml:space="preserve">”: este es un refrán común en las Escrituras, que indica que el pueblo de Dios debe ser santo como Dios es santo (ver </w:t>
       </w:r>
-      <w:hyperlink r:id="rId42">
-        <w:r>
-          <w:rPr>
-            <w:lang w:val="es_ES" w:bidi="es_ES"/>
-          </w:rPr>
-          <w:rPr>
-            <w:color w:val="0000EE"/>
-            <w:u w:val="single"/>
-          </w:rPr>
-          <w:t>Lv 11:44–45,</w:t>
-        </w:r>
-      </w:hyperlink>
+      <w:r>
+        <w:rPr>
+          <w:lang w:val="es_ES" w:bidi="es_ES"/>
+        </w:rPr>
+        <w:t>Lv 11:44–45,</w:t>
+      </w:r>
       <w:r>
         <w:rPr>
           <w:lang w:val="es_ES" w:bidi="es_ES"/>
         </w:rPr>
         <w:t xml:space="preserve"> </w:t>
       </w:r>
-      <w:hyperlink r:id="rId43">
-        <w:r>
-          <w:rPr>
-            <w:lang w:val="es_ES" w:bidi="es_ES"/>
-          </w:rPr>
-          <w:rPr>
-            <w:color w:val="0000EE"/>
-            <w:u w:val="single"/>
-          </w:rPr>
-          <w:t>19:2,</w:t>
-        </w:r>
-      </w:hyperlink>
+      <w:r>
+        <w:rPr>
+          <w:lang w:val="es_ES" w:bidi="es_ES"/>
+        </w:rPr>
+        <w:t>19:2,</w:t>
+      </w:r>
       <w:r>
         <w:rPr>
           <w:lang w:val="es_ES" w:bidi="es_ES"/>
         </w:rPr>
         <w:t xml:space="preserve"> </w:t>
       </w:r>
-      <w:hyperlink r:id="rId44">
-        <w:r>
-          <w:rPr>
-            <w:lang w:val="es_ES" w:bidi="es_ES"/>
-          </w:rPr>
-          <w:rPr>
-            <w:color w:val="0000EE"/>
-            <w:u w:val="single"/>
-          </w:rPr>
-          <w:t>20:7</w:t>
-        </w:r>
-      </w:hyperlink>
+      <w:r>
+        <w:rPr>
+          <w:lang w:val="es_ES" w:bidi="es_ES"/>
+        </w:rPr>
+        <w:t>20:7</w:t>
+      </w:r>
       <w:r>
         <w:rPr>
           <w:lang w:val="es_ES" w:bidi="es_ES"/>
         </w:rPr>
         <w:t xml:space="preserve">; ver también </w:t>
       </w:r>
-      <w:hyperlink r:id="rId45">
-        <w:r>
-          <w:rPr>
-            <w:lang w:val="es_ES" w:bidi="es_ES"/>
-          </w:rPr>
-          <w:rPr>
-            <w:color w:val="0000EE"/>
-            <w:u w:val="single"/>
-          </w:rPr>
-          <w:t>Ez 20:12,</w:t>
-        </w:r>
-      </w:hyperlink>
+      <w:r>
+        <w:rPr>
+          <w:lang w:val="es_ES" w:bidi="es_ES"/>
+        </w:rPr>
+        <w:t>Ez 20:12,</w:t>
+      </w:r>
       <w:r>
         <w:rPr>
           <w:lang w:val="es_ES" w:bidi="es_ES"/>
         </w:rPr>
         <w:t xml:space="preserve"> </w:t>
       </w:r>
-      <w:hyperlink r:id="rId46">
-        <w:r>
-          <w:rPr>
-            <w:lang w:val="es_ES" w:bidi="es_ES"/>
-          </w:rPr>
-          <w:rPr>
-            <w:color w:val="0000EE"/>
-            <w:u w:val="single"/>
-          </w:rPr>
-          <w:t>Ef 1:4,</w:t>
-        </w:r>
-      </w:hyperlink>
+      <w:r>
+        <w:rPr>
+          <w:lang w:val="es_ES" w:bidi="es_ES"/>
+        </w:rPr>
+        <w:t>Ef 1:4,</w:t>
+      </w:r>
       <w:r>
         <w:rPr>
           <w:lang w:val="es_ES" w:bidi="es_ES"/>
         </w:rPr>
         <w:t xml:space="preserve"> </w:t>
       </w:r>
-      <w:hyperlink r:id="rId47">
-        <w:r>
-          <w:rPr>
-            <w:lang w:val="es_ES" w:bidi="es_ES"/>
-          </w:rPr>
-          <w:rPr>
-            <w:color w:val="0000EE"/>
-            <w:u w:val="single"/>
-          </w:rPr>
-          <w:t>1 Ts 4:3,</w:t>
-        </w:r>
-      </w:hyperlink>
+      <w:r>
+        <w:rPr>
+          <w:lang w:val="es_ES" w:bidi="es_ES"/>
+        </w:rPr>
+        <w:t>1 Ts 4:3,</w:t>
+      </w:r>
       <w:r>
         <w:rPr>
           <w:lang w:val="es_ES" w:bidi="es_ES"/>
         </w:rPr>
         <w:t xml:space="preserve"> </w:t>
       </w:r>
-      <w:hyperlink r:id="rId48">
-        <w:r>
-          <w:rPr>
-            <w:lang w:val="es_ES" w:bidi="es_ES"/>
-          </w:rPr>
-          <w:rPr>
-            <w:color w:val="0000EE"/>
-            <w:u w:val="single"/>
-          </w:rPr>
-          <w:t>Ap 22:11</w:t>
-        </w:r>
-      </w:hyperlink>
+      <w:r>
+        <w:rPr>
+          <w:lang w:val="es_ES" w:bidi="es_ES"/>
+        </w:rPr>
+        <w:t>Ap 22:11</w:t>
+      </w:r>
       <w:r>
         <w:rPr>
           <w:lang w:val="es_ES" w:bidi="es_ES"/>
@@ -1681,36 +1465,24 @@
         </w:rPr>
         <w:t>La ciudadanía de los cristianos está en el cielo (</w:t>
       </w:r>
-      <w:hyperlink r:id="rId49">
-        <w:r>
-          <w:rPr>
-            <w:lang w:val="es_ES" w:bidi="es_ES"/>
-          </w:rPr>
-          <w:rPr>
-            <w:color w:val="0000EE"/>
-            <w:u w:val="single"/>
-          </w:rPr>
-          <w:t>1:1</w:t>
-        </w:r>
-      </w:hyperlink>
+      <w:r>
+        <w:rPr>
+          <w:lang w:val="es_ES" w:bidi="es_ES"/>
+        </w:rPr>
+        <w:t>1:1</w:t>
+      </w:r>
       <w:r>
         <w:rPr>
           <w:lang w:val="es_ES" w:bidi="es_ES"/>
         </w:rPr>
         <w:t xml:space="preserve">; ver </w:t>
       </w:r>
-      <w:hyperlink r:id="rId50">
-        <w:r>
-          <w:rPr>
-            <w:lang w:val="es_ES" w:bidi="es_ES"/>
-          </w:rPr>
-          <w:rPr>
-            <w:color w:val="0000EE"/>
-            <w:u w:val="single"/>
-          </w:rPr>
-          <w:t>Fil 3:20</w:t>
-        </w:r>
-      </w:hyperlink>
+      <w:r>
+        <w:rPr>
+          <w:lang w:val="es_ES" w:bidi="es_ES"/>
+        </w:rPr>
+        <w:t>Fil 3:20</w:t>
+      </w:r>
       <w:r>
         <w:rPr>
           <w:lang w:val="es_ES" w:bidi="es_ES"/>
@@ -1765,18 +1537,12 @@
         </w:rPr>
         <w:t>Se paga un rescate para liberar a un cautivo. A veces, los esclavos podían pagar un rescate para ser liberados de su amo. La muerte de Cristo es el precio que Dios pagó para liberar a las personas de la esclavitud del pecado (</w:t>
       </w:r>
-      <w:hyperlink r:id="rId51">
-        <w:r>
-          <w:rPr>
-            <w:lang w:val="es_ES" w:bidi="es_ES"/>
-          </w:rPr>
-          <w:rPr>
-            <w:color w:val="0000EE"/>
-            <w:u w:val="single"/>
-          </w:rPr>
-          <w:t>1:19</w:t>
-        </w:r>
-      </w:hyperlink>
+      <w:r>
+        <w:rPr>
+          <w:lang w:val="es_ES" w:bidi="es_ES"/>
+        </w:rPr>
+        <w:t>1:19</w:t>
+      </w:r>
       <w:r>
         <w:rPr>
           <w:lang w:val="es_ES" w:bidi="es_ES"/>
@@ -1844,54 +1610,36 @@
         </w:rPr>
         <w:t xml:space="preserve"> de la Pascua debía ser sin defecto (</w:t>
       </w:r>
-      <w:hyperlink r:id="rId52">
-        <w:r>
-          <w:rPr>
-            <w:lang w:val="es_ES" w:bidi="es_ES"/>
-          </w:rPr>
-          <w:rPr>
-            <w:color w:val="0000EE"/>
-            <w:u w:val="single"/>
-          </w:rPr>
-          <w:t>Ex 12:5</w:t>
-        </w:r>
-      </w:hyperlink>
+      <w:r>
+        <w:rPr>
+          <w:lang w:val="es_ES" w:bidi="es_ES"/>
+        </w:rPr>
+        <w:t>Ex 12:5</w:t>
+      </w:r>
       <w:r>
         <w:rPr>
           <w:lang w:val="es_ES" w:bidi="es_ES"/>
         </w:rPr>
         <w:t xml:space="preserve">); Cristo, quien cumple el significado de la Pascua, fue sin defecto ni pecado (cp. </w:t>
       </w:r>
-      <w:hyperlink r:id="rId53">
-        <w:r>
-          <w:rPr>
-            <w:lang w:val="es_ES" w:bidi="es_ES"/>
-          </w:rPr>
-          <w:rPr>
-            <w:color w:val="0000EE"/>
-            <w:u w:val="single"/>
-          </w:rPr>
-          <w:t>Hb 4:14–16,</w:t>
-        </w:r>
-      </w:hyperlink>
+      <w:r>
+        <w:rPr>
+          <w:lang w:val="es_ES" w:bidi="es_ES"/>
+        </w:rPr>
+        <w:t>Hb 4:14–16,</w:t>
+      </w:r>
       <w:r>
         <w:rPr>
           <w:lang w:val="es_ES" w:bidi="es_ES"/>
         </w:rPr>
         <w:t xml:space="preserve"> </w:t>
       </w:r>
-      <w:hyperlink r:id="rId54">
-        <w:r>
-          <w:rPr>
-            <w:lang w:val="es_ES" w:bidi="es_ES"/>
-          </w:rPr>
-          <w:rPr>
-            <w:color w:val="0000EE"/>
-            <w:u w:val="single"/>
-          </w:rPr>
-          <w:t>7:26–28</w:t>
-        </w:r>
-      </w:hyperlink>
+      <w:r>
+        <w:rPr>
+          <w:lang w:val="es_ES" w:bidi="es_ES"/>
+        </w:rPr>
+        <w:t>7:26–28</w:t>
+      </w:r>
       <w:r>
         <w:rPr>
           <w:lang w:val="es_ES" w:bidi="es_ES"/>
@@ -2067,18 +1815,12 @@
         </w:rPr>
         <w:t>Después de su llamado a la santidad (</w:t>
       </w:r>
-      <w:hyperlink r:id="rId55">
-        <w:r>
-          <w:rPr>
-            <w:lang w:val="es_ES" w:bidi="es_ES"/>
-          </w:rPr>
-          <w:rPr>
-            <w:color w:val="0000EE"/>
-            <w:u w:val="single"/>
-          </w:rPr>
-          <w:t>1:13–21</w:t>
-        </w:r>
-      </w:hyperlink>
+      <w:r>
+        <w:rPr>
+          <w:lang w:val="es_ES" w:bidi="es_ES"/>
+        </w:rPr>
+        <w:t>1:13–21</w:t>
+      </w:r>
       <w:r>
         <w:rPr>
           <w:lang w:val="es_ES" w:bidi="es_ES"/>
@@ -2133,18 +1875,12 @@
         </w:rPr>
         <w:t>Los creyentes, que han sido "nacidos de nuevo" (</w:t>
       </w:r>
-      <w:hyperlink r:id="rId24">
-        <w:r>
-          <w:rPr>
-            <w:lang w:val="es_ES" w:bidi="es_ES"/>
-          </w:rPr>
-          <w:rPr>
-            <w:color w:val="0000EE"/>
-            <w:u w:val="single"/>
-          </w:rPr>
-          <w:t>1:23</w:t>
-        </w:r>
-      </w:hyperlink>
+      <w:r>
+        <w:rPr>
+          <w:lang w:val="es_ES" w:bidi="es_ES"/>
+        </w:rPr>
+        <w:t>1:23</w:t>
+      </w:r>
       <w:r>
         <w:rPr>
           <w:lang w:val="es_ES" w:bidi="es_ES"/>
@@ -2164,36 +1900,24 @@
         </w:rPr>
         <w:t xml:space="preserve"> (en contraste con el alimento sólido) representa la enseñanza cristiana básica (</w:t>
       </w:r>
-      <w:hyperlink r:id="rId56">
-        <w:r>
-          <w:rPr>
-            <w:lang w:val="es_ES" w:bidi="es_ES"/>
-          </w:rPr>
-          <w:rPr>
-            <w:color w:val="0000EE"/>
-            <w:u w:val="single"/>
-          </w:rPr>
-          <w:t>1 Co 3:2,</w:t>
-        </w:r>
-      </w:hyperlink>
+      <w:r>
+        <w:rPr>
+          <w:lang w:val="es_ES" w:bidi="es_ES"/>
+        </w:rPr>
+        <w:t>1 Co 3:2,</w:t>
+      </w:r>
       <w:r>
         <w:rPr>
           <w:lang w:val="es_ES" w:bidi="es_ES"/>
         </w:rPr>
         <w:t xml:space="preserve"> </w:t>
       </w:r>
-      <w:hyperlink r:id="rId57">
-        <w:r>
-          <w:rPr>
-            <w:lang w:val="es_ES" w:bidi="es_ES"/>
-          </w:rPr>
-          <w:rPr>
-            <w:color w:val="0000EE"/>
-            <w:u w:val="single"/>
-          </w:rPr>
-          <w:t>Hb 5:12–13</w:t>
-        </w:r>
-      </w:hyperlink>
+      <w:r>
+        <w:rPr>
+          <w:lang w:val="es_ES" w:bidi="es_ES"/>
+        </w:rPr>
+        <w:t>Hb 5:12–13</w:t>
+      </w:r>
       <w:r>
         <w:rPr>
           <w:lang w:val="es_ES" w:bidi="es_ES"/>
@@ -2248,36 +1972,24 @@
         </w:rPr>
         <w:t xml:space="preserve">Ahora que han experimentado la bondad del Señor: estas palabras están tomadas del </w:t>
       </w:r>
-      <w:hyperlink r:id="rId58">
-        <w:r>
-          <w:rPr>
-            <w:lang w:val="es_ES" w:bidi="es_ES"/>
-          </w:rPr>
-          <w:rPr>
-            <w:color w:val="0000EE"/>
-            <w:u w:val="single"/>
-          </w:rPr>
-          <w:t>Sal 34:8</w:t>
-        </w:r>
-      </w:hyperlink>
+      <w:r>
+        <w:rPr>
+          <w:lang w:val="es_ES" w:bidi="es_ES"/>
+        </w:rPr>
+        <w:t>Sal 34:8</w:t>
+      </w:r>
       <w:r>
         <w:rPr>
           <w:lang w:val="es_ES" w:bidi="es_ES"/>
         </w:rPr>
         <w:t xml:space="preserve">. Pedro cita este salmo nuevamente en </w:t>
       </w:r>
-      <w:hyperlink r:id="rId59">
-        <w:r>
-          <w:rPr>
-            <w:lang w:val="es_ES" w:bidi="es_ES"/>
-          </w:rPr>
-          <w:rPr>
-            <w:color w:val="0000EE"/>
-            <w:u w:val="single"/>
-          </w:rPr>
-          <w:t>1 Pe 3:10–12</w:t>
-        </w:r>
-      </w:hyperlink>
+      <w:r>
+        <w:rPr>
+          <w:lang w:val="es_ES" w:bidi="es_ES"/>
+        </w:rPr>
+        <w:t>1 Pe 3:10–12</w:t>
+      </w:r>
       <w:r>
         <w:rPr>
           <w:lang w:val="es_ES" w:bidi="es_ES"/>
@@ -2332,36 +2044,24 @@
         </w:rPr>
         <w:t xml:space="preserve">Rechazado por la gente, pero elegido por Dios para un gran honor: esta es una alusión al </w:t>
       </w:r>
-      <w:hyperlink r:id="rId60">
-        <w:r>
-          <w:rPr>
-            <w:lang w:val="es_ES" w:bidi="es_ES"/>
-          </w:rPr>
-          <w:rPr>
-            <w:color w:val="0000EE"/>
-            <w:u w:val="single"/>
-          </w:rPr>
-          <w:t>Sal 118:22</w:t>
-        </w:r>
-      </w:hyperlink>
+      <w:r>
+        <w:rPr>
+          <w:lang w:val="es_ES" w:bidi="es_ES"/>
+        </w:rPr>
+        <w:t>Sal 118:22</w:t>
+      </w:r>
       <w:r>
         <w:rPr>
           <w:lang w:val="es_ES" w:bidi="es_ES"/>
         </w:rPr>
         <w:t xml:space="preserve">, que se cita en </w:t>
       </w:r>
-      <w:hyperlink r:id="rId61">
-        <w:r>
-          <w:rPr>
-            <w:lang w:val="es_ES" w:bidi="es_ES"/>
-          </w:rPr>
-          <w:rPr>
-            <w:color w:val="0000EE"/>
-            <w:u w:val="single"/>
-          </w:rPr>
-          <w:t>1 Pe 2:7</w:t>
-        </w:r>
-      </w:hyperlink>
+      <w:r>
+        <w:rPr>
+          <w:lang w:val="es_ES" w:bidi="es_ES"/>
+        </w:rPr>
+        <w:t>1 Pe 2:7</w:t>
+      </w:r>
       <w:r>
         <w:rPr>
           <w:lang w:val="es_ES" w:bidi="es_ES"/>
@@ -2464,108 +2164,72 @@
         </w:rPr>
         <w:t>El pueblo de Dios constituye el templo espiritual donde Dios habita (</w:t>
       </w:r>
-      <w:hyperlink r:id="rId62">
-        <w:r>
-          <w:rPr>
-            <w:lang w:val="es_ES" w:bidi="es_ES"/>
-          </w:rPr>
-          <w:rPr>
-            <w:color w:val="0000EE"/>
-            <w:u w:val="single"/>
-          </w:rPr>
-          <w:t>1 Co 3:16</w:t>
-        </w:r>
-      </w:hyperlink>
+      <w:r>
+        <w:rPr>
+          <w:lang w:val="es_ES" w:bidi="es_ES"/>
+        </w:rPr>
+        <w:t>1 Co 3:16</w:t>
+      </w:r>
       <w:r>
         <w:rPr>
           <w:lang w:val="es_ES" w:bidi="es_ES"/>
         </w:rPr>
         <w:t>). Jesús comparó su cuerpo con un “templo” (</w:t>
       </w:r>
-      <w:hyperlink r:id="rId63">
-        <w:r>
-          <w:rPr>
-            <w:lang w:val="es_ES" w:bidi="es_ES"/>
-          </w:rPr>
-          <w:rPr>
-            <w:color w:val="0000EE"/>
-            <w:u w:val="single"/>
-          </w:rPr>
-          <w:t>Juan 2:19–22</w:t>
-        </w:r>
-      </w:hyperlink>
+      <w:r>
+        <w:rPr>
+          <w:lang w:val="es_ES" w:bidi="es_ES"/>
+        </w:rPr>
+        <w:t>Juan 2:19–22</w:t>
+      </w:r>
       <w:r>
         <w:rPr>
           <w:lang w:val="es_ES" w:bidi="es_ES"/>
         </w:rPr>
         <w:t>), y la iglesia es llamada el “cuerpo de Cristo” (</w:t>
       </w:r>
-      <w:hyperlink r:id="rId64">
-        <w:r>
-          <w:rPr>
-            <w:lang w:val="es_ES" w:bidi="es_ES"/>
-          </w:rPr>
-          <w:rPr>
-            <w:color w:val="0000EE"/>
-            <w:u w:val="single"/>
-          </w:rPr>
-          <w:t>Ef 4:12</w:t>
-        </w:r>
-      </w:hyperlink>
+      <w:r>
+        <w:rPr>
+          <w:lang w:val="es_ES" w:bidi="es_ES"/>
+        </w:rPr>
+        <w:t>Ef 4:12</w:t>
+      </w:r>
       <w:r>
         <w:rPr>
           <w:lang w:val="es_ES" w:bidi="es_ES"/>
         </w:rPr>
         <w:t xml:space="preserve">). Dios ya no se manifiesta en un lugar particular, sino en las personas que le pertenecen y alaban su bondad (ver </w:t>
       </w:r>
-      <w:hyperlink r:id="rId65">
-        <w:r>
-          <w:rPr>
-            <w:lang w:val="es_ES" w:bidi="es_ES"/>
-          </w:rPr>
-          <w:rPr>
-            <w:color w:val="0000EE"/>
-            <w:u w:val="single"/>
-          </w:rPr>
-          <w:t>1 Pe 2:10</w:t>
-        </w:r>
-      </w:hyperlink>
+      <w:r>
+        <w:rPr>
+          <w:lang w:val="es_ES" w:bidi="es_ES"/>
+        </w:rPr>
+        <w:t>1 Pe 2:10</w:t>
+      </w:r>
       <w:r>
         <w:rPr>
           <w:lang w:val="es_ES" w:bidi="es_ES"/>
         </w:rPr>
         <w:t xml:space="preserve">). • Como sacerdotes santos de Dios en el nuevo pacto, los cristianos no ofrecen sacrificios de animales, sino sacrificios espirituales como alabar a Dios, orar y hacer el bien (ver </w:t>
       </w:r>
-      <w:hyperlink r:id="rId66">
-        <w:r>
-          <w:rPr>
-            <w:lang w:val="es_ES" w:bidi="es_ES"/>
-          </w:rPr>
-          <w:rPr>
-            <w:color w:val="0000EE"/>
-            <w:u w:val="single"/>
-          </w:rPr>
-          <w:t>Ro 12:1,</w:t>
-        </w:r>
-      </w:hyperlink>
+      <w:r>
+        <w:rPr>
+          <w:lang w:val="es_ES" w:bidi="es_ES"/>
+        </w:rPr>
+        <w:t>Ro 12:1,</w:t>
+      </w:r>
       <w:r>
         <w:rPr>
           <w:lang w:val="es_ES" w:bidi="es_ES"/>
         </w:rPr>
         <w:t xml:space="preserve"> </w:t>
       </w:r>
-      <w:hyperlink r:id="rId67">
-        <w:r>
-          <w:rPr>
-            <w:lang w:val="es_ES" w:bidi="es_ES"/>
-          </w:rPr>
-          <w:rPr>
-            <w:color w:val="0000EE"/>
-            <w:u w:val="single"/>
-          </w:rPr>
-          <w:t>Hb 13:15–16</w:t>
-        </w:r>
-      </w:hyperlink>
+      <w:r>
+        <w:rPr>
+          <w:lang w:val="es_ES" w:bidi="es_ES"/>
+        </w:rPr>
+        <w:t>Hb 13:15–16</w:t>
+      </w:r>
       <w:r>
         <w:rPr>
           <w:lang w:val="es_ES" w:bidi="es_ES"/>
@@ -2620,144 +2284,96 @@
         </w:rPr>
         <w:t>Las tres citas del Antiguo Testamento en estos versículos identifican a Cristo como un tipo de piedra: la piedra angular sobre la cual se edifica el nuevo templo (</w:t>
       </w:r>
-      <w:hyperlink r:id="rId68">
-        <w:r>
-          <w:rPr>
-            <w:lang w:val="es_ES" w:bidi="es_ES"/>
-          </w:rPr>
-          <w:rPr>
-            <w:color w:val="0000EE"/>
-            <w:u w:val="single"/>
-          </w:rPr>
-          <w:t>2:6</w:t>
-        </w:r>
-      </w:hyperlink>
+      <w:r>
+        <w:rPr>
+          <w:lang w:val="es_ES" w:bidi="es_ES"/>
+        </w:rPr>
+        <w:t>2:6</w:t>
+      </w:r>
       <w:r>
         <w:rPr>
           <w:lang w:val="es_ES" w:bidi="es_ES"/>
         </w:rPr>
         <w:t>); la piedra angular que Dios ha elevado para ser la clave de su plan redentor, a pesar del rechazo de las personas (</w:t>
       </w:r>
-      <w:hyperlink r:id="rId61">
-        <w:r>
-          <w:rPr>
-            <w:lang w:val="es_ES" w:bidi="es_ES"/>
-          </w:rPr>
-          <w:rPr>
-            <w:color w:val="0000EE"/>
-            <w:u w:val="single"/>
-          </w:rPr>
-          <w:t>2:7</w:t>
-        </w:r>
-      </w:hyperlink>
+      <w:r>
+        <w:rPr>
+          <w:lang w:val="es_ES" w:bidi="es_ES"/>
+        </w:rPr>
+        <w:t>2:7</w:t>
+      </w:r>
       <w:r>
         <w:rPr>
           <w:lang w:val="es_ES" w:bidi="es_ES"/>
         </w:rPr>
         <w:t>); y la piedra que hace tropezar a las personas (</w:t>
       </w:r>
-      <w:hyperlink r:id="rId69">
-        <w:r>
-          <w:rPr>
-            <w:lang w:val="es_ES" w:bidi="es_ES"/>
-          </w:rPr>
-          <w:rPr>
-            <w:color w:val="0000EE"/>
-            <w:u w:val="single"/>
-          </w:rPr>
-          <w:t>2:8</w:t>
-        </w:r>
-      </w:hyperlink>
+      <w:r>
+        <w:rPr>
+          <w:lang w:val="es_ES" w:bidi="es_ES"/>
+        </w:rPr>
+        <w:t>2:8</w:t>
+      </w:r>
       <w:r>
         <w:rPr>
           <w:lang w:val="es_ES" w:bidi="es_ES"/>
         </w:rPr>
         <w:t xml:space="preserve">). Jesús cita </w:t>
       </w:r>
-      <w:hyperlink r:id="rId60">
-        <w:r>
-          <w:rPr>
-            <w:lang w:val="es_ES" w:bidi="es_ES"/>
-          </w:rPr>
-          <w:rPr>
-            <w:color w:val="0000EE"/>
-            <w:u w:val="single"/>
-          </w:rPr>
-          <w:t>Sal 118:22</w:t>
-        </w:r>
-      </w:hyperlink>
+      <w:r>
+        <w:rPr>
+          <w:lang w:val="es_ES" w:bidi="es_ES"/>
+        </w:rPr>
+        <w:t>Sal 118:22</w:t>
+      </w:r>
       <w:r>
         <w:rPr>
           <w:lang w:val="es_ES" w:bidi="es_ES"/>
         </w:rPr>
         <w:t xml:space="preserve"> (</w:t>
       </w:r>
-      <w:hyperlink r:id="rId70">
-        <w:r>
-          <w:rPr>
-            <w:lang w:val="es_ES" w:bidi="es_ES"/>
-          </w:rPr>
-          <w:rPr>
-            <w:color w:val="0000EE"/>
-            <w:u w:val="single"/>
-          </w:rPr>
-          <w:t>Mt 21:42</w:t>
-        </w:r>
-      </w:hyperlink>
+      <w:r>
+        <w:rPr>
+          <w:lang w:val="es_ES" w:bidi="es_ES"/>
+        </w:rPr>
+        <w:t>Mt 21:42</w:t>
+      </w:r>
       <w:r>
         <w:rPr>
           <w:lang w:val="es_ES" w:bidi="es_ES"/>
         </w:rPr>
         <w:t xml:space="preserve">), y Pablo cita tanto </w:t>
       </w:r>
-      <w:hyperlink r:id="rId71">
-        <w:r>
-          <w:rPr>
-            <w:lang w:val="es_ES" w:bidi="es_ES"/>
-          </w:rPr>
-          <w:rPr>
-            <w:color w:val="0000EE"/>
-            <w:u w:val="single"/>
-          </w:rPr>
-          <w:t>Is 8:14</w:t>
-        </w:r>
-      </w:hyperlink>
+      <w:r>
+        <w:rPr>
+          <w:lang w:val="es_ES" w:bidi="es_ES"/>
+        </w:rPr>
+        <w:t>Is 8:14</w:t>
+      </w:r>
       <w:r>
         <w:rPr>
           <w:lang w:val="es_ES" w:bidi="es_ES"/>
         </w:rPr>
         <w:t xml:space="preserve"> como </w:t>
       </w:r>
-      <w:hyperlink r:id="rId72">
-        <w:r>
-          <w:rPr>
-            <w:lang w:val="es_ES" w:bidi="es_ES"/>
-          </w:rPr>
-          <w:rPr>
-            <w:color w:val="0000EE"/>
-            <w:u w:val="single"/>
-          </w:rPr>
-          <w:t>28:16</w:t>
-        </w:r>
-      </w:hyperlink>
+      <w:r>
+        <w:rPr>
+          <w:lang w:val="es_ES" w:bidi="es_ES"/>
+        </w:rPr>
+        <w:t>28:16</w:t>
+      </w:r>
       <w:r>
         <w:rPr>
           <w:lang w:val="es_ES" w:bidi="es_ES"/>
         </w:rPr>
         <w:t xml:space="preserve"> (</w:t>
       </w:r>
-      <w:hyperlink r:id="rId73">
-        <w:r>
-          <w:rPr>
-            <w:lang w:val="es_ES" w:bidi="es_ES"/>
-          </w:rPr>
-          <w:rPr>
-            <w:color w:val="0000EE"/>
-            <w:u w:val="single"/>
-          </w:rPr>
-          <w:t>Ro 9:33</w:t>
-        </w:r>
-      </w:hyperlink>
+      <w:r>
+        <w:rPr>
+          <w:lang w:val="es_ES" w:bidi="es_ES"/>
+        </w:rPr>
+        <w:t>Ro 9:33</w:t>
+      </w:r>
       <w:r>
         <w:rPr>
           <w:lang w:val="es_ES" w:bidi="es_ES"/>
@@ -2860,18 +2476,12 @@
         </w:rPr>
         <w:t xml:space="preserve">Pedro utiliza descripciones de los israelitas en el Antiguo Testamento (ver, por ejemplo, </w:t>
       </w:r>
-      <w:hyperlink r:id="rId74">
-        <w:r>
-          <w:rPr>
-            <w:lang w:val="es_ES" w:bidi="es_ES"/>
-          </w:rPr>
-          <w:rPr>
-            <w:color w:val="0000EE"/>
-            <w:u w:val="single"/>
-          </w:rPr>
-          <w:t>Ex 19:5–6</w:t>
-        </w:r>
-      </w:hyperlink>
+      <w:r>
+        <w:rPr>
+          <w:lang w:val="es_ES" w:bidi="es_ES"/>
+        </w:rPr>
+        <w:t>Ex 19:5–6</w:t>
+      </w:r>
       <w:r>
         <w:rPr>
           <w:lang w:val="es_ES" w:bidi="es_ES"/>
@@ -2926,36 +2536,24 @@
         </w:rPr>
         <w:t xml:space="preserve">“Residentes temporales y extranjeros”: los creyentes no pertenecen a este mundo, sino al Reino de los Cielos (ver </w:t>
       </w:r>
-      <w:hyperlink r:id="rId49">
-        <w:r>
-          <w:rPr>
-            <w:lang w:val="es_ES" w:bidi="es_ES"/>
-          </w:rPr>
-          <w:rPr>
-            <w:color w:val="0000EE"/>
-            <w:u w:val="single"/>
-          </w:rPr>
-          <w:t>1:1</w:t>
-        </w:r>
-      </w:hyperlink>
+      <w:r>
+        <w:rPr>
+          <w:lang w:val="es_ES" w:bidi="es_ES"/>
+        </w:rPr>
+        <w:t>1:1</w:t>
+      </w:r>
       <w:r>
         <w:rPr>
           <w:lang w:val="es_ES" w:bidi="es_ES"/>
         </w:rPr>
         <w:t>,</w:t>
       </w:r>
-      <w:hyperlink r:id="rId49">
-        <w:r>
-          <w:rPr>
-            <w:lang w:val="es_ES" w:bidi="es_ES"/>
-          </w:rPr>
-          <w:rPr>
-            <w:color w:val="0000EE"/>
-            <w:u w:val="single"/>
-          </w:rPr>
-          <w:t>17</w:t>
-        </w:r>
-      </w:hyperlink>
+      <w:r>
+        <w:rPr>
+          <w:lang w:val="es_ES" w:bidi="es_ES"/>
+        </w:rPr>
+        <w:t>17</w:t>
+      </w:r>
       <w:r>
         <w:rPr>
           <w:lang w:val="es_ES" w:bidi="es_ES"/>
@@ -3071,36 +2669,24 @@
         </w:rPr>
         <w:t xml:space="preserve"> se utiliza en la Septuaginta para describir el momento en que Dios visitará a sus enemigos para juzgarlos (</w:t>
       </w:r>
-      <w:hyperlink r:id="rId75">
-        <w:r>
-          <w:rPr>
-            <w:lang w:val="es_ES" w:bidi="es_ES"/>
-          </w:rPr>
-          <w:rPr>
-            <w:color w:val="0000EE"/>
-            <w:u w:val="single"/>
-          </w:rPr>
-          <w:t>Is 10:3,</w:t>
-        </w:r>
-      </w:hyperlink>
+      <w:r>
+        <w:rPr>
+          <w:lang w:val="es_ES" w:bidi="es_ES"/>
+        </w:rPr>
+        <w:t>Is 10:3,</w:t>
+      </w:r>
       <w:r>
         <w:rPr>
           <w:lang w:val="es_ES" w:bidi="es_ES"/>
         </w:rPr>
         <w:t xml:space="preserve"> </w:t>
       </w:r>
-      <w:hyperlink r:id="rId76">
-        <w:r>
-          <w:rPr>
-            <w:lang w:val="es_ES" w:bidi="es_ES"/>
-          </w:rPr>
-          <w:rPr>
-            <w:color w:val="0000EE"/>
-            <w:u w:val="single"/>
-          </w:rPr>
-          <w:t>Jr 6:15</w:t>
-        </w:r>
-      </w:hyperlink>
+      <w:r>
+        <w:rPr>
+          <w:lang w:val="es_ES" w:bidi="es_ES"/>
+        </w:rPr>
+        <w:t>Jr 6:15</w:t>
+      </w:r>
       <w:r>
         <w:rPr>
           <w:lang w:val="es_ES" w:bidi="es_ES"/>
@@ -3203,126 +2789,84 @@
         </w:rPr>
         <w:t>Esta sección se centra en la frase clave "someterse a toda autoridad humana", que Pedro aplica a varias relaciones: los cristianos deben aceptar la autoridad de quienes están en el gobierno (</w:t>
       </w:r>
-      <w:hyperlink r:id="rId77">
-        <w:r>
-          <w:rPr>
-            <w:lang w:val="es_ES" w:bidi="es_ES"/>
-          </w:rPr>
-          <w:rPr>
-            <w:color w:val="0000EE"/>
-            <w:u w:val="single"/>
-          </w:rPr>
-          <w:t>2:13–17</w:t>
-        </w:r>
-      </w:hyperlink>
+      <w:r>
+        <w:rPr>
+          <w:lang w:val="es_ES" w:bidi="es_ES"/>
+        </w:rPr>
+        <w:t>2:13–17</w:t>
+      </w:r>
       <w:r>
         <w:rPr>
           <w:lang w:val="es_ES" w:bidi="es_ES"/>
         </w:rPr>
         <w:t>), los esclavos cristianos deben aceptar la autoridad de sus amos (</w:t>
       </w:r>
-      <w:hyperlink r:id="rId78">
-        <w:r>
-          <w:rPr>
-            <w:lang w:val="es_ES" w:bidi="es_ES"/>
-          </w:rPr>
-          <w:rPr>
-            <w:color w:val="0000EE"/>
-            <w:u w:val="single"/>
-          </w:rPr>
-          <w:t>2:18–25</w:t>
-        </w:r>
-      </w:hyperlink>
+      <w:r>
+        <w:rPr>
+          <w:lang w:val="es_ES" w:bidi="es_ES"/>
+        </w:rPr>
+        <w:t>2:18–25</w:t>
+      </w:r>
       <w:r>
         <w:rPr>
           <w:lang w:val="es_ES" w:bidi="es_ES"/>
         </w:rPr>
         <w:t>), y las esposas cristianas deben aceptar la autoridad de sus maridos (</w:t>
       </w:r>
-      <w:hyperlink r:id="rId79">
-        <w:r>
-          <w:rPr>
-            <w:lang w:val="es_ES" w:bidi="es_ES"/>
-          </w:rPr>
-          <w:rPr>
-            <w:color w:val="0000EE"/>
-            <w:u w:val="single"/>
-          </w:rPr>
-          <w:t>3:1–6</w:t>
-        </w:r>
-      </w:hyperlink>
+      <w:r>
+        <w:rPr>
+          <w:lang w:val="es_ES" w:bidi="es_ES"/>
+        </w:rPr>
+        <w:t>3:1–6</w:t>
+      </w:r>
       <w:r>
         <w:rPr>
           <w:lang w:val="es_ES" w:bidi="es_ES"/>
         </w:rPr>
         <w:t xml:space="preserve">). Pedro parece estar siguiendo un uso cristiano temprano del código tradicional del hogar, en el cual se proporcionaban una serie de instrucciones para diferentes miembros del hogar (cf. </w:t>
       </w:r>
-      <w:hyperlink r:id="rId80">
-        <w:r>
-          <w:rPr>
-            <w:lang w:val="es_ES" w:bidi="es_ES"/>
-          </w:rPr>
-          <w:rPr>
-            <w:color w:val="0000EE"/>
-            <w:u w:val="single"/>
-          </w:rPr>
-          <w:t>Ef 5:21–6:9,</w:t>
-        </w:r>
-      </w:hyperlink>
+      <w:r>
+        <w:rPr>
+          <w:lang w:val="es_ES" w:bidi="es_ES"/>
+        </w:rPr>
+        <w:t>Ef 5:21–6:9,</w:t>
+      </w:r>
       <w:r>
         <w:rPr>
           <w:lang w:val="es_ES" w:bidi="es_ES"/>
         </w:rPr>
         <w:t xml:space="preserve"> </w:t>
       </w:r>
-      <w:hyperlink r:id="rId81">
-        <w:r>
-          <w:rPr>
-            <w:lang w:val="es_ES" w:bidi="es_ES"/>
-          </w:rPr>
-          <w:rPr>
-            <w:color w:val="0000EE"/>
-            <w:u w:val="single"/>
-          </w:rPr>
-          <w:t>Col 3:18–4:1,</w:t>
-        </w:r>
-      </w:hyperlink>
+      <w:r>
+        <w:rPr>
+          <w:lang w:val="es_ES" w:bidi="es_ES"/>
+        </w:rPr>
+        <w:t>Col 3:18–4:1,</w:t>
+      </w:r>
       <w:r>
         <w:rPr>
           <w:lang w:val="es_ES" w:bidi="es_ES"/>
         </w:rPr>
         <w:t xml:space="preserve"> </w:t>
       </w:r>
-      <w:hyperlink r:id="rId82">
-        <w:r>
-          <w:rPr>
-            <w:lang w:val="es_ES" w:bidi="es_ES"/>
-          </w:rPr>
-          <w:rPr>
-            <w:color w:val="0000EE"/>
-            <w:u w:val="single"/>
-          </w:rPr>
-          <w:t>1 Tm 5:1–6:2,</w:t>
-        </w:r>
-      </w:hyperlink>
+      <w:r>
+        <w:rPr>
+          <w:lang w:val="es_ES" w:bidi="es_ES"/>
+        </w:rPr>
+        <w:t>1 Tm 5:1–6:2,</w:t>
+      </w:r>
       <w:r>
         <w:rPr>
           <w:lang w:val="es_ES" w:bidi="es_ES"/>
         </w:rPr>
         <w:t xml:space="preserve"> </w:t>
       </w:r>
-      <w:hyperlink r:id="rId83">
-        <w:r>
-          <w:rPr>
-            <w:lang w:val="es_ES" w:bidi="es_ES"/>
-          </w:rPr>
-          <w:rPr>
-            <w:color w:val="0000EE"/>
-            <w:u w:val="single"/>
-          </w:rPr>
-          <w:t>Tito 2:1–10</w:t>
-        </w:r>
-      </w:hyperlink>
+      <w:r>
+        <w:rPr>
+          <w:lang w:val="es_ES" w:bidi="es_ES"/>
+        </w:rPr>
+        <w:t>Tito 2:1–10</w:t>
+      </w:r>
       <w:r>
         <w:rPr>
           <w:lang w:val="es_ES" w:bidi="es_ES"/>
@@ -3377,18 +2921,12 @@
         </w:rPr>
         <w:t xml:space="preserve">Para castigar a los que obran mal y honrar a los que obran bien: cp. </w:t>
       </w:r>
-      <w:hyperlink r:id="rId84">
-        <w:r>
-          <w:rPr>
-            <w:lang w:val="es_ES" w:bidi="es_ES"/>
-          </w:rPr>
-          <w:rPr>
-            <w:color w:val="0000EE"/>
-            <w:u w:val="single"/>
-          </w:rPr>
-          <w:t>Ro 13:3–4</w:t>
-        </w:r>
-      </w:hyperlink>
+      <w:r>
+        <w:rPr>
+          <w:lang w:val="es_ES" w:bidi="es_ES"/>
+        </w:rPr>
+        <w:t>Ro 13:3–4</w:t>
+      </w:r>
       <w:r>
         <w:rPr>
           <w:lang w:val="es_ES" w:bidi="es_ES"/>
@@ -3468,18 +3006,12 @@
         </w:rPr>
         <w:t xml:space="preserve">. • Teme a Dios y respeta al rey: Pedro podría estar reflexionando sobre la declaración equilibrada de Jesús acerca del deber del cristiano tanto hacia Dios como hacia el gobierno (ver </w:t>
       </w:r>
-      <w:hyperlink r:id="rId85">
-        <w:r>
-          <w:rPr>
-            <w:lang w:val="es_ES" w:bidi="es_ES"/>
-          </w:rPr>
-          <w:rPr>
-            <w:color w:val="0000EE"/>
-            <w:u w:val="single"/>
-          </w:rPr>
-          <w:t>Mt 22:21</w:t>
-        </w:r>
-      </w:hyperlink>
+      <w:r>
+        <w:rPr>
+          <w:lang w:val="es_ES" w:bidi="es_ES"/>
+        </w:rPr>
+        <w:t>Mt 22:21</w:t>
+      </w:r>
       <w:r>
         <w:rPr>
           <w:lang w:val="es_ES" w:bidi="es_ES"/>
@@ -3547,54 +3079,36 @@
         </w:rPr>
         <w:t xml:space="preserve">): Pedro podría estar llamando a los esclavos a temer a Dios (ver </w:t>
       </w:r>
-      <w:hyperlink r:id="rId86">
-        <w:r>
-          <w:rPr>
-            <w:lang w:val="es_ES" w:bidi="es_ES"/>
-          </w:rPr>
-          <w:rPr>
-            <w:color w:val="0000EE"/>
-            <w:u w:val="single"/>
-          </w:rPr>
-          <w:t>2:17</w:t>
-        </w:r>
-      </w:hyperlink>
+      <w:r>
+        <w:rPr>
+          <w:lang w:val="es_ES" w:bidi="es_ES"/>
+        </w:rPr>
+        <w:t>2:17</w:t>
+      </w:r>
       <w:r>
         <w:rPr>
           <w:lang w:val="es_ES" w:bidi="es_ES"/>
         </w:rPr>
         <w:t xml:space="preserve">; cp. </w:t>
       </w:r>
-      <w:hyperlink r:id="rId87">
-        <w:r>
-          <w:rPr>
-            <w:lang w:val="es_ES" w:bidi="es_ES"/>
-          </w:rPr>
-          <w:rPr>
-            <w:color w:val="0000EE"/>
-            <w:u w:val="single"/>
-          </w:rPr>
-          <w:t>1:17</w:t>
-        </w:r>
-      </w:hyperlink>
+      <w:r>
+        <w:rPr>
+          <w:lang w:val="es_ES" w:bidi="es_ES"/>
+        </w:rPr>
+        <w:t>1:17</w:t>
+      </w:r>
       <w:r>
         <w:rPr>
           <w:lang w:val="es_ES" w:bidi="es_ES"/>
         </w:rPr>
         <w:t>) o al castigo del amo, pero a menudo habla de esta manera sobre la actitud respetuosa que los cristianos deben tener hacia los demás (</w:t>
       </w:r>
-      <w:hyperlink r:id="rId88">
-        <w:r>
-          <w:rPr>
-            <w:lang w:val="es_ES" w:bidi="es_ES"/>
-          </w:rPr>
-          <w:rPr>
-            <w:color w:val="0000EE"/>
-            <w:u w:val="single"/>
-          </w:rPr>
-          <w:t>3:16</w:t>
-        </w:r>
-      </w:hyperlink>
+      <w:r>
+        <w:rPr>
+          <w:lang w:val="es_ES" w:bidi="es_ES"/>
+        </w:rPr>
+        <w:t>3:16</w:t>
+      </w:r>
       <w:r>
         <w:rPr>
           <w:lang w:val="es_ES" w:bidi="es_ES"/>
@@ -3697,36 +3211,24 @@
         </w:rPr>
         <w:t>Aunque no hay un cambio explícito de dirección aquí, el carácter general de estos versículos los hace aplicables a todos los creyentes. Estos versículos podrían incorporar un himno cristiano o una confesión acerca de Cristo (</w:t>
       </w:r>
-      <w:hyperlink r:id="rId89">
-        <w:r>
-          <w:rPr>
-            <w:lang w:val="es_ES" w:bidi="es_ES"/>
-          </w:rPr>
-          <w:rPr>
-            <w:color w:val="0000EE"/>
-            <w:u w:val="single"/>
-          </w:rPr>
-          <w:t>2:22–25</w:t>
-        </w:r>
-      </w:hyperlink>
+      <w:r>
+        <w:rPr>
+          <w:lang w:val="es_ES" w:bidi="es_ES"/>
+        </w:rPr>
+        <w:t>2:22–25</w:t>
+      </w:r>
       <w:r>
         <w:rPr>
           <w:lang w:val="es_ES" w:bidi="es_ES"/>
         </w:rPr>
         <w:t xml:space="preserve">). Se centran en los sufrimientos redentores de Cristo, utilizando un lenguaje tomado en gran parte de </w:t>
       </w:r>
-      <w:hyperlink r:id="rId90">
-        <w:r>
-          <w:rPr>
-            <w:lang w:val="es_ES" w:bidi="es_ES"/>
-          </w:rPr>
-          <w:rPr>
-            <w:color w:val="0000EE"/>
-            <w:u w:val="single"/>
-          </w:rPr>
-          <w:t>Isaías 52:13–53:12</w:t>
-        </w:r>
-      </w:hyperlink>
+      <w:r>
+        <w:rPr>
+          <w:lang w:val="es_ES" w:bidi="es_ES"/>
+        </w:rPr>
+        <w:t>Isaías 52:13–53:12</w:t>
+      </w:r>
       <w:r>
         <w:rPr>
           <w:lang w:val="es_ES" w:bidi="es_ES"/>
@@ -3787,36 +3289,24 @@
         </w:rPr>
         <w:t xml:space="preserve"> esta frase hace referencia a </w:t>
       </w:r>
-      <w:hyperlink r:id="rId91">
-        <w:r>
-          <w:rPr>
-            <w:lang w:val="es_ES" w:bidi="es_ES"/>
-          </w:rPr>
-          <w:rPr>
-            <w:color w:val="0000EE"/>
-            <w:u w:val="single"/>
-          </w:rPr>
-          <w:t>Is 53:4</w:t>
-        </w:r>
-      </w:hyperlink>
+      <w:r>
+        <w:rPr>
+          <w:lang w:val="es_ES" w:bidi="es_ES"/>
+        </w:rPr>
+        <w:t>Is 53:4</w:t>
+      </w:r>
       <w:r>
         <w:rPr>
           <w:lang w:val="es_ES" w:bidi="es_ES"/>
         </w:rPr>
         <w:t>,</w:t>
       </w:r>
-      <w:hyperlink r:id="rId92">
-        <w:r>
-          <w:rPr>
-            <w:lang w:val="es_ES" w:bidi="es_ES"/>
-          </w:rPr>
-          <w:rPr>
-            <w:color w:val="0000EE"/>
-            <w:u w:val="single"/>
-          </w:rPr>
-          <w:t>11–12</w:t>
-        </w:r>
-      </w:hyperlink>
+      <w:r>
+        <w:rPr>
+          <w:lang w:val="es_ES" w:bidi="es_ES"/>
+        </w:rPr>
+        <w:t>11–12</w:t>
+      </w:r>
       <w:r>
         <w:rPr>
           <w:lang w:val="es_ES" w:bidi="es_ES"/>
@@ -3835,54 +3325,36 @@
         </w:rPr>
         <w:t xml:space="preserve">: el sufrimiento físico de Cristo nos ha liberado de la esclavitud del pecado (cp. </w:t>
       </w:r>
-      <w:hyperlink r:id="rId93">
-        <w:r>
-          <w:rPr>
-            <w:lang w:val="es_ES" w:bidi="es_ES"/>
-          </w:rPr>
-          <w:rPr>
-            <w:color w:val="0000EE"/>
-            <w:u w:val="single"/>
-          </w:rPr>
-          <w:t>Is 53:5</w:t>
-        </w:r>
-      </w:hyperlink>
+      <w:r>
+        <w:rPr>
+          <w:lang w:val="es_ES" w:bidi="es_ES"/>
+        </w:rPr>
+        <w:t>Is 53:5</w:t>
+      </w:r>
       <w:r>
         <w:rPr>
           <w:lang w:val="es_ES" w:bidi="es_ES"/>
         </w:rPr>
         <w:t xml:space="preserve">). Mateo utiliza un lenguaje similar al de </w:t>
       </w:r>
-      <w:hyperlink r:id="rId91">
-        <w:r>
-          <w:rPr>
-            <w:lang w:val="es_ES" w:bidi="es_ES"/>
-          </w:rPr>
-          <w:rPr>
-            <w:color w:val="0000EE"/>
-            <w:u w:val="single"/>
-          </w:rPr>
-          <w:t>Is 53:4</w:t>
-        </w:r>
-      </w:hyperlink>
+      <w:r>
+        <w:rPr>
+          <w:lang w:val="es_ES" w:bidi="es_ES"/>
+        </w:rPr>
+        <w:t>Is 53:4</w:t>
+      </w:r>
       <w:r>
         <w:rPr>
           <w:lang w:val="es_ES" w:bidi="es_ES"/>
         </w:rPr>
         <w:t xml:space="preserve"> para referirse a las curaciones físicas realizadas por Jesús (</w:t>
       </w:r>
-      <w:hyperlink r:id="rId94">
-        <w:r>
-          <w:rPr>
-            <w:lang w:val="es_ES" w:bidi="es_ES"/>
-          </w:rPr>
-          <w:rPr>
-            <w:color w:val="0000EE"/>
-            <w:u w:val="single"/>
-          </w:rPr>
-          <w:t>Mt 8:17</w:t>
-        </w:r>
-      </w:hyperlink>
+      <w:r>
+        <w:rPr>
+          <w:lang w:val="es_ES" w:bidi="es_ES"/>
+        </w:rPr>
+        <w:t>Mt 8:17</w:t>
+      </w:r>
       <w:r>
         <w:rPr>
           <w:lang w:val="es_ES" w:bidi="es_ES"/>
@@ -3950,90 +3422,60 @@
         </w:rPr>
         <w:t xml:space="preserve">): se instruye a las esposas a reconocer que Dios ha designado al marido como líder de la relación (ver </w:t>
       </w:r>
-      <w:hyperlink r:id="rId95">
-        <w:r>
-          <w:rPr>
-            <w:lang w:val="es_ES" w:bidi="es_ES"/>
-          </w:rPr>
-          <w:rPr>
-            <w:color w:val="0000EE"/>
-            <w:u w:val="single"/>
-          </w:rPr>
-          <w:t>2:13,</w:t>
-        </w:r>
-      </w:hyperlink>
+      <w:r>
+        <w:rPr>
+          <w:lang w:val="es_ES" w:bidi="es_ES"/>
+        </w:rPr>
+        <w:t>2:13,</w:t>
+      </w:r>
       <w:r>
         <w:rPr>
           <w:lang w:val="es_ES" w:bidi="es_ES"/>
         </w:rPr>
         <w:t xml:space="preserve"> </w:t>
       </w:r>
-      <w:hyperlink r:id="rId96">
-        <w:r>
-          <w:rPr>
-            <w:lang w:val="es_ES" w:bidi="es_ES"/>
-          </w:rPr>
-          <w:rPr>
-            <w:color w:val="0000EE"/>
-            <w:u w:val="single"/>
-          </w:rPr>
-          <w:t>Ef 5:22–25</w:t>
-        </w:r>
-      </w:hyperlink>
+      <w:r>
+        <w:rPr>
+          <w:lang w:val="es_ES" w:bidi="es_ES"/>
+        </w:rPr>
+        <w:t>Ef 5:22–25</w:t>
+      </w:r>
       <w:r>
         <w:rPr>
           <w:lang w:val="es_ES" w:bidi="es_ES"/>
         </w:rPr>
         <w:t xml:space="preserve">). En el mundo antiguo, la sumisión se manifestaba como obediencia (ver </w:t>
       </w:r>
-      <w:hyperlink r:id="rId97">
-        <w:r>
-          <w:rPr>
-            <w:lang w:val="es_ES" w:bidi="es_ES"/>
-          </w:rPr>
-          <w:rPr>
-            <w:color w:val="0000EE"/>
-            <w:u w:val="single"/>
-          </w:rPr>
-          <w:t>1 Pe 3:6</w:t>
-        </w:r>
-      </w:hyperlink>
+      <w:r>
+        <w:rPr>
+          <w:lang w:val="es_ES" w:bidi="es_ES"/>
+        </w:rPr>
+        <w:t>1 Pe 3:6</w:t>
+      </w:r>
       <w:r>
         <w:rPr>
           <w:lang w:val="es_ES" w:bidi="es_ES"/>
         </w:rPr>
         <w:t>). Dios también desea que el marido sea un líder amoroso y respetuoso (</w:t>
       </w:r>
-      <w:hyperlink r:id="rId98">
-        <w:r>
-          <w:rPr>
-            <w:lang w:val="es_ES" w:bidi="es_ES"/>
-          </w:rPr>
-          <w:rPr>
-            <w:color w:val="0000EE"/>
-            <w:u w:val="single"/>
-          </w:rPr>
-          <w:t>3:7</w:t>
-        </w:r>
-      </w:hyperlink>
+      <w:r>
+        <w:rPr>
+          <w:lang w:val="es_ES" w:bidi="es_ES"/>
+        </w:rPr>
+        <w:t>3:7</w:t>
+      </w:r>
       <w:r>
         <w:rPr>
           <w:lang w:val="es_ES" w:bidi="es_ES"/>
         </w:rPr>
         <w:t xml:space="preserve">; ver </w:t>
       </w:r>
-      <w:hyperlink r:id="rId99">
-        <w:r>
-          <w:rPr>
-            <w:lang w:val="es_ES" w:bidi="es_ES"/>
-          </w:rPr>
-          <w:rPr>
-            <w:color w:val="0000EE"/>
-            <w:u w:val="single"/>
-          </w:rPr>
-          <w:t>Ef 5:25–30</w:t>
-        </w:r>
-      </w:hyperlink>
+      <w:r>
+        <w:rPr>
+          <w:lang w:val="es_ES" w:bidi="es_ES"/>
+        </w:rPr>
+        <w:t>Ef 5:25–30</w:t>
+      </w:r>
       <w:r>
         <w:rPr>
           <w:lang w:val="es_ES" w:bidi="es_ES"/>
@@ -4100,54 +3542,36 @@
         </w:rPr>
         <w:t>La última de las tres exhortaciones de Pedro sobre aceptar la autoridad (</w:t>
       </w:r>
-      <w:hyperlink r:id="rId100">
-        <w:r>
-          <w:rPr>
-            <w:lang w:val="es_ES" w:bidi="es_ES"/>
-          </w:rPr>
-          <w:rPr>
-            <w:color w:val="0000EE"/>
-            <w:u w:val="single"/>
-          </w:rPr>
-          <w:t>2:13–3:7</w:t>
-        </w:r>
-      </w:hyperlink>
+      <w:r>
+        <w:rPr>
+          <w:lang w:val="es_ES" w:bidi="es_ES"/>
+        </w:rPr>
+        <w:t>2:13–3:7</w:t>
+      </w:r>
       <w:r>
         <w:rPr>
           <w:lang w:val="es_ES" w:bidi="es_ES"/>
         </w:rPr>
         <w:t xml:space="preserve">) se refiere a esposas y esposos (cf. </w:t>
       </w:r>
-      <w:hyperlink r:id="rId101">
-        <w:r>
-          <w:rPr>
-            <w:lang w:val="es_ES" w:bidi="es_ES"/>
-          </w:rPr>
-          <w:rPr>
-            <w:color w:val="0000EE"/>
-            <w:u w:val="single"/>
-          </w:rPr>
-          <w:t>Ef 5:21–33,</w:t>
-        </w:r>
-      </w:hyperlink>
+      <w:r>
+        <w:rPr>
+          <w:lang w:val="es_ES" w:bidi="es_ES"/>
+        </w:rPr>
+        <w:t>Ef 5:21–33,</w:t>
+      </w:r>
       <w:r>
         <w:rPr>
           <w:lang w:val="es_ES" w:bidi="es_ES"/>
         </w:rPr>
         <w:t xml:space="preserve"> </w:t>
       </w:r>
-      <w:hyperlink r:id="rId102">
-        <w:r>
-          <w:rPr>
-            <w:lang w:val="es_ES" w:bidi="es_ES"/>
-          </w:rPr>
-          <w:rPr>
-            <w:color w:val="0000EE"/>
-            <w:u w:val="single"/>
-          </w:rPr>
-          <w:t>Col 3:18–19</w:t>
-        </w:r>
-      </w:hyperlink>
+      <w:r>
+        <w:rPr>
+          <w:lang w:val="es_ES" w:bidi="es_ES"/>
+        </w:rPr>
+        <w:t>Col 3:18–19</w:t>
+      </w:r>
       <w:r>
         <w:rPr>
           <w:lang w:val="es_ES" w:bidi="es_ES"/>
@@ -4208,18 +3632,12 @@
         </w:rPr>
         <w:t xml:space="preserve">: a veces se ha interpretado que Pedro condena cualquier forma de ornamentación femenina, pero este no es su propósito. En cambio, insiste en que las mujeres cristianas no deben ser reconocidas por la belleza de la ropa y las joyas, sino por la belleza interior de un espíritu apacible y tranquilo. Ver también </w:t>
       </w:r>
-      <w:hyperlink r:id="rId103">
-        <w:r>
-          <w:rPr>
-            <w:lang w:val="es_ES" w:bidi="es_ES"/>
-          </w:rPr>
-          <w:rPr>
-            <w:color w:val="0000EE"/>
-            <w:u w:val="single"/>
-          </w:rPr>
-          <w:t>1 Tm 2:9–10</w:t>
-        </w:r>
-      </w:hyperlink>
+      <w:r>
+        <w:rPr>
+          <w:lang w:val="es_ES" w:bidi="es_ES"/>
+        </w:rPr>
+        <w:t>1 Tm 2:9–10</w:t>
+      </w:r>
       <w:r>
         <w:rPr>
           <w:lang w:val="es_ES" w:bidi="es_ES"/>
@@ -4280,18 +3698,12 @@
         </w:rPr>
         <w:t xml:space="preserve">: ver </w:t>
       </w:r>
-      <w:hyperlink r:id="rId104">
-        <w:r>
-          <w:rPr>
-            <w:lang w:val="es_ES" w:bidi="es_ES"/>
-          </w:rPr>
-          <w:rPr>
-            <w:color w:val="0000EE"/>
-            <w:u w:val="single"/>
-          </w:rPr>
-          <w:t>Gn 18:12</w:t>
-        </w:r>
-      </w:hyperlink>
+      <w:r>
+        <w:rPr>
+          <w:lang w:val="es_ES" w:bidi="es_ES"/>
+        </w:rPr>
+        <w:t>Gn 18:12</w:t>
+      </w:r>
       <w:r>
         <w:rPr>
           <w:lang w:val="es_ES" w:bidi="es_ES"/>
@@ -4358,18 +3770,12 @@
         </w:rPr>
         <w:t>De la misma manera: al igual que los esclavos y esposas (</w:t>
       </w:r>
-      <w:hyperlink r:id="rId105">
-        <w:r>
-          <w:rPr>
-            <w:lang w:val="es_ES" w:bidi="es_ES"/>
-          </w:rPr>
-          <w:rPr>
-            <w:color w:val="0000EE"/>
-            <w:u w:val="single"/>
-          </w:rPr>
-          <w:t>2:18–3:6</w:t>
-        </w:r>
-      </w:hyperlink>
+      <w:r>
+        <w:rPr>
+          <w:lang w:val="es_ES" w:bidi="es_ES"/>
+        </w:rPr>
+        <w:t>2:18–3:6</w:t>
+      </w:r>
       <w:r>
         <w:rPr>
           <w:lang w:val="es_ES" w:bidi="es_ES"/>
@@ -4400,36 +3806,24 @@
         </w:rPr>
         <w:t xml:space="preserve"> la jefatura del marido se equilibra e informa por el estatus igual que hombres y mujeres tienen ante Dios (ver también </w:t>
       </w:r>
-      <w:hyperlink r:id="rId106">
-        <w:r>
-          <w:rPr>
-            <w:lang w:val="es_ES" w:bidi="es_ES"/>
-          </w:rPr>
-          <w:rPr>
-            <w:color w:val="0000EE"/>
-            <w:u w:val="single"/>
-          </w:rPr>
-          <w:t>Ga 3:26–29</w:t>
-        </w:r>
-      </w:hyperlink>
+      <w:r>
+        <w:rPr>
+          <w:lang w:val="es_ES" w:bidi="es_ES"/>
+        </w:rPr>
+        <w:t>Ga 3:26–29</w:t>
+      </w:r>
       <w:r>
         <w:rPr>
           <w:lang w:val="es_ES" w:bidi="es_ES"/>
         </w:rPr>
         <w:t xml:space="preserve">). • Las oraciones de un marido se ven obstaculizadas si no otorga un honor excepcional a su esposa (cp. </w:t>
       </w:r>
-      <w:hyperlink r:id="rId107">
-        <w:r>
-          <w:rPr>
-            <w:lang w:val="es_ES" w:bidi="es_ES"/>
-          </w:rPr>
-          <w:rPr>
-            <w:color w:val="0000EE"/>
-            <w:u w:val="single"/>
-          </w:rPr>
-          <w:t>St 4:3</w:t>
-        </w:r>
-      </w:hyperlink>
+      <w:r>
+        <w:rPr>
+          <w:lang w:val="es_ES" w:bidi="es_ES"/>
+        </w:rPr>
+        <w:t>St 4:3</w:t>
+      </w:r>
       <w:r>
         <w:rPr>
           <w:lang w:val="es_ES" w:bidi="es_ES"/>
@@ -4484,54 +3878,36 @@
         </w:rPr>
         <w:t>"Y finalmente": este es el último de una serie de exhortaciones a diferentes grupos (</w:t>
       </w:r>
-      <w:hyperlink r:id="rId108">
-        <w:r>
-          <w:rPr>
-            <w:lang w:val="es_ES" w:bidi="es_ES"/>
-          </w:rPr>
-          <w:rPr>
-            <w:color w:val="0000EE"/>
-            <w:u w:val="single"/>
-          </w:rPr>
-          <w:t>2:13–3:12</w:t>
-        </w:r>
-      </w:hyperlink>
+      <w:r>
+        <w:rPr>
+          <w:lang w:val="es_ES" w:bidi="es_ES"/>
+        </w:rPr>
+        <w:t>2:13–3:12</w:t>
+      </w:r>
       <w:r>
         <w:rPr>
           <w:lang w:val="es_ES" w:bidi="es_ES"/>
         </w:rPr>
         <w:t>). Aquí, todos los creyentes deben responder a otros, tanto a creyentes (</w:t>
       </w:r>
-      <w:hyperlink r:id="rId109">
-        <w:r>
-          <w:rPr>
-            <w:lang w:val="es_ES" w:bidi="es_ES"/>
-          </w:rPr>
-          <w:rPr>
-            <w:color w:val="0000EE"/>
-            <w:u w:val="single"/>
-          </w:rPr>
-          <w:t>3:8</w:t>
-        </w:r>
-      </w:hyperlink>
+      <w:r>
+        <w:rPr>
+          <w:lang w:val="es_ES" w:bidi="es_ES"/>
+        </w:rPr>
+        <w:t>3:8</w:t>
+      </w:r>
       <w:r>
         <w:rPr>
           <w:lang w:val="es_ES" w:bidi="es_ES"/>
         </w:rPr>
         <w:t>) como a incrédulos (</w:t>
       </w:r>
-      <w:hyperlink r:id="rId110">
-        <w:r>
-          <w:rPr>
-            <w:lang w:val="es_ES" w:bidi="es_ES"/>
-          </w:rPr>
-          <w:rPr>
-            <w:color w:val="0000EE"/>
-            <w:u w:val="single"/>
-          </w:rPr>
-          <w:t>3:9–12</w:t>
-        </w:r>
-      </w:hyperlink>
+      <w:r>
+        <w:rPr>
+          <w:lang w:val="es_ES" w:bidi="es_ES"/>
+        </w:rPr>
+        <w:t>3:9–12</w:t>
+      </w:r>
       <w:r>
         <w:rPr>
           <w:lang w:val="es_ES" w:bidi="es_ES"/>
@@ -4640,54 +4016,36 @@
         </w:rPr>
         <w:t xml:space="preserve">Pedro destaca la relación entre conducta y bendición citando </w:t>
       </w:r>
-      <w:hyperlink r:id="rId111">
-        <w:r>
-          <w:rPr>
-            <w:lang w:val="es_ES" w:bidi="es_ES"/>
-          </w:rPr>
-          <w:rPr>
-            <w:color w:val="0000EE"/>
-            <w:u w:val="single"/>
-          </w:rPr>
-          <w:t>Sal 34:12–16</w:t>
-        </w:r>
-      </w:hyperlink>
+      <w:r>
+        <w:rPr>
+          <w:lang w:val="es_ES" w:bidi="es_ES"/>
+        </w:rPr>
+        <w:t>Sal 34:12–16</w:t>
+      </w:r>
       <w:r>
         <w:rPr>
           <w:lang w:val="es_ES" w:bidi="es_ES"/>
         </w:rPr>
         <w:t xml:space="preserve">. Este salmo es prominente en la enseñanza cristiana temprana (ver también </w:t>
       </w:r>
-      <w:hyperlink r:id="rId112">
-        <w:r>
-          <w:rPr>
-            <w:lang w:val="es_ES" w:bidi="es_ES"/>
-          </w:rPr>
-          <w:rPr>
-            <w:color w:val="0000EE"/>
-            <w:u w:val="single"/>
-          </w:rPr>
-          <w:t>1 Pe 2:3,</w:t>
-        </w:r>
-      </w:hyperlink>
+      <w:r>
+        <w:rPr>
+          <w:lang w:val="es_ES" w:bidi="es_ES"/>
+        </w:rPr>
+        <w:t>1 Pe 2:3,</w:t>
+      </w:r>
       <w:r>
         <w:rPr>
           <w:lang w:val="es_ES" w:bidi="es_ES"/>
         </w:rPr>
         <w:t xml:space="preserve"> </w:t>
       </w:r>
-      <w:hyperlink r:id="rId113">
-        <w:r>
-          <w:rPr>
-            <w:lang w:val="es_ES" w:bidi="es_ES"/>
-          </w:rPr>
-          <w:rPr>
-            <w:color w:val="0000EE"/>
-            <w:u w:val="single"/>
-          </w:rPr>
-          <w:t>Hb 12:14</w:t>
-        </w:r>
-      </w:hyperlink>
+      <w:r>
+        <w:rPr>
+          <w:lang w:val="es_ES" w:bidi="es_ES"/>
+        </w:rPr>
+        <w:t>Hb 12:14</w:t>
+      </w:r>
       <w:r>
         <w:rPr>
           <w:lang w:val="es_ES" w:bidi="es_ES"/>
@@ -4742,54 +4100,36 @@
         </w:rPr>
         <w:t>En términos generales, nadie querrá dañar a alguien que está haciendo el bien, pero a veces los cristianos sufren incluso cuando hacen el bien (</w:t>
       </w:r>
-      <w:hyperlink r:id="rId114">
-        <w:r>
-          <w:rPr>
-            <w:lang w:val="es_ES" w:bidi="es_ES"/>
-          </w:rPr>
-          <w:rPr>
-            <w:color w:val="0000EE"/>
-            <w:u w:val="single"/>
-          </w:rPr>
-          <w:t>3:14</w:t>
-        </w:r>
-      </w:hyperlink>
+      <w:r>
+        <w:rPr>
+          <w:lang w:val="es_ES" w:bidi="es_ES"/>
+        </w:rPr>
+        <w:t>3:14</w:t>
+      </w:r>
       <w:r>
         <w:rPr>
           <w:lang w:val="es_ES" w:bidi="es_ES"/>
         </w:rPr>
         <w:t xml:space="preserve">; ver </w:t>
       </w:r>
-      <w:hyperlink r:id="rId115">
-        <w:r>
-          <w:rPr>
-            <w:lang w:val="es_ES" w:bidi="es_ES"/>
-          </w:rPr>
-          <w:rPr>
-            <w:color w:val="0000EE"/>
-            <w:u w:val="single"/>
-          </w:rPr>
-          <w:t>1:6,</w:t>
-        </w:r>
-      </w:hyperlink>
+      <w:r>
+        <w:rPr>
+          <w:lang w:val="es_ES" w:bidi="es_ES"/>
+        </w:rPr>
+        <w:t>1:6,</w:t>
+      </w:r>
       <w:r>
         <w:rPr>
           <w:lang w:val="es_ES" w:bidi="es_ES"/>
         </w:rPr>
         <w:t xml:space="preserve"> </w:t>
       </w:r>
-      <w:hyperlink r:id="rId116">
-        <w:r>
-          <w:rPr>
-            <w:lang w:val="es_ES" w:bidi="es_ES"/>
-          </w:rPr>
-          <w:rPr>
-            <w:color w:val="0000EE"/>
-            <w:u w:val="single"/>
-          </w:rPr>
-          <w:t>4:12–19</w:t>
-        </w:r>
-      </w:hyperlink>
+      <w:r>
+        <w:rPr>
+          <w:lang w:val="es_ES" w:bidi="es_ES"/>
+        </w:rPr>
+        <w:t>4:12–19</w:t>
+      </w:r>
       <w:r>
         <w:rPr>
           <w:lang w:val="es_ES" w:bidi="es_ES"/>
@@ -4844,18 +4184,12 @@
         </w:rPr>
         <w:t>Este breve párrafo destaca la respuesta cristiana al sufrimiento, seguir el ejemplo de Cristo (</w:t>
       </w:r>
-      <w:hyperlink r:id="rId117">
-        <w:r>
-          <w:rPr>
-            <w:lang w:val="es_ES" w:bidi="es_ES"/>
-          </w:rPr>
-          <w:rPr>
-            <w:color w:val="0000EE"/>
-            <w:u w:val="single"/>
-          </w:rPr>
-          <w:t>3:18</w:t>
-        </w:r>
-      </w:hyperlink>
+      <w:r>
+        <w:rPr>
+          <w:lang w:val="es_ES" w:bidi="es_ES"/>
+        </w:rPr>
+        <w:t>3:18</w:t>
+      </w:r>
       <w:r>
         <w:rPr>
           <w:lang w:val="es_ES" w:bidi="es_ES"/>
@@ -4916,18 +4250,12 @@
         </w:rPr>
         <w:t xml:space="preserve">: ver </w:t>
       </w:r>
-      <w:hyperlink r:id="rId118">
-        <w:r>
-          <w:rPr>
-            <w:lang w:val="es_ES" w:bidi="es_ES"/>
-          </w:rPr>
-          <w:rPr>
-            <w:color w:val="0000EE"/>
-            <w:u w:val="single"/>
-          </w:rPr>
-          <w:t>Is 8:13</w:t>
-        </w:r>
-      </w:hyperlink>
+      <w:r>
+        <w:rPr>
+          <w:lang w:val="es_ES" w:bidi="es_ES"/>
+        </w:rPr>
+        <w:t>Is 8:13</w:t>
+      </w:r>
       <w:r>
         <w:rPr>
           <w:lang w:val="es_ES" w:bidi="es_ES"/>
@@ -4988,36 +4316,24 @@
         </w:rPr>
         <w:t xml:space="preserve">: carne y espíritu a menudo se contrastan (por ejemplo, </w:t>
       </w:r>
-      <w:hyperlink r:id="rId119">
-        <w:r>
-          <w:rPr>
-            <w:lang w:val="es_ES" w:bidi="es_ES"/>
-          </w:rPr>
-          <w:rPr>
-            <w:color w:val="0000EE"/>
-            <w:u w:val="single"/>
-          </w:rPr>
-          <w:t>Ro 7:5–6,</w:t>
-        </w:r>
-      </w:hyperlink>
+      <w:r>
+        <w:rPr>
+          <w:lang w:val="es_ES" w:bidi="es_ES"/>
+        </w:rPr>
+        <w:t>Ro 7:5–6,</w:t>
+      </w:r>
       <w:r>
         <w:rPr>
           <w:lang w:val="es_ES" w:bidi="es_ES"/>
         </w:rPr>
         <w:t xml:space="preserve"> </w:t>
       </w:r>
-      <w:hyperlink r:id="rId120">
-        <w:r>
-          <w:rPr>
-            <w:lang w:val="es_ES" w:bidi="es_ES"/>
-          </w:rPr>
-          <w:rPr>
-            <w:color w:val="0000EE"/>
-            <w:u w:val="single"/>
-          </w:rPr>
-          <w:t>8:2–11</w:t>
-        </w:r>
-      </w:hyperlink>
+      <w:r>
+        <w:rPr>
+          <w:lang w:val="es_ES" w:bidi="es_ES"/>
+        </w:rPr>
+        <w:t>8:2–11</w:t>
+      </w:r>
       <w:r>
         <w:rPr>
           <w:lang w:val="es_ES" w:bidi="es_ES"/>
@@ -5072,36 +4388,24 @@
         </w:rPr>
         <w:t xml:space="preserve">Al igual que en </w:t>
       </w:r>
-      <w:hyperlink r:id="rId121">
-        <w:r>
-          <w:rPr>
-            <w:lang w:val="es_ES" w:bidi="es_ES"/>
-          </w:rPr>
-          <w:rPr>
-            <w:color w:val="0000EE"/>
-            <w:u w:val="single"/>
-          </w:rPr>
-          <w:t>2:21–25</w:t>
-        </w:r>
-      </w:hyperlink>
+      <w:r>
+        <w:rPr>
+          <w:lang w:val="es_ES" w:bidi="es_ES"/>
+        </w:rPr>
+        <w:t>2:21–25</w:t>
+      </w:r>
       <w:r>
         <w:rPr>
           <w:lang w:val="es_ES" w:bidi="es_ES"/>
         </w:rPr>
         <w:t>, Pedro nuevamente se refiere a Cristo, quien siendo justo sufrió, como un ejemplo para los creyentes que enfrentan persecución (</w:t>
       </w:r>
-      <w:hyperlink r:id="rId122">
-        <w:r>
-          <w:rPr>
-            <w:lang w:val="es_ES" w:bidi="es_ES"/>
-          </w:rPr>
-          <w:rPr>
-            <w:color w:val="0000EE"/>
-            <w:u w:val="single"/>
-          </w:rPr>
-          <w:t>3:13–17</w:t>
-        </w:r>
-      </w:hyperlink>
+      <w:r>
+        <w:rPr>
+          <w:lang w:val="es_ES" w:bidi="es_ES"/>
+        </w:rPr>
+        <w:t>3:13–17</w:t>
+      </w:r>
       <w:r>
         <w:rPr>
           <w:lang w:val="es_ES" w:bidi="es_ES"/>
@@ -5187,54 +4491,36 @@
         </w:rPr>
         <w:t xml:space="preserve">no es el más probable. (2) Una segunda interpretación considera </w:t>
       </w:r>
-      <w:hyperlink r:id="rId123">
-        <w:r>
-          <w:rPr>
-            <w:lang w:val="es_ES" w:bidi="es_ES"/>
-          </w:rPr>
-          <w:rPr>
-            <w:color w:val="0000EE"/>
-            <w:u w:val="single"/>
-          </w:rPr>
-          <w:t>3:19–20</w:t>
-        </w:r>
-      </w:hyperlink>
+      <w:r>
+        <w:rPr>
+          <w:lang w:val="es_ES" w:bidi="es_ES"/>
+        </w:rPr>
+        <w:t>3:19–20</w:t>
+      </w:r>
       <w:r>
         <w:rPr>
           <w:lang w:val="es_ES" w:bidi="es_ES"/>
         </w:rPr>
         <w:t xml:space="preserve"> como una descripción de la predicación de Cristo a través de Noé a personas que ahora son espíritus en prisión. Esta interpretación se ajusta a </w:t>
       </w:r>
-      <w:hyperlink r:id="rId124">
-        <w:r>
-          <w:rPr>
-            <w:lang w:val="es_ES" w:bidi="es_ES"/>
-          </w:rPr>
-          <w:rPr>
-            <w:color w:val="0000EE"/>
-            <w:u w:val="single"/>
-          </w:rPr>
-          <w:t>3:20</w:t>
-        </w:r>
-      </w:hyperlink>
+      <w:r>
+        <w:rPr>
+          <w:lang w:val="es_ES" w:bidi="es_ES"/>
+        </w:rPr>
+        <w:t>3:20</w:t>
+      </w:r>
       <w:r>
         <w:rPr>
           <w:lang w:val="es_ES" w:bidi="es_ES"/>
         </w:rPr>
         <w:t xml:space="preserve"> pero no encaja bien en la discusión sobre la muerte y resurrección de Cristo (</w:t>
       </w:r>
-      <w:hyperlink r:id="rId117">
-        <w:r>
-          <w:rPr>
-            <w:lang w:val="es_ES" w:bidi="es_ES"/>
-          </w:rPr>
-          <w:rPr>
-            <w:color w:val="0000EE"/>
-            <w:u w:val="single"/>
-          </w:rPr>
-          <w:t>3:18</w:t>
-        </w:r>
-      </w:hyperlink>
+      <w:r>
+        <w:rPr>
+          <w:lang w:val="es_ES" w:bidi="es_ES"/>
+        </w:rPr>
+        <w:t>3:18</w:t>
+      </w:r>
       <w:r>
         <w:rPr>
           <w:lang w:val="es_ES" w:bidi="es_ES"/>
@@ -5253,36 +4539,24 @@
         </w:rPr>
         <w:t xml:space="preserve"> son seres espirituales malignos. La tradición judía, basada en </w:t>
       </w:r>
-      <w:hyperlink r:id="rId125">
-        <w:r>
-          <w:rPr>
-            <w:lang w:val="es_ES" w:bidi="es_ES"/>
-          </w:rPr>
-          <w:rPr>
-            <w:color w:val="0000EE"/>
-            <w:u w:val="single"/>
-          </w:rPr>
-          <w:t>Gn 6:1–4</w:t>
-        </w:r>
-      </w:hyperlink>
+      <w:r>
+        <w:rPr>
+          <w:lang w:val="es_ES" w:bidi="es_ES"/>
+        </w:rPr>
+        <w:t>Gn 6:1–4</w:t>
+      </w:r>
       <w:r>
         <w:rPr>
           <w:lang w:val="es_ES" w:bidi="es_ES"/>
         </w:rPr>
         <w:t xml:space="preserve">, sostenía que muchos ángeles cayeron en la época de Noé (ver también </w:t>
       </w:r>
-      <w:hyperlink r:id="rId126">
-        <w:r>
-          <w:rPr>
-            <w:lang w:val="es_ES" w:bidi="es_ES"/>
-          </w:rPr>
-          <w:rPr>
-            <w:color w:val="0000EE"/>
-            <w:u w:val="single"/>
-          </w:rPr>
-          <w:t>Jd 1:6</w:t>
-        </w:r>
-      </w:hyperlink>
+      <w:r>
+        <w:rPr>
+          <w:lang w:val="es_ES" w:bidi="es_ES"/>
+        </w:rPr>
+        <w:t>Jd 1:6</w:t>
+      </w:r>
       <w:r>
         <w:rPr>
           <w:lang w:val="es_ES" w:bidi="es_ES"/>
@@ -5302,18 +4576,12 @@
         </w:rPr>
         <w:t xml:space="preserve"> 6–10). El punto de Pedro sería entonces que Cristo proclamó su victoria sobre los poderes espirituales malignos después de su resurrección (cp. </w:t>
       </w:r>
-      <w:hyperlink r:id="rId127">
-        <w:r>
-          <w:rPr>
-            <w:lang w:val="es_ES" w:bidi="es_ES"/>
-          </w:rPr>
-          <w:rPr>
-            <w:color w:val="0000EE"/>
-            <w:u w:val="single"/>
-          </w:rPr>
-          <w:t>1 Pe 3:22</w:t>
-        </w:r>
-      </w:hyperlink>
+      <w:r>
+        <w:rPr>
+          <w:lang w:val="es_ES" w:bidi="es_ES"/>
+        </w:rPr>
+        <w:t>1 Pe 3:22</w:t>
+      </w:r>
       <w:r>
         <w:rPr>
           <w:lang w:val="es_ES" w:bidi="es_ES"/>
@@ -5374,36 +4642,24 @@
         </w:rPr>
         <w:t>: es decir, Noé, su esposa, sus tres hijos y las esposas de estos (</w:t>
       </w:r>
-      <w:hyperlink r:id="rId128">
-        <w:r>
-          <w:rPr>
-            <w:lang w:val="es_ES" w:bidi="es_ES"/>
-          </w:rPr>
-          <w:rPr>
-            <w:color w:val="0000EE"/>
-            <w:u w:val="single"/>
-          </w:rPr>
-          <w:t>Gn 6:18,</w:t>
-        </w:r>
-      </w:hyperlink>
+      <w:r>
+        <w:rPr>
+          <w:lang w:val="es_ES" w:bidi="es_ES"/>
+        </w:rPr>
+        <w:t>Gn 6:18,</w:t>
+      </w:r>
       <w:r>
         <w:rPr>
           <w:lang w:val="es_ES" w:bidi="es_ES"/>
         </w:rPr>
         <w:t xml:space="preserve"> </w:t>
       </w:r>
-      <w:hyperlink r:id="rId129">
-        <w:r>
-          <w:rPr>
-            <w:lang w:val="es_ES" w:bidi="es_ES"/>
-          </w:rPr>
-          <w:rPr>
-            <w:color w:val="0000EE"/>
-            <w:u w:val="single"/>
-          </w:rPr>
-          <w:t>8:18</w:t>
-        </w:r>
-      </w:hyperlink>
+      <w:r>
+        <w:rPr>
+          <w:lang w:val="es_ES" w:bidi="es_ES"/>
+        </w:rPr>
+        <w:t>8:18</w:t>
+      </w:r>
       <w:r>
         <w:rPr>
           <w:lang w:val="es_ES" w:bidi="es_ES"/>
@@ -5531,18 +4787,12 @@
         </w:rPr>
         <w:t xml:space="preserve"> en el mundo antiguo, se creía ampliamente que los seres espirituales influían directamente en el curso de los asuntos en la tierra. Los cristianos necesitaban recordar que Cristo ya ha obtenido la victoria sobre estos poderes espirituales. Esto significa que no necesitamos temer ni siquiera al ámbito espiritual (cp. </w:t>
       </w:r>
-      <w:hyperlink r:id="rId114">
-        <w:r>
-          <w:rPr>
-            <w:lang w:val="es_ES" w:bidi="es_ES"/>
-          </w:rPr>
-          <w:rPr>
-            <w:color w:val="0000EE"/>
-            <w:u w:val="single"/>
-          </w:rPr>
-          <w:t>3:14</w:t>
-        </w:r>
-      </w:hyperlink>
+      <w:r>
+        <w:rPr>
+          <w:lang w:val="es_ES" w:bidi="es_ES"/>
+        </w:rPr>
+        <w:t>3:14</w:t>
+      </w:r>
       <w:r>
         <w:rPr>
           <w:lang w:val="es_ES" w:bidi="es_ES"/>
@@ -5603,72 +4853,48 @@
         </w:rPr>
         <w:t xml:space="preserve"> Pedro introdujo esta idea en </w:t>
       </w:r>
-      <w:hyperlink r:id="rId117">
-        <w:r>
-          <w:rPr>
-            <w:lang w:val="es_ES" w:bidi="es_ES"/>
-          </w:rPr>
-          <w:rPr>
-            <w:color w:val="0000EE"/>
-            <w:u w:val="single"/>
-          </w:rPr>
-          <w:t>3:18</w:t>
-        </w:r>
-      </w:hyperlink>
+      <w:r>
+        <w:rPr>
+          <w:lang w:val="es_ES" w:bidi="es_ES"/>
+        </w:rPr>
+        <w:t>3:18</w:t>
+      </w:r>
       <w:r>
         <w:rPr>
           <w:lang w:val="es_ES" w:bidi="es_ES"/>
         </w:rPr>
         <w:t xml:space="preserve">; ahora indica su significado en la experiencia cristiana. En nuestros propios sufrimientos físicos, debemos imitar la actitud de Cristo (ver </w:t>
       </w:r>
-      <w:hyperlink r:id="rId130">
-        <w:r>
-          <w:rPr>
-            <w:lang w:val="es_ES" w:bidi="es_ES"/>
-          </w:rPr>
-          <w:rPr>
-            <w:color w:val="0000EE"/>
-            <w:u w:val="single"/>
-          </w:rPr>
-          <w:t>2:21–24</w:t>
-        </w:r>
-      </w:hyperlink>
+      <w:r>
+        <w:rPr>
+          <w:lang w:val="es_ES" w:bidi="es_ES"/>
+        </w:rPr>
+        <w:t>2:21–24</w:t>
+      </w:r>
       <w:r>
         <w:rPr>
           <w:lang w:val="es_ES" w:bidi="es_ES"/>
         </w:rPr>
         <w:t xml:space="preserve">). Nuestro sufrimiento con Cristo muestra que nos hemos identificado con él (ver </w:t>
       </w:r>
-      <w:hyperlink r:id="rId131">
-        <w:r>
-          <w:rPr>
-            <w:lang w:val="es_ES" w:bidi="es_ES"/>
-          </w:rPr>
-          <w:rPr>
-            <w:color w:val="0000EE"/>
-            <w:u w:val="single"/>
-          </w:rPr>
-          <w:t>Ro 8:17</w:t>
-        </w:r>
-      </w:hyperlink>
+      <w:r>
+        <w:rPr>
+          <w:lang w:val="es_ES" w:bidi="es_ES"/>
+        </w:rPr>
+        <w:t>Ro 8:17</w:t>
+      </w:r>
       <w:r>
         <w:rPr>
           <w:lang w:val="es_ES" w:bidi="es_ES"/>
         </w:rPr>
         <w:t>). Aquellos que se identifican con Cristo experimentan la victoria sobre el poder del pecado que él ganó en la cruz (</w:t>
       </w:r>
-      <w:hyperlink r:id="rId132">
-        <w:r>
-          <w:rPr>
-            <w:lang w:val="es_ES" w:bidi="es_ES"/>
-          </w:rPr>
-          <w:rPr>
-            <w:color w:val="0000EE"/>
-            <w:u w:val="single"/>
-          </w:rPr>
-          <w:t>Ro 6:1–10</w:t>
-        </w:r>
-      </w:hyperlink>
+      <w:r>
+        <w:rPr>
+          <w:lang w:val="es_ES" w:bidi="es_ES"/>
+        </w:rPr>
+        <w:t>Ro 6:1–10</w:t>
+      </w:r>
       <w:r>
         <w:rPr>
           <w:lang w:val="es_ES" w:bidi="es_ES"/>
@@ -5873,90 +5099,60 @@
         </w:rPr>
         <w:t xml:space="preserve">: con la venida de Cristo, los “últimos días” predichos por los profetas del Antiguo Testamento habían comenzado (ver </w:t>
       </w:r>
-      <w:hyperlink r:id="rId133">
-        <w:r>
-          <w:rPr>
-            <w:lang w:val="es_ES" w:bidi="es_ES"/>
-          </w:rPr>
-          <w:rPr>
-            <w:color w:val="0000EE"/>
-            <w:u w:val="single"/>
-          </w:rPr>
-          <w:t>1:10–12</w:t>
-        </w:r>
-      </w:hyperlink>
+      <w:r>
+        <w:rPr>
+          <w:lang w:val="es_ES" w:bidi="es_ES"/>
+        </w:rPr>
+        <w:t>1:10–12</w:t>
+      </w:r>
       <w:r>
         <w:rPr>
           <w:lang w:val="es_ES" w:bidi="es_ES"/>
         </w:rPr>
         <w:t xml:space="preserve">). El próximo evento en la historia de la salvación es la segunda venida de Cristo, que traerá el "fin" del mundo tal como lo conocemos. El "fin" podría llegar en cualquier momento; por lo tanto, los cristianos deben estar siempre preparados para ello (ver también </w:t>
       </w:r>
-      <w:hyperlink r:id="rId134">
-        <w:r>
-          <w:rPr>
-            <w:lang w:val="es_ES" w:bidi="es_ES"/>
-          </w:rPr>
-          <w:rPr>
-            <w:color w:val="0000EE"/>
-            <w:u w:val="single"/>
-          </w:rPr>
-          <w:t>Fil 4:5,</w:t>
-        </w:r>
-      </w:hyperlink>
+      <w:r>
+        <w:rPr>
+          <w:lang w:val="es_ES" w:bidi="es_ES"/>
+        </w:rPr>
+        <w:t>Fil 4:5,</w:t>
+      </w:r>
       <w:r>
         <w:rPr>
           <w:lang w:val="es_ES" w:bidi="es_ES"/>
         </w:rPr>
         <w:t xml:space="preserve"> </w:t>
       </w:r>
-      <w:hyperlink r:id="rId135">
-        <w:r>
-          <w:rPr>
-            <w:lang w:val="es_ES" w:bidi="es_ES"/>
-          </w:rPr>
-          <w:rPr>
-            <w:color w:val="0000EE"/>
-            <w:u w:val="single"/>
-          </w:rPr>
-          <w:t>St 5:8,</w:t>
-        </w:r>
-      </w:hyperlink>
+      <w:r>
+        <w:rPr>
+          <w:lang w:val="es_ES" w:bidi="es_ES"/>
+        </w:rPr>
+        <w:t>St 5:8,</w:t>
+      </w:r>
       <w:r>
         <w:rPr>
           <w:lang w:val="es_ES" w:bidi="es_ES"/>
         </w:rPr>
         <w:t xml:space="preserve"> </w:t>
       </w:r>
-      <w:hyperlink r:id="rId136">
-        <w:r>
-          <w:rPr>
-            <w:lang w:val="es_ES" w:bidi="es_ES"/>
-          </w:rPr>
-          <w:rPr>
-            <w:color w:val="0000EE"/>
-            <w:u w:val="single"/>
-          </w:rPr>
-          <w:t>Ap 1:3,</w:t>
-        </w:r>
-      </w:hyperlink>
+      <w:r>
+        <w:rPr>
+          <w:lang w:val="es_ES" w:bidi="es_ES"/>
+        </w:rPr>
+        <w:t>Ap 1:3,</w:t>
+      </w:r>
       <w:r>
         <w:rPr>
           <w:lang w:val="es_ES" w:bidi="es_ES"/>
         </w:rPr>
         <w:t xml:space="preserve"> </w:t>
       </w:r>
-      <w:hyperlink r:id="rId137">
-        <w:r>
-          <w:rPr>
-            <w:lang w:val="es_ES" w:bidi="es_ES"/>
-          </w:rPr>
-          <w:rPr>
-            <w:color w:val="0000EE"/>
-            <w:u w:val="single"/>
-          </w:rPr>
-          <w:t>22:10</w:t>
-        </w:r>
-      </w:hyperlink>
+      <w:r>
+        <w:rPr>
+          <w:lang w:val="es_ES" w:bidi="es_ES"/>
+        </w:rPr>
+        <w:t>22:10</w:t>
+      </w:r>
       <w:r>
         <w:rPr>
           <w:lang w:val="es_ES" w:bidi="es_ES"/>
@@ -6011,18 +5207,12 @@
         </w:rPr>
         <w:t>Con este párrafo de diversas exhortaciones, Pedro concluye la tercera sección principal de la carta (</w:t>
       </w:r>
-      <w:hyperlink r:id="rId138">
-        <w:r>
-          <w:rPr>
-            <w:lang w:val="es_ES" w:bidi="es_ES"/>
-          </w:rPr>
-          <w:rPr>
-            <w:color w:val="0000EE"/>
-            <w:u w:val="single"/>
-          </w:rPr>
-          <w:t>3:13–4:11</w:t>
-        </w:r>
-      </w:hyperlink>
+      <w:r>
+        <w:rPr>
+          <w:lang w:val="es_ES" w:bidi="es_ES"/>
+        </w:rPr>
+        <w:t>3:13–4:11</w:t>
+      </w:r>
       <w:r>
         <w:rPr>
           <w:lang w:val="es_ES" w:bidi="es_ES"/>
@@ -6077,72 +5267,48 @@
         </w:rPr>
         <w:t xml:space="preserve">Por su naturaleza, el amor pasa por alto los pecados que otros cometen contra nosotros (ver </w:t>
       </w:r>
-      <w:hyperlink r:id="rId139">
-        <w:r>
-          <w:rPr>
-            <w:lang w:val="es_ES" w:bidi="es_ES"/>
-          </w:rPr>
-          <w:rPr>
-            <w:color w:val="0000EE"/>
-            <w:u w:val="single"/>
-          </w:rPr>
-          <w:t>Pr 10:12,</w:t>
-        </w:r>
-      </w:hyperlink>
+      <w:r>
+        <w:rPr>
+          <w:lang w:val="es_ES" w:bidi="es_ES"/>
+        </w:rPr>
+        <w:t>Pr 10:12,</w:t>
+      </w:r>
       <w:r>
         <w:rPr>
           <w:lang w:val="es_ES" w:bidi="es_ES"/>
         </w:rPr>
         <w:t xml:space="preserve"> </w:t>
       </w:r>
-      <w:hyperlink r:id="rId140">
-        <w:r>
-          <w:rPr>
-            <w:lang w:val="es_ES" w:bidi="es_ES"/>
-          </w:rPr>
-          <w:rPr>
-            <w:color w:val="0000EE"/>
-            <w:u w:val="single"/>
-          </w:rPr>
-          <w:t>Mt 18:21–22,</w:t>
-        </w:r>
-      </w:hyperlink>
+      <w:r>
+        <w:rPr>
+          <w:lang w:val="es_ES" w:bidi="es_ES"/>
+        </w:rPr>
+        <w:t>Mt 18:21–22,</w:t>
+      </w:r>
       <w:r>
         <w:rPr>
           <w:lang w:val="es_ES" w:bidi="es_ES"/>
         </w:rPr>
         <w:t xml:space="preserve"> </w:t>
       </w:r>
-      <w:hyperlink r:id="rId141">
-        <w:r>
-          <w:rPr>
-            <w:lang w:val="es_ES" w:bidi="es_ES"/>
-          </w:rPr>
-          <w:rPr>
-            <w:color w:val="0000EE"/>
-            <w:u w:val="single"/>
-          </w:rPr>
-          <w:t>1 Co 13:4–7</w:t>
-        </w:r>
-      </w:hyperlink>
+      <w:r>
+        <w:rPr>
+          <w:lang w:val="es_ES" w:bidi="es_ES"/>
+        </w:rPr>
+        <w:t>1 Co 13:4–7</w:t>
+      </w:r>
       <w:r>
         <w:rPr>
           <w:lang w:val="es_ES" w:bidi="es_ES"/>
         </w:rPr>
         <w:t xml:space="preserve">). Pedro también podría referirse a que nuestra actitud amorosa, al reflejar nuestra relación con Cristo, cubre nuestros propios pecados y hace que sean perdonados (ver </w:t>
       </w:r>
-      <w:hyperlink r:id="rId142">
-        <w:r>
-          <w:rPr>
-            <w:lang w:val="es_ES" w:bidi="es_ES"/>
-          </w:rPr>
-          <w:rPr>
-            <w:color w:val="0000EE"/>
-            <w:u w:val="single"/>
-          </w:rPr>
-          <w:t>Lc 7:47</w:t>
-        </w:r>
-      </w:hyperlink>
+      <w:r>
+        <w:rPr>
+          <w:lang w:val="es_ES" w:bidi="es_ES"/>
+        </w:rPr>
+        <w:t>Lc 7:47</w:t>
+      </w:r>
       <w:r>
         <w:rPr>
           <w:lang w:val="es_ES" w:bidi="es_ES"/>
@@ -6207,54 +5373,36 @@
         </w:rPr>
         <w:t xml:space="preserve">: esto se refiere a la diversidad de dones espirituales que Dios ha otorgado a los seguidores de Jesús. Ver </w:t>
       </w:r>
-      <w:hyperlink r:id="rId143">
-        <w:r>
-          <w:rPr>
-            <w:lang w:val="es_ES" w:bidi="es_ES"/>
-          </w:rPr>
-          <w:rPr>
-            <w:color w:val="0000EE"/>
-            <w:u w:val="single"/>
-          </w:rPr>
-          <w:t>Ro 12:6–8,</w:t>
-        </w:r>
-      </w:hyperlink>
+      <w:r>
+        <w:rPr>
+          <w:lang w:val="es_ES" w:bidi="es_ES"/>
+        </w:rPr>
+        <w:t>Ro 12:6–8,</w:t>
+      </w:r>
       <w:r>
         <w:rPr>
           <w:lang w:val="es_ES" w:bidi="es_ES"/>
         </w:rPr>
         <w:t xml:space="preserve"> </w:t>
       </w:r>
-      <w:hyperlink r:id="rId144">
-        <w:r>
-          <w:rPr>
-            <w:lang w:val="es_ES" w:bidi="es_ES"/>
-          </w:rPr>
-          <w:rPr>
-            <w:color w:val="0000EE"/>
-            <w:u w:val="single"/>
-          </w:rPr>
-          <w:t>1 Co 12:1–31,</w:t>
-        </w:r>
-      </w:hyperlink>
+      <w:r>
+        <w:rPr>
+          <w:lang w:val="es_ES" w:bidi="es_ES"/>
+        </w:rPr>
+        <w:t>1 Co 12:1–31,</w:t>
+      </w:r>
       <w:r>
         <w:rPr>
           <w:lang w:val="es_ES" w:bidi="es_ES"/>
         </w:rPr>
         <w:t xml:space="preserve"> </w:t>
       </w:r>
-      <w:hyperlink r:id="rId145">
-        <w:r>
-          <w:rPr>
-            <w:lang w:val="es_ES" w:bidi="es_ES"/>
-          </w:rPr>
-          <w:rPr>
-            <w:color w:val="0000EE"/>
-            <w:u w:val="single"/>
-          </w:rPr>
-          <w:t>Ef 4:7–16</w:t>
-        </w:r>
-      </w:hyperlink>
+      <w:r>
+        <w:rPr>
+          <w:lang w:val="es_ES" w:bidi="es_ES"/>
+        </w:rPr>
+        <w:t>Ef 4:7–16</w:t>
+      </w:r>
       <w:r>
         <w:rPr>
           <w:lang w:val="es_ES" w:bidi="es_ES"/>
@@ -6339,162 +5487,108 @@
         </w:rPr>
         <w:t>: esta doxología ha llevado a algunos a sugerir que una carta original de Pedro terminó aquí y que se añadió otra. Las doxologías en el Nuevo Testamento aparecen al final de las cartas (</w:t>
       </w:r>
-      <w:hyperlink r:id="rId146">
-        <w:r>
-          <w:rPr>
-            <w:lang w:val="es_ES" w:bidi="es_ES"/>
-          </w:rPr>
-          <w:rPr>
-            <w:color w:val="0000EE"/>
-            <w:u w:val="single"/>
-          </w:rPr>
-          <w:t>Ro 16:25–27,</w:t>
-        </w:r>
-      </w:hyperlink>
+      <w:r>
+        <w:rPr>
+          <w:lang w:val="es_ES" w:bidi="es_ES"/>
+        </w:rPr>
+        <w:t>Ro 16:25–27,</w:t>
+      </w:r>
       <w:r>
         <w:rPr>
           <w:lang w:val="es_ES" w:bidi="es_ES"/>
         </w:rPr>
         <w:t xml:space="preserve"> </w:t>
       </w:r>
-      <w:hyperlink r:id="rId147">
-        <w:r>
-          <w:rPr>
-            <w:lang w:val="es_ES" w:bidi="es_ES"/>
-          </w:rPr>
-          <w:rPr>
-            <w:color w:val="0000EE"/>
-            <w:u w:val="single"/>
-          </w:rPr>
-          <w:t>Fil 4:20,</w:t>
-        </w:r>
-      </w:hyperlink>
+      <w:r>
+        <w:rPr>
+          <w:lang w:val="es_ES" w:bidi="es_ES"/>
+        </w:rPr>
+        <w:t>Fil 4:20,</w:t>
+      </w:r>
       <w:r>
         <w:rPr>
           <w:lang w:val="es_ES" w:bidi="es_ES"/>
         </w:rPr>
         <w:t xml:space="preserve"> </w:t>
       </w:r>
-      <w:hyperlink r:id="rId148">
-        <w:r>
-          <w:rPr>
-            <w:lang w:val="es_ES" w:bidi="es_ES"/>
-          </w:rPr>
-          <w:rPr>
-            <w:color w:val="0000EE"/>
-            <w:u w:val="single"/>
-          </w:rPr>
-          <w:t>Hb 13:21,</w:t>
-        </w:r>
-      </w:hyperlink>
+      <w:r>
+        <w:rPr>
+          <w:lang w:val="es_ES" w:bidi="es_ES"/>
+        </w:rPr>
+        <w:t>Hb 13:21,</w:t>
+      </w:r>
       <w:r>
         <w:rPr>
           <w:lang w:val="es_ES" w:bidi="es_ES"/>
         </w:rPr>
         <w:t xml:space="preserve"> </w:t>
       </w:r>
-      <w:hyperlink r:id="rId149">
-        <w:r>
-          <w:rPr>
-            <w:lang w:val="es_ES" w:bidi="es_ES"/>
-          </w:rPr>
-          <w:rPr>
-            <w:color w:val="0000EE"/>
-            <w:u w:val="single"/>
-          </w:rPr>
-          <w:t>2 Pe 3:18,</w:t>
-        </w:r>
-      </w:hyperlink>
+      <w:r>
+        <w:rPr>
+          <w:lang w:val="es_ES" w:bidi="es_ES"/>
+        </w:rPr>
+        <w:t>2 Pe 3:18,</w:t>
+      </w:r>
       <w:r>
         <w:rPr>
           <w:lang w:val="es_ES" w:bidi="es_ES"/>
         </w:rPr>
         <w:t xml:space="preserve"> </w:t>
       </w:r>
-      <w:hyperlink r:id="rId150">
-        <w:r>
-          <w:rPr>
-            <w:lang w:val="es_ES" w:bidi="es_ES"/>
-          </w:rPr>
-          <w:rPr>
-            <w:color w:val="0000EE"/>
-            <w:u w:val="single"/>
-          </w:rPr>
-          <w:t>Jd 1:24–25</w:t>
-        </w:r>
-      </w:hyperlink>
+      <w:r>
+        <w:rPr>
+          <w:lang w:val="es_ES" w:bidi="es_ES"/>
+        </w:rPr>
+        <w:t>Jd 1:24–25</w:t>
+      </w:r>
       <w:r>
         <w:rPr>
           <w:lang w:val="es_ES" w:bidi="es_ES"/>
         </w:rPr>
         <w:t>), pero también al final de secciones dentro de las cartas (</w:t>
       </w:r>
-      <w:hyperlink r:id="rId151">
-        <w:r>
-          <w:rPr>
-            <w:lang w:val="es_ES" w:bidi="es_ES"/>
-          </w:rPr>
-          <w:rPr>
-            <w:color w:val="0000EE"/>
-            <w:u w:val="single"/>
-          </w:rPr>
-          <w:t>Ro 11:36,</w:t>
-        </w:r>
-      </w:hyperlink>
+      <w:r>
+        <w:rPr>
+          <w:lang w:val="es_ES" w:bidi="es_ES"/>
+        </w:rPr>
+        <w:t>Ro 11:36,</w:t>
+      </w:r>
       <w:r>
         <w:rPr>
           <w:lang w:val="es_ES" w:bidi="es_ES"/>
         </w:rPr>
         <w:t xml:space="preserve"> </w:t>
       </w:r>
-      <w:hyperlink r:id="rId152">
-        <w:r>
-          <w:rPr>
-            <w:lang w:val="es_ES" w:bidi="es_ES"/>
-          </w:rPr>
-          <w:rPr>
-            <w:color w:val="0000EE"/>
-            <w:u w:val="single"/>
-          </w:rPr>
-          <w:t>Ga 1:5,</w:t>
-        </w:r>
-      </w:hyperlink>
+      <w:r>
+        <w:rPr>
+          <w:lang w:val="es_ES" w:bidi="es_ES"/>
+        </w:rPr>
+        <w:t>Ga 1:5,</w:t>
+      </w:r>
       <w:r>
         <w:rPr>
           <w:lang w:val="es_ES" w:bidi="es_ES"/>
         </w:rPr>
         <w:t xml:space="preserve"> </w:t>
       </w:r>
-      <w:hyperlink r:id="rId153">
-        <w:r>
-          <w:rPr>
-            <w:lang w:val="es_ES" w:bidi="es_ES"/>
-          </w:rPr>
-          <w:rPr>
-            <w:color w:val="0000EE"/>
-            <w:u w:val="single"/>
-          </w:rPr>
-          <w:t>Ef 3:21,</w:t>
-        </w:r>
-      </w:hyperlink>
+      <w:r>
+        <w:rPr>
+          <w:lang w:val="es_ES" w:bidi="es_ES"/>
+        </w:rPr>
+        <w:t>Ef 3:21,</w:t>
+      </w:r>
       <w:r>
         <w:rPr>
           <w:lang w:val="es_ES" w:bidi="es_ES"/>
         </w:rPr>
         <w:t xml:space="preserve"> </w:t>
       </w:r>
-      <w:hyperlink r:id="rId154">
-        <w:r>
-          <w:rPr>
-            <w:lang w:val="es_ES" w:bidi="es_ES"/>
-          </w:rPr>
-          <w:rPr>
-            <w:color w:val="0000EE"/>
-            <w:u w:val="single"/>
-          </w:rPr>
-          <w:t>1 Tm 1:17</w:t>
-        </w:r>
-      </w:hyperlink>
+      <w:r>
+        <w:rPr>
+          <w:lang w:val="es_ES" w:bidi="es_ES"/>
+        </w:rPr>
+        <w:t>1 Tm 1:17</w:t>
+      </w:r>
       <w:r>
         <w:rPr>
           <w:lang w:val="es_ES" w:bidi="es_ES"/>
@@ -6555,72 +5649,48 @@
         </w:rPr>
         <w:t xml:space="preserve"> los cristianos, especialmente aquellos que buscan llevar vidas piadosas, pueden esperar enfrentar la hostilidad de un mundo pecaminoso (ver </w:t>
       </w:r>
-      <w:hyperlink r:id="rId155">
-        <w:r>
-          <w:rPr>
-            <w:lang w:val="es_ES" w:bidi="es_ES"/>
-          </w:rPr>
-          <w:rPr>
-            <w:color w:val="0000EE"/>
-            <w:u w:val="single"/>
-          </w:rPr>
-          <w:t>Jn 16:33,</w:t>
-        </w:r>
-      </w:hyperlink>
+      <w:r>
+        <w:rPr>
+          <w:lang w:val="es_ES" w:bidi="es_ES"/>
+        </w:rPr>
+        <w:t>Jn 16:33,</w:t>
+      </w:r>
       <w:r>
         <w:rPr>
           <w:lang w:val="es_ES" w:bidi="es_ES"/>
         </w:rPr>
         <w:t xml:space="preserve"> </w:t>
       </w:r>
-      <w:hyperlink r:id="rId156">
-        <w:r>
-          <w:rPr>
-            <w:lang w:val="es_ES" w:bidi="es_ES"/>
-          </w:rPr>
-          <w:rPr>
-            <w:color w:val="0000EE"/>
-            <w:u w:val="single"/>
-          </w:rPr>
-          <w:t>Hc 14:22,</w:t>
-        </w:r>
-      </w:hyperlink>
+      <w:r>
+        <w:rPr>
+          <w:lang w:val="es_ES" w:bidi="es_ES"/>
+        </w:rPr>
+        <w:t>Hc 14:22,</w:t>
+      </w:r>
       <w:r>
         <w:rPr>
           <w:lang w:val="es_ES" w:bidi="es_ES"/>
         </w:rPr>
         <w:t xml:space="preserve"> </w:t>
       </w:r>
-      <w:hyperlink r:id="rId131">
-        <w:r>
-          <w:rPr>
-            <w:lang w:val="es_ES" w:bidi="es_ES"/>
-          </w:rPr>
-          <w:rPr>
-            <w:color w:val="0000EE"/>
-            <w:u w:val="single"/>
-          </w:rPr>
-          <w:t>Ro 8:17,</w:t>
-        </w:r>
-      </w:hyperlink>
+      <w:r>
+        <w:rPr>
+          <w:lang w:val="es_ES" w:bidi="es_ES"/>
+        </w:rPr>
+        <w:t>Ro 8:17,</w:t>
+      </w:r>
       <w:r>
         <w:rPr>
           <w:lang w:val="es_ES" w:bidi="es_ES"/>
         </w:rPr>
         <w:t xml:space="preserve"> </w:t>
       </w:r>
-      <w:hyperlink r:id="rId157">
-        <w:r>
-          <w:rPr>
-            <w:lang w:val="es_ES" w:bidi="es_ES"/>
-          </w:rPr>
-          <w:rPr>
-            <w:color w:val="0000EE"/>
-            <w:u w:val="single"/>
-          </w:rPr>
-          <w:t>Fil 1:29</w:t>
-        </w:r>
-      </w:hyperlink>
+      <w:r>
+        <w:rPr>
+          <w:lang w:val="es_ES" w:bidi="es_ES"/>
+        </w:rPr>
+        <w:t>Fil 1:29</w:t>
+      </w:r>
       <w:r>
         <w:rPr>
           <w:lang w:val="es_ES" w:bidi="es_ES"/>
@@ -6723,18 +5793,12 @@
         </w:rPr>
         <w:t xml:space="preserve">Los cristianos están llamados a sufrir con Cristo para luego ser glorificados con él (ver también </w:t>
       </w:r>
-      <w:hyperlink r:id="rId131">
-        <w:r>
-          <w:rPr>
-            <w:lang w:val="es_ES" w:bidi="es_ES"/>
-          </w:rPr>
-          <w:rPr>
-            <w:color w:val="0000EE"/>
-            <w:u w:val="single"/>
-          </w:rPr>
-          <w:t>Ro 8:17</w:t>
-        </w:r>
-      </w:hyperlink>
+      <w:r>
+        <w:rPr>
+          <w:lang w:val="es_ES" w:bidi="es_ES"/>
+        </w:rPr>
+        <w:t>Ro 8:17</w:t>
+      </w:r>
       <w:r>
         <w:rPr>
           <w:lang w:val="es_ES" w:bidi="es_ES"/>
@@ -6795,18 +5859,12 @@
         </w:rPr>
         <w:t xml:space="preserve">: este versículo refleja la enseñanza de Jesús en </w:t>
       </w:r>
-      <w:hyperlink r:id="rId158">
-        <w:r>
-          <w:rPr>
-            <w:lang w:val="es_ES" w:bidi="es_ES"/>
-          </w:rPr>
-          <w:rPr>
-            <w:color w:val="0000EE"/>
-            <w:u w:val="single"/>
-          </w:rPr>
-          <w:t>Mt 5:11–12</w:t>
-        </w:r>
-      </w:hyperlink>
+      <w:r>
+        <w:rPr>
+          <w:lang w:val="es_ES" w:bidi="es_ES"/>
+        </w:rPr>
+        <w:t>Mt 5:11–12</w:t>
+      </w:r>
       <w:r>
         <w:rPr>
           <w:lang w:val="es_ES" w:bidi="es_ES"/>
@@ -6861,18 +5919,12 @@
         </w:rPr>
         <w:t xml:space="preserve">Aunque la evidencia es muy fragmentaria, es probable que la etiqueta "cristiano" (cf. </w:t>
       </w:r>
-      <w:hyperlink r:id="rId159">
-        <w:r>
-          <w:rPr>
-            <w:lang w:val="es_ES" w:bidi="es_ES"/>
-          </w:rPr>
-          <w:rPr>
-            <w:color w:val="0000EE"/>
-            <w:u w:val="single"/>
-          </w:rPr>
-          <w:t>Hc 11:26</w:t>
-        </w:r>
-      </w:hyperlink>
+      <w:r>
+        <w:rPr>
+          <w:lang w:val="es_ES" w:bidi="es_ES"/>
+        </w:rPr>
+        <w:t>Hc 11:26</w:t>
+      </w:r>
       <w:r>
         <w:rPr>
           <w:lang w:val="es_ES" w:bidi="es_ES"/>
@@ -6927,54 +5979,36 @@
         </w:rPr>
         <w:t>El juicio de Dios a menudo se representa como 'comenzando con la casa de Dios', es decir, con su propio pueblo, como un medio para purificarlos (</w:t>
       </w:r>
-      <w:hyperlink r:id="rId160">
-        <w:r>
-          <w:rPr>
-            <w:lang w:val="es_ES" w:bidi="es_ES"/>
-          </w:rPr>
-          <w:rPr>
-            <w:color w:val="0000EE"/>
-            <w:u w:val="single"/>
-          </w:rPr>
-          <w:t>Jr 25:29,</w:t>
-        </w:r>
-      </w:hyperlink>
+      <w:r>
+        <w:rPr>
+          <w:lang w:val="es_ES" w:bidi="es_ES"/>
+        </w:rPr>
+        <w:t>Jr 25:29,</w:t>
+      </w:r>
       <w:r>
         <w:rPr>
           <w:lang w:val="es_ES" w:bidi="es_ES"/>
         </w:rPr>
         <w:t xml:space="preserve"> </w:t>
       </w:r>
-      <w:hyperlink r:id="rId161">
-        <w:r>
-          <w:rPr>
-            <w:lang w:val="es_ES" w:bidi="es_ES"/>
-          </w:rPr>
-          <w:rPr>
-            <w:color w:val="0000EE"/>
-            <w:u w:val="single"/>
-          </w:rPr>
-          <w:t>Ez 9:5–6,</w:t>
-        </w:r>
-      </w:hyperlink>
+      <w:r>
+        <w:rPr>
+          <w:lang w:val="es_ES" w:bidi="es_ES"/>
+        </w:rPr>
+        <w:t>Ez 9:5–6,</w:t>
+      </w:r>
       <w:r>
         <w:rPr>
           <w:lang w:val="es_ES" w:bidi="es_ES"/>
         </w:rPr>
         <w:t xml:space="preserve"> </w:t>
       </w:r>
-      <w:hyperlink r:id="rId162">
-        <w:r>
-          <w:rPr>
-            <w:lang w:val="es_ES" w:bidi="es_ES"/>
-          </w:rPr>
-          <w:rPr>
-            <w:color w:val="0000EE"/>
-            <w:u w:val="single"/>
-          </w:rPr>
-          <w:t>Ml 3:1–6</w:t>
-        </w:r>
-      </w:hyperlink>
+      <w:r>
+        <w:rPr>
+          <w:lang w:val="es_ES" w:bidi="es_ES"/>
+        </w:rPr>
+        <w:t>Ml 3:1–6</w:t>
+      </w:r>
       <w:r>
         <w:rPr>
           <w:lang w:val="es_ES" w:bidi="es_ES"/>
@@ -7029,90 +6063,60 @@
         </w:rPr>
         <w:t xml:space="preserve">Los ancianos eran los líderes espirituales de las primeras iglesias (ver también </w:t>
       </w:r>
-      <w:hyperlink r:id="rId163">
-        <w:r>
-          <w:rPr>
-            <w:lang w:val="es_ES" w:bidi="es_ES"/>
-          </w:rPr>
-          <w:rPr>
-            <w:color w:val="0000EE"/>
-            <w:u w:val="single"/>
-          </w:rPr>
-          <w:t>Hc 14:23,</w:t>
-        </w:r>
-      </w:hyperlink>
+      <w:r>
+        <w:rPr>
+          <w:lang w:val="es_ES" w:bidi="es_ES"/>
+        </w:rPr>
+        <w:t>Hc 14:23,</w:t>
+      </w:r>
       <w:r>
         <w:rPr>
           <w:lang w:val="es_ES" w:bidi="es_ES"/>
         </w:rPr>
         <w:t xml:space="preserve"> </w:t>
       </w:r>
-      <w:hyperlink r:id="rId164">
-        <w:r>
-          <w:rPr>
-            <w:lang w:val="es_ES" w:bidi="es_ES"/>
-          </w:rPr>
-          <w:rPr>
-            <w:color w:val="0000EE"/>
-            <w:u w:val="single"/>
-          </w:rPr>
-          <w:t>20:17,</w:t>
-        </w:r>
-      </w:hyperlink>
+      <w:r>
+        <w:rPr>
+          <w:lang w:val="es_ES" w:bidi="es_ES"/>
+        </w:rPr>
+        <w:t>20:17,</w:t>
+      </w:r>
       <w:r>
         <w:rPr>
           <w:lang w:val="es_ES" w:bidi="es_ES"/>
         </w:rPr>
         <w:t xml:space="preserve"> </w:t>
       </w:r>
-      <w:hyperlink r:id="rId165">
-        <w:r>
-          <w:rPr>
-            <w:lang w:val="es_ES" w:bidi="es_ES"/>
-          </w:rPr>
-          <w:rPr>
-            <w:color w:val="0000EE"/>
-            <w:u w:val="single"/>
-          </w:rPr>
-          <w:t>1 Tm 5:17–19,</w:t>
-        </w:r>
-      </w:hyperlink>
+      <w:r>
+        <w:rPr>
+          <w:lang w:val="es_ES" w:bidi="es_ES"/>
+        </w:rPr>
+        <w:t>1 Tm 5:17–19,</w:t>
+      </w:r>
       <w:r>
         <w:rPr>
           <w:lang w:val="es_ES" w:bidi="es_ES"/>
         </w:rPr>
         <w:t xml:space="preserve"> </w:t>
       </w:r>
-      <w:hyperlink r:id="rId166">
-        <w:r>
-          <w:rPr>
-            <w:lang w:val="es_ES" w:bidi="es_ES"/>
-          </w:rPr>
-          <w:rPr>
-            <w:color w:val="0000EE"/>
-            <w:u w:val="single"/>
-          </w:rPr>
-          <w:t>Tt 1:5,</w:t>
-        </w:r>
-      </w:hyperlink>
+      <w:r>
+        <w:rPr>
+          <w:lang w:val="es_ES" w:bidi="es_ES"/>
+        </w:rPr>
+        <w:t>Tt 1:5,</w:t>
+      </w:r>
       <w:r>
         <w:rPr>
           <w:lang w:val="es_ES" w:bidi="es_ES"/>
         </w:rPr>
         <w:t xml:space="preserve"> </w:t>
       </w:r>
-      <w:hyperlink r:id="rId167">
-        <w:r>
-          <w:rPr>
-            <w:lang w:val="es_ES" w:bidi="es_ES"/>
-          </w:rPr>
-          <w:rPr>
-            <w:color w:val="0000EE"/>
-            <w:u w:val="single"/>
-          </w:rPr>
-          <w:t>St 5:14</w:t>
-        </w:r>
-      </w:hyperlink>
+      <w:r>
+        <w:rPr>
+          <w:lang w:val="es_ES" w:bidi="es_ES"/>
+        </w:rPr>
+        <w:t>St 5:14</w:t>
+      </w:r>
       <w:r>
         <w:rPr>
           <w:lang w:val="es_ES" w:bidi="es_ES"/>
@@ -7180,72 +6184,48 @@
         </w:rPr>
         <w:t>Pedro concluye la carta con exhortaciones finales dirigidas a los ancianos (</w:t>
       </w:r>
-      <w:hyperlink r:id="rId168">
-        <w:r>
-          <w:rPr>
-            <w:lang w:val="es_ES" w:bidi="es_ES"/>
-          </w:rPr>
-          <w:rPr>
-            <w:color w:val="0000EE"/>
-            <w:u w:val="single"/>
-          </w:rPr>
-          <w:t>5:1–4</w:t>
-        </w:r>
-      </w:hyperlink>
+      <w:r>
+        <w:rPr>
+          <w:lang w:val="es_ES" w:bidi="es_ES"/>
+        </w:rPr>
+        <w:t>5:1–4</w:t>
+      </w:r>
       <w:r>
         <w:rPr>
           <w:lang w:val="es_ES" w:bidi="es_ES"/>
         </w:rPr>
         <w:t>), a los jóvenes (</w:t>
       </w:r>
-      <w:hyperlink r:id="rId169">
-        <w:r>
-          <w:rPr>
-            <w:lang w:val="es_ES" w:bidi="es_ES"/>
-          </w:rPr>
-          <w:rPr>
-            <w:color w:val="0000EE"/>
-            <w:u w:val="single"/>
-          </w:rPr>
-          <w:t>5:5</w:t>
-        </w:r>
-      </w:hyperlink>
+      <w:r>
+        <w:rPr>
+          <w:lang w:val="es_ES" w:bidi="es_ES"/>
+        </w:rPr>
+        <w:t>5:5</w:t>
+      </w:r>
       <w:r>
         <w:rPr>
           <w:lang w:val="es_ES" w:bidi="es_ES"/>
         </w:rPr>
         <w:t>) y a toda la iglesia (</w:t>
       </w:r>
-      <w:hyperlink r:id="rId170">
-        <w:r>
-          <w:rPr>
-            <w:lang w:val="es_ES" w:bidi="es_ES"/>
-          </w:rPr>
-          <w:rPr>
-            <w:color w:val="0000EE"/>
-            <w:u w:val="single"/>
-          </w:rPr>
-          <w:t>5:5–11</w:t>
-        </w:r>
-      </w:hyperlink>
+      <w:r>
+        <w:rPr>
+          <w:lang w:val="es_ES" w:bidi="es_ES"/>
+        </w:rPr>
+        <w:t>5:5–11</w:t>
+      </w:r>
       <w:r>
         <w:rPr>
           <w:lang w:val="es_ES" w:bidi="es_ES"/>
         </w:rPr>
         <w:t>). Estas exhortaciones son seguidas por saludos finales y un cierre (</w:t>
       </w:r>
-      <w:hyperlink r:id="rId171">
-        <w:r>
-          <w:rPr>
-            <w:lang w:val="es_ES" w:bidi="es_ES"/>
-          </w:rPr>
-          <w:rPr>
-            <w:color w:val="0000EE"/>
-            <w:u w:val="single"/>
-          </w:rPr>
-          <w:t>5:12–14</w:t>
-        </w:r>
-      </w:hyperlink>
+      <w:r>
+        <w:rPr>
+          <w:lang w:val="es_ES" w:bidi="es_ES"/>
+        </w:rPr>
+        <w:t>5:12–14</w:t>
+      </w:r>
       <w:r>
         <w:rPr>
           <w:lang w:val="es_ES" w:bidi="es_ES"/>
@@ -7373,18 +6353,12 @@
         </w:rPr>
         <w:t xml:space="preserve">: esta frase, en contraste con los ancianos, podría referirse a una clase particular de ministros, quizás ancianos en formación o aquellos que asistían a los ancianos de diversas maneras. Sin embargo, probablemente simplemente se refiere a los individuos más jóvenes en la iglesia (ver, por ejemplo, </w:t>
       </w:r>
-      <w:hyperlink r:id="rId172">
-        <w:r>
-          <w:rPr>
-            <w:lang w:val="es_ES" w:bidi="es_ES"/>
-          </w:rPr>
-          <w:rPr>
-            <w:color w:val="0000EE"/>
-            <w:u w:val="single"/>
-          </w:rPr>
-          <w:t>1 Jn 2:12–14</w:t>
-        </w:r>
-      </w:hyperlink>
+      <w:r>
+        <w:rPr>
+          <w:lang w:val="es_ES" w:bidi="es_ES"/>
+        </w:rPr>
+        <w:t>1 Jn 2:12–14</w:t>
+      </w:r>
       <w:r>
         <w:rPr>
           <w:lang w:val="es_ES" w:bidi="es_ES"/>
@@ -7500,54 +6474,36 @@
         </w:rPr>
         <w:t xml:space="preserve">Un poco de tiempo: los sufrimientos en esta tierra, aunque a veces parecen interminables, son en realidad solo momentáneos en comparación con la gloriosa eternidad que los creyentes pasarán con Dios (cf. </w:t>
       </w:r>
-      <w:hyperlink r:id="rId115">
-        <w:r>
-          <w:rPr>
-            <w:lang w:val="es_ES" w:bidi="es_ES"/>
-          </w:rPr>
-          <w:rPr>
-            <w:color w:val="0000EE"/>
-            <w:u w:val="single"/>
-          </w:rPr>
-          <w:t>1:6,</w:t>
-        </w:r>
-      </w:hyperlink>
+      <w:r>
+        <w:rPr>
+          <w:lang w:val="es_ES" w:bidi="es_ES"/>
+        </w:rPr>
+        <w:t>1:6,</w:t>
+      </w:r>
       <w:r>
         <w:rPr>
           <w:lang w:val="es_ES" w:bidi="es_ES"/>
         </w:rPr>
         <w:t xml:space="preserve"> </w:t>
       </w:r>
-      <w:hyperlink r:id="rId173">
-        <w:r>
-          <w:rPr>
-            <w:lang w:val="es_ES" w:bidi="es_ES"/>
-          </w:rPr>
-          <w:rPr>
-            <w:color w:val="0000EE"/>
-            <w:u w:val="single"/>
-          </w:rPr>
-          <w:t>Ro 8:18,</w:t>
-        </w:r>
-      </w:hyperlink>
+      <w:r>
+        <w:rPr>
+          <w:lang w:val="es_ES" w:bidi="es_ES"/>
+        </w:rPr>
+        <w:t>Ro 8:18,</w:t>
+      </w:r>
       <w:r>
         <w:rPr>
           <w:lang w:val="es_ES" w:bidi="es_ES"/>
         </w:rPr>
         <w:t xml:space="preserve"> </w:t>
       </w:r>
-      <w:hyperlink r:id="rId174">
-        <w:r>
-          <w:rPr>
-            <w:lang w:val="es_ES" w:bidi="es_ES"/>
-          </w:rPr>
-          <w:rPr>
-            <w:color w:val="0000EE"/>
-            <w:u w:val="single"/>
-          </w:rPr>
-          <w:t>2 Co 4:16–18</w:t>
-        </w:r>
-      </w:hyperlink>
+      <w:r>
+        <w:rPr>
+          <w:lang w:val="es_ES" w:bidi="es_ES"/>
+        </w:rPr>
+        <w:t>2 Co 4:16–18</w:t>
+      </w:r>
       <w:r>
         <w:rPr>
           <w:lang w:val="es_ES" w:bidi="es_ES"/>
@@ -7615,156 +6571,102 @@
         </w:rPr>
         <w:t>): Silas es la forma abreviada de Silvano; ambos nombres se refieren al mismo individuo. Silas fue el colega constante de Pablo después del tiempo del concilio en Jerusalem (</w:t>
       </w:r>
-      <w:hyperlink r:id="rId175">
-        <w:r>
-          <w:rPr>
-            <w:lang w:val="es_ES" w:bidi="es_ES"/>
-          </w:rPr>
-          <w:rPr>
-            <w:color w:val="0000EE"/>
-            <w:u w:val="single"/>
-          </w:rPr>
-          <w:t>Hc 15:40,</w:t>
-        </w:r>
-      </w:hyperlink>
+      <w:r>
+        <w:rPr>
+          <w:lang w:val="es_ES" w:bidi="es_ES"/>
+        </w:rPr>
+        <w:t>Hc 15:40,</w:t>
+      </w:r>
       <w:r>
         <w:rPr>
           <w:lang w:val="es_ES" w:bidi="es_ES"/>
         </w:rPr>
         <w:t xml:space="preserve"> </w:t>
       </w:r>
-      <w:hyperlink r:id="rId176">
-        <w:r>
-          <w:rPr>
-            <w:lang w:val="es_ES" w:bidi="es_ES"/>
-          </w:rPr>
-          <w:rPr>
-            <w:color w:val="0000EE"/>
-            <w:u w:val="single"/>
-          </w:rPr>
-          <w:t>16:19,</w:t>
-        </w:r>
-      </w:hyperlink>
+      <w:r>
+        <w:rPr>
+          <w:lang w:val="es_ES" w:bidi="es_ES"/>
+        </w:rPr>
+        <w:t>16:19,</w:t>
+      </w:r>
       <w:r>
         <w:rPr>
           <w:lang w:val="es_ES" w:bidi="es_ES"/>
         </w:rPr>
         <w:t xml:space="preserve"> </w:t>
       </w:r>
-      <w:hyperlink r:id="rId177">
-        <w:r>
-          <w:rPr>
-            <w:lang w:val="es_ES" w:bidi="es_ES"/>
-          </w:rPr>
-          <w:rPr>
-            <w:color w:val="0000EE"/>
-            <w:u w:val="single"/>
-          </w:rPr>
-          <w:t>17:10,</w:t>
-        </w:r>
-      </w:hyperlink>
+      <w:r>
+        <w:rPr>
+          <w:lang w:val="es_ES" w:bidi="es_ES"/>
+        </w:rPr>
+        <w:t>17:10,</w:t>
+      </w:r>
       <w:r>
         <w:rPr>
           <w:lang w:val="es_ES" w:bidi="es_ES"/>
         </w:rPr>
         <w:t xml:space="preserve"> </w:t>
       </w:r>
-      <w:hyperlink r:id="rId178">
-        <w:r>
-          <w:rPr>
-            <w:lang w:val="es_ES" w:bidi="es_ES"/>
-          </w:rPr>
-          <w:rPr>
-            <w:color w:val="0000EE"/>
-            <w:u w:val="single"/>
-          </w:rPr>
-          <w:t>14–15,</w:t>
-        </w:r>
-      </w:hyperlink>
+      <w:r>
+        <w:rPr>
+          <w:lang w:val="es_ES" w:bidi="es_ES"/>
+        </w:rPr>
+        <w:t>14–15,</w:t>
+      </w:r>
       <w:r>
         <w:rPr>
           <w:lang w:val="es_ES" w:bidi="es_ES"/>
         </w:rPr>
         <w:t xml:space="preserve"> </w:t>
       </w:r>
-      <w:hyperlink r:id="rId179">
-        <w:r>
-          <w:rPr>
-            <w:lang w:val="es_ES" w:bidi="es_ES"/>
-          </w:rPr>
-          <w:rPr>
-            <w:color w:val="0000EE"/>
-            <w:u w:val="single"/>
-          </w:rPr>
-          <w:t xml:space="preserve">18:5, </w:t>
-        </w:r>
-      </w:hyperlink>
-      <w:hyperlink r:id="rId180">
-        <w:r>
-          <w:rPr>
-            <w:lang w:val="es_ES" w:bidi="es_ES"/>
-          </w:rPr>
-          <w:rPr>
-            <w:color w:val="0000EE"/>
-            <w:u w:val="single"/>
-          </w:rPr>
-          <w:t>2 Co 1:19,</w:t>
-        </w:r>
-      </w:hyperlink>
+      <w:r>
+        <w:rPr>
+          <w:lang w:val="es_ES" w:bidi="es_ES"/>
+        </w:rPr>
+        <w:t xml:space="preserve">18:5, </w:t>
+      </w:r>
+      <w:r>
+        <w:rPr>
+          <w:lang w:val="es_ES" w:bidi="es_ES"/>
+        </w:rPr>
+        <w:t>2 Co 1:19,</w:t>
+      </w:r>
       <w:r>
         <w:rPr>
           <w:lang w:val="es_ES" w:bidi="es_ES"/>
         </w:rPr>
         <w:t xml:space="preserve"> </w:t>
       </w:r>
-      <w:hyperlink r:id="rId181">
-        <w:r>
-          <w:rPr>
-            <w:lang w:val="es_ES" w:bidi="es_ES"/>
-          </w:rPr>
-          <w:rPr>
-            <w:color w:val="0000EE"/>
-            <w:u w:val="single"/>
-          </w:rPr>
-          <w:t>1 Ts 1:1,</w:t>
-        </w:r>
-      </w:hyperlink>
+      <w:r>
+        <w:rPr>
+          <w:lang w:val="es_ES" w:bidi="es_ES"/>
+        </w:rPr>
+        <w:t>1 Ts 1:1,</w:t>
+      </w:r>
       <w:r>
         <w:rPr>
           <w:lang w:val="es_ES" w:bidi="es_ES"/>
         </w:rPr>
         <w:t xml:space="preserve"> </w:t>
       </w:r>
-      <w:hyperlink r:id="rId182">
-        <w:r>
-          <w:rPr>
-            <w:lang w:val="es_ES" w:bidi="es_ES"/>
-          </w:rPr>
-          <w:rPr>
-            <w:color w:val="0000EE"/>
-            <w:u w:val="single"/>
-          </w:rPr>
-          <w:t>2 Ts 1:1</w:t>
-        </w:r>
-      </w:hyperlink>
+      <w:r>
+        <w:rPr>
+          <w:lang w:val="es_ES" w:bidi="es_ES"/>
+        </w:rPr>
+        <w:t>2 Ts 1:1</w:t>
+      </w:r>
       <w:r>
         <w:rPr>
           <w:lang w:val="es_ES" w:bidi="es_ES"/>
         </w:rPr>
         <w:t>). No estamos seguros de cómo Silas terminó con Pedro en Roma, pero puede que haya viajado con Pablo o lo haya seguido (</w:t>
       </w:r>
-      <w:hyperlink r:id="rId183">
-        <w:r>
-          <w:rPr>
-            <w:lang w:val="es_ES" w:bidi="es_ES"/>
-          </w:rPr>
-          <w:rPr>
-            <w:color w:val="0000EE"/>
-            <w:u w:val="single"/>
-          </w:rPr>
-          <w:t>Hc 27:1–28:31</w:t>
-        </w:r>
-      </w:hyperlink>
+      <w:r>
+        <w:rPr>
+          <w:lang w:val="es_ES" w:bidi="es_ES"/>
+        </w:rPr>
+        <w:t>Hc 27:1–28:31</w:t>
+      </w:r>
       <w:r>
         <w:rPr>
           <w:lang w:val="es_ES" w:bidi="es_ES"/>
